--- a/Weekly Internship Journal.docx
+++ b/Weekly Internship Journal.docx
@@ -12,6 +12,7 @@
           <w:szCs w:val="20"/>
         </w:rPr>
       </w:pPr>
+      <w:proofErr w:type="spellStart"/>
       <w:r>
         <w:rPr>
           <w:b/>
@@ -19,7 +20,17 @@
           <w:sz w:val="20"/>
           <w:szCs w:val="20"/>
         </w:rPr>
-        <w:t>Wk 1: 31/8 – 4/9</w:t>
+        <w:t>Wk</w:t>
+      </w:r>
+      <w:proofErr w:type="spellEnd"/>
+      <w:r>
+        <w:rPr>
+          <w:b/>
+          <w:bCs/>
+          <w:sz w:val="20"/>
+          <w:szCs w:val="20"/>
+        </w:rPr>
+        <w:t xml:space="preserve"> 1: 31/8 – 4/9</w:t>
       </w:r>
     </w:p>
     <w:p>
@@ -56,105 +67,21 @@
           <w:szCs w:val="20"/>
         </w:rPr>
       </w:pPr>
-      <w:r>
-        <w:rPr>
-          <w:sz w:val="20"/>
-          <w:szCs w:val="20"/>
-        </w:rPr>
-        <w:t>CodeVision Academy</w:t>
-      </w:r>
-    </w:p>
-    <w:p>
-      <w:pPr>
-        <w:spacing w:line="240" w:lineRule="auto"/>
-        <w:rPr>
-          <w:b/>
-          <w:bCs/>
-          <w:sz w:val="20"/>
-          <w:szCs w:val="20"/>
-        </w:rPr>
-      </w:pPr>
-      <w:r>
-        <w:rPr>
-          <w:b/>
-          <w:bCs/>
-          <w:sz w:val="20"/>
-          <w:szCs w:val="20"/>
-        </w:rPr>
-        <w:t>Wk 2: 7/9 – 11/9</w:t>
-      </w:r>
-    </w:p>
-    <w:p>
-      <w:pPr>
-        <w:pStyle w:val="ListParagraph"/>
-        <w:numPr>
-          <w:ilvl w:val="0"/>
-          <w:numId w:val="2"/>
-        </w:numPr>
-        <w:spacing w:line="240" w:lineRule="auto"/>
-        <w:rPr>
-          <w:i/>
-          <w:iCs/>
-          <w:sz w:val="20"/>
-          <w:szCs w:val="20"/>
-        </w:rPr>
-      </w:pPr>
-      <w:r>
-        <w:rPr>
-          <w:i/>
-          <w:iCs/>
-          <w:sz w:val="20"/>
-          <w:szCs w:val="20"/>
-        </w:rPr>
-        <w:t>AS400 – Fundamentals [7/9]</w:t>
-      </w:r>
-    </w:p>
-    <w:p>
-      <w:pPr>
-        <w:pStyle w:val="ListParagraph"/>
-        <w:numPr>
-          <w:ilvl w:val="0"/>
-          <w:numId w:val="2"/>
-        </w:numPr>
-        <w:spacing w:line="240" w:lineRule="auto"/>
-        <w:rPr>
-          <w:i/>
-          <w:iCs/>
-          <w:sz w:val="20"/>
-          <w:szCs w:val="20"/>
-        </w:rPr>
-      </w:pPr>
-      <w:r>
-        <w:rPr>
-          <w:i/>
-          <w:iCs/>
-          <w:sz w:val="20"/>
-          <w:szCs w:val="20"/>
-        </w:rPr>
-        <w:t>Dash Mantine Components [7/9]</w:t>
-      </w:r>
-    </w:p>
-    <w:p>
-      <w:pPr>
-        <w:pStyle w:val="ListParagraph"/>
-        <w:numPr>
-          <w:ilvl w:val="0"/>
-          <w:numId w:val="2"/>
-        </w:numPr>
-        <w:spacing w:line="240" w:lineRule="auto"/>
-        <w:rPr>
-          <w:sz w:val="20"/>
-          <w:szCs w:val="20"/>
-        </w:rPr>
-      </w:pPr>
-      <w:r>
-        <w:rPr>
-          <w:b/>
-          <w:bCs/>
-          <w:sz w:val="20"/>
-          <w:szCs w:val="20"/>
-        </w:rPr>
-        <w:t>[TRAINING]</w:t>
+      <w:proofErr w:type="spellStart"/>
+      <w:r>
+        <w:rPr>
+          <w:sz w:val="20"/>
+          <w:szCs w:val="20"/>
+        </w:rPr>
+        <w:t>CodeVision</w:t>
+      </w:r>
+      <w:proofErr w:type="spellEnd"/>
+      <w:r>
+        <w:rPr>
+          <w:sz w:val="20"/>
+          <w:szCs w:val="20"/>
+        </w:rPr>
+        <w:t xml:space="preserve"> Academy</w:t>
       </w:r>
       <w:r>
         <w:rPr>
@@ -163,422 +90,6 @@
         </w:rPr>
         <w:t xml:space="preserve"> </w:t>
       </w:r>
-      <w:r>
-        <w:rPr>
-          <w:sz w:val="20"/>
-          <w:szCs w:val="20"/>
-        </w:rPr>
-        <w:t>Create web application using python Dash framework [</w:t>
-      </w:r>
-      <w:r>
-        <w:rPr>
-          <w:sz w:val="20"/>
-          <w:szCs w:val="20"/>
-        </w:rPr>
-        <w:t>8</w:t>
-      </w:r>
-      <w:r>
-        <w:rPr>
-          <w:sz w:val="20"/>
-          <w:szCs w:val="20"/>
-        </w:rPr>
-        <w:t>/9]</w:t>
-      </w:r>
-    </w:p>
-    <w:p>
-      <w:pPr>
-        <w:pStyle w:val="ListParagraph"/>
-        <w:numPr>
-          <w:ilvl w:val="0"/>
-          <w:numId w:val="2"/>
-        </w:numPr>
-        <w:spacing w:line="240" w:lineRule="auto"/>
-        <w:rPr>
-          <w:sz w:val="20"/>
-          <w:szCs w:val="20"/>
-        </w:rPr>
-      </w:pPr>
-      <w:r>
-        <w:rPr>
-          <w:sz w:val="20"/>
-          <w:szCs w:val="20"/>
-        </w:rPr>
-        <w:t>Design strategy for web page &amp; web components [</w:t>
-      </w:r>
-      <w:r>
-        <w:rPr>
-          <w:sz w:val="20"/>
-          <w:szCs w:val="20"/>
-        </w:rPr>
-        <w:t>8</w:t>
-      </w:r>
-      <w:r>
-        <w:rPr>
-          <w:sz w:val="20"/>
-          <w:szCs w:val="20"/>
-        </w:rPr>
-        <w:t>/9]</w:t>
-      </w:r>
-    </w:p>
-    <w:p>
-      <w:pPr>
-        <w:pStyle w:val="ListParagraph"/>
-        <w:numPr>
-          <w:ilvl w:val="0"/>
-          <w:numId w:val="2"/>
-        </w:numPr>
-        <w:spacing w:line="240" w:lineRule="auto"/>
-        <w:rPr>
-          <w:sz w:val="20"/>
-          <w:szCs w:val="20"/>
-        </w:rPr>
-      </w:pPr>
-      <w:r>
-        <w:rPr>
-          <w:noProof/>
-          <w:sz w:val="20"/>
-          <w:szCs w:val="20"/>
-        </w:rPr>
-        <mc:AlternateContent>
-          <mc:Choice Requires="wps">
-            <w:drawing>
-              <wp:anchor distT="0" distB="0" distL="114300" distR="114300" simplePos="0" relativeHeight="251659264" behindDoc="0" locked="0" layoutInCell="1" allowOverlap="1" wp14:anchorId="6141768E" wp14:editId="27A14AF5">
-                <wp:simplePos x="0" y="0"/>
-                <wp:positionH relativeFrom="column">
-                  <wp:posOffset>-36999</wp:posOffset>
-                </wp:positionH>
-                <wp:positionV relativeFrom="paragraph">
-                  <wp:posOffset>162277</wp:posOffset>
-                </wp:positionV>
-                <wp:extent cx="5671394" cy="2050793"/>
-                <wp:effectExtent l="0" t="0" r="24765" b="26035"/>
-                <wp:wrapNone/>
-                <wp:docPr id="768107592" name="Rectangle 2"/>
-                <wp:cNvGraphicFramePr/>
-                <a:graphic xmlns:a="http://schemas.openxmlformats.org/drawingml/2006/main">
-                  <a:graphicData uri="http://schemas.microsoft.com/office/word/2010/wordprocessingShape">
-                    <wps:wsp>
-                      <wps:cNvSpPr/>
-                      <wps:spPr>
-                        <a:xfrm>
-                          <a:off x="0" y="0"/>
-                          <a:ext cx="5671394" cy="2050793"/>
-                        </a:xfrm>
-                        <a:prstGeom prst="rect">
-                          <a:avLst/>
-                        </a:prstGeom>
-                        <a:noFill/>
-                        <a:ln>
-                          <a:solidFill>
-                            <a:schemeClr val="accent2"/>
-                          </a:solidFill>
-                        </a:ln>
-                      </wps:spPr>
-                      <wps:style>
-                        <a:lnRef idx="2">
-                          <a:schemeClr val="accent1">
-                            <a:shade val="15000"/>
-                          </a:schemeClr>
-                        </a:lnRef>
-                        <a:fillRef idx="1">
-                          <a:schemeClr val="accent1"/>
-                        </a:fillRef>
-                        <a:effectRef idx="0">
-                          <a:schemeClr val="accent1"/>
-                        </a:effectRef>
-                        <a:fontRef idx="minor">
-                          <a:schemeClr val="lt1"/>
-                        </a:fontRef>
-                      </wps:style>
-                      <wps:bodyPr rot="0" spcFirstLastPara="0" vertOverflow="overflow" horzOverflow="overflow" vert="horz" wrap="square" lIns="91440" tIns="45720" rIns="91440" bIns="45720" numCol="1" spcCol="0" rtlCol="0" fromWordArt="0" anchor="ctr" anchorCtr="0" forceAA="0" compatLnSpc="1">
-                        <a:prstTxWarp prst="textNoShape">
-                          <a:avLst/>
-                        </a:prstTxWarp>
-                        <a:noAutofit/>
-                      </wps:bodyPr>
-                    </wps:wsp>
-                  </a:graphicData>
-                </a:graphic>
-                <wp14:sizeRelV relativeFrom="margin">
-                  <wp14:pctHeight>0</wp14:pctHeight>
-                </wp14:sizeRelV>
-              </wp:anchor>
-            </w:drawing>
-          </mc:Choice>
-          <mc:Fallback>
-            <w:pict>
-              <v:rect w14:anchorId="40C4A0F8" id="Rectangle 2" o:spid="_x0000_s1026" style="position:absolute;margin-left:-2.9pt;margin-top:12.8pt;width:446.55pt;height:161.5pt;z-index:251659264;visibility:visible;mso-wrap-style:square;mso-height-percent:0;mso-wrap-distance-left:9pt;mso-wrap-distance-top:0;mso-wrap-distance-right:9pt;mso-wrap-distance-bottom:0;mso-position-horizontal:absolute;mso-position-horizontal-relative:text;mso-position-vertical:absolute;mso-position-vertical-relative:text;mso-height-percent:0;mso-height-relative:margin;v-text-anchor:middle" o:gfxdata="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" filled="f" strokecolor="#e97132 [3205]" strokeweight="1.5pt"/>
-            </w:pict>
-          </mc:Fallback>
-        </mc:AlternateContent>
-      </w:r>
-      <w:r>
-        <w:rPr>
-          <w:sz w:val="20"/>
-          <w:szCs w:val="20"/>
-        </w:rPr>
-        <w:t>[9/9]</w:t>
-      </w:r>
-    </w:p>
-    <w:p>
-      <w:pPr>
-        <w:pStyle w:val="ListParagraph"/>
-        <w:numPr>
-          <w:ilvl w:val="0"/>
-          <w:numId w:val="6"/>
-        </w:numPr>
-        <w:spacing w:line="240" w:lineRule="auto"/>
-        <w:rPr>
-          <w:sz w:val="20"/>
-          <w:szCs w:val="20"/>
-        </w:rPr>
-      </w:pPr>
-      <w:r>
-        <w:rPr>
-          <w:sz w:val="20"/>
-          <w:szCs w:val="20"/>
-        </w:rPr>
-        <w:t xml:space="preserve">Setup </w:t>
-      </w:r>
-    </w:p>
-    <w:p>
-      <w:pPr>
-        <w:spacing w:line="240" w:lineRule="auto"/>
-        <w:rPr>
-          <w:sz w:val="20"/>
-          <w:szCs w:val="20"/>
-        </w:rPr>
-      </w:pPr>
-      <w:r>
-        <w:rPr>
-          <w:sz w:val="20"/>
-          <w:szCs w:val="20"/>
-        </w:rPr>
-        <w:t xml:space="preserve">Open folder </w:t>
-      </w:r>
-      <w:r>
-        <w:rPr>
-          <w:sz w:val="20"/>
-          <w:szCs w:val="20"/>
-        </w:rPr>
-        <w:sym w:font="Wingdings" w:char="F0E0"/>
-      </w:r>
-      <w:r>
-        <w:rPr>
-          <w:sz w:val="20"/>
-          <w:szCs w:val="20"/>
-        </w:rPr>
-        <w:t xml:space="preserve"> ctrl+shift+P </w:t>
-      </w:r>
-      <w:r>
-        <w:rPr>
-          <w:sz w:val="20"/>
-          <w:szCs w:val="20"/>
-        </w:rPr>
-        <w:sym w:font="Wingdings" w:char="F0E0"/>
-      </w:r>
-      <w:r>
-        <w:rPr>
-          <w:sz w:val="20"/>
-          <w:szCs w:val="20"/>
-        </w:rPr>
-        <w:t xml:space="preserve"> &gt;terminal: select default profile </w:t>
-      </w:r>
-      <w:r>
-        <w:rPr>
-          <w:sz w:val="20"/>
-          <w:szCs w:val="20"/>
-        </w:rPr>
-        <w:sym w:font="Wingdings" w:char="F0E0"/>
-      </w:r>
-      <w:r>
-        <w:rPr>
-          <w:sz w:val="20"/>
-          <w:szCs w:val="20"/>
-        </w:rPr>
-        <w:t xml:space="preserve"> save file as test.py </w:t>
-      </w:r>
-    </w:p>
-    <w:p>
-      <w:pPr>
-        <w:pStyle w:val="ListParagraph"/>
-        <w:numPr>
-          <w:ilvl w:val="0"/>
-          <w:numId w:val="5"/>
-        </w:numPr>
-        <w:spacing w:line="240" w:lineRule="auto"/>
-        <w:rPr>
-          <w:sz w:val="20"/>
-          <w:szCs w:val="20"/>
-        </w:rPr>
-      </w:pPr>
-      <w:r>
-        <w:rPr>
-          <w:sz w:val="20"/>
-          <w:szCs w:val="20"/>
-        </w:rPr>
-        <w:t>Create virtual environment</w:t>
-      </w:r>
-    </w:p>
-    <w:p>
-      <w:pPr>
-        <w:spacing w:line="240" w:lineRule="auto"/>
-        <w:rPr>
-          <w:sz w:val="20"/>
-          <w:szCs w:val="20"/>
-        </w:rPr>
-      </w:pPr>
-      <w:r>
-        <w:rPr>
-          <w:sz w:val="20"/>
-          <w:szCs w:val="20"/>
-        </w:rPr>
-        <w:t xml:space="preserve">click lower right </w:t>
-      </w:r>
-      <w:r>
-        <w:rPr>
-          <w:sz w:val="20"/>
-          <w:szCs w:val="20"/>
-        </w:rPr>
-        <w:sym w:font="Wingdings" w:char="F0E0"/>
-      </w:r>
-      <w:r>
-        <w:rPr>
-          <w:sz w:val="20"/>
-          <w:szCs w:val="20"/>
-        </w:rPr>
-        <w:t xml:space="preserve"> + create virtual environment </w:t>
-      </w:r>
-      <w:r>
-        <w:rPr>
-          <w:sz w:val="20"/>
-          <w:szCs w:val="20"/>
-        </w:rPr>
-        <w:sym w:font="Wingdings" w:char="F0E0"/>
-      </w:r>
-      <w:r>
-        <w:rPr>
-          <w:sz w:val="20"/>
-          <w:szCs w:val="20"/>
-        </w:rPr>
-        <w:t xml:space="preserve"> .venv (packages will be installed here)</w:t>
-      </w:r>
-    </w:p>
-    <w:p>
-      <w:pPr>
-        <w:pStyle w:val="ListParagraph"/>
-        <w:numPr>
-          <w:ilvl w:val="0"/>
-          <w:numId w:val="4"/>
-        </w:numPr>
-        <w:spacing w:line="240" w:lineRule="auto"/>
-        <w:rPr>
-          <w:sz w:val="20"/>
-          <w:szCs w:val="20"/>
-        </w:rPr>
-      </w:pPr>
-      <w:r>
-        <w:rPr>
-          <w:sz w:val="20"/>
-          <w:szCs w:val="20"/>
-        </w:rPr>
-        <w:t>Install packages</w:t>
-      </w:r>
-    </w:p>
-    <w:p>
-      <w:pPr>
-        <w:spacing w:line="240" w:lineRule="auto"/>
-        <w:rPr>
-          <w:sz w:val="20"/>
-          <w:szCs w:val="20"/>
-        </w:rPr>
-      </w:pPr>
-      <w:r>
-        <w:rPr>
-          <w:sz w:val="20"/>
-          <w:szCs w:val="20"/>
-        </w:rPr>
-        <w:t xml:space="preserve">.venv </w:t>
-      </w:r>
-      <w:r>
-        <w:rPr>
-          <w:sz w:val="20"/>
-          <w:szCs w:val="20"/>
-        </w:rPr>
-        <w:sym w:font="Wingdings" w:char="F0E0"/>
-      </w:r>
-      <w:r>
-        <w:rPr>
-          <w:sz w:val="20"/>
-          <w:szCs w:val="20"/>
-        </w:rPr>
-        <w:t xml:space="preserve"> Scripts </w:t>
-      </w:r>
-      <w:r>
-        <w:rPr>
-          <w:sz w:val="20"/>
-          <w:szCs w:val="20"/>
-        </w:rPr>
-        <w:sym w:font="Wingdings" w:char="F0E0"/>
-      </w:r>
-      <w:r>
-        <w:rPr>
-          <w:sz w:val="20"/>
-          <w:szCs w:val="20"/>
-        </w:rPr>
-        <w:t xml:space="preserve"> activate.bat </w:t>
-      </w:r>
-      <w:r>
-        <w:rPr>
-          <w:sz w:val="20"/>
-          <w:szCs w:val="20"/>
-        </w:rPr>
-        <w:sym w:font="Wingdings" w:char="F0E0"/>
-      </w:r>
-      <w:r>
-        <w:rPr>
-          <w:sz w:val="20"/>
-          <w:szCs w:val="20"/>
-        </w:rPr>
-        <w:t xml:space="preserve"> right click &amp; copy-paste path into terminal </w:t>
-      </w:r>
-      <w:r>
-        <w:rPr>
-          <w:sz w:val="20"/>
-          <w:szCs w:val="20"/>
-        </w:rPr>
-        <w:sym w:font="Wingdings" w:char="F0E0"/>
-      </w:r>
-      <w:r>
-        <w:rPr>
-          <w:sz w:val="20"/>
-          <w:szCs w:val="20"/>
-        </w:rPr>
-        <w:t xml:space="preserve"> pip install --trusted-host pypi.org --trusted-host pypi.python.org --trusted-host files.pythonhosted.org dash </w:t>
-      </w:r>
-      <w:r>
-        <w:rPr>
-          <w:sz w:val="20"/>
-          <w:szCs w:val="20"/>
-        </w:rPr>
-        <w:sym w:font="Wingdings" w:char="F0E0"/>
-      </w:r>
-      <w:r>
-        <w:rPr>
-          <w:sz w:val="20"/>
-          <w:szCs w:val="20"/>
-        </w:rPr>
-        <w:t xml:space="preserve"> dash-mantine-components</w:t>
-      </w:r>
-    </w:p>
-    <w:p>
-      <w:pPr>
-        <w:spacing w:line="240" w:lineRule="auto"/>
-        <w:rPr>
-          <w:sz w:val="20"/>
-          <w:szCs w:val="20"/>
-        </w:rPr>
-      </w:pPr>
       <w:hyperlink r:id="rId7" w:history="1">
         <w:r>
           <w:rPr>
@@ -586,9 +97,47 @@
             <w:sz w:val="20"/>
             <w:szCs w:val="20"/>
           </w:rPr>
-          <w:t>web_server_complete.py</w:t>
+          <w:t>https://www.codevision-academy.com/intro.html</w:t>
         </w:r>
       </w:hyperlink>
+      <w:r>
+        <w:rPr>
+          <w:sz w:val="20"/>
+          <w:szCs w:val="20"/>
+        </w:rPr>
+        <w:t xml:space="preserve"> </w:t>
+      </w:r>
+    </w:p>
+    <w:p>
+      <w:pPr>
+        <w:spacing w:line="240" w:lineRule="auto"/>
+        <w:rPr>
+          <w:b/>
+          <w:bCs/>
+          <w:sz w:val="20"/>
+          <w:szCs w:val="20"/>
+        </w:rPr>
+      </w:pPr>
+      <w:proofErr w:type="spellStart"/>
+      <w:r>
+        <w:rPr>
+          <w:b/>
+          <w:bCs/>
+          <w:sz w:val="20"/>
+          <w:szCs w:val="20"/>
+        </w:rPr>
+        <w:t>Wk</w:t>
+      </w:r>
+      <w:proofErr w:type="spellEnd"/>
+      <w:r>
+        <w:rPr>
+          <w:b/>
+          <w:bCs/>
+          <w:sz w:val="20"/>
+          <w:szCs w:val="20"/>
+        </w:rPr>
+        <w:t xml:space="preserve"> 2: 7/9 – 11/9</w:t>
+      </w:r>
     </w:p>
     <w:p>
       <w:pPr>
@@ -612,7 +161,7 @@
           <w:sz w:val="20"/>
           <w:szCs w:val="20"/>
         </w:rPr>
-        <w:t>ATM SGS TBill Bond Functional Specs [9/9]</w:t>
+        <w:t>AS400 – Fundamentals [7/9]</w:t>
       </w:r>
     </w:p>
     <w:p>
@@ -637,7 +186,66 @@
           <w:sz w:val="20"/>
           <w:szCs w:val="20"/>
         </w:rPr>
-        <w:t>ACO System v1 [10/9]</w:t>
+        <w:t xml:space="preserve">Dash </w:t>
+      </w:r>
+      <w:proofErr w:type="spellStart"/>
+      <w:r>
+        <w:rPr>
+          <w:i/>
+          <w:iCs/>
+          <w:sz w:val="20"/>
+          <w:szCs w:val="20"/>
+        </w:rPr>
+        <w:t>Mantine</w:t>
+      </w:r>
+      <w:proofErr w:type="spellEnd"/>
+      <w:r>
+        <w:rPr>
+          <w:i/>
+          <w:iCs/>
+          <w:sz w:val="20"/>
+          <w:szCs w:val="20"/>
+        </w:rPr>
+        <w:t xml:space="preserve"> Components</w:t>
+      </w:r>
+      <w:r>
+        <w:rPr>
+          <w:i/>
+          <w:iCs/>
+          <w:sz w:val="20"/>
+          <w:szCs w:val="20"/>
+        </w:rPr>
+        <w:t xml:space="preserve"> </w:t>
+      </w:r>
+      <w:hyperlink r:id="rId8" w:history="1">
+        <w:r>
+          <w:rPr>
+            <w:rStyle w:val="Hyperlink"/>
+            <w:i/>
+            <w:iCs/>
+            <w:sz w:val="20"/>
+            <w:szCs w:val="20"/>
+          </w:rPr>
+          <w:t>https://www.dash-mantine-components.com/</w:t>
+        </w:r>
+      </w:hyperlink>
+      <w:r>
+        <w:rPr>
+          <w:i/>
+          <w:iCs/>
+          <w:sz w:val="20"/>
+          <w:szCs w:val="20"/>
+        </w:rPr>
+        <w:t xml:space="preserve">  </w:t>
+      </w:r>
+      <w:r>
+        <w:rPr>
+          <w:i/>
+          <w:iCs/>
+          <w:sz w:val="20"/>
+          <w:szCs w:val="20"/>
+        </w:rPr>
+        <w:t>[7/9]</w:t>
       </w:r>
     </w:p>
     <w:p>
@@ -655,26 +263,40 @@
       </w:pPr>
       <w:r>
         <w:rPr>
-          <w:sz w:val="20"/>
-          <w:szCs w:val="20"/>
-        </w:rPr>
-        <w:t>Prompt generation - For ACO Process Extraction</w:t>
-      </w:r>
-      <w:r>
-        <w:rPr>
-          <w:sz w:val="20"/>
-          <w:szCs w:val="20"/>
-        </w:rPr>
-        <w:t xml:space="preserve"> [10/9]</w:t>
-      </w:r>
-      <w:r>
-        <w:rPr>
-          <w:rFonts w:cs="Arial"/>
-          <w:kern w:val="0"/>
+          <w:b/>
+          <w:bCs/>
+          <w:sz w:val="20"/>
+          <w:szCs w:val="20"/>
+        </w:rPr>
+        <w:t>[TRAINING]</w:t>
+      </w:r>
+      <w:r>
+        <w:rPr>
           <w:sz w:val="20"/>
           <w:szCs w:val="20"/>
         </w:rPr>
         <w:t xml:space="preserve"> </w:t>
+      </w:r>
+      <w:r>
+        <w:rPr>
+          <w:sz w:val="20"/>
+          <w:szCs w:val="20"/>
+        </w:rPr>
+        <w:t>Create web application using python Dash framework [</w:t>
+      </w:r>
+      <w:r>
+        <w:rPr>
+          <w:sz w:val="20"/>
+          <w:szCs w:val="20"/>
+        </w:rPr>
+        <w:t>8</w:t>
+      </w:r>
+      <w:r>
+        <w:rPr>
+          <w:sz w:val="20"/>
+          <w:szCs w:val="20"/>
+        </w:rPr>
+        <w:t>/9]</w:t>
       </w:r>
     </w:p>
     <w:p>
@@ -692,6 +314,226 @@
       </w:pPr>
       <w:r>
         <w:rPr>
+          <w:sz w:val="20"/>
+          <w:szCs w:val="20"/>
+        </w:rPr>
+        <w:t>Design strategy for web page &amp; web components [</w:t>
+      </w:r>
+      <w:r>
+        <w:rPr>
+          <w:sz w:val="20"/>
+          <w:szCs w:val="20"/>
+        </w:rPr>
+        <w:t>8</w:t>
+      </w:r>
+      <w:r>
+        <w:rPr>
+          <w:sz w:val="20"/>
+          <w:szCs w:val="20"/>
+        </w:rPr>
+        <w:t>/9]</w:t>
+      </w:r>
+    </w:p>
+    <w:p>
+      <w:pPr>
+        <w:pStyle w:val="ListParagraph"/>
+        <w:numPr>
+          <w:ilvl w:val="0"/>
+          <w:numId w:val="2"/>
+        </w:numPr>
+        <w:spacing w:line="240" w:lineRule="auto"/>
+        <w:rPr>
+          <w:i/>
+          <w:iCs/>
+          <w:sz w:val="20"/>
+          <w:szCs w:val="20"/>
+        </w:rPr>
+      </w:pPr>
+      <w:r>
+        <w:rPr>
+          <w:i/>
+          <w:iCs/>
+          <w:sz w:val="20"/>
+          <w:szCs w:val="20"/>
+        </w:rPr>
+        <w:t xml:space="preserve">ATM SGS </w:t>
+      </w:r>
+      <w:proofErr w:type="spellStart"/>
+      <w:r>
+        <w:rPr>
+          <w:i/>
+          <w:iCs/>
+          <w:sz w:val="20"/>
+          <w:szCs w:val="20"/>
+        </w:rPr>
+        <w:t>TBill</w:t>
+      </w:r>
+      <w:proofErr w:type="spellEnd"/>
+      <w:r>
+        <w:rPr>
+          <w:i/>
+          <w:iCs/>
+          <w:sz w:val="20"/>
+          <w:szCs w:val="20"/>
+        </w:rPr>
+        <w:t xml:space="preserve"> Bond Functional Specs [9/9]</w:t>
+      </w:r>
+    </w:p>
+    <w:p>
+      <w:pPr>
+        <w:pStyle w:val="ListParagraph"/>
+        <w:numPr>
+          <w:ilvl w:val="1"/>
+          <w:numId w:val="12"/>
+        </w:numPr>
+        <w:spacing w:line="240" w:lineRule="auto"/>
+        <w:rPr>
+          <w:i/>
+          <w:iCs/>
+          <w:sz w:val="20"/>
+          <w:szCs w:val="20"/>
+        </w:rPr>
+      </w:pPr>
+      <w:r>
+        <w:rPr>
+          <w:sz w:val="20"/>
+          <w:szCs w:val="20"/>
+        </w:rPr>
+        <w:t xml:space="preserve">Read </w:t>
+      </w:r>
+      <w:proofErr w:type="gramStart"/>
+      <w:r>
+        <w:rPr>
+          <w:sz w:val="20"/>
+          <w:szCs w:val="20"/>
+        </w:rPr>
+        <w:t>thru</w:t>
+      </w:r>
+      <w:proofErr w:type="gramEnd"/>
+      <w:r>
+        <w:rPr>
+          <w:sz w:val="20"/>
+          <w:szCs w:val="20"/>
+        </w:rPr>
+        <w:t xml:space="preserve"> the doc &amp; took down own notes</w:t>
+      </w:r>
+    </w:p>
+    <w:p>
+      <w:pPr>
+        <w:pStyle w:val="ListParagraph"/>
+        <w:numPr>
+          <w:ilvl w:val="0"/>
+          <w:numId w:val="2"/>
+        </w:numPr>
+        <w:spacing w:line="240" w:lineRule="auto"/>
+        <w:rPr>
+          <w:i/>
+          <w:iCs/>
+          <w:sz w:val="20"/>
+          <w:szCs w:val="20"/>
+        </w:rPr>
+      </w:pPr>
+      <w:r>
+        <w:rPr>
+          <w:i/>
+          <w:iCs/>
+          <w:sz w:val="20"/>
+          <w:szCs w:val="20"/>
+        </w:rPr>
+        <w:t>ACO System v1 [10/9]</w:t>
+      </w:r>
+    </w:p>
+    <w:p>
+      <w:pPr>
+        <w:pStyle w:val="ListParagraph"/>
+        <w:numPr>
+          <w:ilvl w:val="1"/>
+          <w:numId w:val="11"/>
+        </w:numPr>
+        <w:spacing w:line="240" w:lineRule="auto"/>
+        <w:rPr>
+          <w:i/>
+          <w:iCs/>
+          <w:sz w:val="20"/>
+          <w:szCs w:val="20"/>
+        </w:rPr>
+      </w:pPr>
+      <w:r>
+        <w:rPr>
+          <w:sz w:val="20"/>
+          <w:szCs w:val="20"/>
+        </w:rPr>
+        <w:t xml:space="preserve">Read </w:t>
+      </w:r>
+      <w:proofErr w:type="gramStart"/>
+      <w:r>
+        <w:rPr>
+          <w:sz w:val="20"/>
+          <w:szCs w:val="20"/>
+        </w:rPr>
+        <w:t>thru</w:t>
+      </w:r>
+      <w:proofErr w:type="gramEnd"/>
+      <w:r>
+        <w:rPr>
+          <w:sz w:val="20"/>
+          <w:szCs w:val="20"/>
+        </w:rPr>
+        <w:t xml:space="preserve"> the doc &amp; took down own notes</w:t>
+      </w:r>
+    </w:p>
+    <w:p>
+      <w:pPr>
+        <w:pStyle w:val="ListParagraph"/>
+        <w:numPr>
+          <w:ilvl w:val="0"/>
+          <w:numId w:val="2"/>
+        </w:numPr>
+        <w:spacing w:line="240" w:lineRule="auto"/>
+        <w:rPr>
+          <w:sz w:val="20"/>
+          <w:szCs w:val="20"/>
+        </w:rPr>
+      </w:pPr>
+      <w:r>
+        <w:rPr>
+          <w:sz w:val="20"/>
+          <w:szCs w:val="20"/>
+        </w:rPr>
+        <w:t>Prompt generation - For ACO Process Extraction</w:t>
+      </w:r>
+      <w:r>
+        <w:rPr>
+          <w:sz w:val="20"/>
+          <w:szCs w:val="20"/>
+        </w:rPr>
+        <w:t xml:space="preserve"> [10/9]</w:t>
+      </w:r>
+      <w:r>
+        <w:rPr>
+          <w:rFonts w:cs="Arial"/>
+          <w:kern w:val="0"/>
+          <w:sz w:val="20"/>
+          <w:szCs w:val="20"/>
+        </w:rPr>
+        <w:t xml:space="preserve"> </w:t>
+      </w:r>
+    </w:p>
+    <w:p>
+      <w:pPr>
+        <w:pStyle w:val="ListParagraph"/>
+        <w:numPr>
+          <w:ilvl w:val="0"/>
+          <w:numId w:val="2"/>
+        </w:numPr>
+        <w:spacing w:line="240" w:lineRule="auto"/>
+        <w:rPr>
+          <w:sz w:val="20"/>
+          <w:szCs w:val="20"/>
+        </w:rPr>
+      </w:pPr>
+      <w:r>
+        <w:rPr>
           <w:b/>
           <w:bCs/>
           <w:sz w:val="20"/>
@@ -704,14 +546,7 @@
           <w:sz w:val="20"/>
           <w:szCs w:val="20"/>
         </w:rPr>
-        <w:t xml:space="preserve"> </w:t>
-      </w:r>
-      <w:r>
-        <w:rPr>
-          <w:sz w:val="20"/>
-          <w:szCs w:val="20"/>
-        </w:rPr>
-        <w:t>Creating</w:t>
+        <w:t xml:space="preserve"> Creating</w:t>
       </w:r>
       <w:r>
         <w:rPr>
@@ -738,6 +573,7 @@
           <w:szCs w:val="20"/>
         </w:rPr>
       </w:pPr>
+      <w:proofErr w:type="spellStart"/>
       <w:r>
         <w:rPr>
           <w:b/>
@@ -745,7 +581,17 @@
           <w:sz w:val="20"/>
           <w:szCs w:val="20"/>
         </w:rPr>
-        <w:t>Wk 3: 14/9 – 18/9</w:t>
+        <w:t>Wk</w:t>
+      </w:r>
+      <w:proofErr w:type="spellEnd"/>
+      <w:r>
+        <w:rPr>
+          <w:b/>
+          <w:bCs/>
+          <w:sz w:val="20"/>
+          <w:szCs w:val="20"/>
+        </w:rPr>
+        <w:t xml:space="preserve"> 3: 14/9 – 18/9</w:t>
       </w:r>
     </w:p>
     <w:p>
@@ -784,35 +630,44 @@
           <w:sz w:val="20"/>
           <w:szCs w:val="20"/>
         </w:rPr>
+        <w:t xml:space="preserve"> Adding</w:t>
+      </w:r>
+      <w:r>
+        <w:rPr>
+          <w:sz w:val="20"/>
+          <w:szCs w:val="20"/>
+        </w:rPr>
+        <w:t xml:space="preserve"> Database Access to Web </w:t>
+      </w:r>
+      <w:r>
+        <w:rPr>
+          <w:sz w:val="20"/>
+          <w:szCs w:val="20"/>
+        </w:rPr>
+        <w:t>Applications</w:t>
+      </w:r>
+      <w:r>
+        <w:rPr>
+          <w:sz w:val="20"/>
+          <w:szCs w:val="20"/>
+        </w:rPr>
         <w:t xml:space="preserve"> </w:t>
       </w:r>
-      <w:r>
-        <w:rPr>
-          <w:sz w:val="20"/>
-          <w:szCs w:val="20"/>
-        </w:rPr>
-        <w:t>Adding</w:t>
-      </w:r>
-      <w:r>
-        <w:rPr>
-          <w:sz w:val="20"/>
-          <w:szCs w:val="20"/>
-        </w:rPr>
-        <w:t xml:space="preserve"> Database Access to Web </w:t>
-      </w:r>
-      <w:r>
-        <w:rPr>
-          <w:sz w:val="20"/>
-          <w:szCs w:val="20"/>
-        </w:rPr>
-        <w:t>Applications</w:t>
-      </w:r>
-      <w:r>
-        <w:rPr>
-          <w:sz w:val="20"/>
-          <w:szCs w:val="20"/>
-        </w:rPr>
-        <w:t xml:space="preserve"> To </w:t>
+      <w:proofErr w:type="gramStart"/>
+      <w:r>
+        <w:rPr>
+          <w:sz w:val="20"/>
+          <w:szCs w:val="20"/>
+        </w:rPr>
+        <w:t>To</w:t>
+      </w:r>
+      <w:proofErr w:type="gramEnd"/>
+      <w:r>
+        <w:rPr>
+          <w:sz w:val="20"/>
+          <w:szCs w:val="20"/>
+        </w:rPr>
+        <w:t xml:space="preserve"> </w:t>
       </w:r>
       <w:r>
         <w:rPr>
@@ -861,7 +716,23 @@
           <w:sz w:val="20"/>
           <w:szCs w:val="20"/>
         </w:rPr>
-        <w:t>Create sth w 2 tables (foreign keys)</w:t>
+        <w:t xml:space="preserve">Create </w:t>
+      </w:r>
+      <w:proofErr w:type="spellStart"/>
+      <w:r>
+        <w:rPr>
+          <w:sz w:val="20"/>
+          <w:szCs w:val="20"/>
+        </w:rPr>
+        <w:t>sth</w:t>
+      </w:r>
+      <w:proofErr w:type="spellEnd"/>
+      <w:r>
+        <w:rPr>
+          <w:sz w:val="20"/>
+          <w:szCs w:val="20"/>
+        </w:rPr>
+        <w:t xml:space="preserve"> w 2 tables (foreign keys)</w:t>
       </w:r>
     </w:p>
     <w:p>
@@ -882,14 +753,7 @@
           <w:sz w:val="20"/>
           <w:szCs w:val="20"/>
         </w:rPr>
-        <w:t>Use Mammoth library in python to convert a .docx file into a .md file</w:t>
-      </w:r>
-      <w:r>
-        <w:rPr>
-          <w:sz w:val="20"/>
-          <w:szCs w:val="20"/>
-        </w:rPr>
-        <w:t xml:space="preserve"> [15/9]</w:t>
+        <w:t>Use Mammoth library in python to convert a .docx file into a .md file [15/9]</w:t>
       </w:r>
     </w:p>
     <w:p>
@@ -910,7 +774,39 @@
           <w:sz w:val="20"/>
           <w:szCs w:val="20"/>
         </w:rPr>
-        <w:t>As a knowledge base administrator, I want to convert Microsoft Word (.docx) files into Markdown (.md) files, so that document content can be easily stored, indexed, version-controlled, and used by AI-powered knowledge management systems</w:t>
+        <w:t xml:space="preserve">As a knowledge base administrator, I want to convert Microsoft </w:t>
+      </w:r>
+      <w:proofErr w:type="gramStart"/>
+      <w:r>
+        <w:rPr>
+          <w:sz w:val="20"/>
+          <w:szCs w:val="20"/>
+        </w:rPr>
+        <w:t>Word (.</w:t>
+      </w:r>
+      <w:proofErr w:type="gramEnd"/>
+      <w:r>
+        <w:rPr>
+          <w:sz w:val="20"/>
+          <w:szCs w:val="20"/>
+        </w:rPr>
+        <w:t xml:space="preserve">docx) files into </w:t>
+      </w:r>
+      <w:proofErr w:type="gramStart"/>
+      <w:r>
+        <w:rPr>
+          <w:sz w:val="20"/>
+          <w:szCs w:val="20"/>
+        </w:rPr>
+        <w:t>Markdown (.</w:t>
+      </w:r>
+      <w:proofErr w:type="gramEnd"/>
+      <w:r>
+        <w:rPr>
+          <w:sz w:val="20"/>
+          <w:szCs w:val="20"/>
+        </w:rPr>
+        <w:t>md) files, so that document content can be easily stored, indexed, version-controlled, and used by AI-powered knowledge management systems</w:t>
       </w:r>
     </w:p>
     <w:p>
@@ -926,8 +822,8 @@
           <w:rFonts w:eastAsia="Times New Roman" w:cs="Segoe UI"/>
           <w:color w:val="242424"/>
           <w:kern w:val="0"/>
-          <w:sz w:val="21"/>
-          <w:szCs w:val="21"/>
+          <w:sz w:val="20"/>
+          <w:szCs w:val="20"/>
           <w14:ligatures w14:val="none"/>
         </w:rPr>
       </w:pPr>
@@ -936,22 +832,35 @@
           <w:rFonts w:eastAsia="Times New Roman" w:cs="Segoe UI"/>
           <w:color w:val="242424"/>
           <w:kern w:val="0"/>
-          <w:sz w:val="21"/>
-          <w:szCs w:val="21"/>
+          <w:sz w:val="20"/>
+          <w:szCs w:val="20"/>
           <w14:ligatures w14:val="none"/>
         </w:rPr>
-        <w:t>use the pandas openpyxl tabulate package to convert excel to markdown</w:t>
-      </w:r>
+        <w:t xml:space="preserve">use the pandas </w:t>
+      </w:r>
+      <w:proofErr w:type="spellStart"/>
       <w:r>
         <w:rPr>
           <w:rFonts w:eastAsia="Times New Roman" w:cs="Segoe UI"/>
           <w:color w:val="242424"/>
           <w:kern w:val="0"/>
-          <w:sz w:val="21"/>
-          <w:szCs w:val="21"/>
+          <w:sz w:val="20"/>
+          <w:szCs w:val="20"/>
           <w14:ligatures w14:val="none"/>
         </w:rPr>
-        <w:t xml:space="preserve"> [15/9]</w:t>
+        <w:t>openpyxl</w:t>
+      </w:r>
+      <w:proofErr w:type="spellEnd"/>
+      <w:r>
+        <w:rPr>
+          <w:rFonts w:eastAsia="Times New Roman" w:cs="Segoe UI"/>
+          <w:color w:val="242424"/>
+          <w:kern w:val="0"/>
+          <w:sz w:val="20"/>
+          <w:szCs w:val="20"/>
+          <w14:ligatures w14:val="none"/>
+        </w:rPr>
+        <w:t xml:space="preserve"> tabulate package to convert excel to markdown [15/9]</w:t>
       </w:r>
     </w:p>
     <w:p>
@@ -986,7 +895,23 @@
           <w:sz w:val="20"/>
           <w:szCs w:val="20"/>
         </w:rPr>
-        <w:t>I want to convert an uploaded Excel file (.xls, .xlsx) into a Markdown (.md) document,</w:t>
+        <w:t>I want to convert an uploaded Excel file (.</w:t>
+      </w:r>
+      <w:proofErr w:type="spellStart"/>
+      <w:r>
+        <w:rPr>
+          <w:sz w:val="20"/>
+          <w:szCs w:val="20"/>
+        </w:rPr>
+        <w:t>xls</w:t>
+      </w:r>
+      <w:proofErr w:type="spellEnd"/>
+      <w:r>
+        <w:rPr>
+          <w:sz w:val="20"/>
+          <w:szCs w:val="20"/>
+        </w:rPr>
+        <w:t>, .xlsx) into a Markdown (.md) document,</w:t>
       </w:r>
       <w:r>
         <w:rPr>
@@ -1000,7 +925,14 @@
           <w:sz w:val="20"/>
           <w:szCs w:val="20"/>
         </w:rPr>
-        <w:t>So that spreadsheet content can be easily stored, indexed, version-controlled, and consumed by AI/LLM-based applications</w:t>
+        <w:t>so</w:t>
+      </w:r>
+      <w:r>
+        <w:rPr>
+          <w:sz w:val="20"/>
+          <w:szCs w:val="20"/>
+        </w:rPr>
+        <w:t xml:space="preserve"> that spreadsheet content can be easily stored, indexed, version-controlled, and consumed by AI/LLM-based applications</w:t>
       </w:r>
     </w:p>
     <w:p>
@@ -1058,21 +990,7 @@
           <w:sz w:val="20"/>
           <w:szCs w:val="20"/>
         </w:rPr>
-        <w:t xml:space="preserve">code-vision.zip: </w:t>
-      </w:r>
-      <w:r>
-        <w:rPr>
-          <w:sz w:val="20"/>
-          <w:szCs w:val="20"/>
-        </w:rPr>
-        <w:t>practice tool calling function with sidebar chat</w:t>
-      </w:r>
-      <w:r>
-        <w:rPr>
-          <w:sz w:val="20"/>
-          <w:szCs w:val="20"/>
-        </w:rPr>
-        <w:t xml:space="preserve"> [17/9]</w:t>
+        <w:t>code-vision.zip: practice tool calling function with sidebar chat [17/9]</w:t>
       </w:r>
     </w:p>
     <w:p>
@@ -1090,6 +1008,7 @@
           <w:szCs w:val="20"/>
         </w:rPr>
       </w:pPr>
+      <w:proofErr w:type="spellStart"/>
       <w:r>
         <w:rPr>
           <w:i/>
@@ -1097,7 +1016,17 @@
           <w:sz w:val="20"/>
           <w:szCs w:val="20"/>
         </w:rPr>
-        <w:t>spirare OpenAI compliment doc [17/9]</w:t>
+        <w:t>spirare</w:t>
+      </w:r>
+      <w:proofErr w:type="spellEnd"/>
+      <w:r>
+        <w:rPr>
+          <w:i/>
+          <w:iCs/>
+          <w:sz w:val="20"/>
+          <w:szCs w:val="20"/>
+        </w:rPr>
+        <w:t xml:space="preserve"> OpenAI compliment doc [17/9]</w:t>
       </w:r>
     </w:p>
     <w:p>
@@ -1127,55 +1056,723 @@
           <w:sz w:val="20"/>
           <w:szCs w:val="20"/>
         </w:rPr>
+        <w:t xml:space="preserve"> Tool Calling with LLM Topics To Cover: Agentic workflow using </w:t>
+      </w:r>
+      <w:proofErr w:type="spellStart"/>
+      <w:r>
+        <w:rPr>
+          <w:sz w:val="20"/>
+          <w:szCs w:val="20"/>
+        </w:rPr>
+        <w:t>Langgraph</w:t>
+      </w:r>
+      <w:proofErr w:type="spellEnd"/>
+      <w:r>
+        <w:rPr>
+          <w:sz w:val="20"/>
+          <w:szCs w:val="20"/>
+        </w:rPr>
+        <w:t xml:space="preserve"> Exercises: Create your own agent workflows</w:t>
+      </w:r>
+      <w:r>
+        <w:rPr>
+          <w:sz w:val="20"/>
+          <w:szCs w:val="20"/>
+        </w:rPr>
+        <w:t xml:space="preserve"> [18/9]</w:t>
+      </w:r>
+    </w:p>
+    <w:p>
+      <w:pPr>
+        <w:spacing w:line="240" w:lineRule="auto"/>
+        <w:rPr>
+          <w:b/>
+          <w:bCs/>
+          <w:sz w:val="20"/>
+          <w:szCs w:val="20"/>
+        </w:rPr>
+      </w:pPr>
+      <w:proofErr w:type="spellStart"/>
+      <w:r>
+        <w:rPr>
+          <w:b/>
+          <w:bCs/>
+          <w:sz w:val="20"/>
+          <w:szCs w:val="20"/>
+        </w:rPr>
+        <w:t>Wk</w:t>
+      </w:r>
+      <w:proofErr w:type="spellEnd"/>
+      <w:r>
+        <w:rPr>
+          <w:b/>
+          <w:bCs/>
+          <w:sz w:val="20"/>
+          <w:szCs w:val="20"/>
+        </w:rPr>
+        <w:t xml:space="preserve"> 4: 21/9 – 25/9</w:t>
+      </w:r>
+    </w:p>
+    <w:p>
+      <w:pPr>
+        <w:pStyle w:val="ListParagraph"/>
+        <w:numPr>
+          <w:ilvl w:val="0"/>
+          <w:numId w:val="8"/>
+        </w:numPr>
+        <w:spacing w:line="240" w:lineRule="auto"/>
+        <w:rPr>
+          <w:sz w:val="20"/>
+          <w:szCs w:val="20"/>
+        </w:rPr>
+      </w:pPr>
+      <w:r>
+        <w:rPr>
+          <w:b/>
+          <w:bCs/>
+          <w:sz w:val="20"/>
+          <w:szCs w:val="20"/>
+        </w:rPr>
+        <w:t>[MEETING]</w:t>
+      </w:r>
+      <w:r>
+        <w:rPr>
+          <w:sz w:val="20"/>
+          <w:szCs w:val="20"/>
+        </w:rPr>
         <w:t xml:space="preserve"> </w:t>
       </w:r>
-      <w:r>
-        <w:rPr>
-          <w:sz w:val="20"/>
-          <w:szCs w:val="20"/>
-        </w:rPr>
-        <w:t>Tool Calling with LLM</w:t>
-      </w:r>
-      <w:r>
-        <w:rPr>
-          <w:sz w:val="20"/>
-          <w:szCs w:val="20"/>
-        </w:rPr>
-        <w:t xml:space="preserve"> </w:t>
-      </w:r>
-      <w:r>
-        <w:rPr>
-          <w:sz w:val="20"/>
-          <w:szCs w:val="20"/>
-        </w:rPr>
-        <w:t>Topics To Cover: Agentic workflow using Langgraph</w:t>
-      </w:r>
-      <w:r>
-        <w:rPr>
-          <w:sz w:val="20"/>
-          <w:szCs w:val="20"/>
-        </w:rPr>
-        <w:t xml:space="preserve"> </w:t>
-      </w:r>
-      <w:r>
-        <w:rPr>
-          <w:sz w:val="20"/>
-          <w:szCs w:val="20"/>
-        </w:rPr>
-        <w:t>Exercises: Create your own agent workflows</w:t>
-      </w:r>
-      <w:r>
-        <w:rPr>
-          <w:sz w:val="20"/>
-          <w:szCs w:val="20"/>
-        </w:rPr>
-        <w:t xml:space="preserve"> [18/9]</w:t>
+      <w:proofErr w:type="spellStart"/>
+      <w:r>
+        <w:rPr>
+          <w:sz w:val="20"/>
+          <w:szCs w:val="20"/>
+        </w:rPr>
+        <w:t>CodeVision</w:t>
+      </w:r>
+      <w:proofErr w:type="spellEnd"/>
+      <w:r>
+        <w:rPr>
+          <w:sz w:val="20"/>
+          <w:szCs w:val="20"/>
+        </w:rPr>
+        <w:t xml:space="preserve"> 1</w:t>
+      </w:r>
+      <w:r>
+        <w:rPr>
+          <w:sz w:val="20"/>
+          <w:szCs w:val="20"/>
+          <w:vertAlign w:val="superscript"/>
+        </w:rPr>
+        <w:t>st</w:t>
+      </w:r>
+      <w:r>
+        <w:rPr>
+          <w:sz w:val="20"/>
+          <w:szCs w:val="20"/>
+        </w:rPr>
+        <w:t xml:space="preserve"> Sprint - Stories &amp; Acceptance Criteria </w:t>
+      </w:r>
+      <w:proofErr w:type="spellStart"/>
+      <w:r>
+        <w:rPr>
+          <w:sz w:val="20"/>
+          <w:szCs w:val="20"/>
+        </w:rPr>
+        <w:t>Walkthru</w:t>
+      </w:r>
+      <w:proofErr w:type="spellEnd"/>
+      <w:r>
+        <w:rPr>
+          <w:sz w:val="20"/>
+          <w:szCs w:val="20"/>
+        </w:rPr>
+        <w:t xml:space="preserve"> [21/9]</w:t>
+      </w:r>
+    </w:p>
+    <w:p>
+      <w:pPr>
+        <w:pStyle w:val="ListParagraph"/>
+        <w:numPr>
+          <w:ilvl w:val="0"/>
+          <w:numId w:val="8"/>
+        </w:numPr>
+        <w:spacing w:line="240" w:lineRule="auto"/>
+        <w:rPr>
+          <w:sz w:val="20"/>
+          <w:szCs w:val="20"/>
+        </w:rPr>
+      </w:pPr>
+      <w:r>
+        <w:rPr>
+          <w:sz w:val="20"/>
+          <w:szCs w:val="20"/>
+        </w:rPr>
+        <w:t>Capability Matrix Upload</w:t>
+      </w:r>
+      <w:r>
+        <w:rPr>
+          <w:sz w:val="20"/>
+          <w:szCs w:val="20"/>
+        </w:rPr>
+        <w:t xml:space="preserve"> [21/9]</w:t>
+      </w:r>
+    </w:p>
+    <w:p>
+      <w:pPr>
+        <w:pStyle w:val="ListParagraph"/>
+        <w:numPr>
+          <w:ilvl w:val="1"/>
+          <w:numId w:val="8"/>
+        </w:numPr>
+        <w:spacing w:line="240" w:lineRule="auto"/>
+        <w:rPr>
+          <w:sz w:val="20"/>
+          <w:szCs w:val="20"/>
+        </w:rPr>
+      </w:pPr>
+      <w:r>
+        <w:rPr>
+          <w:sz w:val="20"/>
+          <w:szCs w:val="20"/>
+        </w:rPr>
+        <w:t>As a user, I want to upload capability matrices in spreadsheet formats so that application capabilities can be catalogued. After ingesting the capability matrix file. store the data into a table that will contain all the capabilities - TABLE COLUMNS, L1-L6 Capability, APP_CODE</w:t>
+      </w:r>
+    </w:p>
+    <w:p>
+      <w:pPr>
+        <w:numPr>
+          <w:ilvl w:val="2"/>
+          <w:numId w:val="8"/>
+        </w:numPr>
+        <w:shd w:val="clear" w:color="auto" w:fill="FFFFFF"/>
+        <w:spacing w:before="100" w:beforeAutospacing="1" w:after="100" w:afterAutospacing="1" w:line="240" w:lineRule="auto"/>
+        <w:rPr>
+          <w:rFonts w:eastAsia="Times New Roman" w:cs="Segoe UI"/>
+          <w:color w:val="242424"/>
+          <w:kern w:val="0"/>
+          <w:sz w:val="20"/>
+          <w:szCs w:val="20"/>
+          <w14:ligatures w14:val="none"/>
+        </w:rPr>
+      </w:pPr>
+      <w:r>
+        <w:rPr>
+          <w:rFonts w:eastAsia="Times New Roman" w:cs="Segoe UI"/>
+          <w:color w:val="242424"/>
+          <w:kern w:val="0"/>
+          <w:sz w:val="20"/>
+          <w:szCs w:val="20"/>
+          <w14:ligatures w14:val="none"/>
+        </w:rPr>
+        <w:t>ingest excel</w:t>
+      </w:r>
+    </w:p>
+    <w:p>
+      <w:pPr>
+        <w:numPr>
+          <w:ilvl w:val="2"/>
+          <w:numId w:val="8"/>
+        </w:numPr>
+        <w:shd w:val="clear" w:color="auto" w:fill="FFFFFF"/>
+        <w:spacing w:before="100" w:beforeAutospacing="1" w:after="100" w:afterAutospacing="1" w:line="240" w:lineRule="auto"/>
+        <w:rPr>
+          <w:rFonts w:eastAsia="Times New Roman" w:cs="Segoe UI"/>
+          <w:color w:val="242424"/>
+          <w:kern w:val="0"/>
+          <w:sz w:val="20"/>
+          <w:szCs w:val="20"/>
+          <w14:ligatures w14:val="none"/>
+        </w:rPr>
+      </w:pPr>
+      <w:r>
+        <w:rPr>
+          <w:rFonts w:eastAsia="Times New Roman" w:cs="Segoe UI"/>
+          <w:color w:val="242424"/>
+          <w:kern w:val="0"/>
+          <w:sz w:val="20"/>
+          <w:szCs w:val="20"/>
+          <w14:ligatures w14:val="none"/>
+        </w:rPr>
+        <w:t>convert pandas</w:t>
+      </w:r>
+    </w:p>
+    <w:p>
+      <w:pPr>
+        <w:numPr>
+          <w:ilvl w:val="2"/>
+          <w:numId w:val="8"/>
+        </w:numPr>
+        <w:shd w:val="clear" w:color="auto" w:fill="FFFFFF"/>
+        <w:spacing w:before="100" w:beforeAutospacing="1" w:after="100" w:afterAutospacing="1" w:line="240" w:lineRule="auto"/>
+        <w:rPr>
+          <w:rFonts w:eastAsia="Times New Roman" w:cs="Segoe UI"/>
+          <w:color w:val="242424"/>
+          <w:kern w:val="0"/>
+          <w:sz w:val="20"/>
+          <w:szCs w:val="20"/>
+          <w14:ligatures w14:val="none"/>
+        </w:rPr>
+      </w:pPr>
+      <w:r>
+        <w:rPr>
+          <w:rFonts w:eastAsia="Times New Roman" w:cs="Segoe UI"/>
+          <w:color w:val="242424"/>
+          <w:kern w:val="0"/>
+          <w:sz w:val="20"/>
+          <w:szCs w:val="20"/>
+          <w14:ligatures w14:val="none"/>
+        </w:rPr>
+        <w:t>Save</w:t>
+      </w:r>
+      <w:r>
+        <w:rPr>
+          <w:rFonts w:eastAsia="Times New Roman" w:cs="Segoe UI"/>
+          <w:color w:val="242424"/>
+          <w:kern w:val="0"/>
+          <w:sz w:val="20"/>
+          <w:szCs w:val="20"/>
+          <w14:ligatures w14:val="none"/>
+        </w:rPr>
+        <w:t xml:space="preserve"> to </w:t>
+      </w:r>
+      <w:proofErr w:type="spellStart"/>
+      <w:r>
+        <w:rPr>
+          <w:rFonts w:eastAsia="Times New Roman" w:cs="Segoe UI"/>
+          <w:color w:val="242424"/>
+          <w:kern w:val="0"/>
+          <w:sz w:val="20"/>
+          <w:szCs w:val="20"/>
+          <w14:ligatures w14:val="none"/>
+        </w:rPr>
+        <w:t>sqlite</w:t>
+      </w:r>
+      <w:proofErr w:type="spellEnd"/>
+      <w:r>
+        <w:rPr>
+          <w:rFonts w:eastAsia="Times New Roman" w:cs="Segoe UI"/>
+          <w:color w:val="242424"/>
+          <w:kern w:val="0"/>
+          <w:sz w:val="20"/>
+          <w:szCs w:val="20"/>
+          <w14:ligatures w14:val="none"/>
+        </w:rPr>
+        <w:t xml:space="preserve"> table</w:t>
+      </w:r>
+    </w:p>
+    <w:p>
+      <w:pPr>
+        <w:numPr>
+          <w:ilvl w:val="0"/>
+          <w:numId w:val="8"/>
+        </w:numPr>
+        <w:shd w:val="clear" w:color="auto" w:fill="FFFFFF"/>
+        <w:spacing w:before="100" w:beforeAutospacing="1" w:after="100" w:afterAutospacing="1" w:line="240" w:lineRule="auto"/>
+        <w:rPr>
+          <w:rFonts w:eastAsia="Times New Roman" w:cs="Segoe UI"/>
+          <w:color w:val="242424"/>
+          <w:kern w:val="0"/>
+          <w:sz w:val="20"/>
+          <w:szCs w:val="20"/>
+          <w14:ligatures w14:val="none"/>
+        </w:rPr>
+      </w:pPr>
+      <w:r>
+        <w:rPr>
+          <w:rFonts w:eastAsia="Times New Roman" w:cs="Segoe UI"/>
+          <w:color w:val="242424"/>
+          <w:kern w:val="0"/>
+          <w:sz w:val="20"/>
+          <w:szCs w:val="20"/>
+          <w14:ligatures w14:val="none"/>
+        </w:rPr>
+        <w:t>Capability Matrix Upload Trigger</w:t>
+      </w:r>
+      <w:r>
+        <w:rPr>
+          <w:rFonts w:eastAsia="Times New Roman" w:cs="Segoe UI"/>
+          <w:color w:val="242424"/>
+          <w:kern w:val="0"/>
+          <w:sz w:val="20"/>
+          <w:szCs w:val="20"/>
+          <w14:ligatures w14:val="none"/>
+        </w:rPr>
+        <w:t xml:space="preserve"> [22/9]</w:t>
+      </w:r>
+    </w:p>
+    <w:p>
+      <w:pPr>
+        <w:numPr>
+          <w:ilvl w:val="1"/>
+          <w:numId w:val="8"/>
+        </w:numPr>
+        <w:shd w:val="clear" w:color="auto" w:fill="FFFFFF"/>
+        <w:spacing w:before="100" w:beforeAutospacing="1" w:after="100" w:afterAutospacing="1" w:line="240" w:lineRule="auto"/>
+        <w:rPr>
+          <w:rFonts w:eastAsia="Times New Roman" w:cs="Segoe UI"/>
+          <w:color w:val="242424"/>
+          <w:kern w:val="0"/>
+          <w:sz w:val="20"/>
+          <w:szCs w:val="20"/>
+          <w14:ligatures w14:val="none"/>
+        </w:rPr>
+      </w:pPr>
+      <w:r>
+        <w:rPr>
+          <w:rFonts w:eastAsia="Times New Roman" w:cs="Segoe UI"/>
+          <w:color w:val="242424"/>
+          <w:kern w:val="0"/>
+          <w:sz w:val="20"/>
+          <w:szCs w:val="20"/>
+          <w14:ligatures w14:val="none"/>
+        </w:rPr>
+        <w:t xml:space="preserve">As a </w:t>
+      </w:r>
+      <w:r>
+        <w:rPr>
+          <w:rFonts w:eastAsia="Times New Roman" w:cs="Segoe UI"/>
+          <w:color w:val="242424"/>
+          <w:kern w:val="0"/>
+          <w:sz w:val="20"/>
+          <w:szCs w:val="20"/>
+          <w14:ligatures w14:val="none"/>
+        </w:rPr>
+        <w:t>user I</w:t>
+      </w:r>
+      <w:r>
+        <w:rPr>
+          <w:rFonts w:eastAsia="Times New Roman" w:cs="Segoe UI"/>
+          <w:color w:val="242424"/>
+          <w:kern w:val="0"/>
+          <w:sz w:val="20"/>
+          <w:szCs w:val="20"/>
+          <w14:ligatures w14:val="none"/>
+        </w:rPr>
+        <w:t xml:space="preserve"> want to have the capability to upload a capability matrix during application onboarding</w:t>
+      </w:r>
+    </w:p>
+    <w:p>
+      <w:pPr>
+        <w:numPr>
+          <w:ilvl w:val="2"/>
+          <w:numId w:val="8"/>
+        </w:numPr>
+        <w:shd w:val="clear" w:color="auto" w:fill="FFFFFF"/>
+        <w:spacing w:before="100" w:beforeAutospacing="1" w:after="100" w:afterAutospacing="1" w:line="240" w:lineRule="auto"/>
+        <w:rPr>
+          <w:rFonts w:eastAsia="Times New Roman" w:cs="Segoe UI"/>
+          <w:color w:val="242424"/>
+          <w:kern w:val="0"/>
+          <w:sz w:val="20"/>
+          <w:szCs w:val="20"/>
+          <w14:ligatures w14:val="none"/>
+        </w:rPr>
+      </w:pPr>
+      <w:r>
+        <w:rPr>
+          <w:rFonts w:eastAsia="Times New Roman" w:cs="Segoe UI"/>
+          <w:color w:val="242424"/>
+          <w:kern w:val="0"/>
+          <w:sz w:val="20"/>
+          <w:szCs w:val="20"/>
+          <w14:ligatures w14:val="none"/>
+        </w:rPr>
+        <w:t>Add a new component under layouts.onboard_application_page.py to be able to accept user upload of capability matrix from users</w:t>
+      </w:r>
+    </w:p>
+    <w:p>
+      <w:pPr>
+        <w:numPr>
+          <w:ilvl w:val="2"/>
+          <w:numId w:val="8"/>
+        </w:numPr>
+        <w:shd w:val="clear" w:color="auto" w:fill="FFFFFF"/>
+        <w:spacing w:before="100" w:beforeAutospacing="1" w:after="100" w:afterAutospacing="1" w:line="240" w:lineRule="auto"/>
+        <w:rPr>
+          <w:rFonts w:eastAsia="Times New Roman" w:cs="Segoe UI"/>
+          <w:color w:val="242424"/>
+          <w:kern w:val="0"/>
+          <w:sz w:val="20"/>
+          <w:szCs w:val="20"/>
+          <w14:ligatures w14:val="none"/>
+        </w:rPr>
+      </w:pPr>
+      <w:r>
+        <w:rPr>
+          <w:rFonts w:eastAsia="Times New Roman" w:cs="Segoe UI"/>
+          <w:color w:val="242424"/>
+          <w:kern w:val="0"/>
+          <w:sz w:val="20"/>
+          <w:szCs w:val="20"/>
+          <w14:ligatures w14:val="none"/>
+        </w:rPr>
+        <w:lastRenderedPageBreak/>
+        <w:t xml:space="preserve">Trigger the </w:t>
+      </w:r>
+      <w:proofErr w:type="spellStart"/>
+      <w:r>
+        <w:rPr>
+          <w:rFonts w:eastAsia="Times New Roman" w:cs="Segoe UI"/>
+          <w:color w:val="242424"/>
+          <w:kern w:val="0"/>
+          <w:sz w:val="20"/>
+          <w:szCs w:val="20"/>
+          <w14:ligatures w14:val="none"/>
+        </w:rPr>
+        <w:t>db_table_functions.db_tbl_</w:t>
+      </w:r>
+      <w:proofErr w:type="gramStart"/>
+      <w:r>
+        <w:rPr>
+          <w:rFonts w:eastAsia="Times New Roman" w:cs="Segoe UI"/>
+          <w:color w:val="242424"/>
+          <w:kern w:val="0"/>
+          <w:sz w:val="20"/>
+          <w:szCs w:val="20"/>
+          <w14:ligatures w14:val="none"/>
+        </w:rPr>
+        <w:t>capabilities.ingest</w:t>
+      </w:r>
+      <w:proofErr w:type="gramEnd"/>
+      <w:r>
+        <w:rPr>
+          <w:rFonts w:eastAsia="Times New Roman" w:cs="Segoe UI"/>
+          <w:color w:val="242424"/>
+          <w:kern w:val="0"/>
+          <w:sz w:val="20"/>
+          <w:szCs w:val="20"/>
+          <w14:ligatures w14:val="none"/>
+        </w:rPr>
+        <w:t>_capability_matrix</w:t>
+      </w:r>
+      <w:proofErr w:type="spellEnd"/>
+      <w:r>
+        <w:rPr>
+          <w:rFonts w:eastAsia="Times New Roman" w:cs="Segoe UI"/>
+          <w:color w:val="242424"/>
+          <w:kern w:val="0"/>
+          <w:sz w:val="20"/>
+          <w:szCs w:val="20"/>
+          <w14:ligatures w14:val="none"/>
+        </w:rPr>
+        <w:t xml:space="preserve"> whenever the user uploads the capability matrix</w:t>
+      </w:r>
+    </w:p>
+    <w:p>
+      <w:pPr>
+        <w:numPr>
+          <w:ilvl w:val="0"/>
+          <w:numId w:val="8"/>
+        </w:numPr>
+        <w:shd w:val="clear" w:color="auto" w:fill="FFFFFF"/>
+        <w:spacing w:before="100" w:beforeAutospacing="1" w:after="100" w:afterAutospacing="1" w:line="240" w:lineRule="auto"/>
+        <w:rPr>
+          <w:rFonts w:eastAsia="Times New Roman" w:cs="Segoe UI"/>
+          <w:color w:val="242424"/>
+          <w:kern w:val="0"/>
+          <w:sz w:val="20"/>
+          <w:szCs w:val="20"/>
+          <w14:ligatures w14:val="none"/>
+        </w:rPr>
+      </w:pPr>
+      <w:r>
+        <w:rPr>
+          <w:rFonts w:eastAsia="Times New Roman" w:cs="Segoe UI"/>
+          <w:color w:val="242424"/>
+          <w:kern w:val="0"/>
+          <w:sz w:val="20"/>
+          <w:szCs w:val="20"/>
+          <w14:ligatures w14:val="none"/>
+        </w:rPr>
+        <w:t>XML File</w:t>
+      </w:r>
+      <w:r>
+        <w:rPr>
+          <w:rFonts w:eastAsia="Times New Roman" w:cs="Segoe UI"/>
+          <w:color w:val="242424"/>
+          <w:kern w:val="0"/>
+          <w:sz w:val="20"/>
+          <w:szCs w:val="20"/>
+          <w14:ligatures w14:val="none"/>
+        </w:rPr>
+        <w:t xml:space="preserve"> Upload Trigger</w:t>
+      </w:r>
+      <w:r>
+        <w:rPr>
+          <w:rFonts w:eastAsia="Times New Roman" w:cs="Segoe UI"/>
+          <w:color w:val="242424"/>
+          <w:kern w:val="0"/>
+          <w:sz w:val="20"/>
+          <w:szCs w:val="20"/>
+          <w14:ligatures w14:val="none"/>
+        </w:rPr>
+        <w:t xml:space="preserve"> [2</w:t>
+      </w:r>
+      <w:r>
+        <w:rPr>
+          <w:rFonts w:eastAsia="Times New Roman" w:cs="Segoe UI"/>
+          <w:color w:val="242424"/>
+          <w:kern w:val="0"/>
+          <w:sz w:val="20"/>
+          <w:szCs w:val="20"/>
+          <w14:ligatures w14:val="none"/>
+        </w:rPr>
+        <w:t>3</w:t>
+      </w:r>
+      <w:r>
+        <w:rPr>
+          <w:rFonts w:eastAsia="Times New Roman" w:cs="Segoe UI"/>
+          <w:color w:val="242424"/>
+          <w:kern w:val="0"/>
+          <w:sz w:val="20"/>
+          <w:szCs w:val="20"/>
+          <w14:ligatures w14:val="none"/>
+        </w:rPr>
+        <w:t>/9]</w:t>
+      </w:r>
+    </w:p>
+    <w:p>
+      <w:pPr>
+        <w:numPr>
+          <w:ilvl w:val="1"/>
+          <w:numId w:val="8"/>
+        </w:numPr>
+        <w:shd w:val="clear" w:color="auto" w:fill="FFFFFF"/>
+        <w:spacing w:before="100" w:beforeAutospacing="1" w:after="100" w:afterAutospacing="1" w:line="240" w:lineRule="auto"/>
+        <w:rPr>
+          <w:rFonts w:eastAsia="Times New Roman" w:cs="Segoe UI"/>
+          <w:color w:val="242424"/>
+          <w:kern w:val="0"/>
+          <w:sz w:val="20"/>
+          <w:szCs w:val="20"/>
+          <w14:ligatures w14:val="none"/>
+        </w:rPr>
+      </w:pPr>
+      <w:r>
+        <w:rPr>
+          <w:rFonts w:eastAsia="Times New Roman" w:cs="Segoe UI"/>
+          <w:color w:val="242424"/>
+          <w:kern w:val="0"/>
+          <w:sz w:val="20"/>
+          <w:szCs w:val="20"/>
+          <w14:ligatures w14:val="none"/>
+        </w:rPr>
+        <w:t xml:space="preserve">As a user I want to have the capability to upload </w:t>
+      </w:r>
+      <w:proofErr w:type="gramStart"/>
+      <w:r>
+        <w:rPr>
+          <w:rFonts w:eastAsia="Times New Roman" w:cs="Segoe UI"/>
+          <w:color w:val="242424"/>
+          <w:kern w:val="0"/>
+          <w:sz w:val="20"/>
+          <w:szCs w:val="20"/>
+          <w14:ligatures w14:val="none"/>
+        </w:rPr>
+        <w:t xml:space="preserve">a </w:t>
+      </w:r>
+      <w:r>
+        <w:rPr>
+          <w:rFonts w:eastAsia="Times New Roman" w:cs="Segoe UI"/>
+          <w:color w:val="242424"/>
+          <w:kern w:val="0"/>
+          <w:sz w:val="20"/>
+          <w:szCs w:val="20"/>
+          <w14:ligatures w14:val="none"/>
+        </w:rPr>
+        <w:t>xml</w:t>
+      </w:r>
+      <w:proofErr w:type="gramEnd"/>
+      <w:r>
+        <w:rPr>
+          <w:rFonts w:eastAsia="Times New Roman" w:cs="Segoe UI"/>
+          <w:color w:val="242424"/>
+          <w:kern w:val="0"/>
+          <w:sz w:val="20"/>
+          <w:szCs w:val="20"/>
+          <w14:ligatures w14:val="none"/>
+        </w:rPr>
+        <w:t xml:space="preserve"> file</w:t>
+      </w:r>
+      <w:r>
+        <w:rPr>
+          <w:rFonts w:eastAsia="Times New Roman" w:cs="Segoe UI"/>
+          <w:color w:val="242424"/>
+          <w:kern w:val="0"/>
+          <w:sz w:val="20"/>
+          <w:szCs w:val="20"/>
+          <w14:ligatures w14:val="none"/>
+        </w:rPr>
+        <w:t xml:space="preserve"> during application onboarding</w:t>
+      </w:r>
+    </w:p>
+    <w:p>
+      <w:pPr>
+        <w:numPr>
+          <w:ilvl w:val="2"/>
+          <w:numId w:val="8"/>
+        </w:numPr>
+        <w:shd w:val="clear" w:color="auto" w:fill="FFFFFF"/>
+        <w:spacing w:before="100" w:beforeAutospacing="1" w:after="100" w:afterAutospacing="1" w:line="240" w:lineRule="auto"/>
+        <w:rPr>
+          <w:rFonts w:eastAsia="Times New Roman" w:cs="Segoe UI"/>
+          <w:color w:val="242424"/>
+          <w:kern w:val="0"/>
+          <w:sz w:val="20"/>
+          <w:szCs w:val="20"/>
+          <w14:ligatures w14:val="none"/>
+        </w:rPr>
+      </w:pPr>
+      <w:r>
+        <w:rPr>
+          <w:rFonts w:eastAsia="Times New Roman" w:cs="Segoe UI"/>
+          <w:color w:val="242424"/>
+          <w:kern w:val="0"/>
+          <w:sz w:val="20"/>
+          <w:szCs w:val="20"/>
+          <w14:ligatures w14:val="none"/>
+        </w:rPr>
+        <w:t xml:space="preserve">Add a new component under layouts.onboard_application_page.py to be able to accept user upload of </w:t>
+      </w:r>
+      <w:r>
+        <w:rPr>
+          <w:rFonts w:eastAsia="Times New Roman" w:cs="Segoe UI"/>
+          <w:color w:val="242424"/>
+          <w:kern w:val="0"/>
+          <w:sz w:val="20"/>
+          <w:szCs w:val="20"/>
+          <w14:ligatures w14:val="none"/>
+        </w:rPr>
+        <w:t>xml file</w:t>
+      </w:r>
+      <w:r>
+        <w:rPr>
+          <w:rFonts w:eastAsia="Times New Roman" w:cs="Segoe UI"/>
+          <w:color w:val="242424"/>
+          <w:kern w:val="0"/>
+          <w:sz w:val="20"/>
+          <w:szCs w:val="20"/>
+          <w14:ligatures w14:val="none"/>
+        </w:rPr>
+        <w:t xml:space="preserve"> from user</w:t>
+      </w:r>
+      <w:r>
+        <w:rPr>
+          <w:rFonts w:eastAsia="Times New Roman" w:cs="Segoe UI"/>
+          <w:color w:val="242424"/>
+          <w:kern w:val="0"/>
+          <w:sz w:val="20"/>
+          <w:szCs w:val="20"/>
+          <w14:ligatures w14:val="none"/>
+        </w:rPr>
+        <w:t>s</w:t>
       </w:r>
     </w:p>
     <w:sectPr>
-      <w:footerReference w:type="even" r:id="rId8"/>
-      <w:footerReference w:type="default" r:id="rId9"/>
-      <w:footerReference w:type="first" r:id="rId10"/>
+      <w:footerReference w:type="even" r:id="rId9"/>
+      <w:footerReference w:type="default" r:id="rId10"/>
+      <w:footerReference w:type="first" r:id="rId11"/>
       <w:pgSz w:w="12240" w:h="15840"/>
       <w:pgMar w:top="1440" w:right="1440" w:bottom="1440" w:left="1440" w:header="720" w:footer="720" w:gutter="0"/>
       <w:cols w:space="720"/>
@@ -1628,6 +2225,211 @@
 <file path=word/numbering.xml><?xml version="1.0" encoding="utf-8"?>
 <w:numbering xmlns:wpc="http://schemas.microsoft.com/office/word/2010/wordprocessingCanvas" xmlns:cx="http://schemas.microsoft.com/office/drawing/2014/chartex" xmlns:cx1="http://schemas.microsoft.com/office/drawing/2015/9/8/chartex" xmlns:cx2="http://schemas.microsoft.com/office/drawing/2015/10/21/chartex" xmlns:cx3="http://schemas.microsoft.com/office/drawing/2016/5/9/chartex" xmlns:cx4="http://schemas.microsoft.com/office/drawing/2016/5/10/chartex" xmlns:cx5="http://schemas.microsoft.com/office/drawing/2016/5/11/chartex" xmlns:cx6="http://schemas.microsoft.com/office/drawing/2016/5/12/chartex" xmlns:cx7="http://schemas.microsoft.com/office/drawing/2016/5/13/chartex" xmlns:cx8="http://schemas.microsoft.com/office/drawing/2016/5/14/chartex" xmlns:mc="http://schemas.openxmlformats.org/markup-compatibility/2006" xmlns:aink="http://schemas.microsoft.com/office/drawing/2016/ink" xmlns:am3d="http://schemas.microsoft.com/office/drawing/2017/model3d" xmlns:o="urn:schemas-microsoft-com:office:office" xmlns:oel="http://schemas.microsoft.com/office/2019/extlst" xmlns:r="http://schemas.openxmlformats.org/officeDocument/2006/relationships" xmlns:m="http://schemas.openxmlformats.org/officeDocument/2006/math" xmlns:v="urn:schemas-microsoft-com:vml" xmlns:wp14="http://schemas.microsoft.com/office/word/2010/wordprocessingDrawing" xmlns:wp="http://schemas.openxmlformats.org/drawingml/2006/wordprocessingDrawing" xmlns:w10="urn:schemas-microsoft-com:office:word" xmlns:w="http://schemas.openxmlformats.org/wordprocessingml/2006/main" xmlns:w14="http://schemas.microsoft.com/office/word/2010/wordml" xmlns:w15="http://schemas.microsoft.com/office/word/2012/wordml" xmlns:w16cei="http://schemas.microsoft.com/office/word/2026/wordml/cei" xmlns:w16cex="http://schemas.microsoft.com/office/word/2018/wordml/cex" xmlns:w16cid="http://schemas.microsoft.com/office/word/2016/wordml/cid" xmlns:w16="http://schemas.microsoft.com/office/word/2018/wordml" xmlns:w16du="http://schemas.microsoft.com/office/word/2023/wordml/word16du" xmlns:w16sdtdh="http://schemas.microsoft.com/office/word/2020/wordml/sdtdatahash" xmlns:w16sdtfl="http://schemas.microsoft.com/office/word/2024/wordml/sdtformatlock" xmlns:w16se="http://schemas.microsoft.com/office/word/2015/wordml/symex" xmlns:wpg="http://schemas.microsoft.com/office/word/2010/wordprocessingGroup" xmlns:wpi="http://schemas.microsoft.com/office/word/2010/wordprocessingInk" xmlns:wne="http://schemas.microsoft.com/office/word/2006/wordml" xmlns:wps="http://schemas.microsoft.com/office/word/2010/wordprocessingShape" mc:Ignorable="w14 w15 w16se w16cid w16 w16cex w16sdtdh w16sdtfl w16du wp14">
   <w:abstractNum w:abstractNumId="0" w15:restartNumberingAfterBreak="0">
+    <w:nsid w:val="00AC6E25"/>
+    <w:multiLevelType w:val="hybridMultilevel"/>
+    <w:tmpl w:val="36EA1C56"/>
+    <w:lvl w:ilvl="0" w:tplc="FFFFFFFF">
+      <w:start w:val="1"/>
+      <w:numFmt w:val="decimal"/>
+      <w:lvlText w:val="%1)"/>
+      <w:lvlJc w:val="left"/>
+      <w:pPr>
+        <w:ind w:left="720" w:hanging="360"/>
+      </w:pPr>
+      <w:rPr>
+        <w:rFonts w:hint="default"/>
+      </w:rPr>
+    </w:lvl>
+    <w:lvl w:ilvl="1" w:tplc="04090001">
+      <w:start w:val="1"/>
+      <w:numFmt w:val="bullet"/>
+      <w:lvlText w:val=""/>
+      <w:lvlJc w:val="left"/>
+      <w:pPr>
+        <w:ind w:left="1440" w:hanging="360"/>
+      </w:pPr>
+      <w:rPr>
+        <w:rFonts w:ascii="Symbol" w:hAnsi="Symbol" w:hint="default"/>
+      </w:rPr>
+    </w:lvl>
+    <w:lvl w:ilvl="2" w:tplc="FFFFFFFF" w:tentative="1">
+      <w:start w:val="1"/>
+      <w:numFmt w:val="lowerRoman"/>
+      <w:lvlText w:val="%3."/>
+      <w:lvlJc w:val="right"/>
+      <w:pPr>
+        <w:ind w:left="2160" w:hanging="180"/>
+      </w:pPr>
+    </w:lvl>
+    <w:lvl w:ilvl="3" w:tplc="FFFFFFFF" w:tentative="1">
+      <w:start w:val="1"/>
+      <w:numFmt w:val="decimal"/>
+      <w:lvlText w:val="%4."/>
+      <w:lvlJc w:val="left"/>
+      <w:pPr>
+        <w:ind w:left="2880" w:hanging="360"/>
+      </w:pPr>
+    </w:lvl>
+    <w:lvl w:ilvl="4" w:tplc="FFFFFFFF" w:tentative="1">
+      <w:start w:val="1"/>
+      <w:numFmt w:val="lowerLetter"/>
+      <w:lvlText w:val="%5."/>
+      <w:lvlJc w:val="left"/>
+      <w:pPr>
+        <w:ind w:left="3600" w:hanging="360"/>
+      </w:pPr>
+    </w:lvl>
+    <w:lvl w:ilvl="5" w:tplc="FFFFFFFF" w:tentative="1">
+      <w:start w:val="1"/>
+      <w:numFmt w:val="lowerRoman"/>
+      <w:lvlText w:val="%6."/>
+      <w:lvlJc w:val="right"/>
+      <w:pPr>
+        <w:ind w:left="4320" w:hanging="180"/>
+      </w:pPr>
+    </w:lvl>
+    <w:lvl w:ilvl="6" w:tplc="FFFFFFFF" w:tentative="1">
+      <w:start w:val="1"/>
+      <w:numFmt w:val="decimal"/>
+      <w:lvlText w:val="%7."/>
+      <w:lvlJc w:val="left"/>
+      <w:pPr>
+        <w:ind w:left="5040" w:hanging="360"/>
+      </w:pPr>
+    </w:lvl>
+    <w:lvl w:ilvl="7" w:tplc="FFFFFFFF" w:tentative="1">
+      <w:start w:val="1"/>
+      <w:numFmt w:val="lowerLetter"/>
+      <w:lvlText w:val="%8."/>
+      <w:lvlJc w:val="left"/>
+      <w:pPr>
+        <w:ind w:left="5760" w:hanging="360"/>
+      </w:pPr>
+    </w:lvl>
+    <w:lvl w:ilvl="8" w:tplc="FFFFFFFF" w:tentative="1">
+      <w:start w:val="1"/>
+      <w:numFmt w:val="lowerRoman"/>
+      <w:lvlText w:val="%9."/>
+      <w:lvlJc w:val="right"/>
+      <w:pPr>
+        <w:ind w:left="6480" w:hanging="180"/>
+      </w:pPr>
+    </w:lvl>
+  </w:abstractNum>
+  <w:abstractNum w:abstractNumId="1" w15:restartNumberingAfterBreak="0">
+    <w:nsid w:val="15175658"/>
+    <w:multiLevelType w:val="multilevel"/>
+    <w:tmpl w:val="72D03148"/>
+    <w:lvl w:ilvl="0">
+      <w:start w:val="1"/>
+      <w:numFmt w:val="decimal"/>
+      <w:lvlText w:val="%1."/>
+      <w:lvlJc w:val="left"/>
+      <w:pPr>
+        <w:tabs>
+          <w:tab w:val="num" w:pos="720"/>
+        </w:tabs>
+        <w:ind w:left="720" w:hanging="360"/>
+      </w:pPr>
+    </w:lvl>
+    <w:lvl w:ilvl="1" w:tentative="1">
+      <w:start w:val="1"/>
+      <w:numFmt w:val="decimal"/>
+      <w:lvlText w:val="%2."/>
+      <w:lvlJc w:val="left"/>
+      <w:pPr>
+        <w:tabs>
+          <w:tab w:val="num" w:pos="1440"/>
+        </w:tabs>
+        <w:ind w:left="1440" w:hanging="360"/>
+      </w:pPr>
+    </w:lvl>
+    <w:lvl w:ilvl="2" w:tentative="1">
+      <w:start w:val="1"/>
+      <w:numFmt w:val="decimal"/>
+      <w:lvlText w:val="%3."/>
+      <w:lvlJc w:val="left"/>
+      <w:pPr>
+        <w:tabs>
+          <w:tab w:val="num" w:pos="2160"/>
+        </w:tabs>
+        <w:ind w:left="2160" w:hanging="360"/>
+      </w:pPr>
+    </w:lvl>
+    <w:lvl w:ilvl="3" w:tentative="1">
+      <w:start w:val="1"/>
+      <w:numFmt w:val="decimal"/>
+      <w:lvlText w:val="%4."/>
+      <w:lvlJc w:val="left"/>
+      <w:pPr>
+        <w:tabs>
+          <w:tab w:val="num" w:pos="2880"/>
+        </w:tabs>
+        <w:ind w:left="2880" w:hanging="360"/>
+      </w:pPr>
+    </w:lvl>
+    <w:lvl w:ilvl="4" w:tentative="1">
+      <w:start w:val="1"/>
+      <w:numFmt w:val="decimal"/>
+      <w:lvlText w:val="%5."/>
+      <w:lvlJc w:val="left"/>
+      <w:pPr>
+        <w:tabs>
+          <w:tab w:val="num" w:pos="3600"/>
+        </w:tabs>
+        <w:ind w:left="3600" w:hanging="360"/>
+      </w:pPr>
+    </w:lvl>
+    <w:lvl w:ilvl="5" w:tentative="1">
+      <w:start w:val="1"/>
+      <w:numFmt w:val="decimal"/>
+      <w:lvlText w:val="%6."/>
+      <w:lvlJc w:val="left"/>
+      <w:pPr>
+        <w:tabs>
+          <w:tab w:val="num" w:pos="4320"/>
+        </w:tabs>
+        <w:ind w:left="4320" w:hanging="360"/>
+      </w:pPr>
+    </w:lvl>
+    <w:lvl w:ilvl="6" w:tentative="1">
+      <w:start w:val="1"/>
+      <w:numFmt w:val="decimal"/>
+      <w:lvlText w:val="%7."/>
+      <w:lvlJc w:val="left"/>
+      <w:pPr>
+        <w:tabs>
+          <w:tab w:val="num" w:pos="5040"/>
+        </w:tabs>
+        <w:ind w:left="5040" w:hanging="360"/>
+      </w:pPr>
+    </w:lvl>
+    <w:lvl w:ilvl="7" w:tentative="1">
+      <w:start w:val="1"/>
+      <w:numFmt w:val="decimal"/>
+      <w:lvlText w:val="%8."/>
+      <w:lvlJc w:val="left"/>
+      <w:pPr>
+        <w:tabs>
+          <w:tab w:val="num" w:pos="5760"/>
+        </w:tabs>
+        <w:ind w:left="5760" w:hanging="360"/>
+      </w:pPr>
+    </w:lvl>
+    <w:lvl w:ilvl="8" w:tentative="1">
+      <w:start w:val="1"/>
+      <w:numFmt w:val="decimal"/>
+      <w:lvlText w:val="%9."/>
+      <w:lvlJc w:val="left"/>
+      <w:pPr>
+        <w:tabs>
+          <w:tab w:val="num" w:pos="6480"/>
+        </w:tabs>
+        <w:ind w:left="6480" w:hanging="360"/>
+      </w:pPr>
+    </w:lvl>
+  </w:abstractNum>
+  <w:abstractNum w:abstractNumId="2" w15:restartNumberingAfterBreak="0">
     <w:nsid w:val="192608A0"/>
     <w:multiLevelType w:val="hybridMultilevel"/>
     <w:tmpl w:val="F5BCB10C"/>
@@ -1718,7 +2520,7 @@
       </w:pPr>
     </w:lvl>
   </w:abstractNum>
-  <w:abstractNum w:abstractNumId="1" w15:restartNumberingAfterBreak="0">
+  <w:abstractNum w:abstractNumId="3" w15:restartNumberingAfterBreak="0">
     <w:nsid w:val="1BCB6C10"/>
     <w:multiLevelType w:val="hybridMultilevel"/>
     <w:tmpl w:val="5DA85A48"/>
@@ -1831,7 +2633,96 @@
       </w:rPr>
     </w:lvl>
   </w:abstractNum>
-  <w:abstractNum w:abstractNumId="2" w15:restartNumberingAfterBreak="0">
+  <w:abstractNum w:abstractNumId="4" w15:restartNumberingAfterBreak="0">
+    <w:nsid w:val="255F764C"/>
+    <w:multiLevelType w:val="hybridMultilevel"/>
+    <w:tmpl w:val="544EC1E0"/>
+    <w:lvl w:ilvl="0" w:tplc="04090011">
+      <w:start w:val="1"/>
+      <w:numFmt w:val="decimal"/>
+      <w:lvlText w:val="%1)"/>
+      <w:lvlJc w:val="left"/>
+      <w:pPr>
+        <w:ind w:left="720" w:hanging="360"/>
+      </w:pPr>
+      <w:rPr>
+        <w:rFonts w:hint="default"/>
+      </w:rPr>
+    </w:lvl>
+    <w:lvl w:ilvl="1" w:tplc="04090019">
+      <w:start w:val="1"/>
+      <w:numFmt w:val="lowerLetter"/>
+      <w:lvlText w:val="%2."/>
+      <w:lvlJc w:val="left"/>
+      <w:pPr>
+        <w:ind w:left="1440" w:hanging="360"/>
+      </w:pPr>
+    </w:lvl>
+    <w:lvl w:ilvl="2" w:tplc="0409001B">
+      <w:start w:val="1"/>
+      <w:numFmt w:val="lowerRoman"/>
+      <w:lvlText w:val="%3."/>
+      <w:lvlJc w:val="right"/>
+      <w:pPr>
+        <w:ind w:left="2160" w:hanging="180"/>
+      </w:pPr>
+    </w:lvl>
+    <w:lvl w:ilvl="3" w:tplc="0409000F" w:tentative="1">
+      <w:start w:val="1"/>
+      <w:numFmt w:val="decimal"/>
+      <w:lvlText w:val="%4."/>
+      <w:lvlJc w:val="left"/>
+      <w:pPr>
+        <w:ind w:left="2880" w:hanging="360"/>
+      </w:pPr>
+    </w:lvl>
+    <w:lvl w:ilvl="4" w:tplc="04090019" w:tentative="1">
+      <w:start w:val="1"/>
+      <w:numFmt w:val="lowerLetter"/>
+      <w:lvlText w:val="%5."/>
+      <w:lvlJc w:val="left"/>
+      <w:pPr>
+        <w:ind w:left="3600" w:hanging="360"/>
+      </w:pPr>
+    </w:lvl>
+    <w:lvl w:ilvl="5" w:tplc="0409001B" w:tentative="1">
+      <w:start w:val="1"/>
+      <w:numFmt w:val="lowerRoman"/>
+      <w:lvlText w:val="%6."/>
+      <w:lvlJc w:val="right"/>
+      <w:pPr>
+        <w:ind w:left="4320" w:hanging="180"/>
+      </w:pPr>
+    </w:lvl>
+    <w:lvl w:ilvl="6" w:tplc="0409000F" w:tentative="1">
+      <w:start w:val="1"/>
+      <w:numFmt w:val="decimal"/>
+      <w:lvlText w:val="%7."/>
+      <w:lvlJc w:val="left"/>
+      <w:pPr>
+        <w:ind w:left="5040" w:hanging="360"/>
+      </w:pPr>
+    </w:lvl>
+    <w:lvl w:ilvl="7" w:tplc="04090019" w:tentative="1">
+      <w:start w:val="1"/>
+      <w:numFmt w:val="lowerLetter"/>
+      <w:lvlText w:val="%8."/>
+      <w:lvlJc w:val="left"/>
+      <w:pPr>
+        <w:ind w:left="5760" w:hanging="360"/>
+      </w:pPr>
+    </w:lvl>
+    <w:lvl w:ilvl="8" w:tplc="0409001B" w:tentative="1">
+      <w:start w:val="1"/>
+      <w:numFmt w:val="lowerRoman"/>
+      <w:lvlText w:val="%9."/>
+      <w:lvlJc w:val="right"/>
+      <w:pPr>
+        <w:ind w:left="6480" w:hanging="180"/>
+      </w:pPr>
+    </w:lvl>
+  </w:abstractNum>
+  <w:abstractNum w:abstractNumId="5" w15:restartNumberingAfterBreak="0">
     <w:nsid w:val="27994278"/>
     <w:multiLevelType w:val="hybridMultilevel"/>
     <w:tmpl w:val="7E6E9E50"/>
@@ -1920,7 +2811,99 @@
       </w:pPr>
     </w:lvl>
   </w:abstractNum>
-  <w:abstractNum w:abstractNumId="3" w15:restartNumberingAfterBreak="0">
+  <w:abstractNum w:abstractNumId="6" w15:restartNumberingAfterBreak="0">
+    <w:nsid w:val="43456027"/>
+    <w:multiLevelType w:val="hybridMultilevel"/>
+    <w:tmpl w:val="F12E318C"/>
+    <w:lvl w:ilvl="0" w:tplc="FFFFFFFF">
+      <w:start w:val="1"/>
+      <w:numFmt w:val="decimal"/>
+      <w:lvlText w:val="%1)"/>
+      <w:lvlJc w:val="left"/>
+      <w:pPr>
+        <w:ind w:left="720" w:hanging="360"/>
+      </w:pPr>
+      <w:rPr>
+        <w:rFonts w:hint="default"/>
+      </w:rPr>
+    </w:lvl>
+    <w:lvl w:ilvl="1" w:tplc="04090001">
+      <w:start w:val="1"/>
+      <w:numFmt w:val="bullet"/>
+      <w:lvlText w:val=""/>
+      <w:lvlJc w:val="left"/>
+      <w:pPr>
+        <w:ind w:left="1440" w:hanging="360"/>
+      </w:pPr>
+      <w:rPr>
+        <w:rFonts w:ascii="Symbol" w:hAnsi="Symbol" w:hint="default"/>
+      </w:rPr>
+    </w:lvl>
+    <w:lvl w:ilvl="2" w:tplc="FFFFFFFF" w:tentative="1">
+      <w:start w:val="1"/>
+      <w:numFmt w:val="lowerRoman"/>
+      <w:lvlText w:val="%3."/>
+      <w:lvlJc w:val="right"/>
+      <w:pPr>
+        <w:ind w:left="2160" w:hanging="180"/>
+      </w:pPr>
+    </w:lvl>
+    <w:lvl w:ilvl="3" w:tplc="FFFFFFFF" w:tentative="1">
+      <w:start w:val="1"/>
+      <w:numFmt w:val="decimal"/>
+      <w:lvlText w:val="%4."/>
+      <w:lvlJc w:val="left"/>
+      <w:pPr>
+        <w:ind w:left="2880" w:hanging="360"/>
+      </w:pPr>
+    </w:lvl>
+    <w:lvl w:ilvl="4" w:tplc="FFFFFFFF" w:tentative="1">
+      <w:start w:val="1"/>
+      <w:numFmt w:val="lowerLetter"/>
+      <w:lvlText w:val="%5."/>
+      <w:lvlJc w:val="left"/>
+      <w:pPr>
+        <w:ind w:left="3600" w:hanging="360"/>
+      </w:pPr>
+    </w:lvl>
+    <w:lvl w:ilvl="5" w:tplc="FFFFFFFF" w:tentative="1">
+      <w:start w:val="1"/>
+      <w:numFmt w:val="lowerRoman"/>
+      <w:lvlText w:val="%6."/>
+      <w:lvlJc w:val="right"/>
+      <w:pPr>
+        <w:ind w:left="4320" w:hanging="180"/>
+      </w:pPr>
+    </w:lvl>
+    <w:lvl w:ilvl="6" w:tplc="FFFFFFFF" w:tentative="1">
+      <w:start w:val="1"/>
+      <w:numFmt w:val="decimal"/>
+      <w:lvlText w:val="%7."/>
+      <w:lvlJc w:val="left"/>
+      <w:pPr>
+        <w:ind w:left="5040" w:hanging="360"/>
+      </w:pPr>
+    </w:lvl>
+    <w:lvl w:ilvl="7" w:tplc="FFFFFFFF" w:tentative="1">
+      <w:start w:val="1"/>
+      <w:numFmt w:val="lowerLetter"/>
+      <w:lvlText w:val="%8."/>
+      <w:lvlJc w:val="left"/>
+      <w:pPr>
+        <w:ind w:left="5760" w:hanging="360"/>
+      </w:pPr>
+    </w:lvl>
+    <w:lvl w:ilvl="8" w:tplc="FFFFFFFF" w:tentative="1">
+      <w:start w:val="1"/>
+      <w:numFmt w:val="lowerRoman"/>
+      <w:lvlText w:val="%9."/>
+      <w:lvlJc w:val="right"/>
+      <w:pPr>
+        <w:ind w:left="6480" w:hanging="180"/>
+      </w:pPr>
+    </w:lvl>
+  </w:abstractNum>
+  <w:abstractNum w:abstractNumId="7" w15:restartNumberingAfterBreak="0">
     <w:nsid w:val="455477B5"/>
     <w:multiLevelType w:val="hybridMultilevel"/>
     <w:tmpl w:val="DBA01D3C"/>
@@ -1936,7 +2919,7 @@
         <w:rFonts w:hint="default"/>
       </w:rPr>
     </w:lvl>
-    <w:lvl w:ilvl="1" w:tplc="04090019" w:tentative="1">
+    <w:lvl w:ilvl="1" w:tplc="04090019">
       <w:start w:val="1"/>
       <w:numFmt w:val="lowerLetter"/>
       <w:lvlText w:val="%2."/>
@@ -2009,7 +2992,7 @@
       </w:pPr>
     </w:lvl>
   </w:abstractNum>
-  <w:abstractNum w:abstractNumId="4" w15:restartNumberingAfterBreak="0">
+  <w:abstractNum w:abstractNumId="8" w15:restartNumberingAfterBreak="0">
     <w:nsid w:val="47473505"/>
     <w:multiLevelType w:val="hybridMultilevel"/>
     <w:tmpl w:val="2AB6F3D4"/>
@@ -2098,7 +3081,120 @@
       </w:pPr>
     </w:lvl>
   </w:abstractNum>
-  <w:abstractNum w:abstractNumId="5" w15:restartNumberingAfterBreak="0">
+  <w:abstractNum w:abstractNumId="9" w15:restartNumberingAfterBreak="0">
+    <w:nsid w:val="62DB4162"/>
+    <w:multiLevelType w:val="multilevel"/>
+    <w:tmpl w:val="1DB866EA"/>
+    <w:lvl w:ilvl="0">
+      <w:start w:val="1"/>
+      <w:numFmt w:val="decimal"/>
+      <w:lvlText w:val="%1."/>
+      <w:lvlJc w:val="left"/>
+      <w:pPr>
+        <w:tabs>
+          <w:tab w:val="num" w:pos="720"/>
+        </w:tabs>
+        <w:ind w:left="720" w:hanging="360"/>
+      </w:pPr>
+    </w:lvl>
+    <w:lvl w:ilvl="1" w:tentative="1">
+      <w:start w:val="1"/>
+      <w:numFmt w:val="decimal"/>
+      <w:lvlText w:val="%2."/>
+      <w:lvlJc w:val="left"/>
+      <w:pPr>
+        <w:tabs>
+          <w:tab w:val="num" w:pos="1440"/>
+        </w:tabs>
+        <w:ind w:left="1440" w:hanging="360"/>
+      </w:pPr>
+    </w:lvl>
+    <w:lvl w:ilvl="2" w:tentative="1">
+      <w:start w:val="1"/>
+      <w:numFmt w:val="decimal"/>
+      <w:lvlText w:val="%3."/>
+      <w:lvlJc w:val="left"/>
+      <w:pPr>
+        <w:tabs>
+          <w:tab w:val="num" w:pos="2160"/>
+        </w:tabs>
+        <w:ind w:left="2160" w:hanging="360"/>
+      </w:pPr>
+    </w:lvl>
+    <w:lvl w:ilvl="3" w:tentative="1">
+      <w:start w:val="1"/>
+      <w:numFmt w:val="decimal"/>
+      <w:lvlText w:val="%4."/>
+      <w:lvlJc w:val="left"/>
+      <w:pPr>
+        <w:tabs>
+          <w:tab w:val="num" w:pos="2880"/>
+        </w:tabs>
+        <w:ind w:left="2880" w:hanging="360"/>
+      </w:pPr>
+    </w:lvl>
+    <w:lvl w:ilvl="4" w:tentative="1">
+      <w:start w:val="1"/>
+      <w:numFmt w:val="decimal"/>
+      <w:lvlText w:val="%5."/>
+      <w:lvlJc w:val="left"/>
+      <w:pPr>
+        <w:tabs>
+          <w:tab w:val="num" w:pos="3600"/>
+        </w:tabs>
+        <w:ind w:left="3600" w:hanging="360"/>
+      </w:pPr>
+    </w:lvl>
+    <w:lvl w:ilvl="5" w:tentative="1">
+      <w:start w:val="1"/>
+      <w:numFmt w:val="decimal"/>
+      <w:lvlText w:val="%6."/>
+      <w:lvlJc w:val="left"/>
+      <w:pPr>
+        <w:tabs>
+          <w:tab w:val="num" w:pos="4320"/>
+        </w:tabs>
+        <w:ind w:left="4320" w:hanging="360"/>
+      </w:pPr>
+    </w:lvl>
+    <w:lvl w:ilvl="6" w:tentative="1">
+      <w:start w:val="1"/>
+      <w:numFmt w:val="decimal"/>
+      <w:lvlText w:val="%7."/>
+      <w:lvlJc w:val="left"/>
+      <w:pPr>
+        <w:tabs>
+          <w:tab w:val="num" w:pos="5040"/>
+        </w:tabs>
+        <w:ind w:left="5040" w:hanging="360"/>
+      </w:pPr>
+    </w:lvl>
+    <w:lvl w:ilvl="7" w:tentative="1">
+      <w:start w:val="1"/>
+      <w:numFmt w:val="decimal"/>
+      <w:lvlText w:val="%8."/>
+      <w:lvlJc w:val="left"/>
+      <w:pPr>
+        <w:tabs>
+          <w:tab w:val="num" w:pos="5760"/>
+        </w:tabs>
+        <w:ind w:left="5760" w:hanging="360"/>
+      </w:pPr>
+    </w:lvl>
+    <w:lvl w:ilvl="8" w:tentative="1">
+      <w:start w:val="1"/>
+      <w:numFmt w:val="decimal"/>
+      <w:lvlText w:val="%9."/>
+      <w:lvlJc w:val="left"/>
+      <w:pPr>
+        <w:tabs>
+          <w:tab w:val="num" w:pos="6480"/>
+        </w:tabs>
+        <w:ind w:left="6480" w:hanging="360"/>
+      </w:pPr>
+    </w:lvl>
+  </w:abstractNum>
+  <w:abstractNum w:abstractNumId="10" w15:restartNumberingAfterBreak="0">
     <w:nsid w:val="685C690A"/>
     <w:multiLevelType w:val="hybridMultilevel"/>
     <w:tmpl w:val="0F66F76C"/>
@@ -2211,7 +3307,7 @@
       </w:rPr>
     </w:lvl>
   </w:abstractNum>
-  <w:abstractNum w:abstractNumId="6" w15:restartNumberingAfterBreak="0">
+  <w:abstractNum w:abstractNumId="11" w15:restartNumberingAfterBreak="0">
     <w:nsid w:val="7C662EBD"/>
     <w:multiLevelType w:val="hybridMultilevel"/>
     <w:tmpl w:val="1F488D98"/>
@@ -2325,25 +3421,40 @@
     </w:lvl>
   </w:abstractNum>
   <w:num w:numId="1" w16cid:durableId="1332101771">
+    <w:abstractNumId w:val="8"/>
+  </w:num>
+  <w:num w:numId="2" w16cid:durableId="1369185470">
+    <w:abstractNumId w:val="7"/>
+  </w:num>
+  <w:num w:numId="3" w16cid:durableId="778181451">
+    <w:abstractNumId w:val="5"/>
+  </w:num>
+  <w:num w:numId="4" w16cid:durableId="779450479">
+    <w:abstractNumId w:val="10"/>
+  </w:num>
+  <w:num w:numId="5" w16cid:durableId="1482308948">
+    <w:abstractNumId w:val="11"/>
+  </w:num>
+  <w:num w:numId="6" w16cid:durableId="192232451">
+    <w:abstractNumId w:val="3"/>
+  </w:num>
+  <w:num w:numId="7" w16cid:durableId="1286810770">
+    <w:abstractNumId w:val="2"/>
+  </w:num>
+  <w:num w:numId="8" w16cid:durableId="684750923">
     <w:abstractNumId w:val="4"/>
   </w:num>
-  <w:num w:numId="2" w16cid:durableId="1369185470">
-    <w:abstractNumId w:val="3"/>
-  </w:num>
-  <w:num w:numId="3" w16cid:durableId="778181451">
-    <w:abstractNumId w:val="2"/>
-  </w:num>
-  <w:num w:numId="4" w16cid:durableId="779450479">
-    <w:abstractNumId w:val="5"/>
-  </w:num>
-  <w:num w:numId="5" w16cid:durableId="1482308948">
-    <w:abstractNumId w:val="6"/>
-  </w:num>
-  <w:num w:numId="6" w16cid:durableId="192232451">
+  <w:num w:numId="9" w16cid:durableId="2074355294">
     <w:abstractNumId w:val="1"/>
   </w:num>
-  <w:num w:numId="7" w16cid:durableId="1286810770">
+  <w:num w:numId="10" w16cid:durableId="1165128841">
+    <w:abstractNumId w:val="9"/>
+  </w:num>
+  <w:num w:numId="11" w16cid:durableId="1299997549">
     <w:abstractNumId w:val="0"/>
+  </w:num>
+  <w:num w:numId="12" w16cid:durableId="2053840236">
+    <w:abstractNumId w:val="6"/>
   </w:num>
 </w:numbering>
 </file>
@@ -2951,6 +4062,7 @@
   <w:style w:type="character" w:default="1" w:styleId="DefaultParagraphFont">
     <w:name w:val="Default Paragraph Font"/>
     <w:uiPriority w:val="1"/>
+    <w:semiHidden/>
     <w:unhideWhenUsed/>
   </w:style>
   <w:style w:type="table" w:default="1" w:styleId="TableNormal">
@@ -3319,6 +4431,18 @@
     <w:uiPriority w:val="99"/>
     <w:rsid w:val="00F93B5F"/>
   </w:style>
+  <w:style w:type="character" w:styleId="UnresolvedMention">
+    <w:name w:val="Unresolved Mention"/>
+    <w:basedOn w:val="DefaultParagraphFont"/>
+    <w:uiPriority w:val="99"/>
+    <w:semiHidden/>
+    <w:unhideWhenUsed/>
+    <w:rsid w:val="00636C27"/>
+    <w:rPr>
+      <w:color w:val="605E5C"/>
+      <w:shd w:val="clear" w:color="auto" w:fill="E1DFDD"/>
+    </w:rPr>
+  </w:style>
 </w:styles>
 </file>
 

--- a/Weekly Internship Journal.docx
+++ b/Weekly Internship Journal.docx
@@ -1,10 +1,9 @@
 
 <file path=word/document.xml><?xml version="1.0" encoding="utf-8"?>
-<w:document xmlns:wpc="http://schemas.microsoft.com/office/word/2010/wordprocessingCanvas" xmlns:cx="http://schemas.microsoft.com/office/drawing/2014/chartex" xmlns:cx1="http://schemas.microsoft.com/office/drawing/2015/9/8/chartex" xmlns:cx2="http://schemas.microsoft.com/office/drawing/2015/10/21/chartex" xmlns:cx3="http://schemas.microsoft.com/office/drawing/2016/5/9/chartex" xmlns:cx4="http://schemas.microsoft.com/office/drawing/2016/5/10/chartex" xmlns:cx5="http://schemas.microsoft.com/office/drawing/2016/5/11/chartex" xmlns:cx6="http://schemas.microsoft.com/office/drawing/2016/5/12/chartex" xmlns:cx7="http://schemas.microsoft.com/office/drawing/2016/5/13/chartex" xmlns:cx8="http://schemas.microsoft.com/office/drawing/2016/5/14/chartex" xmlns:mc="http://schemas.openxmlformats.org/markup-compatibility/2006" xmlns:aink="http://schemas.microsoft.com/office/drawing/2016/ink" xmlns:am3d="http://schemas.microsoft.com/office/drawing/2017/model3d" xmlns:o="urn:schemas-microsoft-com:office:office" xmlns:oel="http://schemas.microsoft.com/office/2019/extlst" xmlns:r="http://schemas.openxmlformats.org/officeDocument/2006/relationships" xmlns:m="http://schemas.openxmlformats.org/officeDocument/2006/math" xmlns:v="urn:schemas-microsoft-com:vml" xmlns:wp14="http://schemas.microsoft.com/office/word/2010/wordprocessingDrawing" xmlns:wp="http://schemas.openxmlformats.org/drawingml/2006/wordprocessingDrawing" xmlns:w10="urn:schemas-microsoft-com:office:word" xmlns:w="http://schemas.openxmlformats.org/wordprocessingml/2006/main" xmlns:w14="http://schemas.microsoft.com/office/word/2010/wordml" xmlns:w15="http://schemas.microsoft.com/office/word/2012/wordml" xmlns:w16cei="http://schemas.microsoft.com/office/word/2026/wordml/cei" xmlns:w16cex="http://schemas.microsoft.com/office/word/2018/wordml/cex" xmlns:w16cid="http://schemas.microsoft.com/office/word/2016/wordml/cid" xmlns:w16="http://schemas.microsoft.com/office/word/2018/wordml" xmlns:w16du="http://schemas.microsoft.com/office/word/2023/wordml/word16du" xmlns:w16sdtdh="http://schemas.microsoft.com/office/word/2020/wordml/sdtdatahash" xmlns:w16sdtfl="http://schemas.microsoft.com/office/word/2024/wordml/sdtformatlock" xmlns:w16se="http://schemas.microsoft.com/office/word/2015/wordml/symex" xmlns:wpg="http://schemas.microsoft.com/office/word/2010/wordprocessingGroup" xmlns:wpi="http://schemas.microsoft.com/office/word/2010/wordprocessingInk" xmlns:wne="http://schemas.microsoft.com/office/word/2006/wordml" xmlns:wps="http://schemas.microsoft.com/office/word/2010/wordprocessingShape" mc:Ignorable="w14 w15 w16se w16cid w16 w16cex w16sdtdh w16sdtfl w16du wp14">
+<w:document xmlns:wpc="http://schemas.microsoft.com/office/word/2010/wordprocessingCanvas" xmlns:cx="http://schemas.microsoft.com/office/drawing/2014/chartex" xmlns:cx1="http://schemas.microsoft.com/office/drawing/2015/9/8/chartex" xmlns:cx2="http://schemas.microsoft.com/office/drawing/2015/10/21/chartex" xmlns:cx3="http://schemas.microsoft.com/office/drawing/2016/5/9/chartex" xmlns:cx4="http://schemas.microsoft.com/office/drawing/2016/5/10/chartex" xmlns:cx5="http://schemas.microsoft.com/office/drawing/2016/5/11/chartex" xmlns:cx6="http://schemas.microsoft.com/office/drawing/2016/5/12/chartex" xmlns:cx7="http://schemas.microsoft.com/office/drawing/2016/5/13/chartex" xmlns:cx8="http://schemas.microsoft.com/office/drawing/2016/5/14/chartex" xmlns:mc="http://schemas.openxmlformats.org/markup-compatibility/2006" xmlns:aink="http://schemas.microsoft.com/office/drawing/2016/ink" xmlns:am3d="http://schemas.microsoft.com/office/drawing/2017/model3d" xmlns:o="urn:schemas-microsoft-com:office:office" xmlns:oel="http://schemas.microsoft.com/office/2019/extlst" xmlns:r="http://schemas.openxmlformats.org/officeDocument/2006/relationships" xmlns:m="http://schemas.openxmlformats.org/officeDocument/2006/math" xmlns:v="urn:schemas-microsoft-com:vml" xmlns:wp14="http://schemas.microsoft.com/office/word/2010/wordprocessingDrawing" xmlns:wp="http://schemas.openxmlformats.org/drawingml/2006/wordprocessingDrawing" xmlns:w10="urn:schemas-microsoft-com:office:word" xmlns:w="http://schemas.openxmlformats.org/wordprocessingml/2006/main" xmlns:w14="http://schemas.microsoft.com/office/word/2010/wordml" xmlns:w15="http://schemas.microsoft.com/office/word/2012/wordml" xmlns:w16cex="http://schemas.microsoft.com/office/word/2018/wordml/cex" xmlns:w16cid="http://schemas.microsoft.com/office/word/2016/wordml/cid" xmlns:w16="http://schemas.microsoft.com/office/word/2018/wordml" xmlns:w16du="http://schemas.microsoft.com/office/word/2023/wordml/word16du" xmlns:w16sdtdh="http://schemas.microsoft.com/office/word/2020/wordml/sdtdatahash" xmlns:w16sdtfl="http://schemas.microsoft.com/office/word/2024/wordml/sdtformatlock" xmlns:w16se="http://schemas.microsoft.com/office/word/2015/wordml/symex" xmlns:wpg="http://schemas.microsoft.com/office/word/2010/wordprocessingGroup" xmlns:wpi="http://schemas.microsoft.com/office/word/2010/wordprocessingInk" xmlns:wne="http://schemas.microsoft.com/office/word/2006/wordml" xmlns:wps="http://schemas.microsoft.com/office/word/2010/wordprocessingShape" mc:Ignorable="w14 w15 w16se w16cid w16 w16cex w16sdtdh w16sdtfl w16du wp14">
   <w:body>
     <w:p>
       <w:pPr>
-        <w:spacing w:line="240" w:lineRule="auto"/>
         <w:rPr>
           <w:b/>
           <w:bCs/>
@@ -12,7 +11,6 @@
           <w:szCs w:val="20"/>
         </w:rPr>
       </w:pPr>
-      <w:proofErr w:type="spellStart"/>
       <w:r>
         <w:rPr>
           <w:b/>
@@ -20,17 +18,7 @@
           <w:sz w:val="20"/>
           <w:szCs w:val="20"/>
         </w:rPr>
-        <w:t>Wk</w:t>
-      </w:r>
-      <w:proofErr w:type="spellEnd"/>
-      <w:r>
-        <w:rPr>
-          <w:b/>
-          <w:bCs/>
-          <w:sz w:val="20"/>
-          <w:szCs w:val="20"/>
-        </w:rPr>
-        <w:t xml:space="preserve"> 1: 31/8 – 4/9</w:t>
+        <w:t>Wk 1: 28/9 – 2/10</w:t>
       </w:r>
     </w:p>
     <w:p>
@@ -38,20 +26,338 @@
         <w:pStyle w:val="ListParagraph"/>
         <w:numPr>
           <w:ilvl w:val="0"/>
-          <w:numId w:val="1"/>
+          <w:numId w:val="5"/>
         </w:numPr>
-        <w:spacing w:line="240" w:lineRule="auto"/>
-        <w:rPr>
-          <w:sz w:val="20"/>
-          <w:szCs w:val="20"/>
-        </w:rPr>
-      </w:pPr>
-      <w:r>
-        <w:rPr>
-          <w:sz w:val="20"/>
-          <w:szCs w:val="20"/>
-        </w:rPr>
-        <w:t xml:space="preserve">UOB onboarding tasks </w:t>
+        <w:shd w:val="clear" w:color="auto" w:fill="FFFFFF"/>
+        <w:spacing w:after="0" w:line="240" w:lineRule="auto"/>
+        <w:rPr>
+          <w:rFonts w:eastAsia="Times New Roman" w:cs="Segoe UI"/>
+          <w:color w:val="242424"/>
+          <w:kern w:val="0"/>
+          <w:sz w:val="20"/>
+          <w:szCs w:val="20"/>
+          <w14:ligatures w14:val="none"/>
+        </w:rPr>
+      </w:pPr>
+      <w:r>
+        <w:rPr>
+          <w:rFonts w:eastAsia="Times New Roman" w:cs="Segoe UI"/>
+          <w:color w:val="242424"/>
+          <w:kern w:val="0"/>
+          <w:sz w:val="20"/>
+          <w:szCs w:val="20"/>
+          <w14:ligatures w14:val="none"/>
+        </w:rPr>
+        <w:t>Document to Markdown Conversio</w:t>
+      </w:r>
+      <w:r>
+        <w:rPr>
+          <w:rFonts w:eastAsia="Times New Roman" w:cs="Segoe UI"/>
+          <w:color w:val="242424"/>
+          <w:kern w:val="0"/>
+          <w:sz w:val="20"/>
+          <w:szCs w:val="20"/>
+          <w14:ligatures w14:val="none"/>
+        </w:rPr>
+        <w:t>n [29/9]</w:t>
+      </w:r>
+    </w:p>
+    <w:p>
+      <w:pPr>
+        <w:pStyle w:val="ListParagraph"/>
+        <w:numPr>
+          <w:ilvl w:val="1"/>
+          <w:numId w:val="5"/>
+        </w:numPr>
+        <w:shd w:val="clear" w:color="auto" w:fill="FFFFFF"/>
+        <w:spacing w:after="0" w:line="240" w:lineRule="auto"/>
+        <w:rPr>
+          <w:rFonts w:eastAsia="Times New Roman" w:cs="Segoe UI"/>
+          <w:color w:val="242424"/>
+          <w:kern w:val="0"/>
+          <w:sz w:val="20"/>
+          <w:szCs w:val="20"/>
+          <w14:ligatures w14:val="none"/>
+        </w:rPr>
+      </w:pPr>
+      <w:r>
+        <w:rPr>
+          <w:rFonts w:eastAsia="Times New Roman" w:cs="Segoe UI"/>
+          <w:color w:val="242424"/>
+          <w:kern w:val="0"/>
+          <w:sz w:val="20"/>
+          <w:szCs w:val="20"/>
+          <w14:ligatures w14:val="none"/>
+        </w:rPr>
+        <w:t xml:space="preserve">As a migration analyst, I want </w:t>
+      </w:r>
+      <w:r>
+        <w:rPr>
+          <w:rFonts w:eastAsia="Times New Roman" w:cs="Segoe UI"/>
+          <w:color w:val="242424"/>
+          <w:kern w:val="0"/>
+          <w:sz w:val="20"/>
+          <w:szCs w:val="20"/>
+          <w14:ligatures w14:val="none"/>
+        </w:rPr>
+        <w:t>every</w:t>
+      </w:r>
+      <w:r>
+        <w:rPr>
+          <w:rFonts w:eastAsia="Times New Roman" w:cs="Segoe UI"/>
+          <w:color w:val="242424"/>
+          <w:kern w:val="0"/>
+          <w:sz w:val="20"/>
+          <w:szCs w:val="20"/>
+          <w14:ligatures w14:val="none"/>
+        </w:rPr>
+        <w:t xml:space="preserve"> document uploaded to be generated as markdown to incorporate into codevision processing, add one more functionality to convert pdf and .ppt to markdown</w:t>
+      </w:r>
+    </w:p>
+    <w:p>
+      <w:pPr>
+        <w:pStyle w:val="ListParagraph"/>
+        <w:numPr>
+          <w:ilvl w:val="2"/>
+          <w:numId w:val="5"/>
+        </w:numPr>
+        <w:shd w:val="clear" w:color="auto" w:fill="FFFFFF"/>
+        <w:spacing w:after="0" w:line="240" w:lineRule="auto"/>
+        <w:rPr>
+          <w:rFonts w:eastAsia="Times New Roman" w:cs="Segoe UI"/>
+          <w:color w:val="242424"/>
+          <w:kern w:val="0"/>
+          <w:sz w:val="20"/>
+          <w:szCs w:val="20"/>
+          <w14:ligatures w14:val="none"/>
+        </w:rPr>
+      </w:pPr>
+      <w:r>
+        <w:rPr>
+          <w:rFonts w:eastAsia="Times New Roman" w:cs="Segoe UI"/>
+          <w:color w:val="242424"/>
+          <w:kern w:val="0"/>
+          <w:sz w:val="20"/>
+          <w:szCs w:val="20"/>
+          <w14:ligatures w14:val="none"/>
+        </w:rPr>
+        <w:t>add two functions under tools.file_processing.py</w:t>
+      </w:r>
+    </w:p>
+    <w:p>
+      <w:pPr>
+        <w:pStyle w:val="ListParagraph"/>
+        <w:numPr>
+          <w:ilvl w:val="3"/>
+          <w:numId w:val="5"/>
+        </w:numPr>
+        <w:shd w:val="clear" w:color="auto" w:fill="FFFFFF"/>
+        <w:spacing w:after="0" w:line="240" w:lineRule="auto"/>
+        <w:rPr>
+          <w:rFonts w:eastAsia="Times New Roman" w:cs="Segoe UI"/>
+          <w:color w:val="242424"/>
+          <w:kern w:val="0"/>
+          <w:sz w:val="20"/>
+          <w:szCs w:val="20"/>
+          <w14:ligatures w14:val="none"/>
+        </w:rPr>
+      </w:pPr>
+      <w:r>
+        <w:rPr>
+          <w:rFonts w:eastAsia="Times New Roman" w:cs="Segoe UI"/>
+          <w:color w:val="242424"/>
+          <w:kern w:val="0"/>
+          <w:sz w:val="20"/>
+          <w:szCs w:val="20"/>
+          <w14:ligatures w14:val="none"/>
+        </w:rPr>
+        <w:t>convert ppt to md</w:t>
+      </w:r>
+      <w:r>
+        <w:rPr>
+          <w:rFonts w:eastAsia="Times New Roman" w:cs="Segoe UI"/>
+          <w:color w:val="242424"/>
+          <w:kern w:val="0"/>
+          <w:sz w:val="20"/>
+          <w:szCs w:val="20"/>
+          <w14:ligatures w14:val="none"/>
+        </w:rPr>
+        <w:t xml:space="preserve"> (look thru which lib to use</w:t>
+      </w:r>
+      <w:r>
+        <w:rPr>
+          <w:rFonts w:eastAsia="Times New Roman" w:cs="Segoe UI"/>
+          <w:color w:val="242424"/>
+          <w:kern w:val="0"/>
+          <w:sz w:val="20"/>
+          <w:szCs w:val="20"/>
+          <w14:ligatures w14:val="none"/>
+        </w:rPr>
+        <w:t xml:space="preserve"> &amp; update supervisor</w:t>
+      </w:r>
+      <w:r>
+        <w:rPr>
+          <w:rFonts w:eastAsia="Times New Roman" w:cs="Segoe UI"/>
+          <w:color w:val="242424"/>
+          <w:kern w:val="0"/>
+          <w:sz w:val="20"/>
+          <w:szCs w:val="20"/>
+          <w14:ligatures w14:val="none"/>
+        </w:rPr>
+        <w:t>)</w:t>
+      </w:r>
+    </w:p>
+    <w:p>
+      <w:pPr>
+        <w:pStyle w:val="ListParagraph"/>
+        <w:numPr>
+          <w:ilvl w:val="3"/>
+          <w:numId w:val="5"/>
+        </w:numPr>
+        <w:shd w:val="clear" w:color="auto" w:fill="FFFFFF"/>
+        <w:spacing w:after="0" w:line="240" w:lineRule="auto"/>
+        <w:rPr>
+          <w:rFonts w:eastAsia="Times New Roman" w:cs="Segoe UI"/>
+          <w:color w:val="242424"/>
+          <w:kern w:val="0"/>
+          <w:sz w:val="20"/>
+          <w:szCs w:val="20"/>
+          <w14:ligatures w14:val="none"/>
+        </w:rPr>
+      </w:pPr>
+      <w:r>
+        <w:rPr>
+          <w:rFonts w:eastAsia="Times New Roman" w:cs="Segoe UI"/>
+          <w:color w:val="242424"/>
+          <w:kern w:val="0"/>
+          <w:sz w:val="20"/>
+          <w:szCs w:val="20"/>
+          <w14:ligatures w14:val="none"/>
+        </w:rPr>
+        <w:t>convert pdf to md</w:t>
+      </w:r>
+      <w:r>
+        <w:rPr>
+          <w:rFonts w:eastAsia="Times New Roman" w:cs="Segoe UI"/>
+          <w:color w:val="242424"/>
+          <w:kern w:val="0"/>
+          <w:sz w:val="20"/>
+          <w:szCs w:val="20"/>
+          <w14:ligatures w14:val="none"/>
+        </w:rPr>
+        <w:t xml:space="preserve"> (look thru which lib to use</w:t>
+      </w:r>
+      <w:r>
+        <w:rPr>
+          <w:rFonts w:eastAsia="Times New Roman" w:cs="Segoe UI"/>
+          <w:color w:val="242424"/>
+          <w:kern w:val="0"/>
+          <w:sz w:val="20"/>
+          <w:szCs w:val="20"/>
+          <w14:ligatures w14:val="none"/>
+        </w:rPr>
+        <w:t xml:space="preserve"> &amp; update supervisor</w:t>
+      </w:r>
+      <w:r>
+        <w:rPr>
+          <w:rFonts w:eastAsia="Times New Roman" w:cs="Segoe UI"/>
+          <w:color w:val="242424"/>
+          <w:kern w:val="0"/>
+          <w:sz w:val="20"/>
+          <w:szCs w:val="20"/>
+          <w14:ligatures w14:val="none"/>
+        </w:rPr>
+        <w:t>)</w:t>
+      </w:r>
+    </w:p>
+    <w:p>
+      <w:pPr>
+        <w:pStyle w:val="ListParagraph"/>
+        <w:numPr>
+          <w:ilvl w:val="3"/>
+          <w:numId w:val="5"/>
+        </w:numPr>
+        <w:shd w:val="clear" w:color="auto" w:fill="FFFFFF"/>
+        <w:spacing w:after="0" w:line="240" w:lineRule="auto"/>
+        <w:rPr>
+          <w:rFonts w:eastAsia="Times New Roman" w:cs="Segoe UI"/>
+          <w:color w:val="242424"/>
+          <w:kern w:val="0"/>
+          <w:sz w:val="20"/>
+          <w:szCs w:val="20"/>
+          <w14:ligatures w14:val="none"/>
+        </w:rPr>
+      </w:pPr>
+      <w:r>
+        <w:rPr>
+          <w:rFonts w:eastAsia="Times New Roman" w:cs="Segoe UI"/>
+          <w:color w:val="242424"/>
+          <w:kern w:val="0"/>
+          <w:sz w:val="20"/>
+          <w:szCs w:val="20"/>
+          <w14:ligatures w14:val="none"/>
+        </w:rPr>
+        <w:t>add test cases to add the functionality</w:t>
+      </w:r>
+    </w:p>
+    <w:p>
+      <w:pPr>
+        <w:pStyle w:val="ListParagraph"/>
+        <w:numPr>
+          <w:ilvl w:val="2"/>
+          <w:numId w:val="5"/>
+        </w:numPr>
+        <w:shd w:val="clear" w:color="auto" w:fill="FFFFFF"/>
+        <w:spacing w:after="0" w:line="240" w:lineRule="auto"/>
+        <w:rPr>
+          <w:rFonts w:eastAsia="Times New Roman" w:cs="Segoe UI"/>
+          <w:color w:val="242424"/>
+          <w:kern w:val="0"/>
+          <w:sz w:val="20"/>
+          <w:szCs w:val="20"/>
+          <w14:ligatures w14:val="none"/>
+        </w:rPr>
+      </w:pPr>
+      <w:r>
+        <w:rPr>
+          <w:rFonts w:eastAsia="Times New Roman" w:cs="Segoe UI"/>
+          <w:color w:val="242424"/>
+          <w:kern w:val="0"/>
+          <w:sz w:val="20"/>
+          <w:szCs w:val="20"/>
+          <w14:ligatures w14:val="none"/>
+        </w:rPr>
+        <w:t>these functions will be triggered in callbacks.screen_callbacks.knowledgebase_browser_page_callback.py under document_card_click function</w:t>
+      </w:r>
+    </w:p>
+    <w:p>
+      <w:pPr>
+        <w:pStyle w:val="ListParagraph"/>
+        <w:numPr>
+          <w:ilvl w:val="2"/>
+          <w:numId w:val="5"/>
+        </w:numPr>
+        <w:shd w:val="clear" w:color="auto" w:fill="FFFFFF"/>
+        <w:spacing w:after="0" w:line="240" w:lineRule="auto"/>
+        <w:rPr>
+          <w:rFonts w:eastAsia="Times New Roman" w:cs="Segoe UI"/>
+          <w:color w:val="242424"/>
+          <w:kern w:val="0"/>
+          <w:sz w:val="20"/>
+          <w:szCs w:val="20"/>
+          <w14:ligatures w14:val="none"/>
+        </w:rPr>
+      </w:pPr>
+      <w:r>
+        <w:rPr>
+          <w:rFonts w:eastAsia="Times New Roman" w:cs="Segoe UI"/>
+          <w:color w:val="242424"/>
+          <w:kern w:val="0"/>
+          <w:sz w:val="20"/>
+          <w:szCs w:val="20"/>
+          <w14:ligatures w14:val="none"/>
+        </w:rPr>
+        <w:t>test w 6 testcases for pdf &amp; 1 for ppt</w:t>
       </w:r>
     </w:p>
     <w:p>
@@ -59,84 +365,227 @@
         <w:pStyle w:val="ListParagraph"/>
         <w:numPr>
           <w:ilvl w:val="0"/>
-          <w:numId w:val="1"/>
+          <w:numId w:val="5"/>
         </w:numPr>
-        <w:spacing w:line="240" w:lineRule="auto"/>
-        <w:rPr>
-          <w:sz w:val="20"/>
-          <w:szCs w:val="20"/>
-        </w:rPr>
-      </w:pPr>
-      <w:proofErr w:type="spellStart"/>
-      <w:r>
-        <w:rPr>
-          <w:sz w:val="20"/>
-          <w:szCs w:val="20"/>
-        </w:rPr>
-        <w:t>CodeVision</w:t>
-      </w:r>
-      <w:proofErr w:type="spellEnd"/>
-      <w:r>
-        <w:rPr>
-          <w:sz w:val="20"/>
-          <w:szCs w:val="20"/>
-        </w:rPr>
-        <w:t xml:space="preserve"> Academy</w:t>
-      </w:r>
-      <w:r>
-        <w:rPr>
-          <w:sz w:val="20"/>
-          <w:szCs w:val="20"/>
-        </w:rPr>
-        <w:t xml:space="preserve"> </w:t>
-      </w:r>
-      <w:hyperlink r:id="rId7" w:history="1">
-        <w:r>
-          <w:rPr>
-            <w:rStyle w:val="Hyperlink"/>
-            <w:sz w:val="20"/>
-            <w:szCs w:val="20"/>
-          </w:rPr>
-          <w:t>https://www.codevision-academy.com/intro.html</w:t>
-        </w:r>
-      </w:hyperlink>
-      <w:r>
-        <w:rPr>
-          <w:sz w:val="20"/>
-          <w:szCs w:val="20"/>
-        </w:rPr>
-        <w:t xml:space="preserve"> </w:t>
-      </w:r>
-    </w:p>
-    <w:p>
-      <w:pPr>
-        <w:spacing w:line="240" w:lineRule="auto"/>
-        <w:rPr>
+        <w:spacing w:after="0" w:line="240" w:lineRule="auto"/>
+        <w:rPr>
+          <w:rFonts w:eastAsia="Times New Roman" w:cs="Segoe UI"/>
+          <w:color w:val="242424"/>
+          <w:kern w:val="0"/>
+          <w:sz w:val="20"/>
+          <w:szCs w:val="20"/>
+          <w14:ligatures w14:val="none"/>
+        </w:rPr>
+      </w:pPr>
+      <w:r>
+        <w:rPr>
+          <w:rFonts w:eastAsia="Times New Roman" w:cs="Segoe UI"/>
+          <w:color w:val="242424"/>
+          <w:kern w:val="0"/>
+          <w:sz w:val="20"/>
+          <w:szCs w:val="20"/>
+          <w14:ligatures w14:val="none"/>
+        </w:rPr>
+        <w:t>Application Setting Screen</w:t>
+      </w:r>
+      <w:r>
+        <w:rPr>
+          <w:rFonts w:eastAsia="Times New Roman" w:cs="Segoe UI"/>
+          <w:color w:val="242424"/>
+          <w:kern w:val="0"/>
+          <w:sz w:val="20"/>
+          <w:szCs w:val="20"/>
+          <w14:ligatures w14:val="none"/>
+        </w:rPr>
+        <w:t xml:space="preserve"> [01/10]</w:t>
+      </w:r>
+    </w:p>
+    <w:p>
+      <w:pPr>
+        <w:pStyle w:val="ListParagraph"/>
+        <w:numPr>
+          <w:ilvl w:val="1"/>
+          <w:numId w:val="5"/>
+        </w:numPr>
+        <w:spacing w:after="0" w:line="240" w:lineRule="auto"/>
+        <w:rPr>
+          <w:rFonts w:eastAsia="Times New Roman" w:cs="Segoe UI"/>
+          <w:color w:val="242424"/>
+          <w:kern w:val="0"/>
+          <w:sz w:val="20"/>
+          <w:szCs w:val="20"/>
+          <w14:ligatures w14:val="none"/>
+        </w:rPr>
+      </w:pPr>
+      <w:r>
+        <w:rPr>
+          <w:rFonts w:eastAsia="Times New Roman" w:cs="Segoe UI"/>
+          <w:color w:val="242424"/>
+          <w:kern w:val="0"/>
+          <w:sz w:val="20"/>
+          <w:szCs w:val="20"/>
+          <w14:ligatures w14:val="none"/>
+        </w:rPr>
+        <w:t>As a system maintenance user. i want to have the capability to configure the application settings via maintenance screen.</w:t>
+      </w:r>
+    </w:p>
+    <w:p>
+      <w:pPr>
+        <w:pStyle w:val="ListParagraph"/>
+        <w:numPr>
+          <w:ilvl w:val="2"/>
+          <w:numId w:val="5"/>
+        </w:numPr>
+        <w:spacing w:after="0" w:line="240" w:lineRule="auto"/>
+        <w:rPr>
+          <w:rFonts w:eastAsia="Times New Roman" w:cs="Segoe UI"/>
+          <w:color w:val="242424"/>
+          <w:kern w:val="0"/>
+          <w:sz w:val="20"/>
+          <w:szCs w:val="20"/>
+          <w14:ligatures w14:val="none"/>
+        </w:rPr>
+      </w:pPr>
+      <w:r>
+        <w:rPr>
+          <w:rFonts w:eastAsia="Times New Roman" w:cs="Segoe UI"/>
           <w:b/>
           <w:bCs/>
-          <w:sz w:val="20"/>
-          <w:szCs w:val="20"/>
-        </w:rPr>
-      </w:pPr>
-      <w:proofErr w:type="spellStart"/>
-      <w:r>
-        <w:rPr>
+          <w:color w:val="242424"/>
+          <w:kern w:val="0"/>
+          <w:sz w:val="20"/>
+          <w:szCs w:val="20"/>
+          <w14:ligatures w14:val="none"/>
+        </w:rPr>
+        <w:t>Update existing program</w:t>
+      </w:r>
+      <w:r>
+        <w:rPr>
+          <w:rFonts w:eastAsia="Times New Roman" w:cs="Segoe UI"/>
+          <w:color w:val="242424"/>
+          <w:kern w:val="0"/>
+          <w:sz w:val="20"/>
+          <w:szCs w:val="20"/>
+          <w14:ligatures w14:val="none"/>
+        </w:rPr>
+        <w:t>: src.system_settings.layouts.system_maintenance_page</w:t>
+      </w:r>
+    </w:p>
+    <w:p>
+      <w:pPr>
+        <w:pStyle w:val="ListParagraph"/>
+        <w:numPr>
+          <w:ilvl w:val="3"/>
+          <w:numId w:val="5"/>
+        </w:numPr>
+        <w:spacing w:after="0" w:line="240" w:lineRule="auto"/>
+        <w:rPr>
+          <w:rFonts w:eastAsia="Times New Roman" w:cs="Segoe UI"/>
+          <w:color w:val="242424"/>
+          <w:kern w:val="0"/>
+          <w:sz w:val="20"/>
+          <w:szCs w:val="20"/>
+          <w14:ligatures w14:val="none"/>
+        </w:rPr>
+      </w:pPr>
+      <w:r>
+        <w:rPr>
+          <w:rFonts w:eastAsia="Times New Roman" w:cs="Segoe UI"/>
           <w:b/>
           <w:bCs/>
-          <w:sz w:val="20"/>
-          <w:szCs w:val="20"/>
-        </w:rPr>
-        <w:t>Wk</w:t>
-      </w:r>
-      <w:proofErr w:type="spellEnd"/>
-      <w:r>
-        <w:rPr>
-          <w:b/>
-          <w:bCs/>
-          <w:sz w:val="20"/>
-          <w:szCs w:val="20"/>
-        </w:rPr>
-        <w:t xml:space="preserve"> 2: 7/9 – 11/9</w:t>
+          <w:color w:val="242424"/>
+          <w:kern w:val="0"/>
+          <w:sz w:val="20"/>
+          <w:szCs w:val="20"/>
+          <w14:ligatures w14:val="none"/>
+        </w:rPr>
+        <w:t>DATABASE SETUP</w:t>
+      </w:r>
+      <w:r>
+        <w:rPr>
+          <w:rFonts w:eastAsia="Times New Roman" w:cs="Segoe UI"/>
+          <w:color w:val="242424"/>
+          <w:kern w:val="0"/>
+          <w:sz w:val="20"/>
+          <w:szCs w:val="20"/>
+          <w14:ligatures w14:val="none"/>
+        </w:rPr>
+        <w:t>:</w:t>
+      </w:r>
+    </w:p>
+    <w:p>
+      <w:pPr>
+        <w:spacing w:after="0" w:line="240" w:lineRule="auto"/>
+        <w:ind w:left="2160" w:firstLine="720"/>
+        <w:rPr>
+          <w:rFonts w:eastAsia="Times New Roman" w:cs="Segoe UI"/>
+          <w:color w:val="242424"/>
+          <w:kern w:val="0"/>
+          <w:sz w:val="20"/>
+          <w:szCs w:val="20"/>
+          <w14:ligatures w14:val="none"/>
+        </w:rPr>
+      </w:pPr>
+      <w:r>
+        <w:rPr>
+          <w:rFonts w:eastAsia="Times New Roman" w:cs="Segoe UI"/>
+          <w:color w:val="242424"/>
+          <w:kern w:val="0"/>
+          <w:sz w:val="20"/>
+          <w:szCs w:val="20"/>
+          <w14:ligatures w14:val="none"/>
+        </w:rPr>
+        <w:t>tbl_application_settings</w:t>
+      </w:r>
+    </w:p>
+    <w:p>
+      <w:pPr>
+        <w:pStyle w:val="ListParagraph"/>
+        <w:ind w:left="2160" w:firstLine="720"/>
+        <w:rPr>
+          <w:rFonts w:eastAsia="Times New Roman" w:cs="Segoe UI"/>
+          <w:color w:val="242424"/>
+          <w:kern w:val="0"/>
+          <w:sz w:val="20"/>
+          <w:szCs w:val="20"/>
+          <w14:ligatures w14:val="none"/>
+        </w:rPr>
+      </w:pPr>
+      <w:r>
+        <w:rPr>
+          <w:rFonts w:eastAsia="Times New Roman" w:cs="Segoe UI"/>
+          <w:color w:val="242424"/>
+          <w:kern w:val="0"/>
+          <w:sz w:val="20"/>
+          <w:szCs w:val="20"/>
+          <w14:ligatures w14:val="none"/>
+        </w:rPr>
+        <w:t>application_setting_name = Column(Strting)</w:t>
+      </w:r>
+    </w:p>
+    <w:p>
+      <w:pPr>
+        <w:pStyle w:val="ListParagraph"/>
+        <w:ind w:left="2880"/>
+        <w:rPr>
+          <w:rFonts w:eastAsia="Times New Roman" w:cs="Segoe UI"/>
+          <w:color w:val="242424"/>
+          <w:kern w:val="0"/>
+          <w:sz w:val="20"/>
+          <w:szCs w:val="20"/>
+          <w14:ligatures w14:val="none"/>
+        </w:rPr>
+      </w:pPr>
+      <w:r>
+        <w:rPr>
+          <w:rFonts w:eastAsia="Times New Roman" w:cs="Segoe UI"/>
+          <w:color w:val="242424"/>
+          <w:kern w:val="0"/>
+          <w:sz w:val="20"/>
+          <w:szCs w:val="20"/>
+          <w14:ligatures w14:val="none"/>
+        </w:rPr>
+        <w:t>application_setting_value = Column(String)</w:t>
       </w:r>
     </w:p>
     <w:p>
@@ -144,24 +593,202 @@
         <w:pStyle w:val="ListParagraph"/>
         <w:numPr>
           <w:ilvl w:val="0"/>
-          <w:numId w:val="2"/>
+          <w:numId w:val="10"/>
         </w:numPr>
-        <w:spacing w:line="240" w:lineRule="auto"/>
-        <w:rPr>
-          <w:i/>
-          <w:iCs/>
-          <w:sz w:val="20"/>
-          <w:szCs w:val="20"/>
-        </w:rPr>
-      </w:pPr>
-      <w:r>
-        <w:rPr>
-          <w:i/>
-          <w:iCs/>
-          <w:sz w:val="20"/>
-          <w:szCs w:val="20"/>
-        </w:rPr>
-        <w:t>AS400 – Fundamentals [7/9]</w:t>
+        <w:rPr>
+          <w:rFonts w:eastAsia="Times New Roman" w:cs="Segoe UI"/>
+          <w:color w:val="242424"/>
+          <w:kern w:val="0"/>
+          <w:sz w:val="20"/>
+          <w:szCs w:val="20"/>
+          <w14:ligatures w14:val="none"/>
+        </w:rPr>
+      </w:pPr>
+      <w:r>
+        <w:rPr>
+          <w:rFonts w:eastAsia="Times New Roman" w:cs="Segoe UI"/>
+          <w:b/>
+          <w:bCs/>
+          <w:color w:val="242424"/>
+          <w:kern w:val="0"/>
+          <w:sz w:val="20"/>
+          <w:szCs w:val="20"/>
+          <w14:ligatures w14:val="none"/>
+        </w:rPr>
+        <w:t>Acceptance Criteria.</w:t>
+      </w:r>
+      <w:r>
+        <w:rPr>
+          <w:rFonts w:eastAsia="Times New Roman" w:cs="Segoe UI"/>
+          <w:color w:val="242424"/>
+          <w:kern w:val="0"/>
+          <w:sz w:val="20"/>
+          <w:szCs w:val="20"/>
+          <w14:ligatures w14:val="none"/>
+        </w:rPr>
+        <w:t xml:space="preserve"> The maintenance screen should allow input for the following settings and store it </w:t>
+      </w:r>
+      <w:r>
+        <w:rPr>
+          <w:rFonts w:eastAsia="Times New Roman" w:cs="Segoe UI"/>
+          <w:color w:val="242424"/>
+          <w:kern w:val="0"/>
+          <w:sz w:val="20"/>
+          <w:szCs w:val="20"/>
+          <w14:ligatures w14:val="none"/>
+        </w:rPr>
+        <w:t>in</w:t>
+      </w:r>
+      <w:r>
+        <w:rPr>
+          <w:rFonts w:eastAsia="Times New Roman" w:cs="Segoe UI"/>
+          <w:color w:val="242424"/>
+          <w:kern w:val="0"/>
+          <w:sz w:val="20"/>
+          <w:szCs w:val="20"/>
+          <w14:ligatures w14:val="none"/>
+        </w:rPr>
+        <w:t xml:space="preserve"> a database.</w:t>
+      </w:r>
+    </w:p>
+    <w:p>
+      <w:pPr>
+        <w:pStyle w:val="ListParagraph"/>
+        <w:numPr>
+          <w:ilvl w:val="1"/>
+          <w:numId w:val="10"/>
+        </w:numPr>
+        <w:rPr>
+          <w:rFonts w:eastAsia="Times New Roman" w:cs="Segoe UI"/>
+          <w:color w:val="242424"/>
+          <w:kern w:val="0"/>
+          <w:sz w:val="20"/>
+          <w:szCs w:val="20"/>
+          <w14:ligatures w14:val="none"/>
+        </w:rPr>
+      </w:pPr>
+      <w:r>
+        <w:rPr>
+          <w:rFonts w:eastAsia="Times New Roman" w:cs="Segoe UI"/>
+          <w:color w:val="242424"/>
+          <w:kern w:val="0"/>
+          <w:sz w:val="20"/>
+          <w:szCs w:val="20"/>
+          <w14:ligatures w14:val="none"/>
+        </w:rPr>
+        <w:t>Default Model, set the default value to "reasoning-vlm"</w:t>
+      </w:r>
+    </w:p>
+    <w:p>
+      <w:pPr>
+        <w:pStyle w:val="ListParagraph"/>
+        <w:numPr>
+          <w:ilvl w:val="1"/>
+          <w:numId w:val="10"/>
+        </w:numPr>
+        <w:rPr>
+          <w:rFonts w:eastAsia="Times New Roman" w:cs="Segoe UI"/>
+          <w:color w:val="242424"/>
+          <w:kern w:val="0"/>
+          <w:sz w:val="20"/>
+          <w:szCs w:val="20"/>
+          <w14:ligatures w14:val="none"/>
+        </w:rPr>
+      </w:pPr>
+      <w:r>
+        <w:rPr>
+          <w:rFonts w:eastAsia="Times New Roman" w:cs="Segoe UI"/>
+          <w:color w:val="242424"/>
+          <w:kern w:val="0"/>
+          <w:sz w:val="20"/>
+          <w:szCs w:val="20"/>
+          <w14:ligatures w14:val="none"/>
+        </w:rPr>
+        <w:t>EMBEDDING ENDPOINT, set the default value to 'https://chatops.sg.uobnet.com/spirare-api/embedding/v1/embeddings'</w:t>
+      </w:r>
+    </w:p>
+    <w:p>
+      <w:pPr>
+        <w:pStyle w:val="ListParagraph"/>
+        <w:numPr>
+          <w:ilvl w:val="1"/>
+          <w:numId w:val="10"/>
+        </w:numPr>
+        <w:rPr>
+          <w:rFonts w:eastAsia="Times New Roman" w:cs="Segoe UI"/>
+          <w:color w:val="242424"/>
+          <w:kern w:val="0"/>
+          <w:sz w:val="20"/>
+          <w:szCs w:val="20"/>
+          <w14:ligatures w14:val="none"/>
+        </w:rPr>
+      </w:pPr>
+      <w:r>
+        <w:rPr>
+          <w:rFonts w:eastAsia="Times New Roman" w:cs="Segoe UI"/>
+          <w:color w:val="242424"/>
+          <w:kern w:val="0"/>
+          <w:sz w:val="20"/>
+          <w:szCs w:val="20"/>
+          <w14:ligatures w14:val="none"/>
+        </w:rPr>
+        <w:t>CHAT_COMPLETION_ENDPOINT, set the default value to: 'https://s-egp.sg.uobnet.com/nlp/v1/chat/completions'</w:t>
+      </w:r>
+    </w:p>
+    <w:p>
+      <w:pPr>
+        <w:pStyle w:val="ListParagraph"/>
+        <w:numPr>
+          <w:ilvl w:val="1"/>
+          <w:numId w:val="10"/>
+        </w:numPr>
+        <w:rPr>
+          <w:rFonts w:eastAsia="Times New Roman" w:cs="Segoe UI"/>
+          <w:color w:val="242424"/>
+          <w:kern w:val="0"/>
+          <w:sz w:val="20"/>
+          <w:szCs w:val="20"/>
+          <w14:ligatures w14:val="none"/>
+        </w:rPr>
+      </w:pPr>
+      <w:r>
+        <w:rPr>
+          <w:rFonts w:eastAsia="Times New Roman" w:cs="Segoe UI"/>
+          <w:color w:val="242424"/>
+          <w:kern w:val="0"/>
+          <w:sz w:val="20"/>
+          <w:szCs w:val="20"/>
+          <w14:ligatures w14:val="none"/>
+        </w:rPr>
+        <w:t>EMBEDDING_MODEL, set the default value to "/data/genai/models/bge-m3"</w:t>
+      </w:r>
+    </w:p>
+    <w:p>
+      <w:pPr>
+        <w:pStyle w:val="ListParagraph"/>
+        <w:numPr>
+          <w:ilvl w:val="1"/>
+          <w:numId w:val="10"/>
+        </w:numPr>
+        <w:rPr>
+          <w:rFonts w:eastAsia="Times New Roman" w:cs="Segoe UI"/>
+          <w:color w:val="242424"/>
+          <w:kern w:val="0"/>
+          <w:sz w:val="20"/>
+          <w:szCs w:val="20"/>
+          <w14:ligatures w14:val="none"/>
+        </w:rPr>
+      </w:pPr>
+      <w:r>
+        <w:rPr>
+          <w:rFonts w:eastAsia="Times New Roman" w:cs="Segoe UI"/>
+          <w:color w:val="242424"/>
+          <w:kern w:val="0"/>
+          <w:sz w:val="20"/>
+          <w:szCs w:val="20"/>
+          <w14:ligatures w14:val="none"/>
+        </w:rPr>
+        <w:t>MAX_RETRY, set default to 3</w:t>
       </w:r>
     </w:p>
     <w:p>
@@ -169,83 +796,224 @@
         <w:pStyle w:val="ListParagraph"/>
         <w:numPr>
           <w:ilvl w:val="0"/>
-          <w:numId w:val="2"/>
+          <w:numId w:val="5"/>
         </w:numPr>
-        <w:spacing w:line="240" w:lineRule="auto"/>
-        <w:rPr>
-          <w:i/>
-          <w:iCs/>
-          <w:sz w:val="20"/>
-          <w:szCs w:val="20"/>
-        </w:rPr>
-      </w:pPr>
-      <w:r>
-        <w:rPr>
-          <w:i/>
-          <w:iCs/>
-          <w:sz w:val="20"/>
-          <w:szCs w:val="20"/>
-        </w:rPr>
-        <w:t xml:space="preserve">Dash </w:t>
-      </w:r>
-      <w:proofErr w:type="spellStart"/>
-      <w:r>
-        <w:rPr>
-          <w:i/>
-          <w:iCs/>
-          <w:sz w:val="20"/>
-          <w:szCs w:val="20"/>
-        </w:rPr>
-        <w:t>Mantine</w:t>
-      </w:r>
-      <w:proofErr w:type="spellEnd"/>
-      <w:r>
-        <w:rPr>
-          <w:i/>
-          <w:iCs/>
-          <w:sz w:val="20"/>
-          <w:szCs w:val="20"/>
-        </w:rPr>
-        <w:t xml:space="preserve"> Components</w:t>
-      </w:r>
-      <w:r>
-        <w:rPr>
-          <w:i/>
-          <w:iCs/>
-          <w:sz w:val="20"/>
-          <w:szCs w:val="20"/>
-        </w:rPr>
-        <w:t xml:space="preserve"> </w:t>
-      </w:r>
-      <w:hyperlink r:id="rId8" w:history="1">
-        <w:r>
-          <w:rPr>
-            <w:rStyle w:val="Hyperlink"/>
-            <w:i/>
-            <w:iCs/>
-            <w:sz w:val="20"/>
-            <w:szCs w:val="20"/>
-          </w:rPr>
-          <w:t>https://www.dash-mantine-components.com/</w:t>
-        </w:r>
-      </w:hyperlink>
-      <w:r>
-        <w:rPr>
-          <w:i/>
-          <w:iCs/>
-          <w:sz w:val="20"/>
-          <w:szCs w:val="20"/>
-        </w:rPr>
-        <w:t xml:space="preserve">  </w:t>
-      </w:r>
-      <w:r>
-        <w:rPr>
-          <w:i/>
-          <w:iCs/>
-          <w:sz w:val="20"/>
-          <w:szCs w:val="20"/>
-        </w:rPr>
-        <w:t>[7/9]</w:t>
+        <w:rPr>
+          <w:rFonts w:eastAsia="Times New Roman" w:cs="Segoe UI"/>
+          <w:color w:val="242424"/>
+          <w:kern w:val="0"/>
+          <w:sz w:val="20"/>
+          <w:szCs w:val="20"/>
+          <w14:ligatures w14:val="none"/>
+        </w:rPr>
+      </w:pPr>
+      <w:r>
+        <w:rPr>
+          <w:rFonts w:eastAsia="Times New Roman" w:cs="Segoe UI"/>
+          <w:color w:val="242424"/>
+          <w:kern w:val="0"/>
+          <w:sz w:val="20"/>
+          <w:szCs w:val="20"/>
+          <w14:ligatures w14:val="none"/>
+        </w:rPr>
+        <w:t>Sprint 1 – Retrospetive</w:t>
+      </w:r>
+    </w:p>
+    <w:p>
+      <w:pPr>
+        <w:pStyle w:val="ListParagraph"/>
+        <w:numPr>
+          <w:ilvl w:val="1"/>
+          <w:numId w:val="5"/>
+        </w:numPr>
+        <w:rPr>
+          <w:rFonts w:eastAsia="Times New Roman" w:cs="Segoe UI"/>
+          <w:color w:val="242424"/>
+          <w:kern w:val="0"/>
+          <w:sz w:val="20"/>
+          <w:szCs w:val="20"/>
+          <w14:ligatures w14:val="none"/>
+        </w:rPr>
+      </w:pPr>
+      <w:r>
+        <w:rPr>
+          <w:rFonts w:eastAsia="Times New Roman" w:cs="Segoe UI"/>
+          <w:color w:val="242424"/>
+          <w:kern w:val="0"/>
+          <w:sz w:val="20"/>
+          <w:szCs w:val="20"/>
+          <w14:ligatures w14:val="none"/>
+        </w:rPr>
+        <w:t>Discussed how sprint 1 went for 2 wks</w:t>
+      </w:r>
+    </w:p>
+    <w:p>
+      <w:pPr>
+        <w:pStyle w:val="ListParagraph"/>
+        <w:numPr>
+          <w:ilvl w:val="2"/>
+          <w:numId w:val="5"/>
+        </w:numPr>
+        <w:rPr>
+          <w:rFonts w:eastAsia="Times New Roman" w:cs="Segoe UI"/>
+          <w:color w:val="242424"/>
+          <w:kern w:val="0"/>
+          <w:sz w:val="20"/>
+          <w:szCs w:val="20"/>
+          <w14:ligatures w14:val="none"/>
+        </w:rPr>
+      </w:pPr>
+      <w:r>
+        <w:rPr>
+          <w:rFonts w:eastAsia="Times New Roman" w:cs="Segoe UI"/>
+          <w:color w:val="242424"/>
+          <w:kern w:val="0"/>
+          <w:sz w:val="20"/>
+          <w:szCs w:val="20"/>
+          <w14:ligatures w14:val="none"/>
+        </w:rPr>
+        <w:t>what has to be improved</w:t>
+      </w:r>
+    </w:p>
+    <w:p>
+      <w:pPr>
+        <w:pStyle w:val="ListParagraph"/>
+        <w:numPr>
+          <w:ilvl w:val="2"/>
+          <w:numId w:val="5"/>
+        </w:numPr>
+        <w:rPr>
+          <w:rFonts w:eastAsia="Times New Roman" w:cs="Segoe UI"/>
+          <w:color w:val="242424"/>
+          <w:kern w:val="0"/>
+          <w:sz w:val="20"/>
+          <w:szCs w:val="20"/>
+          <w14:ligatures w14:val="none"/>
+        </w:rPr>
+      </w:pPr>
+      <w:r>
+        <w:rPr>
+          <w:rFonts w:eastAsia="Times New Roman" w:cs="Segoe UI"/>
+          <w:color w:val="242424"/>
+          <w:kern w:val="0"/>
+          <w:sz w:val="20"/>
+          <w:szCs w:val="20"/>
+          <w14:ligatures w14:val="none"/>
+        </w:rPr>
+        <w:t>what can be continues</w:t>
+      </w:r>
+    </w:p>
+    <w:p>
+      <w:pPr>
+        <w:pStyle w:val="ListParagraph"/>
+        <w:numPr>
+          <w:ilvl w:val="2"/>
+          <w:numId w:val="5"/>
+        </w:numPr>
+        <w:rPr>
+          <w:rFonts w:eastAsia="Times New Roman" w:cs="Segoe UI"/>
+          <w:color w:val="242424"/>
+          <w:kern w:val="0"/>
+          <w:sz w:val="20"/>
+          <w:szCs w:val="20"/>
+          <w14:ligatures w14:val="none"/>
+        </w:rPr>
+      </w:pPr>
+      <w:r>
+        <w:rPr>
+          <w:rFonts w:eastAsia="Times New Roman" w:cs="Segoe UI"/>
+          <w:color w:val="242424"/>
+          <w:kern w:val="0"/>
+          <w:sz w:val="20"/>
+          <w:szCs w:val="20"/>
+          <w14:ligatures w14:val="none"/>
+        </w:rPr>
+        <w:t>what has to be avoided</w:t>
+      </w:r>
+    </w:p>
+    <w:p>
+      <w:pPr>
+        <w:pStyle w:val="ListParagraph"/>
+        <w:numPr>
+          <w:ilvl w:val="1"/>
+          <w:numId w:val="5"/>
+        </w:numPr>
+        <w:rPr>
+          <w:rFonts w:eastAsia="Times New Roman" w:cs="Segoe UI"/>
+          <w:color w:val="242424"/>
+          <w:kern w:val="0"/>
+          <w:sz w:val="20"/>
+          <w:szCs w:val="20"/>
+          <w14:ligatures w14:val="none"/>
+        </w:rPr>
+      </w:pPr>
+      <w:r>
+        <w:rPr>
+          <w:rFonts w:eastAsia="Times New Roman" w:cs="Segoe UI"/>
+          <w:color w:val="242424"/>
+          <w:kern w:val="0"/>
+          <w:sz w:val="20"/>
+          <w:szCs w:val="20"/>
+          <w14:ligatures w14:val="none"/>
+        </w:rPr>
+        <w:t>Higher officials</w:t>
+      </w:r>
+      <w:r>
+        <w:rPr>
+          <w:rFonts w:eastAsia="Times New Roman" w:cs="Segoe UI"/>
+          <w:color w:val="242424"/>
+          <w:kern w:val="0"/>
+          <w:sz w:val="20"/>
+          <w:szCs w:val="20"/>
+          <w14:ligatures w14:val="none"/>
+        </w:rPr>
+        <w:t xml:space="preserve"> were happy with our (interns’) progress and want to give us more work as we finished ahead of time</w:t>
+      </w:r>
+    </w:p>
+    <w:p>
+      <w:pPr>
+        <w:rPr>
+          <w:b/>
+          <w:bCs/>
+          <w:sz w:val="20"/>
+          <w:szCs w:val="20"/>
+        </w:rPr>
+      </w:pPr>
+      <w:r>
+        <w:rPr>
+          <w:b/>
+          <w:bCs/>
+          <w:sz w:val="20"/>
+          <w:szCs w:val="20"/>
+        </w:rPr>
+        <w:t>Wk 2: 5/</w:t>
+      </w:r>
+      <w:r>
+        <w:rPr>
+          <w:b/>
+          <w:bCs/>
+          <w:sz w:val="20"/>
+          <w:szCs w:val="20"/>
+        </w:rPr>
+        <w:t>10</w:t>
+      </w:r>
+      <w:r>
+        <w:rPr>
+          <w:b/>
+          <w:bCs/>
+          <w:sz w:val="20"/>
+          <w:szCs w:val="20"/>
+        </w:rPr>
+        <w:t xml:space="preserve"> – 9/10</w:t>
+      </w:r>
+      <w:r>
+        <w:rPr>
+          <w:b/>
+          <w:bCs/>
+          <w:sz w:val="20"/>
+          <w:szCs w:val="20"/>
+        </w:rPr>
+        <w:t xml:space="preserve"> --- START OF SPRINT 2</w:t>
       </w:r>
     </w:p>
     <w:p>
@@ -253,50 +1021,19 @@
         <w:pStyle w:val="ListParagraph"/>
         <w:numPr>
           <w:ilvl w:val="0"/>
-          <w:numId w:val="2"/>
+          <w:numId w:val="11"/>
         </w:numPr>
-        <w:spacing w:line="240" w:lineRule="auto"/>
-        <w:rPr>
-          <w:sz w:val="20"/>
-          <w:szCs w:val="20"/>
-        </w:rPr>
-      </w:pPr>
-      <w:r>
-        <w:rPr>
-          <w:b/>
-          <w:bCs/>
-          <w:sz w:val="20"/>
-          <w:szCs w:val="20"/>
-        </w:rPr>
-        <w:t>[TRAINING]</w:t>
-      </w:r>
-      <w:r>
-        <w:rPr>
-          <w:sz w:val="20"/>
-          <w:szCs w:val="20"/>
-        </w:rPr>
-        <w:t xml:space="preserve"> </w:t>
-      </w:r>
-      <w:r>
-        <w:rPr>
-          <w:sz w:val="20"/>
-          <w:szCs w:val="20"/>
-        </w:rPr>
-        <w:t>Create web application using python Dash framework [</w:t>
-      </w:r>
-      <w:r>
-        <w:rPr>
-          <w:sz w:val="20"/>
-          <w:szCs w:val="20"/>
-        </w:rPr>
-        <w:t>8</w:t>
-      </w:r>
-      <w:r>
-        <w:rPr>
-          <w:sz w:val="20"/>
-          <w:szCs w:val="20"/>
-        </w:rPr>
-        <w:t>/9]</w:t>
+        <w:rPr>
+          <w:sz w:val="20"/>
+          <w:szCs w:val="20"/>
+        </w:rPr>
+      </w:pPr>
+      <w:r>
+        <w:rPr>
+          <w:sz w:val="20"/>
+          <w:szCs w:val="20"/>
+        </w:rPr>
+        <w:t>Application Setting Screen – continue frm last wk [06/10]</w:t>
       </w:r>
     </w:p>
     <w:p>
@@ -304,143 +1041,42 @@
         <w:pStyle w:val="ListParagraph"/>
         <w:numPr>
           <w:ilvl w:val="0"/>
-          <w:numId w:val="2"/>
+          <w:numId w:val="11"/>
         </w:numPr>
-        <w:spacing w:line="240" w:lineRule="auto"/>
-        <w:rPr>
-          <w:sz w:val="20"/>
-          <w:szCs w:val="20"/>
-        </w:rPr>
-      </w:pPr>
-      <w:r>
-        <w:rPr>
-          <w:sz w:val="20"/>
-          <w:szCs w:val="20"/>
-        </w:rPr>
-        <w:t>Design strategy for web page &amp; web components [</w:t>
-      </w:r>
-      <w:r>
-        <w:rPr>
-          <w:sz w:val="20"/>
-          <w:szCs w:val="20"/>
-        </w:rPr>
-        <w:t>8</w:t>
-      </w:r>
-      <w:r>
-        <w:rPr>
-          <w:sz w:val="20"/>
-          <w:szCs w:val="20"/>
-        </w:rPr>
-        <w:t>/9]</w:t>
-      </w:r>
-    </w:p>
-    <w:p>
-      <w:pPr>
-        <w:pStyle w:val="ListParagraph"/>
-        <w:numPr>
-          <w:ilvl w:val="0"/>
-          <w:numId w:val="2"/>
-        </w:numPr>
-        <w:spacing w:line="240" w:lineRule="auto"/>
-        <w:rPr>
-          <w:i/>
-          <w:iCs/>
-          <w:sz w:val="20"/>
-          <w:szCs w:val="20"/>
-        </w:rPr>
-      </w:pPr>
-      <w:r>
-        <w:rPr>
-          <w:i/>
-          <w:iCs/>
-          <w:sz w:val="20"/>
-          <w:szCs w:val="20"/>
-        </w:rPr>
-        <w:t xml:space="preserve">ATM SGS </w:t>
-      </w:r>
-      <w:proofErr w:type="spellStart"/>
-      <w:r>
-        <w:rPr>
-          <w:i/>
-          <w:iCs/>
-          <w:sz w:val="20"/>
-          <w:szCs w:val="20"/>
-        </w:rPr>
-        <w:t>TBill</w:t>
-      </w:r>
-      <w:proofErr w:type="spellEnd"/>
-      <w:r>
-        <w:rPr>
-          <w:i/>
-          <w:iCs/>
-          <w:sz w:val="20"/>
-          <w:szCs w:val="20"/>
-        </w:rPr>
-        <w:t xml:space="preserve"> Bond Functional Specs [9/9]</w:t>
-      </w:r>
-    </w:p>
-    <w:p>
-      <w:pPr>
-        <w:pStyle w:val="ListParagraph"/>
-        <w:numPr>
-          <w:ilvl w:val="1"/>
-          <w:numId w:val="12"/>
-        </w:numPr>
-        <w:spacing w:line="240" w:lineRule="auto"/>
-        <w:rPr>
-          <w:i/>
-          <w:iCs/>
-          <w:sz w:val="20"/>
-          <w:szCs w:val="20"/>
-        </w:rPr>
-      </w:pPr>
-      <w:r>
-        <w:rPr>
-          <w:sz w:val="20"/>
-          <w:szCs w:val="20"/>
-        </w:rPr>
-        <w:t xml:space="preserve">Read </w:t>
-      </w:r>
-      <w:proofErr w:type="gramStart"/>
-      <w:r>
-        <w:rPr>
-          <w:sz w:val="20"/>
-          <w:szCs w:val="20"/>
-        </w:rPr>
-        <w:t>thru</w:t>
-      </w:r>
-      <w:proofErr w:type="gramEnd"/>
-      <w:r>
-        <w:rPr>
-          <w:sz w:val="20"/>
-          <w:szCs w:val="20"/>
-        </w:rPr>
-        <w:t xml:space="preserve"> the doc &amp; took down own notes</w:t>
-      </w:r>
-    </w:p>
-    <w:p>
-      <w:pPr>
-        <w:pStyle w:val="ListParagraph"/>
-        <w:numPr>
-          <w:ilvl w:val="0"/>
-          <w:numId w:val="2"/>
-        </w:numPr>
-        <w:spacing w:line="240" w:lineRule="auto"/>
-        <w:rPr>
-          <w:i/>
-          <w:iCs/>
-          <w:sz w:val="20"/>
-          <w:szCs w:val="20"/>
-        </w:rPr>
-      </w:pPr>
-      <w:r>
-        <w:rPr>
-          <w:i/>
-          <w:iCs/>
-          <w:sz w:val="20"/>
-          <w:szCs w:val="20"/>
-        </w:rPr>
-        <w:t>ACO System v1 [10/9]</w:t>
+        <w:rPr>
+          <w:sz w:val="20"/>
+          <w:szCs w:val="20"/>
+        </w:rPr>
+      </w:pPr>
+      <w:r>
+        <w:rPr>
+          <w:sz w:val="20"/>
+          <w:szCs w:val="20"/>
+        </w:rPr>
+        <w:t>Error uploading file when the tag field is empty</w:t>
+      </w:r>
+      <w:r>
+        <w:rPr>
+          <w:sz w:val="20"/>
+          <w:szCs w:val="20"/>
+        </w:rPr>
+        <w:t xml:space="preserve"> - Sprint 1 defects</w:t>
+      </w:r>
+      <w:r>
+        <w:rPr>
+          <w:rFonts w:ascii="Arial" w:hAnsi="Arial" w:cs="Arial"/>
+          <w:sz w:val="20"/>
+          <w:szCs w:val="20"/>
+        </w:rPr>
+        <w:t>​‌</w:t>
+      </w:r>
+      <w:r>
+        <w:rPr>
+          <w:rFonts w:cs="Arial"/>
+          <w:sz w:val="20"/>
+          <w:szCs w:val="20"/>
+        </w:rPr>
+        <w:t xml:space="preserve"> [08/10]</w:t>
       </w:r>
     </w:p>
     <w:p>
@@ -450,36 +1086,152 @@
           <w:ilvl w:val="1"/>
           <w:numId w:val="11"/>
         </w:numPr>
-        <w:spacing w:line="240" w:lineRule="auto"/>
-        <w:rPr>
-          <w:i/>
-          <w:iCs/>
-          <w:sz w:val="20"/>
-          <w:szCs w:val="20"/>
-        </w:rPr>
-      </w:pPr>
-      <w:r>
-        <w:rPr>
-          <w:sz w:val="20"/>
-          <w:szCs w:val="20"/>
-        </w:rPr>
-        <w:t xml:space="preserve">Read </w:t>
-      </w:r>
-      <w:proofErr w:type="gramStart"/>
-      <w:r>
-        <w:rPr>
-          <w:sz w:val="20"/>
-          <w:szCs w:val="20"/>
-        </w:rPr>
-        <w:t>thru</w:t>
-      </w:r>
-      <w:proofErr w:type="gramEnd"/>
-      <w:r>
-        <w:rPr>
-          <w:sz w:val="20"/>
-          <w:szCs w:val="20"/>
-        </w:rPr>
-        <w:t xml:space="preserve"> the doc &amp; took down own notes</w:t>
+        <w:rPr>
+          <w:sz w:val="20"/>
+          <w:szCs w:val="20"/>
+        </w:rPr>
+      </w:pPr>
+      <w:r>
+        <w:rPr>
+          <w:sz w:val="20"/>
+          <w:szCs w:val="20"/>
+        </w:rPr>
+        <w:t>Steps to reproduce the error:</w:t>
+      </w:r>
+    </w:p>
+    <w:p>
+      <w:pPr>
+        <w:pStyle w:val="ListParagraph"/>
+        <w:numPr>
+          <w:ilvl w:val="2"/>
+          <w:numId w:val="11"/>
+        </w:numPr>
+        <w:rPr>
+          <w:sz w:val="20"/>
+          <w:szCs w:val="20"/>
+        </w:rPr>
+      </w:pPr>
+      <w:r>
+        <w:rPr>
+          <w:sz w:val="20"/>
+          <w:szCs w:val="20"/>
+        </w:rPr>
+        <w:t>Navigate to "Upload Document" Accordion in the "Find Docs"</w:t>
+      </w:r>
+    </w:p>
+    <w:p>
+      <w:pPr>
+        <w:pStyle w:val="ListParagraph"/>
+        <w:numPr>
+          <w:ilvl w:val="2"/>
+          <w:numId w:val="11"/>
+        </w:numPr>
+        <w:rPr>
+          <w:sz w:val="20"/>
+          <w:szCs w:val="20"/>
+        </w:rPr>
+      </w:pPr>
+      <w:r>
+        <w:rPr>
+          <w:sz w:val="20"/>
+          <w:szCs w:val="20"/>
+        </w:rPr>
+        <w:t>Upload 1 file, add description, leave the tags field empty</w:t>
+      </w:r>
+    </w:p>
+    <w:p>
+      <w:pPr>
+        <w:pStyle w:val="ListParagraph"/>
+        <w:numPr>
+          <w:ilvl w:val="2"/>
+          <w:numId w:val="11"/>
+        </w:numPr>
+        <w:rPr>
+          <w:sz w:val="20"/>
+          <w:szCs w:val="20"/>
+        </w:rPr>
+      </w:pPr>
+      <w:r>
+        <w:rPr>
+          <w:sz w:val="20"/>
+          <w:szCs w:val="20"/>
+        </w:rPr>
+        <w:lastRenderedPageBreak/>
+        <w:t>Click "Upload"</w:t>
+      </w:r>
+    </w:p>
+    <w:p>
+      <w:pPr>
+        <w:pStyle w:val="ListParagraph"/>
+        <w:numPr>
+          <w:ilvl w:val="2"/>
+          <w:numId w:val="11"/>
+        </w:numPr>
+        <w:rPr>
+          <w:sz w:val="20"/>
+          <w:szCs w:val="20"/>
+        </w:rPr>
+      </w:pPr>
+      <w:r>
+        <w:rPr>
+          <w:sz w:val="20"/>
+          <w:szCs w:val="20"/>
+        </w:rPr>
+        <w:t>Error message showing database error</w:t>
+      </w:r>
+    </w:p>
+    <w:p>
+      <w:pPr>
+        <w:pStyle w:val="ListParagraph"/>
+        <w:numPr>
+          <w:ilvl w:val="1"/>
+          <w:numId w:val="11"/>
+        </w:numPr>
+        <w:rPr>
+          <w:sz w:val="20"/>
+          <w:szCs w:val="20"/>
+        </w:rPr>
+      </w:pPr>
+      <w:r>
+        <w:rPr>
+          <w:sz w:val="20"/>
+          <w:szCs w:val="20"/>
+        </w:rPr>
+        <w:t>Expected behavior (for Sprint 1):</w:t>
+      </w:r>
+    </w:p>
+    <w:p>
+      <w:pPr>
+        <w:pStyle w:val="ListParagraph"/>
+        <w:numPr>
+          <w:ilvl w:val="2"/>
+          <w:numId w:val="11"/>
+        </w:numPr>
+        <w:rPr>
+          <w:sz w:val="20"/>
+          <w:szCs w:val="20"/>
+        </w:rPr>
+      </w:pPr>
+      <w:r>
+        <w:rPr>
+          <w:sz w:val="20"/>
+          <w:szCs w:val="20"/>
+        </w:rPr>
+        <w:t xml:space="preserve">User </w:t>
+      </w:r>
+      <w:r>
+        <w:rPr>
+          <w:sz w:val="20"/>
+          <w:szCs w:val="20"/>
+        </w:rPr>
+        <w:t>can</w:t>
+      </w:r>
+      <w:r>
+        <w:rPr>
+          <w:sz w:val="20"/>
+          <w:szCs w:val="20"/>
+        </w:rPr>
+        <w:t xml:space="preserve"> leave the tag field empty (even when only 1 file is uploaded)</w:t>
       </w:r>
     </w:p>
     <w:p>
@@ -487,36 +1239,49 @@
         <w:pStyle w:val="ListParagraph"/>
         <w:numPr>
           <w:ilvl w:val="0"/>
-          <w:numId w:val="2"/>
+          <w:numId w:val="11"/>
         </w:numPr>
-        <w:spacing w:line="240" w:lineRule="auto"/>
-        <w:rPr>
-          <w:sz w:val="20"/>
-          <w:szCs w:val="20"/>
-        </w:rPr>
-      </w:pPr>
-      <w:r>
-        <w:rPr>
-          <w:sz w:val="20"/>
-          <w:szCs w:val="20"/>
-        </w:rPr>
-        <w:t>Prompt generation - For ACO Process Extraction</w:t>
-      </w:r>
-      <w:r>
-        <w:rPr>
-          <w:sz w:val="20"/>
-          <w:szCs w:val="20"/>
-        </w:rPr>
-        <w:t xml:space="preserve"> [10/9]</w:t>
+        <w:rPr>
+          <w:sz w:val="20"/>
+          <w:szCs w:val="20"/>
+        </w:rPr>
+      </w:pPr>
+      <w:r>
+        <w:rPr>
+          <w:sz w:val="20"/>
+          <w:szCs w:val="20"/>
+        </w:rPr>
+        <w:t>dcc.Upload contents are not cleared after file processing</w:t>
+      </w:r>
+      <w:r>
+        <w:rPr>
+          <w:sz w:val="20"/>
+          <w:szCs w:val="20"/>
+        </w:rPr>
+        <w:t xml:space="preserve"> </w:t>
+      </w:r>
+      <w:r>
+        <w:rPr>
+          <w:sz w:val="20"/>
+          <w:szCs w:val="20"/>
+        </w:rPr>
+        <w:t>- Sprint 1 defects</w:t>
+      </w:r>
+      <w:r>
+        <w:rPr>
+          <w:rFonts w:ascii="Arial" w:hAnsi="Arial" w:cs="Arial"/>
+          <w:sz w:val="20"/>
+          <w:szCs w:val="20"/>
+        </w:rPr>
+        <w:t>​‌</w:t>
       </w:r>
       <w:r>
         <w:rPr>
           <w:rFonts w:cs="Arial"/>
-          <w:kern w:val="0"/>
-          <w:sz w:val="20"/>
-          <w:szCs w:val="20"/>
-        </w:rPr>
-        <w:t xml:space="preserve"> </w:t>
+          <w:sz w:val="20"/>
+          <w:szCs w:val="20"/>
+        </w:rPr>
+        <w:t xml:space="preserve"> [08/10]</w:t>
       </w:r>
     </w:p>
     <w:p>
@@ -524,56 +1289,238 @@
         <w:pStyle w:val="ListParagraph"/>
         <w:numPr>
           <w:ilvl w:val="0"/>
-          <w:numId w:val="2"/>
+          <w:numId w:val="19"/>
         </w:numPr>
-        <w:spacing w:line="240" w:lineRule="auto"/>
-        <w:rPr>
-          <w:sz w:val="20"/>
-          <w:szCs w:val="20"/>
-        </w:rPr>
-      </w:pPr>
-      <w:r>
+        <w:spacing w:after="0" w:line="240" w:lineRule="auto"/>
+        <w:rPr>
+          <w:rFonts w:eastAsia="Times New Roman" w:cs="Times New Roman"/>
+          <w:kern w:val="0"/>
+          <w:sz w:val="20"/>
+          <w:szCs w:val="20"/>
+          <w14:ligatures w14:val="none"/>
+        </w:rPr>
+      </w:pPr>
+      <w:r>
+        <w:rPr>
+          <w:rFonts w:eastAsia="Times New Roman" w:cs="Times New Roman"/>
+          <w:kern w:val="0"/>
+          <w:sz w:val="20"/>
+          <w:szCs w:val="20"/>
+          <w14:ligatures w14:val="none"/>
+        </w:rPr>
+        <w:t>Steps to reproduce the error:</w:t>
+      </w:r>
+    </w:p>
+    <w:p>
+      <w:pPr>
+        <w:numPr>
+          <w:ilvl w:val="2"/>
+          <w:numId w:val="11"/>
+        </w:numPr>
+        <w:spacing w:before="100" w:beforeAutospacing="1" w:after="100" w:afterAutospacing="1" w:line="240" w:lineRule="auto"/>
+        <w:rPr>
+          <w:rFonts w:eastAsia="Times New Roman" w:cs="Times New Roman"/>
+          <w:kern w:val="0"/>
+          <w:sz w:val="20"/>
+          <w:szCs w:val="20"/>
+          <w14:ligatures w14:val="none"/>
+        </w:rPr>
+      </w:pPr>
+      <w:r>
+        <w:rPr>
+          <w:rFonts w:eastAsia="Times New Roman" w:cs="Times New Roman"/>
+          <w:kern w:val="0"/>
+          <w:sz w:val="20"/>
+          <w:szCs w:val="20"/>
+          <w14:ligatures w14:val="none"/>
+        </w:rPr>
+        <w:t>Navigate to "Upload Document" Accordion in the "Find Docs"</w:t>
+      </w:r>
+    </w:p>
+    <w:p>
+      <w:pPr>
+        <w:numPr>
+          <w:ilvl w:val="2"/>
+          <w:numId w:val="11"/>
+        </w:numPr>
+        <w:spacing w:before="100" w:beforeAutospacing="1" w:after="100" w:afterAutospacing="1" w:line="240" w:lineRule="auto"/>
+        <w:rPr>
+          <w:rFonts w:eastAsia="Times New Roman" w:cs="Times New Roman"/>
+          <w:kern w:val="0"/>
+          <w:sz w:val="20"/>
+          <w:szCs w:val="20"/>
+          <w14:ligatures w14:val="none"/>
+        </w:rPr>
+      </w:pPr>
+      <w:r>
+        <w:rPr>
+          <w:rFonts w:eastAsia="Times New Roman" w:cs="Times New Roman"/>
+          <w:kern w:val="0"/>
+          <w:sz w:val="20"/>
+          <w:szCs w:val="20"/>
+          <w14:ligatures w14:val="none"/>
+        </w:rPr>
+        <w:t>Upload 1 file</w:t>
+      </w:r>
+    </w:p>
+    <w:p>
+      <w:pPr>
+        <w:numPr>
+          <w:ilvl w:val="2"/>
+          <w:numId w:val="11"/>
+        </w:numPr>
+        <w:spacing w:before="100" w:beforeAutospacing="1" w:after="100" w:afterAutospacing="1" w:line="240" w:lineRule="auto"/>
+        <w:rPr>
+          <w:rFonts w:eastAsia="Times New Roman" w:cs="Times New Roman"/>
+          <w:kern w:val="0"/>
+          <w:sz w:val="20"/>
+          <w:szCs w:val="20"/>
+          <w14:ligatures w14:val="none"/>
+        </w:rPr>
+      </w:pPr>
+      <w:r>
+        <w:rPr>
+          <w:rFonts w:eastAsia="Times New Roman" w:cs="Times New Roman"/>
+          <w:kern w:val="0"/>
+          <w:sz w:val="20"/>
+          <w:szCs w:val="20"/>
+          <w14:ligatures w14:val="none"/>
+        </w:rPr>
+        <w:t>Close the Modal, and open it again</w:t>
+      </w:r>
+    </w:p>
+    <w:p>
+      <w:pPr>
+        <w:numPr>
+          <w:ilvl w:val="2"/>
+          <w:numId w:val="11"/>
+        </w:numPr>
+        <w:spacing w:before="100" w:beforeAutospacing="1" w:after="100" w:afterAutospacing="1" w:line="240" w:lineRule="auto"/>
+        <w:rPr>
+          <w:rFonts w:eastAsia="Times New Roman" w:cs="Times New Roman"/>
+          <w:kern w:val="0"/>
+          <w:sz w:val="20"/>
+          <w:szCs w:val="20"/>
+          <w14:ligatures w14:val="none"/>
+        </w:rPr>
+      </w:pPr>
+      <w:r>
+        <w:rPr>
+          <w:rFonts w:eastAsia="Times New Roman" w:cs="Times New Roman"/>
+          <w:kern w:val="0"/>
+          <w:sz w:val="20"/>
+          <w:szCs w:val="20"/>
+          <w14:ligatures w14:val="none"/>
+        </w:rPr>
+        <w:t>Upload the same file used in Step 2</w:t>
+      </w:r>
+    </w:p>
+    <w:p>
+      <w:pPr>
+        <w:numPr>
+          <w:ilvl w:val="2"/>
+          <w:numId w:val="11"/>
+        </w:numPr>
+        <w:spacing w:before="100" w:beforeAutospacing="1" w:after="100" w:afterAutospacing="1" w:line="240" w:lineRule="auto"/>
+        <w:rPr>
+          <w:rFonts w:eastAsia="Times New Roman" w:cs="Times New Roman"/>
+          <w:kern w:val="0"/>
+          <w:sz w:val="20"/>
+          <w:szCs w:val="20"/>
+          <w14:ligatures w14:val="none"/>
+        </w:rPr>
+      </w:pPr>
+      <w:r>
+        <w:rPr>
+          <w:rFonts w:eastAsia="Times New Roman" w:cs="Times New Roman"/>
+          <w:kern w:val="0"/>
+          <w:sz w:val="20"/>
+          <w:szCs w:val="20"/>
+          <w14:ligatures w14:val="none"/>
+        </w:rPr>
+        <w:t>No changes registered by Dash after uploading (No response from website after completing Step 4</w:t>
+      </w:r>
+    </w:p>
+    <w:p>
+      <w:pPr>
+        <w:numPr>
+          <w:ilvl w:val="1"/>
+          <w:numId w:val="11"/>
+        </w:numPr>
+        <w:spacing w:before="100" w:beforeAutospacing="1" w:after="100" w:afterAutospacing="1" w:line="240" w:lineRule="auto"/>
+        <w:rPr>
+          <w:rFonts w:eastAsia="Times New Roman" w:cs="Times New Roman"/>
+          <w:kern w:val="0"/>
+          <w:sz w:val="20"/>
+          <w:szCs w:val="20"/>
+          <w14:ligatures w14:val="none"/>
+        </w:rPr>
+      </w:pPr>
+      <w:r>
+        <w:rPr>
+          <w:rFonts w:eastAsia="Times New Roman" w:cs="Times New Roman"/>
+          <w:kern w:val="0"/>
+          <w:sz w:val="20"/>
+          <w:szCs w:val="20"/>
+          <w14:ligatures w14:val="none"/>
+        </w:rPr>
+        <w:t>Expected behavior:</w:t>
+      </w:r>
+    </w:p>
+    <w:p>
+      <w:pPr>
+        <w:numPr>
+          <w:ilvl w:val="2"/>
+          <w:numId w:val="11"/>
+        </w:numPr>
+        <w:spacing w:before="100" w:beforeAutospacing="1" w:after="100" w:afterAutospacing="1" w:line="240" w:lineRule="auto"/>
+        <w:rPr>
+          <w:rFonts w:eastAsia="Times New Roman" w:cs="Times New Roman"/>
+          <w:kern w:val="0"/>
+          <w:sz w:val="20"/>
+          <w:szCs w:val="20"/>
+          <w14:ligatures w14:val="none"/>
+        </w:rPr>
+      </w:pPr>
+      <w:r>
+        <w:rPr>
+          <w:rFonts w:eastAsia="Times New Roman" w:cs="Times New Roman"/>
+          <w:kern w:val="0"/>
+          <w:sz w:val="20"/>
+          <w:szCs w:val="20"/>
+          <w14:ligatures w14:val="none"/>
+        </w:rPr>
+        <w:t>File data is cleared after any file processing step (including the act of closing the upload modal)</w:t>
+      </w:r>
+      <w:r>
+        <w:rPr>
+          <w:rFonts w:eastAsia="Times New Roman" w:cs="Times New Roman"/>
+          <w:kern w:val="0"/>
+          <w:sz w:val="20"/>
+          <w:szCs w:val="20"/>
+          <w14:ligatures w14:val="none"/>
+        </w:rPr>
+        <w:tab/>
+      </w:r>
+    </w:p>
+    <w:p>
+      <w:pPr>
         <w:rPr>
           <w:b/>
           <w:bCs/>
           <w:sz w:val="20"/>
           <w:szCs w:val="20"/>
         </w:rPr>
-        <w:t>[TRAINING]</w:t>
-      </w:r>
-      <w:r>
-        <w:rPr>
-          <w:sz w:val="20"/>
-          <w:szCs w:val="20"/>
-        </w:rPr>
-        <w:t xml:space="preserve"> Creating</w:t>
-      </w:r>
-      <w:r>
-        <w:rPr>
-          <w:sz w:val="20"/>
-          <w:szCs w:val="20"/>
-        </w:rPr>
-        <w:t xml:space="preserve"> Web Pages with Python Dash - Adding SQLite Database (Combine Web Page Component Creation and (READ/WRITE/DELETE) Function to an SQLITE Database)</w:t>
-      </w:r>
-      <w:r>
-        <w:rPr>
-          <w:sz w:val="20"/>
-          <w:szCs w:val="20"/>
-        </w:rPr>
-        <w:t xml:space="preserve"> [11/9]</w:t>
-      </w:r>
-    </w:p>
-    <w:p>
-      <w:pPr>
-        <w:spacing w:line="240" w:lineRule="auto"/>
+      </w:pPr>
+      <w:r>
         <w:rPr>
           <w:b/>
           <w:bCs/>
           <w:sz w:val="20"/>
           <w:szCs w:val="20"/>
         </w:rPr>
-      </w:pPr>
-      <w:proofErr w:type="spellStart"/>
+        <w:t>Wk 3: 12/</w:t>
+      </w:r>
       <w:r>
         <w:rPr>
           <w:b/>
@@ -581,9 +1528,8 @@
           <w:sz w:val="20"/>
           <w:szCs w:val="20"/>
         </w:rPr>
-        <w:t>Wk</w:t>
-      </w:r>
-      <w:proofErr w:type="spellEnd"/>
+        <w:t>10</w:t>
+      </w:r>
       <w:r>
         <w:rPr>
           <w:b/>
@@ -591,7 +1537,43 @@
           <w:sz w:val="20"/>
           <w:szCs w:val="20"/>
         </w:rPr>
-        <w:t xml:space="preserve"> 3: 14/9 – 18/9</w:t>
+        <w:t xml:space="preserve"> – 1</w:t>
+      </w:r>
+      <w:r>
+        <w:rPr>
+          <w:b/>
+          <w:bCs/>
+          <w:sz w:val="20"/>
+          <w:szCs w:val="20"/>
+        </w:rPr>
+        <w:t>6</w:t>
+      </w:r>
+      <w:r>
+        <w:rPr>
+          <w:b/>
+          <w:bCs/>
+          <w:sz w:val="20"/>
+          <w:szCs w:val="20"/>
+        </w:rPr>
+        <w:t>/10</w:t>
+      </w:r>
+      <w:r>
+        <w:rPr>
+          <w:b/>
+          <w:bCs/>
+          <w:sz w:val="20"/>
+          <w:szCs w:val="20"/>
+        </w:rPr>
+        <w:t xml:space="preserve"> – END OF SPRINT </w:t>
+      </w:r>
+      <w:r>
+        <w:rPr>
+          <w:b/>
+          <w:bCs/>
+          <w:sz w:val="20"/>
+          <w:szCs w:val="20"/>
+        </w:rPr>
+        <w:t>2</w:t>
       </w:r>
     </w:p>
     <w:p>
@@ -599,103 +1581,19 @@
         <w:pStyle w:val="ListParagraph"/>
         <w:numPr>
           <w:ilvl w:val="0"/>
-          <w:numId w:val="7"/>
+          <w:numId w:val="20"/>
         </w:numPr>
-        <w:spacing w:line="240" w:lineRule="auto"/>
-        <w:rPr>
-          <w:sz w:val="20"/>
-          <w:szCs w:val="20"/>
-        </w:rPr>
-      </w:pPr>
-      <w:r>
-        <w:rPr>
-          <w:b/>
-          <w:bCs/>
-          <w:sz w:val="20"/>
-          <w:szCs w:val="20"/>
-        </w:rPr>
-        <w:t>[</w:t>
-      </w:r>
-      <w:r>
-        <w:rPr>
-          <w:b/>
-          <w:bCs/>
-          <w:sz w:val="20"/>
-          <w:szCs w:val="20"/>
-        </w:rPr>
-        <w:t>TRAINING]</w:t>
-      </w:r>
-      <w:r>
-        <w:rPr>
-          <w:sz w:val="20"/>
-          <w:szCs w:val="20"/>
-        </w:rPr>
-        <w:t xml:space="preserve"> Adding</w:t>
-      </w:r>
-      <w:r>
-        <w:rPr>
-          <w:sz w:val="20"/>
-          <w:szCs w:val="20"/>
-        </w:rPr>
-        <w:t xml:space="preserve"> Database Access to Web </w:t>
-      </w:r>
-      <w:r>
-        <w:rPr>
-          <w:sz w:val="20"/>
-          <w:szCs w:val="20"/>
-        </w:rPr>
-        <w:t>Applications</w:t>
-      </w:r>
-      <w:r>
-        <w:rPr>
-          <w:sz w:val="20"/>
-          <w:szCs w:val="20"/>
-        </w:rPr>
-        <w:t xml:space="preserve"> </w:t>
-      </w:r>
-      <w:proofErr w:type="gramStart"/>
-      <w:r>
-        <w:rPr>
-          <w:sz w:val="20"/>
-          <w:szCs w:val="20"/>
-        </w:rPr>
-        <w:t>To</w:t>
-      </w:r>
-      <w:proofErr w:type="gramEnd"/>
-      <w:r>
-        <w:rPr>
-          <w:sz w:val="20"/>
-          <w:szCs w:val="20"/>
-        </w:rPr>
-        <w:t xml:space="preserve"> </w:t>
-      </w:r>
-      <w:r>
-        <w:rPr>
-          <w:sz w:val="20"/>
-          <w:szCs w:val="20"/>
-        </w:rPr>
-        <w:t>Cover:</w:t>
-      </w:r>
-      <w:r>
-        <w:rPr>
-          <w:sz w:val="20"/>
-          <w:szCs w:val="20"/>
-        </w:rPr>
-        <w:t xml:space="preserve"> UOB LLM API Access </w:t>
-      </w:r>
-      <w:r>
-        <w:rPr>
-          <w:sz w:val="20"/>
-          <w:szCs w:val="20"/>
-        </w:rPr>
-        <w:t>Exercises:</w:t>
-      </w:r>
-      <w:r>
-        <w:rPr>
-          <w:sz w:val="20"/>
-          <w:szCs w:val="20"/>
-        </w:rPr>
-        <w:t xml:space="preserve"> Invoke the UOB Local LLM via API Access [14/9]</w:t>
+        <w:rPr>
+          <w:sz w:val="20"/>
+          <w:szCs w:val="20"/>
+        </w:rPr>
+      </w:pPr>
+      <w:r>
+        <w:rPr>
+          <w:sz w:val="20"/>
+          <w:szCs w:val="20"/>
+        </w:rPr>
+        <w:t>CodeVision Sprint – Discussion meeting [13/10]</w:t>
       </w:r>
     </w:p>
     <w:p>
@@ -703,36 +1601,383 @@
         <w:pStyle w:val="ListParagraph"/>
         <w:numPr>
           <w:ilvl w:val="1"/>
-          <w:numId w:val="7"/>
+          <w:numId w:val="20"/>
         </w:numPr>
-        <w:spacing w:line="240" w:lineRule="auto"/>
-        <w:rPr>
-          <w:sz w:val="20"/>
-          <w:szCs w:val="20"/>
-        </w:rPr>
-      </w:pPr>
-      <w:r>
-        <w:rPr>
-          <w:sz w:val="20"/>
-          <w:szCs w:val="20"/>
-        </w:rPr>
-        <w:t xml:space="preserve">Create </w:t>
-      </w:r>
-      <w:proofErr w:type="spellStart"/>
-      <w:r>
-        <w:rPr>
-          <w:sz w:val="20"/>
-          <w:szCs w:val="20"/>
-        </w:rPr>
-        <w:t>sth</w:t>
-      </w:r>
-      <w:proofErr w:type="spellEnd"/>
-      <w:r>
-        <w:rPr>
-          <w:sz w:val="20"/>
-          <w:szCs w:val="20"/>
-        </w:rPr>
-        <w:t xml:space="preserve"> w 2 tables (foreign keys)</w:t>
+        <w:rPr>
+          <w:sz w:val="20"/>
+          <w:szCs w:val="20"/>
+        </w:rPr>
+      </w:pPr>
+      <w:r>
+        <w:rPr>
+          <w:sz w:val="20"/>
+          <w:szCs w:val="20"/>
+        </w:rPr>
+        <w:t>Discussed how the next sprint can be conducted</w:t>
+      </w:r>
+    </w:p>
+    <w:p>
+      <w:pPr>
+        <w:pStyle w:val="ListParagraph"/>
+        <w:numPr>
+          <w:ilvl w:val="2"/>
+          <w:numId w:val="20"/>
+        </w:numPr>
+        <w:rPr>
+          <w:sz w:val="20"/>
+          <w:szCs w:val="20"/>
+        </w:rPr>
+      </w:pPr>
+      <w:r>
+        <w:rPr>
+          <w:sz w:val="20"/>
+          <w:szCs w:val="20"/>
+        </w:rPr>
+        <w:t xml:space="preserve">Interns will also be involved in the sprint planning meeting </w:t>
+      </w:r>
+      <w:r>
+        <w:rPr>
+          <w:sz w:val="20"/>
+          <w:szCs w:val="20"/>
+        </w:rPr>
+        <w:t>frm</w:t>
+      </w:r>
+      <w:r>
+        <w:rPr>
+          <w:sz w:val="20"/>
+          <w:szCs w:val="20"/>
+        </w:rPr>
+        <w:t xml:space="preserve"> sprint 3 onwards</w:t>
+      </w:r>
+    </w:p>
+    <w:p>
+      <w:pPr>
+        <w:pStyle w:val="ListParagraph"/>
+        <w:numPr>
+          <w:ilvl w:val="2"/>
+          <w:numId w:val="20"/>
+        </w:numPr>
+        <w:rPr>
+          <w:sz w:val="20"/>
+          <w:szCs w:val="20"/>
+        </w:rPr>
+      </w:pPr>
+      <w:r>
+        <w:rPr>
+          <w:sz w:val="20"/>
+          <w:szCs w:val="20"/>
+        </w:rPr>
+        <w:t>Interns will assign themselves tasks and can ask supervisor for assistance if needed</w:t>
+      </w:r>
+    </w:p>
+    <w:p>
+      <w:pPr>
+        <w:pStyle w:val="ListParagraph"/>
+        <w:numPr>
+          <w:ilvl w:val="1"/>
+          <w:numId w:val="20"/>
+        </w:numPr>
+        <w:rPr>
+          <w:sz w:val="20"/>
+          <w:szCs w:val="20"/>
+        </w:rPr>
+      </w:pPr>
+      <w:r>
+        <w:rPr>
+          <w:sz w:val="20"/>
+          <w:szCs w:val="20"/>
+        </w:rPr>
+        <w:t>Higher officials discussed how the webpage</w:t>
+      </w:r>
+      <w:r>
+        <w:rPr>
+          <w:sz w:val="20"/>
+          <w:szCs w:val="20"/>
+        </w:rPr>
+        <w:t xml:space="preserve"> (embedding model</w:t>
+      </w:r>
+      <w:r>
+        <w:rPr>
+          <w:sz w:val="20"/>
+          <w:szCs w:val="20"/>
+        </w:rPr>
+        <w:t xml:space="preserve"> design</w:t>
+      </w:r>
+      <w:r>
+        <w:rPr>
+          <w:sz w:val="20"/>
+          <w:szCs w:val="20"/>
+        </w:rPr>
+        <w:t>)</w:t>
+      </w:r>
+      <w:r>
+        <w:rPr>
+          <w:sz w:val="20"/>
+          <w:szCs w:val="20"/>
+        </w:rPr>
+        <w:t xml:space="preserve"> can be further </w:t>
+      </w:r>
+      <w:r>
+        <w:rPr>
+          <w:sz w:val="20"/>
+          <w:szCs w:val="20"/>
+        </w:rPr>
+        <w:t>improved</w:t>
+      </w:r>
+    </w:p>
+    <w:p>
+      <w:pPr>
+        <w:pStyle w:val="ListParagraph"/>
+        <w:numPr>
+          <w:ilvl w:val="1"/>
+          <w:numId w:val="20"/>
+        </w:numPr>
+        <w:rPr>
+          <w:sz w:val="20"/>
+          <w:szCs w:val="20"/>
+        </w:rPr>
+      </w:pPr>
+      <w:r>
+        <w:rPr>
+          <w:sz w:val="20"/>
+          <w:szCs w:val="20"/>
+        </w:rPr>
+        <w:t>Technical documentation to be done for tasks in sprint 3 onwards</w:t>
+      </w:r>
+    </w:p>
+    <w:p>
+      <w:pPr>
+        <w:rPr>
+          <w:b/>
+          <w:bCs/>
+          <w:sz w:val="20"/>
+          <w:szCs w:val="20"/>
+        </w:rPr>
+      </w:pPr>
+      <w:r>
+        <w:rPr>
+          <w:b/>
+          <w:bCs/>
+          <w:sz w:val="20"/>
+          <w:szCs w:val="20"/>
+        </w:rPr>
+        <w:t xml:space="preserve">Wk 4: </w:t>
+      </w:r>
+      <w:r>
+        <w:rPr>
+          <w:b/>
+          <w:bCs/>
+          <w:sz w:val="20"/>
+          <w:szCs w:val="20"/>
+        </w:rPr>
+        <w:t>19</w:t>
+      </w:r>
+      <w:r>
+        <w:rPr>
+          <w:b/>
+          <w:bCs/>
+          <w:sz w:val="20"/>
+          <w:szCs w:val="20"/>
+        </w:rPr>
+        <w:t>/</w:t>
+      </w:r>
+      <w:r>
+        <w:rPr>
+          <w:b/>
+          <w:bCs/>
+          <w:sz w:val="20"/>
+          <w:szCs w:val="20"/>
+        </w:rPr>
+        <w:t>10</w:t>
+      </w:r>
+      <w:r>
+        <w:rPr>
+          <w:b/>
+          <w:bCs/>
+          <w:sz w:val="20"/>
+          <w:szCs w:val="20"/>
+        </w:rPr>
+        <w:t xml:space="preserve"> – 2</w:t>
+      </w:r>
+      <w:r>
+        <w:rPr>
+          <w:b/>
+          <w:bCs/>
+          <w:sz w:val="20"/>
+          <w:szCs w:val="20"/>
+        </w:rPr>
+        <w:t>3</w:t>
+      </w:r>
+      <w:r>
+        <w:rPr>
+          <w:b/>
+          <w:bCs/>
+          <w:sz w:val="20"/>
+          <w:szCs w:val="20"/>
+        </w:rPr>
+        <w:t>/10</w:t>
+      </w:r>
+      <w:r>
+        <w:rPr>
+          <w:b/>
+          <w:bCs/>
+          <w:sz w:val="20"/>
+          <w:szCs w:val="20"/>
+        </w:rPr>
+        <w:t xml:space="preserve"> --- START OF SPRINT 3</w:t>
+      </w:r>
+    </w:p>
+    <w:p>
+      <w:pPr>
+        <w:pStyle w:val="NormalWeb"/>
+        <w:numPr>
+          <w:ilvl w:val="0"/>
+          <w:numId w:val="21"/>
+        </w:numPr>
+        <w:rPr>
+          <w:rFonts w:asciiTheme="minorHAnsi" w:hAnsiTheme="minorHAnsi"/>
+          <w:sz w:val="20"/>
+          <w:szCs w:val="20"/>
+        </w:rPr>
+      </w:pPr>
+      <w:r>
+        <w:rPr>
+          <w:rFonts w:asciiTheme="minorHAnsi" w:hAnsiTheme="minorHAnsi"/>
+          <w:sz w:val="20"/>
+          <w:szCs w:val="20"/>
+        </w:rPr>
+        <w:t>Markdown Generation from downloaded bitbucket source</w:t>
+      </w:r>
+      <w:r>
+        <w:rPr>
+          <w:rFonts w:asciiTheme="minorHAnsi" w:hAnsiTheme="minorHAnsi"/>
+          <w:sz w:val="20"/>
+          <w:szCs w:val="20"/>
+        </w:rPr>
+        <w:t xml:space="preserve"> – discussed &amp; planned out w other interns the </w:t>
+      </w:r>
+      <w:r>
+        <w:rPr>
+          <w:rFonts w:asciiTheme="minorHAnsi" w:hAnsiTheme="minorHAnsi"/>
+          <w:sz w:val="20"/>
+          <w:szCs w:val="20"/>
+        </w:rPr>
+        <w:t>flow [</w:t>
+      </w:r>
+      <w:r>
+        <w:rPr>
+          <w:rFonts w:asciiTheme="minorHAnsi" w:hAnsiTheme="minorHAnsi"/>
+          <w:sz w:val="20"/>
+          <w:szCs w:val="20"/>
+        </w:rPr>
+        <w:t>20</w:t>
+      </w:r>
+      <w:r>
+        <w:rPr>
+          <w:rFonts w:asciiTheme="minorHAnsi" w:hAnsiTheme="minorHAnsi"/>
+          <w:sz w:val="20"/>
+          <w:szCs w:val="20"/>
+        </w:rPr>
+        <w:t>/10</w:t>
+      </w:r>
+      <w:r>
+        <w:rPr>
+          <w:rFonts w:asciiTheme="minorHAnsi" w:hAnsiTheme="minorHAnsi"/>
+          <w:sz w:val="20"/>
+          <w:szCs w:val="20"/>
+        </w:rPr>
+        <w:t>]</w:t>
+      </w:r>
+    </w:p>
+    <w:p>
+      <w:pPr>
+        <w:pStyle w:val="NormalWeb"/>
+        <w:numPr>
+          <w:ilvl w:val="1"/>
+          <w:numId w:val="21"/>
+        </w:numPr>
+        <w:rPr>
+          <w:rFonts w:asciiTheme="minorHAnsi" w:hAnsiTheme="minorHAnsi"/>
+          <w:sz w:val="20"/>
+          <w:szCs w:val="20"/>
+        </w:rPr>
+      </w:pPr>
+      <w:r>
+        <w:rPr>
+          <w:rFonts w:asciiTheme="minorHAnsi" w:hAnsiTheme="minorHAnsi"/>
+          <w:sz w:val="20"/>
+          <w:szCs w:val="20"/>
+        </w:rPr>
+        <w:t>Once Source from Bitbucket is downloaded, auto trigger markdown creation</w:t>
+      </w:r>
+    </w:p>
+    <w:p>
+      <w:pPr>
+        <w:pStyle w:val="NormalWeb"/>
+        <w:numPr>
+          <w:ilvl w:val="1"/>
+          <w:numId w:val="21"/>
+        </w:numPr>
+        <w:rPr>
+          <w:rFonts w:asciiTheme="minorHAnsi" w:hAnsiTheme="minorHAnsi"/>
+          <w:sz w:val="20"/>
+          <w:szCs w:val="20"/>
+        </w:rPr>
+      </w:pPr>
+      <w:r>
+        <w:rPr>
+          <w:rFonts w:asciiTheme="minorHAnsi" w:hAnsiTheme="minorHAnsi"/>
+          <w:sz w:val="20"/>
+          <w:szCs w:val="20"/>
+        </w:rPr>
+        <w:t>Markdown generation status should be updated in the source code viewer dashboard</w:t>
+      </w:r>
+    </w:p>
+    <w:p>
+      <w:pPr>
+        <w:pStyle w:val="NormalWeb"/>
+        <w:numPr>
+          <w:ilvl w:val="1"/>
+          <w:numId w:val="21"/>
+        </w:numPr>
+        <w:rPr>
+          <w:rFonts w:asciiTheme="minorHAnsi" w:hAnsiTheme="minorHAnsi"/>
+          <w:sz w:val="20"/>
+          <w:szCs w:val="20"/>
+        </w:rPr>
+      </w:pPr>
+      <w:r>
+        <w:rPr>
+          <w:rFonts w:asciiTheme="minorHAnsi" w:hAnsiTheme="minorHAnsi"/>
+          <w:sz w:val="20"/>
+          <w:szCs w:val="20"/>
+        </w:rPr>
+        <w:t>I</w:t>
+      </w:r>
+      <w:r>
+        <w:rPr>
+          <w:rFonts w:asciiTheme="minorHAnsi" w:hAnsiTheme="minorHAnsi"/>
+          <w:sz w:val="20"/>
+          <w:szCs w:val="20"/>
+        </w:rPr>
+        <w:t>nvoke the src/agents/a</w:t>
+      </w:r>
+      <w:r>
+        <w:rPr>
+          <w:rStyle w:val="Emphasis"/>
+          <w:rFonts w:asciiTheme="minorHAnsi" w:hAnsiTheme="minorHAnsi"/>
+          <w:sz w:val="20"/>
+          <w:szCs w:val="20"/>
+        </w:rPr>
+        <w:t>markdown.generate</w:t>
+      </w:r>
+      <w:r>
+        <w:rPr>
+          <w:rFonts w:asciiTheme="minorHAnsi" w:hAnsiTheme="minorHAnsi"/>
+          <w:sz w:val="20"/>
+          <w:szCs w:val="20"/>
+        </w:rPr>
+        <w:t>markdown for MD Creation</w:t>
       </w:r>
     </w:p>
     <w:p>
@@ -740,20 +1985,247 @@
         <w:pStyle w:val="ListParagraph"/>
         <w:numPr>
           <w:ilvl w:val="0"/>
-          <w:numId w:val="7"/>
+          <w:numId w:val="22"/>
         </w:numPr>
-        <w:spacing w:line="240" w:lineRule="auto"/>
-        <w:rPr>
-          <w:sz w:val="20"/>
-          <w:szCs w:val="20"/>
-        </w:rPr>
-      </w:pPr>
-      <w:r>
-        <w:rPr>
-          <w:sz w:val="20"/>
-          <w:szCs w:val="20"/>
-        </w:rPr>
-        <w:t>Use Mammoth library in python to convert a .docx file into a .md file [15/9]</w:t>
+        <w:spacing w:after="0" w:line="240" w:lineRule="auto"/>
+        <w:rPr>
+          <w:rFonts w:eastAsia="Times New Roman" w:cs="Times New Roman"/>
+          <w:kern w:val="0"/>
+          <w:sz w:val="20"/>
+          <w:szCs w:val="20"/>
+          <w14:ligatures w14:val="none"/>
+        </w:rPr>
+      </w:pPr>
+      <w:r>
+        <w:rPr>
+          <w:rFonts w:eastAsia="Times New Roman" w:cs="Times New Roman"/>
+          <w:kern w:val="0"/>
+          <w:sz w:val="20"/>
+          <w:szCs w:val="20"/>
+          <w14:ligatures w14:val="none"/>
+        </w:rPr>
+        <w:t>S</w:t>
+      </w:r>
+      <w:r>
+        <w:rPr>
+          <w:rFonts w:eastAsia="Times New Roman" w:cs="Times New Roman"/>
+          <w:kern w:val="0"/>
+          <w:sz w:val="20"/>
+          <w:szCs w:val="20"/>
+          <w14:ligatures w14:val="none"/>
+        </w:rPr>
+        <w:t>ources are ingested in this folder</w:t>
+      </w:r>
+    </w:p>
+    <w:p>
+      <w:pPr>
+        <w:pStyle w:val="ListParagraph"/>
+        <w:numPr>
+          <w:ilvl w:val="0"/>
+          <w:numId w:val="22"/>
+        </w:numPr>
+        <w:spacing w:after="0" w:line="240" w:lineRule="auto"/>
+        <w:rPr>
+          <w:rFonts w:eastAsia="Times New Roman" w:cs="Times New Roman"/>
+          <w:kern w:val="0"/>
+          <w:sz w:val="20"/>
+          <w:szCs w:val="20"/>
+          <w14:ligatures w14:val="none"/>
+        </w:rPr>
+      </w:pPr>
+      <w:r>
+        <w:rPr>
+          <w:rFonts w:eastAsia="Times New Roman" w:cs="Times New Roman"/>
+          <w:kern w:val="0"/>
+          <w:sz w:val="20"/>
+          <w:szCs w:val="20"/>
+          <w14:ligatures w14:val="none"/>
+        </w:rPr>
+        <w:t>data/APPS/&lt;APP_CODE&gt;/input/&lt;RELEASE&gt;/&lt;LIBRARY&gt;/&lt;LIST_OF_SOURCE_PF&gt;</w:t>
+      </w:r>
+    </w:p>
+    <w:p>
+      <w:pPr>
+        <w:pStyle w:val="ListParagraph"/>
+        <w:spacing w:after="0" w:line="240" w:lineRule="auto"/>
+        <w:ind w:left="1080"/>
+        <w:rPr>
+          <w:rFonts w:eastAsia="Times New Roman" w:cs="Times New Roman"/>
+          <w:kern w:val="0"/>
+          <w:sz w:val="20"/>
+          <w:szCs w:val="20"/>
+          <w14:ligatures w14:val="none"/>
+        </w:rPr>
+      </w:pPr>
+    </w:p>
+    <w:p>
+      <w:pPr>
+        <w:pStyle w:val="ListParagraph"/>
+        <w:spacing w:after="0" w:line="240" w:lineRule="auto"/>
+        <w:ind w:left="1080"/>
+        <w:rPr>
+          <w:rFonts w:eastAsia="Times New Roman" w:cs="Times New Roman"/>
+          <w:kern w:val="0"/>
+          <w:sz w:val="20"/>
+          <w:szCs w:val="20"/>
+          <w14:ligatures w14:val="none"/>
+        </w:rPr>
+      </w:pPr>
+      <w:r>
+        <w:rPr>
+          <w:rFonts w:eastAsia="Times New Roman" w:cs="Times New Roman"/>
+          <w:kern w:val="0"/>
+          <w:sz w:val="20"/>
+          <w:szCs w:val="20"/>
+          <w14:ligatures w14:val="none"/>
+        </w:rPr>
+        <w:t xml:space="preserve">APP_CODE = the </w:t>
+      </w:r>
+      <w:r>
+        <w:rPr>
+          <w:rFonts w:eastAsia="Times New Roman" w:cs="Times New Roman"/>
+          <w:kern w:val="0"/>
+          <w:sz w:val="20"/>
+          <w:szCs w:val="20"/>
+          <w14:ligatures w14:val="none"/>
+        </w:rPr>
+        <w:t>3-digit</w:t>
+      </w:r>
+      <w:r>
+        <w:rPr>
+          <w:rFonts w:eastAsia="Times New Roman" w:cs="Times New Roman"/>
+          <w:kern w:val="0"/>
+          <w:sz w:val="20"/>
+          <w:szCs w:val="20"/>
+          <w14:ligatures w14:val="none"/>
+        </w:rPr>
+        <w:t xml:space="preserve"> application code</w:t>
+      </w:r>
+    </w:p>
+    <w:p>
+      <w:pPr>
+        <w:pStyle w:val="ListParagraph"/>
+        <w:spacing w:after="0" w:line="240" w:lineRule="auto"/>
+        <w:ind w:left="1080"/>
+        <w:rPr>
+          <w:rFonts w:eastAsia="Times New Roman" w:cs="Times New Roman"/>
+          <w:kern w:val="0"/>
+          <w:sz w:val="20"/>
+          <w:szCs w:val="20"/>
+          <w14:ligatures w14:val="none"/>
+        </w:rPr>
+      </w:pPr>
+      <w:r>
+        <w:rPr>
+          <w:rFonts w:eastAsia="Times New Roman" w:cs="Times New Roman"/>
+          <w:kern w:val="0"/>
+          <w:sz w:val="20"/>
+          <w:szCs w:val="20"/>
+          <w14:ligatures w14:val="none"/>
+        </w:rPr>
+        <w:t>APP_RELEASE = e.g for rem base release gbt_cbk_rem</w:t>
+      </w:r>
+    </w:p>
+    <w:p>
+      <w:pPr>
+        <w:pStyle w:val="ListParagraph"/>
+        <w:spacing w:after="0" w:line="240" w:lineRule="auto"/>
+        <w:ind w:left="1080"/>
+        <w:rPr>
+          <w:rFonts w:eastAsia="Times New Roman" w:cs="Times New Roman"/>
+          <w:kern w:val="0"/>
+          <w:sz w:val="20"/>
+          <w:szCs w:val="20"/>
+          <w14:ligatures w14:val="none"/>
+        </w:rPr>
+      </w:pPr>
+      <w:r>
+        <w:rPr>
+          <w:rFonts w:eastAsia="Times New Roman" w:cs="Times New Roman"/>
+          <w:kern w:val="0"/>
+          <w:sz w:val="20"/>
+          <w:szCs w:val="20"/>
+          <w14:ligatures w14:val="none"/>
+        </w:rPr>
+        <w:t>LIBRARY = library name in AS400</w:t>
+      </w:r>
+      <w:r>
+        <w:rPr>
+          <w:rFonts w:eastAsia="Times New Roman" w:cs="Times New Roman"/>
+          <w:kern w:val="0"/>
+          <w:sz w:val="20"/>
+          <w:szCs w:val="20"/>
+          <w14:ligatures w14:val="none"/>
+        </w:rPr>
+        <w:br/>
+        <w:t xml:space="preserve">LIST_OF_SOURCE_PF = e.g QRPGLESRC, QCBLSRC. inside </w:t>
+      </w:r>
+      <w:r>
+        <w:rPr>
+          <w:rFonts w:eastAsia="Times New Roman" w:cs="Times New Roman"/>
+          <w:kern w:val="0"/>
+          <w:sz w:val="20"/>
+          <w:szCs w:val="20"/>
+          <w14:ligatures w14:val="none"/>
+        </w:rPr>
+        <w:t>these folders</w:t>
+      </w:r>
+      <w:r>
+        <w:rPr>
+          <w:rFonts w:eastAsia="Times New Roman" w:cs="Times New Roman"/>
+          <w:kern w:val="0"/>
+          <w:sz w:val="20"/>
+          <w:szCs w:val="20"/>
+          <w14:ligatures w14:val="none"/>
+        </w:rPr>
+        <w:t xml:space="preserve"> are the source codes</w:t>
+      </w:r>
+    </w:p>
+    <w:p>
+      <w:pPr>
+        <w:pStyle w:val="ListParagraph"/>
+        <w:numPr>
+          <w:ilvl w:val="0"/>
+          <w:numId w:val="21"/>
+        </w:numPr>
+        <w:spacing w:after="0" w:line="240" w:lineRule="auto"/>
+        <w:rPr>
+          <w:rFonts w:eastAsia="Times New Roman" w:cs="Times New Roman"/>
+          <w:kern w:val="0"/>
+          <w:sz w:val="20"/>
+          <w:szCs w:val="20"/>
+          <w14:ligatures w14:val="none"/>
+        </w:rPr>
+      </w:pPr>
+      <w:r>
+        <w:rPr>
+          <w:rFonts w:eastAsia="Times New Roman" w:cs="Times New Roman"/>
+          <w:kern w:val="0"/>
+          <w:sz w:val="20"/>
+          <w:szCs w:val="20"/>
+          <w14:ligatures w14:val="none"/>
+        </w:rPr>
+        <w:t xml:space="preserve">Source Code Ingestion Cards </w:t>
+      </w:r>
+      <w:r>
+        <w:rPr>
+          <w:rFonts w:eastAsia="Times New Roman" w:cs="Times New Roman"/>
+          <w:kern w:val="0"/>
+          <w:sz w:val="20"/>
+          <w:szCs w:val="20"/>
+          <w14:ligatures w14:val="none"/>
+        </w:rPr>
+        <w:t xml:space="preserve">– was assigned a specific task frm the above task and did the designed on this </w:t>
+      </w:r>
+      <w:r>
+        <w:rPr>
+          <w:rFonts w:eastAsia="Times New Roman" w:cs="Times New Roman"/>
+          <w:kern w:val="0"/>
+          <w:sz w:val="20"/>
+          <w:szCs w:val="20"/>
+          <w14:ligatures w14:val="none"/>
+        </w:rPr>
+        <w:t>[23/10]</w:t>
       </w:r>
     </w:p>
     <w:p>
@@ -761,106 +2233,155 @@
         <w:pStyle w:val="ListParagraph"/>
         <w:numPr>
           <w:ilvl w:val="1"/>
-          <w:numId w:val="7"/>
+          <w:numId w:val="21"/>
         </w:numPr>
-        <w:spacing w:line="240" w:lineRule="auto"/>
-        <w:rPr>
-          <w:sz w:val="20"/>
-          <w:szCs w:val="20"/>
-        </w:rPr>
-      </w:pPr>
-      <w:r>
-        <w:rPr>
-          <w:sz w:val="20"/>
-          <w:szCs w:val="20"/>
-        </w:rPr>
-        <w:t xml:space="preserve">As a knowledge base administrator, I want to convert Microsoft </w:t>
-      </w:r>
-      <w:proofErr w:type="gramStart"/>
-      <w:r>
-        <w:rPr>
-          <w:sz w:val="20"/>
-          <w:szCs w:val="20"/>
-        </w:rPr>
-        <w:t>Word (.</w:t>
-      </w:r>
-      <w:proofErr w:type="gramEnd"/>
-      <w:r>
-        <w:rPr>
-          <w:sz w:val="20"/>
-          <w:szCs w:val="20"/>
-        </w:rPr>
-        <w:t xml:space="preserve">docx) files into </w:t>
-      </w:r>
-      <w:proofErr w:type="gramStart"/>
-      <w:r>
-        <w:rPr>
-          <w:sz w:val="20"/>
-          <w:szCs w:val="20"/>
-        </w:rPr>
-        <w:t>Markdown (.</w:t>
-      </w:r>
-      <w:proofErr w:type="gramEnd"/>
-      <w:r>
-        <w:rPr>
-          <w:sz w:val="20"/>
-          <w:szCs w:val="20"/>
-        </w:rPr>
-        <w:t>md) files, so that document content can be easily stored, indexed, version-controlled, and used by AI-powered knowledge management systems</w:t>
+        <w:spacing w:after="0" w:line="240" w:lineRule="auto"/>
+        <w:rPr>
+          <w:rFonts w:eastAsia="Times New Roman" w:cs="Times New Roman"/>
+          <w:color w:val="000000"/>
+          <w:kern w:val="0"/>
+          <w:sz w:val="20"/>
+          <w:szCs w:val="20"/>
+          <w14:ligatures w14:val="none"/>
+        </w:rPr>
+      </w:pPr>
+      <w:r>
+        <w:rPr>
+          <w:rFonts w:eastAsia="Times New Roman" w:cs="Times New Roman"/>
+          <w:color w:val="000000"/>
+          <w:kern w:val="0"/>
+          <w:sz w:val="20"/>
+          <w:szCs w:val="20"/>
+          <w14:ligatures w14:val="none"/>
+        </w:rPr>
+        <w:t>Source Code Filter to guide users that they need to click the cards to action</w:t>
       </w:r>
     </w:p>
     <w:p>
       <w:pPr>
         <w:pStyle w:val="ListParagraph"/>
         <w:numPr>
-          <w:ilvl w:val="0"/>
-          <w:numId w:val="7"/>
+          <w:ilvl w:val="2"/>
+          <w:numId w:val="21"/>
         </w:numPr>
-        <w:shd w:val="clear" w:color="auto" w:fill="FFFFFF"/>
-        <w:spacing w:after="0" w:line="300" w:lineRule="atLeast"/>
-        <w:rPr>
-          <w:rFonts w:eastAsia="Times New Roman" w:cs="Segoe UI"/>
-          <w:color w:val="242424"/>
-          <w:kern w:val="0"/>
-          <w:sz w:val="20"/>
-          <w:szCs w:val="20"/>
-          <w14:ligatures w14:val="none"/>
-        </w:rPr>
-      </w:pPr>
-      <w:r>
-        <w:rPr>
-          <w:rFonts w:eastAsia="Times New Roman" w:cs="Segoe UI"/>
-          <w:color w:val="242424"/>
-          <w:kern w:val="0"/>
-          <w:sz w:val="20"/>
-          <w:szCs w:val="20"/>
-          <w14:ligatures w14:val="none"/>
-        </w:rPr>
-        <w:t xml:space="preserve">use the pandas </w:t>
-      </w:r>
-      <w:proofErr w:type="spellStart"/>
-      <w:r>
-        <w:rPr>
-          <w:rFonts w:eastAsia="Times New Roman" w:cs="Segoe UI"/>
-          <w:color w:val="242424"/>
-          <w:kern w:val="0"/>
-          <w:sz w:val="20"/>
-          <w:szCs w:val="20"/>
-          <w14:ligatures w14:val="none"/>
-        </w:rPr>
-        <w:t>openpyxl</w:t>
-      </w:r>
-      <w:proofErr w:type="spellEnd"/>
-      <w:r>
-        <w:rPr>
-          <w:rFonts w:eastAsia="Times New Roman" w:cs="Segoe UI"/>
-          <w:color w:val="242424"/>
-          <w:kern w:val="0"/>
-          <w:sz w:val="20"/>
-          <w:szCs w:val="20"/>
-          <w14:ligatures w14:val="none"/>
-        </w:rPr>
-        <w:t xml:space="preserve"> tabulate package to convert excel to markdown [15/9]</w:t>
+        <w:spacing w:after="0" w:line="240" w:lineRule="auto"/>
+        <w:rPr>
+          <w:rFonts w:eastAsia="Times New Roman" w:cs="Times New Roman"/>
+          <w:color w:val="000000"/>
+          <w:kern w:val="0"/>
+          <w:sz w:val="20"/>
+          <w:szCs w:val="20"/>
+          <w14:ligatures w14:val="none"/>
+        </w:rPr>
+      </w:pPr>
+      <w:r>
+        <w:rPr>
+          <w:rFonts w:eastAsia="Times New Roman" w:cs="Times New Roman"/>
+          <w:color w:val="000000"/>
+          <w:kern w:val="0"/>
+          <w:sz w:val="20"/>
+          <w:szCs w:val="20"/>
+          <w14:ligatures w14:val="none"/>
+        </w:rPr>
+        <w:t>T</w:t>
+      </w:r>
+      <w:r>
+        <w:rPr>
+          <w:rFonts w:eastAsia="Times New Roman" w:cs="Times New Roman"/>
+          <w:color w:val="000000"/>
+          <w:kern w:val="0"/>
+          <w:sz w:val="20"/>
+          <w:szCs w:val="20"/>
+          <w14:ligatures w14:val="none"/>
+        </w:rPr>
+        <w:t>he modal that should popup will depend on the current bitbucket status</w:t>
+      </w:r>
+    </w:p>
+    <w:p>
+      <w:pPr>
+        <w:pStyle w:val="ListParagraph"/>
+        <w:numPr>
+          <w:ilvl w:val="3"/>
+          <w:numId w:val="21"/>
+        </w:numPr>
+        <w:spacing w:after="0" w:line="240" w:lineRule="auto"/>
+        <w:rPr>
+          <w:rFonts w:eastAsia="Times New Roman" w:cs="Times New Roman"/>
+          <w:color w:val="000000"/>
+          <w:kern w:val="0"/>
+          <w:sz w:val="20"/>
+          <w:szCs w:val="20"/>
+          <w14:ligatures w14:val="none"/>
+        </w:rPr>
+      </w:pPr>
+      <w:r>
+        <w:rPr>
+          <w:rFonts w:eastAsia="Times New Roman" w:cs="Times New Roman"/>
+          <w:color w:val="000000"/>
+          <w:kern w:val="0"/>
+          <w:sz w:val="20"/>
+          <w:szCs w:val="20"/>
+          <w14:ligatures w14:val="none"/>
+        </w:rPr>
+        <w:t>if no source code downloaded - popup should be bitbucket clone</w:t>
+      </w:r>
+    </w:p>
+    <w:p>
+      <w:pPr>
+        <w:pStyle w:val="ListParagraph"/>
+        <w:numPr>
+          <w:ilvl w:val="3"/>
+          <w:numId w:val="21"/>
+        </w:numPr>
+        <w:spacing w:after="0" w:line="240" w:lineRule="auto"/>
+        <w:rPr>
+          <w:rFonts w:eastAsia="Times New Roman" w:cs="Times New Roman"/>
+          <w:color w:val="000000"/>
+          <w:kern w:val="0"/>
+          <w:sz w:val="20"/>
+          <w:szCs w:val="20"/>
+          <w14:ligatures w14:val="none"/>
+        </w:rPr>
+      </w:pPr>
+      <w:r>
+        <w:rPr>
+          <w:rFonts w:eastAsia="Times New Roman" w:cs="Times New Roman"/>
+          <w:color w:val="000000"/>
+          <w:kern w:val="0"/>
+          <w:sz w:val="20"/>
+          <w:szCs w:val="20"/>
+          <w14:ligatures w14:val="none"/>
+        </w:rPr>
+        <w:t>if source code downloaded - popup should be parsing modal</w:t>
+      </w:r>
+    </w:p>
+    <w:p>
+      <w:pPr>
+        <w:pStyle w:val="ListParagraph"/>
+        <w:numPr>
+          <w:ilvl w:val="3"/>
+          <w:numId w:val="21"/>
+        </w:numPr>
+        <w:spacing w:after="0" w:line="240" w:lineRule="auto"/>
+        <w:rPr>
+          <w:rFonts w:eastAsia="Times New Roman" w:cs="Times New Roman"/>
+          <w:color w:val="000000"/>
+          <w:kern w:val="0"/>
+          <w:sz w:val="20"/>
+          <w:szCs w:val="20"/>
+          <w14:ligatures w14:val="none"/>
+        </w:rPr>
+      </w:pPr>
+      <w:r>
+        <w:rPr>
+          <w:rFonts w:eastAsia="Times New Roman" w:cs="Times New Roman"/>
+          <w:color w:val="000000"/>
+          <w:kern w:val="0"/>
+          <w:sz w:val="20"/>
+          <w:szCs w:val="20"/>
+          <w14:ligatures w14:val="none"/>
+        </w:rPr>
+        <w:t>if source code already parsed - popup should be embedding modal</w:t>
       </w:r>
     </w:p>
     <w:p>
@@ -868,911 +2389,340 @@
         <w:pStyle w:val="ListParagraph"/>
         <w:numPr>
           <w:ilvl w:val="1"/>
-          <w:numId w:val="7"/>
+          <w:numId w:val="21"/>
         </w:numPr>
-        <w:spacing w:line="240" w:lineRule="auto"/>
-        <w:rPr>
-          <w:sz w:val="20"/>
-          <w:szCs w:val="20"/>
-        </w:rPr>
-      </w:pPr>
-      <w:r>
-        <w:rPr>
-          <w:sz w:val="20"/>
-          <w:szCs w:val="20"/>
-        </w:rPr>
-        <w:t>As a Knowledge Base Administrator or Business User,</w:t>
-      </w:r>
-      <w:r>
-        <w:rPr>
-          <w:sz w:val="20"/>
-          <w:szCs w:val="20"/>
-        </w:rPr>
-        <w:t xml:space="preserve"> </w:t>
-      </w:r>
-      <w:r>
-        <w:rPr>
-          <w:sz w:val="20"/>
-          <w:szCs w:val="20"/>
-        </w:rPr>
-        <w:t>I want to convert an uploaded Excel file (.</w:t>
-      </w:r>
-      <w:proofErr w:type="spellStart"/>
-      <w:r>
-        <w:rPr>
-          <w:sz w:val="20"/>
-          <w:szCs w:val="20"/>
-        </w:rPr>
-        <w:t>xls</w:t>
-      </w:r>
-      <w:proofErr w:type="spellEnd"/>
-      <w:r>
-        <w:rPr>
-          <w:sz w:val="20"/>
-          <w:szCs w:val="20"/>
-        </w:rPr>
-        <w:t>, .xlsx) into a Markdown (.md) document,</w:t>
-      </w:r>
-      <w:r>
-        <w:rPr>
-          <w:sz w:val="20"/>
-          <w:szCs w:val="20"/>
-        </w:rPr>
-        <w:t xml:space="preserve"> </w:t>
-      </w:r>
-      <w:r>
-        <w:rPr>
-          <w:sz w:val="20"/>
-          <w:szCs w:val="20"/>
-        </w:rPr>
-        <w:t>so</w:t>
-      </w:r>
-      <w:r>
-        <w:rPr>
-          <w:sz w:val="20"/>
-          <w:szCs w:val="20"/>
-        </w:rPr>
-        <w:t xml:space="preserve"> that spreadsheet content can be easily stored, indexed, version-controlled, and consumed by AI/LLM-based applications</w:t>
-      </w:r>
-    </w:p>
-    <w:p>
-      <w:pPr>
-        <w:pStyle w:val="ListParagraph"/>
+        <w:spacing w:after="0" w:line="240" w:lineRule="auto"/>
+        <w:rPr>
+          <w:rFonts w:eastAsia="Times New Roman" w:cs="Times New Roman"/>
+          <w:color w:val="000000"/>
+          <w:kern w:val="0"/>
+          <w:sz w:val="20"/>
+          <w:szCs w:val="20"/>
+          <w14:ligatures w14:val="none"/>
+        </w:rPr>
+      </w:pPr>
+      <w:r>
+        <w:rPr>
+          <w:rFonts w:eastAsia="Times New Roman" w:cs="Times New Roman"/>
+          <w:color w:val="000000"/>
+          <w:kern w:val="0"/>
+          <w:sz w:val="20"/>
+          <w:szCs w:val="20"/>
+          <w14:ligatures w14:val="none"/>
+        </w:rPr>
+        <w:t>W</w:t>
+      </w:r>
+      <w:r>
+        <w:rPr>
+          <w:rFonts w:eastAsia="Times New Roman" w:cs="Times New Roman"/>
+          <w:color w:val="000000"/>
+          <w:kern w:val="0"/>
+          <w:sz w:val="20"/>
+          <w:szCs w:val="20"/>
+          <w14:ligatures w14:val="none"/>
+        </w:rPr>
+        <w:t>hen starting download. user should have the option to auto trigger parsing and ingestion</w:t>
+      </w:r>
+    </w:p>
+    <w:p>
+      <w:pPr>
+        <w:rPr>
+          <w:b/>
+          <w:bCs/>
+          <w:sz w:val="20"/>
+          <w:szCs w:val="20"/>
+        </w:rPr>
+      </w:pPr>
+      <w:r>
+        <w:rPr>
+          <w:b/>
+          <w:bCs/>
+          <w:sz w:val="20"/>
+          <w:szCs w:val="20"/>
+        </w:rPr>
+        <w:lastRenderedPageBreak/>
+        <w:t xml:space="preserve">3) </w:t>
+      </w:r>
+      <w:r>
+        <w:rPr>
+          <w:b/>
+          <w:bCs/>
+          <w:sz w:val="20"/>
+          <w:szCs w:val="20"/>
+        </w:rPr>
+        <w:t>Wk</w:t>
+      </w:r>
+      <w:r>
+        <w:rPr>
+          <w:b/>
+          <w:bCs/>
+          <w:sz w:val="20"/>
+          <w:szCs w:val="20"/>
+        </w:rPr>
+        <w:t xml:space="preserve"> 5</w:t>
+      </w:r>
+      <w:r>
+        <w:rPr>
+          <w:b/>
+          <w:bCs/>
+          <w:sz w:val="20"/>
+          <w:szCs w:val="20"/>
+        </w:rPr>
+        <w:t xml:space="preserve">: </w:t>
+      </w:r>
+      <w:r>
+        <w:rPr>
+          <w:b/>
+          <w:bCs/>
+          <w:sz w:val="20"/>
+          <w:szCs w:val="20"/>
+        </w:rPr>
+        <w:t>26</w:t>
+      </w:r>
+      <w:r>
+        <w:rPr>
+          <w:b/>
+          <w:bCs/>
+          <w:sz w:val="20"/>
+          <w:szCs w:val="20"/>
+        </w:rPr>
+        <w:t xml:space="preserve">/10 – </w:t>
+      </w:r>
+      <w:r>
+        <w:rPr>
+          <w:b/>
+          <w:bCs/>
+          <w:sz w:val="20"/>
+          <w:szCs w:val="20"/>
+        </w:rPr>
+        <w:t>30</w:t>
+      </w:r>
+      <w:r>
+        <w:rPr>
+          <w:b/>
+          <w:bCs/>
+          <w:sz w:val="20"/>
+          <w:szCs w:val="20"/>
+        </w:rPr>
+        <w:t xml:space="preserve">/10 --- </w:t>
+      </w:r>
+      <w:r>
+        <w:rPr>
+          <w:b/>
+          <w:bCs/>
+          <w:sz w:val="20"/>
+          <w:szCs w:val="20"/>
+        </w:rPr>
+        <w:t>END</w:t>
+      </w:r>
+      <w:r>
+        <w:rPr>
+          <w:b/>
+          <w:bCs/>
+          <w:sz w:val="20"/>
+          <w:szCs w:val="20"/>
+        </w:rPr>
+        <w:t xml:space="preserve"> OF SPRINT 3</w:t>
+      </w:r>
+    </w:p>
+    <w:p>
+      <w:pPr>
+        <w:pStyle w:val="NormalWeb"/>
         <w:numPr>
           <w:ilvl w:val="0"/>
-          <w:numId w:val="7"/>
+          <w:numId w:val="23"/>
         </w:numPr>
-        <w:spacing w:line="240" w:lineRule="auto"/>
-        <w:rPr>
-          <w:sz w:val="20"/>
-          <w:szCs w:val="20"/>
-        </w:rPr>
-      </w:pPr>
-      <w:r>
-        <w:rPr>
-          <w:b/>
-          <w:bCs/>
-          <w:sz w:val="20"/>
-          <w:szCs w:val="20"/>
-        </w:rPr>
-        <w:t>[TRAINING]</w:t>
-      </w:r>
-      <w:r>
-        <w:rPr>
-          <w:sz w:val="20"/>
-          <w:szCs w:val="20"/>
-        </w:rPr>
-        <w:t xml:space="preserve"> UOB LLM API To Cover: Tool Calling with LLM Exercises: Utilizing Tool Calling in an LLM call</w:t>
-      </w:r>
-      <w:r>
-        <w:rPr>
-          <w:sz w:val="20"/>
-          <w:szCs w:val="20"/>
-        </w:rPr>
-        <w:t xml:space="preserve"> [16/9]</w:t>
-      </w:r>
-    </w:p>
-    <w:p>
-      <w:pPr>
-        <w:pStyle w:val="ListParagraph"/>
+        <w:rPr>
+          <w:rFonts w:asciiTheme="minorHAnsi" w:hAnsiTheme="minorHAnsi"/>
+          <w:sz w:val="20"/>
+          <w:szCs w:val="20"/>
+        </w:rPr>
+      </w:pPr>
+      <w:r>
+        <w:rPr>
+          <w:rFonts w:asciiTheme="minorHAnsi" w:hAnsiTheme="minorHAnsi"/>
+          <w:sz w:val="20"/>
+          <w:szCs w:val="20"/>
+        </w:rPr>
+        <w:t>Continuation frm prev task – design documentation [26/10]</w:t>
+      </w:r>
+    </w:p>
+    <w:p>
+      <w:pPr>
+        <w:pStyle w:val="NormalWeb"/>
         <w:numPr>
           <w:ilvl w:val="0"/>
-          <w:numId w:val="7"/>
+          <w:numId w:val="23"/>
         </w:numPr>
-        <w:spacing w:line="240" w:lineRule="auto"/>
-        <w:rPr>
-          <w:sz w:val="20"/>
-          <w:szCs w:val="20"/>
-        </w:rPr>
-      </w:pPr>
-      <w:r>
-        <w:rPr>
-          <w:sz w:val="20"/>
-          <w:szCs w:val="20"/>
-        </w:rPr>
-        <w:t>code-vision.zip: practice tool calling function with sidebar chat [17/9]</w:t>
-      </w:r>
-    </w:p>
-    <w:p>
-      <w:pPr>
-        <w:pStyle w:val="ListParagraph"/>
+        <w:rPr>
+          <w:rFonts w:asciiTheme="minorHAnsi" w:hAnsiTheme="minorHAnsi"/>
+          <w:sz w:val="20"/>
+          <w:szCs w:val="20"/>
+        </w:rPr>
+      </w:pPr>
+      <w:r>
+        <w:rPr>
+          <w:rFonts w:asciiTheme="minorHAnsi" w:hAnsiTheme="minorHAnsi"/>
+          <w:sz w:val="20"/>
+          <w:szCs w:val="20"/>
+        </w:rPr>
+        <w:t>Continuation frm prev task – design parse &amp; embed modal card [29/10]</w:t>
+      </w:r>
+    </w:p>
+    <w:p>
+      <w:pPr>
+        <w:pStyle w:val="NormalWeb"/>
         <w:numPr>
           <w:ilvl w:val="0"/>
-          <w:numId w:val="7"/>
+          <w:numId w:val="23"/>
         </w:numPr>
-        <w:spacing w:line="240" w:lineRule="auto"/>
-        <w:rPr>
-          <w:i/>
-          <w:iCs/>
-          <w:sz w:val="20"/>
-          <w:szCs w:val="20"/>
-        </w:rPr>
-      </w:pPr>
-      <w:proofErr w:type="spellStart"/>
-      <w:r>
-        <w:rPr>
-          <w:i/>
-          <w:iCs/>
-          <w:sz w:val="20"/>
-          <w:szCs w:val="20"/>
-        </w:rPr>
-        <w:t>spirare</w:t>
-      </w:r>
-      <w:proofErr w:type="spellEnd"/>
-      <w:r>
-        <w:rPr>
-          <w:i/>
-          <w:iCs/>
-          <w:sz w:val="20"/>
-          <w:szCs w:val="20"/>
-        </w:rPr>
-        <w:t xml:space="preserve"> OpenAI compliment doc [17/9]</w:t>
-      </w:r>
-    </w:p>
-    <w:p>
-      <w:pPr>
-        <w:pStyle w:val="ListParagraph"/>
+        <w:rPr>
+          <w:rFonts w:asciiTheme="minorHAnsi" w:hAnsiTheme="minorHAnsi"/>
+          <w:sz w:val="20"/>
+          <w:szCs w:val="20"/>
+        </w:rPr>
+      </w:pPr>
+      <w:r>
+        <w:rPr>
+          <w:rFonts w:asciiTheme="minorHAnsi" w:hAnsiTheme="minorHAnsi"/>
+          <w:sz w:val="20"/>
+          <w:szCs w:val="20"/>
+        </w:rPr>
+        <w:t xml:space="preserve">Source Code repository information </w:t>
+      </w:r>
+      <w:r>
+        <w:rPr>
+          <w:rFonts w:asciiTheme="minorHAnsi" w:hAnsiTheme="minorHAnsi"/>
+          <w:sz w:val="20"/>
+          <w:szCs w:val="20"/>
+        </w:rPr>
+        <w:t xml:space="preserve">– coding </w:t>
+      </w:r>
+      <w:r>
+        <w:rPr>
+          <w:rFonts w:asciiTheme="minorHAnsi" w:hAnsiTheme="minorHAnsi"/>
+          <w:sz w:val="20"/>
+          <w:szCs w:val="20"/>
+        </w:rPr>
+        <w:t>[29/10]</w:t>
+      </w:r>
+    </w:p>
+    <w:p>
+      <w:pPr>
+        <w:pStyle w:val="NormalWeb"/>
+        <w:numPr>
+          <w:ilvl w:val="1"/>
+          <w:numId w:val="23"/>
+        </w:numPr>
+        <w:rPr>
+          <w:rFonts w:asciiTheme="minorHAnsi" w:hAnsiTheme="minorHAnsi"/>
+          <w:sz w:val="20"/>
+          <w:szCs w:val="20"/>
+        </w:rPr>
+      </w:pPr>
+      <w:r>
+        <w:rPr>
+          <w:rFonts w:asciiTheme="minorHAnsi" w:hAnsiTheme="minorHAnsi"/>
+          <w:sz w:val="20"/>
+          <w:szCs w:val="20"/>
+        </w:rPr>
+        <w:t>As</w:t>
+      </w:r>
+      <w:r>
+        <w:rPr>
+          <w:rFonts w:asciiTheme="minorHAnsi" w:hAnsiTheme="minorHAnsi"/>
+          <w:sz w:val="20"/>
+          <w:szCs w:val="20"/>
+        </w:rPr>
+        <w:t xml:space="preserve"> a </w:t>
+      </w:r>
+      <w:r>
+        <w:rPr>
+          <w:rFonts w:asciiTheme="minorHAnsi" w:hAnsiTheme="minorHAnsi"/>
+          <w:sz w:val="20"/>
+          <w:szCs w:val="20"/>
+        </w:rPr>
+        <w:t>user I</w:t>
+      </w:r>
+      <w:r>
+        <w:rPr>
+          <w:rFonts w:asciiTheme="minorHAnsi" w:hAnsiTheme="minorHAnsi"/>
+          <w:sz w:val="20"/>
+          <w:szCs w:val="20"/>
+        </w:rPr>
+        <w:t xml:space="preserve"> want to view the bitbucket repository details to show in the repository cards</w:t>
+      </w:r>
+    </w:p>
+    <w:p>
+      <w:pPr>
+        <w:pStyle w:val="NormalWeb"/>
+        <w:numPr>
+          <w:ilvl w:val="2"/>
+          <w:numId w:val="23"/>
+        </w:numPr>
+        <w:rPr>
+          <w:rFonts w:asciiTheme="minorHAnsi" w:hAnsiTheme="minorHAnsi"/>
+          <w:sz w:val="20"/>
+          <w:szCs w:val="20"/>
+        </w:rPr>
+      </w:pPr>
+      <w:r>
+        <w:rPr>
+          <w:rFonts w:asciiTheme="minorHAnsi" w:hAnsiTheme="minorHAnsi"/>
+          <w:sz w:val="20"/>
+          <w:szCs w:val="20"/>
+        </w:rPr>
+        <w:t>last change date</w:t>
+      </w:r>
+    </w:p>
+    <w:p>
+      <w:pPr>
+        <w:pStyle w:val="NormalWeb"/>
+        <w:numPr>
+          <w:ilvl w:val="2"/>
+          <w:numId w:val="23"/>
+        </w:numPr>
+        <w:rPr>
+          <w:rFonts w:asciiTheme="minorHAnsi" w:hAnsiTheme="minorHAnsi"/>
+          <w:sz w:val="20"/>
+          <w:szCs w:val="20"/>
+        </w:rPr>
+      </w:pPr>
+      <w:r>
+        <w:rPr>
+          <w:rFonts w:asciiTheme="minorHAnsi" w:hAnsiTheme="minorHAnsi"/>
+          <w:sz w:val="20"/>
+          <w:szCs w:val="20"/>
+        </w:rPr>
+        <w:t>repository changes since last download</w:t>
+      </w:r>
+    </w:p>
+    <w:p>
+      <w:pPr>
+        <w:pStyle w:val="NormalWeb"/>
         <w:numPr>
           <w:ilvl w:val="0"/>
-          <w:numId w:val="7"/>
+          <w:numId w:val="23"/>
         </w:numPr>
-        <w:spacing w:line="240" w:lineRule="auto"/>
-        <w:rPr>
-          <w:sz w:val="20"/>
-          <w:szCs w:val="20"/>
-        </w:rPr>
-      </w:pPr>
-      <w:r>
-        <w:rPr>
-          <w:b/>
-          <w:bCs/>
-          <w:sz w:val="20"/>
-          <w:szCs w:val="20"/>
-        </w:rPr>
-        <w:t>[TRAINING]</w:t>
-      </w:r>
-      <w:r>
-        <w:rPr>
-          <w:sz w:val="20"/>
-          <w:szCs w:val="20"/>
-        </w:rPr>
-        <w:t xml:space="preserve"> Tool Calling with LLM Topics To Cover: Agentic workflow using </w:t>
-      </w:r>
-      <w:proofErr w:type="spellStart"/>
-      <w:r>
-        <w:rPr>
-          <w:sz w:val="20"/>
-          <w:szCs w:val="20"/>
-        </w:rPr>
-        <w:t>Langgraph</w:t>
-      </w:r>
-      <w:proofErr w:type="spellEnd"/>
-      <w:r>
-        <w:rPr>
-          <w:sz w:val="20"/>
-          <w:szCs w:val="20"/>
-        </w:rPr>
-        <w:t xml:space="preserve"> Exercises: Create your own agent workflows</w:t>
-      </w:r>
-      <w:r>
-        <w:rPr>
-          <w:sz w:val="20"/>
-          <w:szCs w:val="20"/>
-        </w:rPr>
-        <w:t xml:space="preserve"> [18/9]</w:t>
-      </w:r>
-    </w:p>
-    <w:p>
-      <w:pPr>
-        <w:spacing w:line="240" w:lineRule="auto"/>
-        <w:rPr>
-          <w:b/>
-          <w:bCs/>
-          <w:sz w:val="20"/>
-          <w:szCs w:val="20"/>
-        </w:rPr>
-      </w:pPr>
-      <w:proofErr w:type="spellStart"/>
-      <w:r>
-        <w:rPr>
-          <w:b/>
-          <w:bCs/>
-          <w:sz w:val="20"/>
-          <w:szCs w:val="20"/>
-        </w:rPr>
-        <w:t>Wk</w:t>
-      </w:r>
-      <w:proofErr w:type="spellEnd"/>
-      <w:r>
-        <w:rPr>
-          <w:b/>
-          <w:bCs/>
-          <w:sz w:val="20"/>
-          <w:szCs w:val="20"/>
-        </w:rPr>
-        <w:t xml:space="preserve"> 4: 21/9 – 25/9</w:t>
-      </w:r>
-    </w:p>
-    <w:p>
-      <w:pPr>
-        <w:pStyle w:val="ListParagraph"/>
-        <w:numPr>
-          <w:ilvl w:val="0"/>
-          <w:numId w:val="8"/>
-        </w:numPr>
-        <w:spacing w:line="240" w:lineRule="auto"/>
-        <w:rPr>
-          <w:sz w:val="20"/>
-          <w:szCs w:val="20"/>
-        </w:rPr>
-      </w:pPr>
-      <w:r>
-        <w:rPr>
-          <w:b/>
-          <w:bCs/>
-          <w:sz w:val="20"/>
-          <w:szCs w:val="20"/>
-        </w:rPr>
-        <w:t>[MEETING]</w:t>
-      </w:r>
-      <w:r>
-        <w:rPr>
-          <w:sz w:val="20"/>
-          <w:szCs w:val="20"/>
-        </w:rPr>
-        <w:t xml:space="preserve"> </w:t>
-      </w:r>
-      <w:proofErr w:type="spellStart"/>
-      <w:r>
-        <w:rPr>
-          <w:sz w:val="20"/>
-          <w:szCs w:val="20"/>
-        </w:rPr>
-        <w:t>CodeVision</w:t>
-      </w:r>
-      <w:proofErr w:type="spellEnd"/>
-      <w:r>
-        <w:rPr>
-          <w:sz w:val="20"/>
-          <w:szCs w:val="20"/>
-        </w:rPr>
-        <w:t xml:space="preserve"> 1</w:t>
-      </w:r>
-      <w:r>
-        <w:rPr>
-          <w:sz w:val="20"/>
-          <w:szCs w:val="20"/>
-          <w:vertAlign w:val="superscript"/>
-        </w:rPr>
-        <w:t>st</w:t>
-      </w:r>
-      <w:r>
-        <w:rPr>
-          <w:sz w:val="20"/>
-          <w:szCs w:val="20"/>
-        </w:rPr>
-        <w:t xml:space="preserve"> Sprint - Stories &amp; Acceptance Criteria </w:t>
-      </w:r>
-      <w:proofErr w:type="spellStart"/>
-      <w:r>
-        <w:rPr>
-          <w:sz w:val="20"/>
-          <w:szCs w:val="20"/>
-        </w:rPr>
-        <w:t>Walkthru</w:t>
-      </w:r>
-      <w:proofErr w:type="spellEnd"/>
-      <w:r>
-        <w:rPr>
-          <w:sz w:val="20"/>
-          <w:szCs w:val="20"/>
-        </w:rPr>
-        <w:t xml:space="preserve"> [21/9]</w:t>
-      </w:r>
-    </w:p>
-    <w:p>
-      <w:pPr>
-        <w:pStyle w:val="ListParagraph"/>
-        <w:numPr>
-          <w:ilvl w:val="0"/>
-          <w:numId w:val="8"/>
-        </w:numPr>
-        <w:spacing w:line="240" w:lineRule="auto"/>
-        <w:rPr>
-          <w:sz w:val="20"/>
-          <w:szCs w:val="20"/>
-        </w:rPr>
-      </w:pPr>
-      <w:r>
-        <w:rPr>
-          <w:sz w:val="20"/>
-          <w:szCs w:val="20"/>
-        </w:rPr>
-        <w:t>Capability Matrix Upload</w:t>
-      </w:r>
-      <w:r>
-        <w:rPr>
-          <w:sz w:val="20"/>
-          <w:szCs w:val="20"/>
-        </w:rPr>
-        <w:t xml:space="preserve"> [21/9]</w:t>
-      </w:r>
-    </w:p>
-    <w:p>
-      <w:pPr>
-        <w:pStyle w:val="ListParagraph"/>
-        <w:numPr>
-          <w:ilvl w:val="1"/>
-          <w:numId w:val="8"/>
-        </w:numPr>
-        <w:spacing w:line="240" w:lineRule="auto"/>
-        <w:rPr>
-          <w:sz w:val="20"/>
-          <w:szCs w:val="20"/>
-        </w:rPr>
-      </w:pPr>
-      <w:r>
-        <w:rPr>
-          <w:sz w:val="20"/>
-          <w:szCs w:val="20"/>
-        </w:rPr>
-        <w:t>As a user, I want to upload capability matrices in spreadsheet formats so that application capabilities can be catalogued. After ingesting the capability matrix file. store the data into a table that will contain all the capabilities - TABLE COLUMNS, L1-L6 Capability, APP_CODE</w:t>
-      </w:r>
-    </w:p>
-    <w:p>
-      <w:pPr>
-        <w:numPr>
-          <w:ilvl w:val="2"/>
-          <w:numId w:val="8"/>
-        </w:numPr>
-        <w:shd w:val="clear" w:color="auto" w:fill="FFFFFF"/>
-        <w:spacing w:before="100" w:beforeAutospacing="1" w:after="100" w:afterAutospacing="1" w:line="240" w:lineRule="auto"/>
-        <w:rPr>
-          <w:rFonts w:eastAsia="Times New Roman" w:cs="Segoe UI"/>
-          <w:color w:val="242424"/>
-          <w:kern w:val="0"/>
-          <w:sz w:val="20"/>
-          <w:szCs w:val="20"/>
-          <w14:ligatures w14:val="none"/>
-        </w:rPr>
-      </w:pPr>
-      <w:r>
-        <w:rPr>
-          <w:rFonts w:eastAsia="Times New Roman" w:cs="Segoe UI"/>
-          <w:color w:val="242424"/>
-          <w:kern w:val="0"/>
-          <w:sz w:val="20"/>
-          <w:szCs w:val="20"/>
-          <w14:ligatures w14:val="none"/>
-        </w:rPr>
-        <w:t>ingest excel</w:t>
-      </w:r>
-    </w:p>
-    <w:p>
-      <w:pPr>
-        <w:numPr>
-          <w:ilvl w:val="2"/>
-          <w:numId w:val="8"/>
-        </w:numPr>
-        <w:shd w:val="clear" w:color="auto" w:fill="FFFFFF"/>
-        <w:spacing w:before="100" w:beforeAutospacing="1" w:after="100" w:afterAutospacing="1" w:line="240" w:lineRule="auto"/>
-        <w:rPr>
-          <w:rFonts w:eastAsia="Times New Roman" w:cs="Segoe UI"/>
-          <w:color w:val="242424"/>
-          <w:kern w:val="0"/>
-          <w:sz w:val="20"/>
-          <w:szCs w:val="20"/>
-          <w14:ligatures w14:val="none"/>
-        </w:rPr>
-      </w:pPr>
-      <w:r>
-        <w:rPr>
-          <w:rFonts w:eastAsia="Times New Roman" w:cs="Segoe UI"/>
-          <w:color w:val="242424"/>
-          <w:kern w:val="0"/>
-          <w:sz w:val="20"/>
-          <w:szCs w:val="20"/>
-          <w14:ligatures w14:val="none"/>
-        </w:rPr>
-        <w:t>convert pandas</w:t>
-      </w:r>
-    </w:p>
-    <w:p>
-      <w:pPr>
-        <w:numPr>
-          <w:ilvl w:val="2"/>
-          <w:numId w:val="8"/>
-        </w:numPr>
-        <w:shd w:val="clear" w:color="auto" w:fill="FFFFFF"/>
-        <w:spacing w:before="100" w:beforeAutospacing="1" w:after="100" w:afterAutospacing="1" w:line="240" w:lineRule="auto"/>
-        <w:rPr>
-          <w:rFonts w:eastAsia="Times New Roman" w:cs="Segoe UI"/>
-          <w:color w:val="242424"/>
-          <w:kern w:val="0"/>
-          <w:sz w:val="20"/>
-          <w:szCs w:val="20"/>
-          <w14:ligatures w14:val="none"/>
-        </w:rPr>
-      </w:pPr>
-      <w:r>
-        <w:rPr>
-          <w:rFonts w:eastAsia="Times New Roman" w:cs="Segoe UI"/>
-          <w:color w:val="242424"/>
-          <w:kern w:val="0"/>
-          <w:sz w:val="20"/>
-          <w:szCs w:val="20"/>
-          <w14:ligatures w14:val="none"/>
-        </w:rPr>
-        <w:t>Save</w:t>
-      </w:r>
-      <w:r>
-        <w:rPr>
-          <w:rFonts w:eastAsia="Times New Roman" w:cs="Segoe UI"/>
-          <w:color w:val="242424"/>
-          <w:kern w:val="0"/>
-          <w:sz w:val="20"/>
-          <w:szCs w:val="20"/>
-          <w14:ligatures w14:val="none"/>
-        </w:rPr>
-        <w:t xml:space="preserve"> to </w:t>
-      </w:r>
-      <w:proofErr w:type="spellStart"/>
-      <w:r>
-        <w:rPr>
-          <w:rFonts w:eastAsia="Times New Roman" w:cs="Segoe UI"/>
-          <w:color w:val="242424"/>
-          <w:kern w:val="0"/>
-          <w:sz w:val="20"/>
-          <w:szCs w:val="20"/>
-          <w14:ligatures w14:val="none"/>
-        </w:rPr>
-        <w:t>sqlite</w:t>
-      </w:r>
-      <w:proofErr w:type="spellEnd"/>
-      <w:r>
-        <w:rPr>
-          <w:rFonts w:eastAsia="Times New Roman" w:cs="Segoe UI"/>
-          <w:color w:val="242424"/>
-          <w:kern w:val="0"/>
-          <w:sz w:val="20"/>
-          <w:szCs w:val="20"/>
-          <w14:ligatures w14:val="none"/>
-        </w:rPr>
-        <w:t xml:space="preserve"> table</w:t>
-      </w:r>
-    </w:p>
-    <w:p>
-      <w:pPr>
-        <w:numPr>
-          <w:ilvl w:val="0"/>
-          <w:numId w:val="8"/>
-        </w:numPr>
-        <w:shd w:val="clear" w:color="auto" w:fill="FFFFFF"/>
-        <w:spacing w:before="100" w:beforeAutospacing="1" w:after="100" w:afterAutospacing="1" w:line="240" w:lineRule="auto"/>
-        <w:rPr>
-          <w:rFonts w:eastAsia="Times New Roman" w:cs="Segoe UI"/>
-          <w:color w:val="242424"/>
-          <w:kern w:val="0"/>
-          <w:sz w:val="20"/>
-          <w:szCs w:val="20"/>
-          <w14:ligatures w14:val="none"/>
-        </w:rPr>
-      </w:pPr>
-      <w:r>
-        <w:rPr>
-          <w:rFonts w:eastAsia="Times New Roman" w:cs="Segoe UI"/>
-          <w:color w:val="242424"/>
-          <w:kern w:val="0"/>
-          <w:sz w:val="20"/>
-          <w:szCs w:val="20"/>
-          <w14:ligatures w14:val="none"/>
-        </w:rPr>
-        <w:t>Capability Matrix Upload Trigger</w:t>
-      </w:r>
-      <w:r>
-        <w:rPr>
-          <w:rFonts w:eastAsia="Times New Roman" w:cs="Segoe UI"/>
-          <w:color w:val="242424"/>
-          <w:kern w:val="0"/>
-          <w:sz w:val="20"/>
-          <w:szCs w:val="20"/>
-          <w14:ligatures w14:val="none"/>
-        </w:rPr>
-        <w:t xml:space="preserve"> [22/9]</w:t>
-      </w:r>
-    </w:p>
-    <w:p>
-      <w:pPr>
-        <w:numPr>
-          <w:ilvl w:val="1"/>
-          <w:numId w:val="8"/>
-        </w:numPr>
-        <w:shd w:val="clear" w:color="auto" w:fill="FFFFFF"/>
-        <w:spacing w:before="100" w:beforeAutospacing="1" w:after="100" w:afterAutospacing="1" w:line="240" w:lineRule="auto"/>
-        <w:rPr>
-          <w:rFonts w:eastAsia="Times New Roman" w:cs="Segoe UI"/>
-          <w:color w:val="242424"/>
-          <w:kern w:val="0"/>
-          <w:sz w:val="20"/>
-          <w:szCs w:val="20"/>
-          <w14:ligatures w14:val="none"/>
-        </w:rPr>
-      </w:pPr>
-      <w:r>
-        <w:rPr>
-          <w:rFonts w:eastAsia="Times New Roman" w:cs="Segoe UI"/>
-          <w:color w:val="242424"/>
-          <w:kern w:val="0"/>
-          <w:sz w:val="20"/>
-          <w:szCs w:val="20"/>
-          <w14:ligatures w14:val="none"/>
-        </w:rPr>
-        <w:t xml:space="preserve">As a </w:t>
-      </w:r>
-      <w:r>
-        <w:rPr>
-          <w:rFonts w:eastAsia="Times New Roman" w:cs="Segoe UI"/>
-          <w:color w:val="242424"/>
-          <w:kern w:val="0"/>
-          <w:sz w:val="20"/>
-          <w:szCs w:val="20"/>
-          <w14:ligatures w14:val="none"/>
-        </w:rPr>
-        <w:t>user I</w:t>
-      </w:r>
-      <w:r>
-        <w:rPr>
-          <w:rFonts w:eastAsia="Times New Roman" w:cs="Segoe UI"/>
-          <w:color w:val="242424"/>
-          <w:kern w:val="0"/>
-          <w:sz w:val="20"/>
-          <w:szCs w:val="20"/>
-          <w14:ligatures w14:val="none"/>
-        </w:rPr>
-        <w:t xml:space="preserve"> want to have the capability to upload a capability matrix during application onboarding</w:t>
-      </w:r>
-    </w:p>
-    <w:p>
-      <w:pPr>
-        <w:numPr>
-          <w:ilvl w:val="2"/>
-          <w:numId w:val="8"/>
-        </w:numPr>
-        <w:shd w:val="clear" w:color="auto" w:fill="FFFFFF"/>
-        <w:spacing w:before="100" w:beforeAutospacing="1" w:after="100" w:afterAutospacing="1" w:line="240" w:lineRule="auto"/>
-        <w:rPr>
-          <w:rFonts w:eastAsia="Times New Roman" w:cs="Segoe UI"/>
-          <w:color w:val="242424"/>
-          <w:kern w:val="0"/>
-          <w:sz w:val="20"/>
-          <w:szCs w:val="20"/>
-          <w14:ligatures w14:val="none"/>
-        </w:rPr>
-      </w:pPr>
-      <w:r>
-        <w:rPr>
-          <w:rFonts w:eastAsia="Times New Roman" w:cs="Segoe UI"/>
-          <w:color w:val="242424"/>
-          <w:kern w:val="0"/>
-          <w:sz w:val="20"/>
-          <w:szCs w:val="20"/>
-          <w14:ligatures w14:val="none"/>
-        </w:rPr>
-        <w:t>Add a new component under layouts.onboard_application_page.py to be able to accept user upload of capability matrix from users</w:t>
-      </w:r>
-    </w:p>
-    <w:p>
-      <w:pPr>
-        <w:numPr>
-          <w:ilvl w:val="2"/>
-          <w:numId w:val="8"/>
-        </w:numPr>
-        <w:shd w:val="clear" w:color="auto" w:fill="FFFFFF"/>
-        <w:spacing w:before="100" w:beforeAutospacing="1" w:after="100" w:afterAutospacing="1" w:line="240" w:lineRule="auto"/>
-        <w:rPr>
-          <w:rFonts w:eastAsia="Times New Roman" w:cs="Segoe UI"/>
-          <w:color w:val="242424"/>
-          <w:kern w:val="0"/>
-          <w:sz w:val="20"/>
-          <w:szCs w:val="20"/>
-          <w14:ligatures w14:val="none"/>
-        </w:rPr>
-      </w:pPr>
-      <w:r>
-        <w:rPr>
-          <w:rFonts w:eastAsia="Times New Roman" w:cs="Segoe UI"/>
-          <w:color w:val="242424"/>
-          <w:kern w:val="0"/>
-          <w:sz w:val="20"/>
-          <w:szCs w:val="20"/>
-          <w14:ligatures w14:val="none"/>
-        </w:rPr>
-        <w:lastRenderedPageBreak/>
-        <w:t xml:space="preserve">Trigger the </w:t>
-      </w:r>
-      <w:proofErr w:type="spellStart"/>
-      <w:r>
-        <w:rPr>
-          <w:rFonts w:eastAsia="Times New Roman" w:cs="Segoe UI"/>
-          <w:color w:val="242424"/>
-          <w:kern w:val="0"/>
-          <w:sz w:val="20"/>
-          <w:szCs w:val="20"/>
-          <w14:ligatures w14:val="none"/>
-        </w:rPr>
-        <w:t>db_table_functions.db_tbl_</w:t>
-      </w:r>
-      <w:proofErr w:type="gramStart"/>
-      <w:r>
-        <w:rPr>
-          <w:rFonts w:eastAsia="Times New Roman" w:cs="Segoe UI"/>
-          <w:color w:val="242424"/>
-          <w:kern w:val="0"/>
-          <w:sz w:val="20"/>
-          <w:szCs w:val="20"/>
-          <w14:ligatures w14:val="none"/>
-        </w:rPr>
-        <w:t>capabilities.ingest</w:t>
-      </w:r>
-      <w:proofErr w:type="gramEnd"/>
-      <w:r>
-        <w:rPr>
-          <w:rFonts w:eastAsia="Times New Roman" w:cs="Segoe UI"/>
-          <w:color w:val="242424"/>
-          <w:kern w:val="0"/>
-          <w:sz w:val="20"/>
-          <w:szCs w:val="20"/>
-          <w14:ligatures w14:val="none"/>
-        </w:rPr>
-        <w:t>_capability_matrix</w:t>
-      </w:r>
-      <w:proofErr w:type="spellEnd"/>
-      <w:r>
-        <w:rPr>
-          <w:rFonts w:eastAsia="Times New Roman" w:cs="Segoe UI"/>
-          <w:color w:val="242424"/>
-          <w:kern w:val="0"/>
-          <w:sz w:val="20"/>
-          <w:szCs w:val="20"/>
-          <w14:ligatures w14:val="none"/>
-        </w:rPr>
-        <w:t xml:space="preserve"> whenever the user uploads the capability matrix</w:t>
-      </w:r>
-    </w:p>
-    <w:p>
-      <w:pPr>
-        <w:numPr>
-          <w:ilvl w:val="0"/>
-          <w:numId w:val="8"/>
-        </w:numPr>
-        <w:shd w:val="clear" w:color="auto" w:fill="FFFFFF"/>
-        <w:spacing w:before="100" w:beforeAutospacing="1" w:after="100" w:afterAutospacing="1" w:line="240" w:lineRule="auto"/>
-        <w:rPr>
-          <w:rFonts w:eastAsia="Times New Roman" w:cs="Segoe UI"/>
-          <w:color w:val="242424"/>
-          <w:kern w:val="0"/>
-          <w:sz w:val="20"/>
-          <w:szCs w:val="20"/>
-          <w14:ligatures w14:val="none"/>
-        </w:rPr>
-      </w:pPr>
-      <w:r>
-        <w:rPr>
-          <w:rFonts w:eastAsia="Times New Roman" w:cs="Segoe UI"/>
-          <w:color w:val="242424"/>
-          <w:kern w:val="0"/>
-          <w:sz w:val="20"/>
-          <w:szCs w:val="20"/>
-          <w14:ligatures w14:val="none"/>
-        </w:rPr>
-        <w:t>XML File</w:t>
-      </w:r>
-      <w:r>
-        <w:rPr>
-          <w:rFonts w:eastAsia="Times New Roman" w:cs="Segoe UI"/>
-          <w:color w:val="242424"/>
-          <w:kern w:val="0"/>
-          <w:sz w:val="20"/>
-          <w:szCs w:val="20"/>
-          <w14:ligatures w14:val="none"/>
-        </w:rPr>
-        <w:t xml:space="preserve"> Upload Trigger</w:t>
-      </w:r>
-      <w:r>
-        <w:rPr>
-          <w:rFonts w:eastAsia="Times New Roman" w:cs="Segoe UI"/>
-          <w:color w:val="242424"/>
-          <w:kern w:val="0"/>
-          <w:sz w:val="20"/>
-          <w:szCs w:val="20"/>
-          <w14:ligatures w14:val="none"/>
-        </w:rPr>
-        <w:t xml:space="preserve"> [2</w:t>
-      </w:r>
-      <w:r>
-        <w:rPr>
-          <w:rFonts w:eastAsia="Times New Roman" w:cs="Segoe UI"/>
-          <w:color w:val="242424"/>
-          <w:kern w:val="0"/>
-          <w:sz w:val="20"/>
-          <w:szCs w:val="20"/>
-          <w14:ligatures w14:val="none"/>
-        </w:rPr>
-        <w:t>3</w:t>
-      </w:r>
-      <w:r>
-        <w:rPr>
-          <w:rFonts w:eastAsia="Times New Roman" w:cs="Segoe UI"/>
-          <w:color w:val="242424"/>
-          <w:kern w:val="0"/>
-          <w:sz w:val="20"/>
-          <w:szCs w:val="20"/>
-          <w14:ligatures w14:val="none"/>
-        </w:rPr>
-        <w:t>/9]</w:t>
-      </w:r>
-    </w:p>
-    <w:p>
-      <w:pPr>
-        <w:numPr>
-          <w:ilvl w:val="1"/>
-          <w:numId w:val="8"/>
-        </w:numPr>
-        <w:shd w:val="clear" w:color="auto" w:fill="FFFFFF"/>
-        <w:spacing w:before="100" w:beforeAutospacing="1" w:after="100" w:afterAutospacing="1" w:line="240" w:lineRule="auto"/>
-        <w:rPr>
-          <w:rFonts w:eastAsia="Times New Roman" w:cs="Segoe UI"/>
-          <w:color w:val="242424"/>
-          <w:kern w:val="0"/>
-          <w:sz w:val="20"/>
-          <w:szCs w:val="20"/>
-          <w14:ligatures w14:val="none"/>
-        </w:rPr>
-      </w:pPr>
-      <w:r>
-        <w:rPr>
-          <w:rFonts w:eastAsia="Times New Roman" w:cs="Segoe UI"/>
-          <w:color w:val="242424"/>
-          <w:kern w:val="0"/>
-          <w:sz w:val="20"/>
-          <w:szCs w:val="20"/>
-          <w14:ligatures w14:val="none"/>
-        </w:rPr>
-        <w:t xml:space="preserve">As a user I want to have the capability to upload </w:t>
-      </w:r>
-      <w:proofErr w:type="gramStart"/>
-      <w:r>
-        <w:rPr>
-          <w:rFonts w:eastAsia="Times New Roman" w:cs="Segoe UI"/>
-          <w:color w:val="242424"/>
-          <w:kern w:val="0"/>
-          <w:sz w:val="20"/>
-          <w:szCs w:val="20"/>
-          <w14:ligatures w14:val="none"/>
-        </w:rPr>
-        <w:t xml:space="preserve">a </w:t>
-      </w:r>
-      <w:r>
-        <w:rPr>
-          <w:rFonts w:eastAsia="Times New Roman" w:cs="Segoe UI"/>
-          <w:color w:val="242424"/>
-          <w:kern w:val="0"/>
-          <w:sz w:val="20"/>
-          <w:szCs w:val="20"/>
-          <w14:ligatures w14:val="none"/>
-        </w:rPr>
-        <w:t>xml</w:t>
-      </w:r>
-      <w:proofErr w:type="gramEnd"/>
-      <w:r>
-        <w:rPr>
-          <w:rFonts w:eastAsia="Times New Roman" w:cs="Segoe UI"/>
-          <w:color w:val="242424"/>
-          <w:kern w:val="0"/>
-          <w:sz w:val="20"/>
-          <w:szCs w:val="20"/>
-          <w14:ligatures w14:val="none"/>
-        </w:rPr>
-        <w:t xml:space="preserve"> file</w:t>
-      </w:r>
-      <w:r>
-        <w:rPr>
-          <w:rFonts w:eastAsia="Times New Roman" w:cs="Segoe UI"/>
-          <w:color w:val="242424"/>
-          <w:kern w:val="0"/>
-          <w:sz w:val="20"/>
-          <w:szCs w:val="20"/>
-          <w14:ligatures w14:val="none"/>
-        </w:rPr>
-        <w:t xml:space="preserve"> during application onboarding</w:t>
-      </w:r>
-    </w:p>
-    <w:p>
-      <w:pPr>
-        <w:numPr>
-          <w:ilvl w:val="2"/>
-          <w:numId w:val="8"/>
-        </w:numPr>
-        <w:shd w:val="clear" w:color="auto" w:fill="FFFFFF"/>
-        <w:spacing w:before="100" w:beforeAutospacing="1" w:after="100" w:afterAutospacing="1" w:line="240" w:lineRule="auto"/>
-        <w:rPr>
-          <w:rFonts w:eastAsia="Times New Roman" w:cs="Segoe UI"/>
-          <w:color w:val="242424"/>
-          <w:kern w:val="0"/>
-          <w:sz w:val="20"/>
-          <w:szCs w:val="20"/>
-          <w14:ligatures w14:val="none"/>
-        </w:rPr>
-      </w:pPr>
-      <w:r>
-        <w:rPr>
-          <w:rFonts w:eastAsia="Times New Roman" w:cs="Segoe UI"/>
-          <w:color w:val="242424"/>
-          <w:kern w:val="0"/>
-          <w:sz w:val="20"/>
-          <w:szCs w:val="20"/>
-          <w14:ligatures w14:val="none"/>
-        </w:rPr>
-        <w:t xml:space="preserve">Add a new component under layouts.onboard_application_page.py to be able to accept user upload of </w:t>
-      </w:r>
-      <w:r>
-        <w:rPr>
-          <w:rFonts w:eastAsia="Times New Roman" w:cs="Segoe UI"/>
-          <w:color w:val="242424"/>
-          <w:kern w:val="0"/>
-          <w:sz w:val="20"/>
-          <w:szCs w:val="20"/>
-          <w14:ligatures w14:val="none"/>
-        </w:rPr>
-        <w:t>xml file</w:t>
-      </w:r>
-      <w:r>
-        <w:rPr>
-          <w:rFonts w:eastAsia="Times New Roman" w:cs="Segoe UI"/>
-          <w:color w:val="242424"/>
-          <w:kern w:val="0"/>
-          <w:sz w:val="20"/>
-          <w:szCs w:val="20"/>
-          <w14:ligatures w14:val="none"/>
-        </w:rPr>
-        <w:t xml:space="preserve"> from user</w:t>
-      </w:r>
-      <w:r>
-        <w:rPr>
-          <w:rFonts w:eastAsia="Times New Roman" w:cs="Segoe UI"/>
-          <w:color w:val="242424"/>
-          <w:kern w:val="0"/>
-          <w:sz w:val="20"/>
-          <w:szCs w:val="20"/>
-          <w14:ligatures w14:val="none"/>
-        </w:rPr>
-        <w:t>s</w:t>
+        <w:rPr>
+          <w:rFonts w:asciiTheme="minorHAnsi" w:hAnsiTheme="minorHAnsi"/>
+          <w:sz w:val="20"/>
+          <w:szCs w:val="20"/>
+        </w:rPr>
+      </w:pPr>
+      <w:r>
+        <w:rPr>
+          <w:rFonts w:asciiTheme="minorHAnsi" w:hAnsiTheme="minorHAnsi"/>
+          <w:sz w:val="20"/>
+          <w:szCs w:val="20"/>
+        </w:rPr>
+        <w:t>continuation frm prev task [30/10]</w:t>
       </w:r>
     </w:p>
     <w:sectPr>
-      <w:footerReference w:type="even" r:id="rId9"/>
-      <w:footerReference w:type="default" r:id="rId10"/>
-      <w:footerReference w:type="first" r:id="rId11"/>
+      <w:footerReference w:type="even" r:id="rId7"/>
+      <w:footerReference w:type="default" r:id="rId8"/>
+      <w:footerReference w:type="first" r:id="rId9"/>
       <w:pgSz w:w="12240" w:h="15840"/>
       <w:pgMar w:top="1440" w:right="1440" w:bottom="1440" w:left="1440" w:header="720" w:footer="720" w:gutter="0"/>
       <w:cols w:space="720"/>
@@ -1783,7 +2733,7 @@
 </file>
 
 <file path=word/endnotes.xml><?xml version="1.0" encoding="utf-8"?>
-<w:endnotes xmlns:wpc="http://schemas.microsoft.com/office/word/2010/wordprocessingCanvas" xmlns:cx="http://schemas.microsoft.com/office/drawing/2014/chartex" xmlns:cx1="http://schemas.microsoft.com/office/drawing/2015/9/8/chartex" xmlns:cx2="http://schemas.microsoft.com/office/drawing/2015/10/21/chartex" xmlns:cx3="http://schemas.microsoft.com/office/drawing/2016/5/9/chartex" xmlns:cx4="http://schemas.microsoft.com/office/drawing/2016/5/10/chartex" xmlns:cx5="http://schemas.microsoft.com/office/drawing/2016/5/11/chartex" xmlns:cx6="http://schemas.microsoft.com/office/drawing/2016/5/12/chartex" xmlns:cx7="http://schemas.microsoft.com/office/drawing/2016/5/13/chartex" xmlns:cx8="http://schemas.microsoft.com/office/drawing/2016/5/14/chartex" xmlns:mc="http://schemas.openxmlformats.org/markup-compatibility/2006" xmlns:aink="http://schemas.microsoft.com/office/drawing/2016/ink" xmlns:am3d="http://schemas.microsoft.com/office/drawing/2017/model3d" xmlns:o="urn:schemas-microsoft-com:office:office" xmlns:oel="http://schemas.microsoft.com/office/2019/extlst" xmlns:r="http://schemas.openxmlformats.org/officeDocument/2006/relationships" xmlns:m="http://schemas.openxmlformats.org/officeDocument/2006/math" xmlns:v="urn:schemas-microsoft-com:vml" xmlns:wp14="http://schemas.microsoft.com/office/word/2010/wordprocessingDrawing" xmlns:wp="http://schemas.openxmlformats.org/drawingml/2006/wordprocessingDrawing" xmlns:w10="urn:schemas-microsoft-com:office:word" xmlns:w="http://schemas.openxmlformats.org/wordprocessingml/2006/main" xmlns:w14="http://schemas.microsoft.com/office/word/2010/wordml" xmlns:w15="http://schemas.microsoft.com/office/word/2012/wordml" xmlns:w16cei="http://schemas.microsoft.com/office/word/2026/wordml/cei" xmlns:w16cex="http://schemas.microsoft.com/office/word/2018/wordml/cex" xmlns:w16cid="http://schemas.microsoft.com/office/word/2016/wordml/cid" xmlns:w16="http://schemas.microsoft.com/office/word/2018/wordml" xmlns:w16du="http://schemas.microsoft.com/office/word/2023/wordml/word16du" xmlns:w16sdtdh="http://schemas.microsoft.com/office/word/2020/wordml/sdtdatahash" xmlns:w16sdtfl="http://schemas.microsoft.com/office/word/2024/wordml/sdtformatlock" xmlns:w16se="http://schemas.microsoft.com/office/word/2015/wordml/symex" xmlns:wpg="http://schemas.microsoft.com/office/word/2010/wordprocessingGroup" xmlns:wpi="http://schemas.microsoft.com/office/word/2010/wordprocessingInk" xmlns:wne="http://schemas.microsoft.com/office/word/2006/wordml" xmlns:wps="http://schemas.microsoft.com/office/word/2010/wordprocessingShape" mc:Ignorable="w14 w15 w16se w16cid w16 w16cex w16sdtdh w16sdtfl w16du wp14">
+<w:endnotes xmlns:wpc="http://schemas.microsoft.com/office/word/2010/wordprocessingCanvas" xmlns:cx="http://schemas.microsoft.com/office/drawing/2014/chartex" xmlns:cx1="http://schemas.microsoft.com/office/drawing/2015/9/8/chartex" xmlns:cx2="http://schemas.microsoft.com/office/drawing/2015/10/21/chartex" xmlns:cx3="http://schemas.microsoft.com/office/drawing/2016/5/9/chartex" xmlns:cx4="http://schemas.microsoft.com/office/drawing/2016/5/10/chartex" xmlns:cx5="http://schemas.microsoft.com/office/drawing/2016/5/11/chartex" xmlns:cx6="http://schemas.microsoft.com/office/drawing/2016/5/12/chartex" xmlns:cx7="http://schemas.microsoft.com/office/drawing/2016/5/13/chartex" xmlns:cx8="http://schemas.microsoft.com/office/drawing/2016/5/14/chartex" xmlns:mc="http://schemas.openxmlformats.org/markup-compatibility/2006" xmlns:aink="http://schemas.microsoft.com/office/drawing/2016/ink" xmlns:am3d="http://schemas.microsoft.com/office/drawing/2017/model3d" xmlns:o="urn:schemas-microsoft-com:office:office" xmlns:oel="http://schemas.microsoft.com/office/2019/extlst" xmlns:r="http://schemas.openxmlformats.org/officeDocument/2006/relationships" xmlns:m="http://schemas.openxmlformats.org/officeDocument/2006/math" xmlns:v="urn:schemas-microsoft-com:vml" xmlns:wp14="http://schemas.microsoft.com/office/word/2010/wordprocessingDrawing" xmlns:wp="http://schemas.openxmlformats.org/drawingml/2006/wordprocessingDrawing" xmlns:w10="urn:schemas-microsoft-com:office:word" xmlns:w="http://schemas.openxmlformats.org/wordprocessingml/2006/main" xmlns:w14="http://schemas.microsoft.com/office/word/2010/wordml" xmlns:w15="http://schemas.microsoft.com/office/word/2012/wordml" xmlns:w16cex="http://schemas.microsoft.com/office/word/2018/wordml/cex" xmlns:w16cid="http://schemas.microsoft.com/office/word/2016/wordml/cid" xmlns:w16="http://schemas.microsoft.com/office/word/2018/wordml" xmlns:w16du="http://schemas.microsoft.com/office/word/2023/wordml/word16du" xmlns:w16sdtdh="http://schemas.microsoft.com/office/word/2020/wordml/sdtdatahash" xmlns:w16sdtfl="http://schemas.microsoft.com/office/word/2024/wordml/sdtformatlock" xmlns:w16se="http://schemas.microsoft.com/office/word/2015/wordml/symex" xmlns:wpg="http://schemas.microsoft.com/office/word/2010/wordprocessingGroup" xmlns:wpi="http://schemas.microsoft.com/office/word/2010/wordprocessingInk" xmlns:wne="http://schemas.microsoft.com/office/word/2006/wordml" xmlns:wps="http://schemas.microsoft.com/office/word/2010/wordprocessingShape" mc:Ignorable="w14 w15 w16se w16cid w16 w16cex w16sdtdh w16sdtfl w16du wp14">
   <w:endnote w:type="separator" w:id="-1">
     <w:p>
       <w:pPr>
@@ -1808,7 +2758,7 @@
 </file>
 
 <file path=word/footer1.xml><?xml version="1.0" encoding="utf-8"?>
-<w:ftr xmlns:wpc="http://schemas.microsoft.com/office/word/2010/wordprocessingCanvas" xmlns:cx="http://schemas.microsoft.com/office/drawing/2014/chartex" xmlns:cx1="http://schemas.microsoft.com/office/drawing/2015/9/8/chartex" xmlns:cx2="http://schemas.microsoft.com/office/drawing/2015/10/21/chartex" xmlns:cx3="http://schemas.microsoft.com/office/drawing/2016/5/9/chartex" xmlns:cx4="http://schemas.microsoft.com/office/drawing/2016/5/10/chartex" xmlns:cx5="http://schemas.microsoft.com/office/drawing/2016/5/11/chartex" xmlns:cx6="http://schemas.microsoft.com/office/drawing/2016/5/12/chartex" xmlns:cx7="http://schemas.microsoft.com/office/drawing/2016/5/13/chartex" xmlns:cx8="http://schemas.microsoft.com/office/drawing/2016/5/14/chartex" xmlns:mc="http://schemas.openxmlformats.org/markup-compatibility/2006" xmlns:aink="http://schemas.microsoft.com/office/drawing/2016/ink" xmlns:am3d="http://schemas.microsoft.com/office/drawing/2017/model3d" xmlns:o="urn:schemas-microsoft-com:office:office" xmlns:oel="http://schemas.microsoft.com/office/2019/extlst" xmlns:r="http://schemas.openxmlformats.org/officeDocument/2006/relationships" xmlns:m="http://schemas.openxmlformats.org/officeDocument/2006/math" xmlns:v="urn:schemas-microsoft-com:vml" xmlns:wp14="http://schemas.microsoft.com/office/word/2010/wordprocessingDrawing" xmlns:wp="http://schemas.openxmlformats.org/drawingml/2006/wordprocessingDrawing" xmlns:w10="urn:schemas-microsoft-com:office:word" xmlns:w="http://schemas.openxmlformats.org/wordprocessingml/2006/main" xmlns:w14="http://schemas.microsoft.com/office/word/2010/wordml" xmlns:w15="http://schemas.microsoft.com/office/word/2012/wordml" xmlns:w16cei="http://schemas.microsoft.com/office/word/2026/wordml/cei" xmlns:w16cex="http://schemas.microsoft.com/office/word/2018/wordml/cex" xmlns:w16cid="http://schemas.microsoft.com/office/word/2016/wordml/cid" xmlns:w16="http://schemas.microsoft.com/office/word/2018/wordml" xmlns:w16du="http://schemas.microsoft.com/office/word/2023/wordml/word16du" xmlns:w16sdtdh="http://schemas.microsoft.com/office/word/2020/wordml/sdtdatahash" xmlns:w16sdtfl="http://schemas.microsoft.com/office/word/2024/wordml/sdtformatlock" xmlns:w16se="http://schemas.microsoft.com/office/word/2015/wordml/symex" xmlns:wpg="http://schemas.microsoft.com/office/word/2010/wordprocessingGroup" xmlns:wpi="http://schemas.microsoft.com/office/word/2010/wordprocessingInk" xmlns:wne="http://schemas.microsoft.com/office/word/2006/wordml" xmlns:wps="http://schemas.microsoft.com/office/word/2010/wordprocessingShape" mc:Ignorable="w14 w15 w16se w16cid w16 w16cex w16sdtdh w16sdtfl w16du wp14">
+<w:ftr xmlns:wpc="http://schemas.microsoft.com/office/word/2010/wordprocessingCanvas" xmlns:cx="http://schemas.microsoft.com/office/drawing/2014/chartex" xmlns:cx1="http://schemas.microsoft.com/office/drawing/2015/9/8/chartex" xmlns:cx2="http://schemas.microsoft.com/office/drawing/2015/10/21/chartex" xmlns:cx3="http://schemas.microsoft.com/office/drawing/2016/5/9/chartex" xmlns:cx4="http://schemas.microsoft.com/office/drawing/2016/5/10/chartex" xmlns:cx5="http://schemas.microsoft.com/office/drawing/2016/5/11/chartex" xmlns:cx6="http://schemas.microsoft.com/office/drawing/2016/5/12/chartex" xmlns:cx7="http://schemas.microsoft.com/office/drawing/2016/5/13/chartex" xmlns:cx8="http://schemas.microsoft.com/office/drawing/2016/5/14/chartex" xmlns:mc="http://schemas.openxmlformats.org/markup-compatibility/2006" xmlns:aink="http://schemas.microsoft.com/office/drawing/2016/ink" xmlns:am3d="http://schemas.microsoft.com/office/drawing/2017/model3d" xmlns:o="urn:schemas-microsoft-com:office:office" xmlns:oel="http://schemas.microsoft.com/office/2019/extlst" xmlns:r="http://schemas.openxmlformats.org/officeDocument/2006/relationships" xmlns:m="http://schemas.openxmlformats.org/officeDocument/2006/math" xmlns:v="urn:schemas-microsoft-com:vml" xmlns:wp14="http://schemas.microsoft.com/office/word/2010/wordprocessingDrawing" xmlns:wp="http://schemas.openxmlformats.org/drawingml/2006/wordprocessingDrawing" xmlns:w10="urn:schemas-microsoft-com:office:word" xmlns:w="http://schemas.openxmlformats.org/wordprocessingml/2006/main" xmlns:w14="http://schemas.microsoft.com/office/word/2010/wordml" xmlns:w15="http://schemas.microsoft.com/office/word/2012/wordml" xmlns:w16cex="http://schemas.microsoft.com/office/word/2018/wordml/cex" xmlns:w16cid="http://schemas.microsoft.com/office/word/2016/wordml/cid" xmlns:w16="http://schemas.microsoft.com/office/word/2018/wordml" xmlns:w16du="http://schemas.microsoft.com/office/word/2023/wordml/word16du" xmlns:w16sdtdh="http://schemas.microsoft.com/office/word/2020/wordml/sdtdatahash" xmlns:w16sdtfl="http://schemas.microsoft.com/office/word/2024/wordml/sdtformatlock" xmlns:w16se="http://schemas.microsoft.com/office/word/2015/wordml/symex" xmlns:wpg="http://schemas.microsoft.com/office/word/2010/wordprocessingGroup" xmlns:wpi="http://schemas.microsoft.com/office/word/2010/wordprocessingInk" xmlns:wne="http://schemas.microsoft.com/office/word/2006/wordml" xmlns:wps="http://schemas.microsoft.com/office/word/2010/wordprocessingShape" mc:Ignorable="w14 w15 w16se w16cid w16 w16cex w16sdtdh w16sdtfl w16du wp14">
   <w:p>
     <w:pPr>
       <w:pStyle w:val="Footer"/>
@@ -1820,7 +2770,7 @@
       <mc:AlternateContent>
         <mc:Choice Requires="wps">
           <w:drawing>
-            <wp:anchor distT="0" distB="0" distL="0" distR="0" simplePos="0" relativeHeight="251659264" behindDoc="0" locked="0" layoutInCell="1" allowOverlap="1" wp14:anchorId="3730E08E" wp14:editId="13E392B1">
+            <wp:anchor distT="0" distB="0" distL="0" distR="0" simplePos="0" relativeHeight="251659264" behindDoc="0" locked="0" layoutInCell="1" allowOverlap="1" wp14:anchorId="0BD7D9DC" wp14:editId="4899D307">
               <wp:simplePos x="635" y="635"/>
               <wp:positionH relativeFrom="page">
                 <wp:align>left</wp:align>
@@ -1831,7 +2781,7 @@
               <wp:extent cx="965835" cy="316230"/>
               <wp:effectExtent l="0" t="0" r="5715" b="0"/>
               <wp:wrapNone/>
-              <wp:docPr id="1511935996" name="Text Box 4" descr="## RESTRICTED ##">
+              <wp:docPr id="1133519229" name="Text Box 2" descr="## RESTRICTED ##">
                 <a:extLst xmlns:a="http://schemas.openxmlformats.org/drawingml/2006/main">
                   <a:ext uri="{5AE41FA2-C0FF-4470-9BD4-5FADCA87CBE2}">
                     <aclsh:classification xmlns:aclsh="http://schemas.microsoft.com/office/drawing/2020/classificationShape" classificationOutcomeType="ftr"/>
@@ -1896,11 +2846,11 @@
         </mc:Choice>
         <mc:Fallback>
           <w:pict>
-            <v:shapetype w14:anchorId="3730E08E" id="_x0000_t202" coordsize="21600,21600" o:spt="202" path="m,l,21600r21600,l21600,xe">
+            <v:shapetype w14:anchorId="0BD7D9DC" id="_x0000_t202" coordsize="21600,21600" o:spt="202" path="m,l,21600r21600,l21600,xe">
               <v:stroke joinstyle="miter"/>
               <v:path gradientshapeok="t" o:connecttype="rect"/>
             </v:shapetype>
-            <v:shape id="Text Box 4" o:spid="_x0000_s1026" type="#_x0000_t202" alt="## RESTRICTED ##" style="position:absolute;margin-left:0;margin-top:0;width:76.05pt;height:24.9pt;z-index:251659264;visibility:visible;mso-wrap-style:none;mso-wrap-distance-left:0;mso-wrap-distance-top:0;mso-wrap-distance-right:0;mso-wrap-distance-bottom:0;mso-position-horizontal:left;mso-position-horizontal-relative:page;mso-position-vertical:bottom;mso-position-vertical-relative:page;v-text-anchor:bottom" o:gfxdata="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" filled="f" stroked="f">
+            <v:shape id="Text Box 2" o:spid="_x0000_s1026" type="#_x0000_t202" alt="## RESTRICTED ##" style="position:absolute;margin-left:0;margin-top:0;width:76.05pt;height:24.9pt;z-index:251659264;visibility:visible;mso-wrap-style:none;mso-wrap-distance-left:0;mso-wrap-distance-top:0;mso-wrap-distance-right:0;mso-wrap-distance-bottom:0;mso-position-horizontal:left;mso-position-horizontal-relative:page;mso-position-vertical:bottom;mso-position-vertical-relative:page;v-text-anchor:bottom" o:gfxdata="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" filled="f" stroked="f">
               <v:textbox style="mso-fit-shape-to-text:t" inset="20pt,0,0,15pt">
                 <w:txbxContent>
                   <w:p>
@@ -1938,7 +2888,7 @@
 </file>
 
 <file path=word/footer2.xml><?xml version="1.0" encoding="utf-8"?>
-<w:ftr xmlns:wpc="http://schemas.microsoft.com/office/word/2010/wordprocessingCanvas" xmlns:cx="http://schemas.microsoft.com/office/drawing/2014/chartex" xmlns:cx1="http://schemas.microsoft.com/office/drawing/2015/9/8/chartex" xmlns:cx2="http://schemas.microsoft.com/office/drawing/2015/10/21/chartex" xmlns:cx3="http://schemas.microsoft.com/office/drawing/2016/5/9/chartex" xmlns:cx4="http://schemas.microsoft.com/office/drawing/2016/5/10/chartex" xmlns:cx5="http://schemas.microsoft.com/office/drawing/2016/5/11/chartex" xmlns:cx6="http://schemas.microsoft.com/office/drawing/2016/5/12/chartex" xmlns:cx7="http://schemas.microsoft.com/office/drawing/2016/5/13/chartex" xmlns:cx8="http://schemas.microsoft.com/office/drawing/2016/5/14/chartex" xmlns:mc="http://schemas.openxmlformats.org/markup-compatibility/2006" xmlns:aink="http://schemas.microsoft.com/office/drawing/2016/ink" xmlns:am3d="http://schemas.microsoft.com/office/drawing/2017/model3d" xmlns:o="urn:schemas-microsoft-com:office:office" xmlns:oel="http://schemas.microsoft.com/office/2019/extlst" xmlns:r="http://schemas.openxmlformats.org/officeDocument/2006/relationships" xmlns:m="http://schemas.openxmlformats.org/officeDocument/2006/math" xmlns:v="urn:schemas-microsoft-com:vml" xmlns:wp14="http://schemas.microsoft.com/office/word/2010/wordprocessingDrawing" xmlns:wp="http://schemas.openxmlformats.org/drawingml/2006/wordprocessingDrawing" xmlns:w10="urn:schemas-microsoft-com:office:word" xmlns:w="http://schemas.openxmlformats.org/wordprocessingml/2006/main" xmlns:w14="http://schemas.microsoft.com/office/word/2010/wordml" xmlns:w15="http://schemas.microsoft.com/office/word/2012/wordml" xmlns:w16cei="http://schemas.microsoft.com/office/word/2026/wordml/cei" xmlns:w16cex="http://schemas.microsoft.com/office/word/2018/wordml/cex" xmlns:w16cid="http://schemas.microsoft.com/office/word/2016/wordml/cid" xmlns:w16="http://schemas.microsoft.com/office/word/2018/wordml" xmlns:w16du="http://schemas.microsoft.com/office/word/2023/wordml/word16du" xmlns:w16sdtdh="http://schemas.microsoft.com/office/word/2020/wordml/sdtdatahash" xmlns:w16sdtfl="http://schemas.microsoft.com/office/word/2024/wordml/sdtformatlock" xmlns:w16se="http://schemas.microsoft.com/office/word/2015/wordml/symex" xmlns:wpg="http://schemas.microsoft.com/office/word/2010/wordprocessingGroup" xmlns:wpi="http://schemas.microsoft.com/office/word/2010/wordprocessingInk" xmlns:wne="http://schemas.microsoft.com/office/word/2006/wordml" xmlns:wps="http://schemas.microsoft.com/office/word/2010/wordprocessingShape" mc:Ignorable="w14 w15 w16se w16cid w16 w16cex w16sdtdh w16sdtfl w16du wp14">
+<w:ftr xmlns:wpc="http://schemas.microsoft.com/office/word/2010/wordprocessingCanvas" xmlns:cx="http://schemas.microsoft.com/office/drawing/2014/chartex" xmlns:cx1="http://schemas.microsoft.com/office/drawing/2015/9/8/chartex" xmlns:cx2="http://schemas.microsoft.com/office/drawing/2015/10/21/chartex" xmlns:cx3="http://schemas.microsoft.com/office/drawing/2016/5/9/chartex" xmlns:cx4="http://schemas.microsoft.com/office/drawing/2016/5/10/chartex" xmlns:cx5="http://schemas.microsoft.com/office/drawing/2016/5/11/chartex" xmlns:cx6="http://schemas.microsoft.com/office/drawing/2016/5/12/chartex" xmlns:cx7="http://schemas.microsoft.com/office/drawing/2016/5/13/chartex" xmlns:cx8="http://schemas.microsoft.com/office/drawing/2016/5/14/chartex" xmlns:mc="http://schemas.openxmlformats.org/markup-compatibility/2006" xmlns:aink="http://schemas.microsoft.com/office/drawing/2016/ink" xmlns:am3d="http://schemas.microsoft.com/office/drawing/2017/model3d" xmlns:o="urn:schemas-microsoft-com:office:office" xmlns:oel="http://schemas.microsoft.com/office/2019/extlst" xmlns:r="http://schemas.openxmlformats.org/officeDocument/2006/relationships" xmlns:m="http://schemas.openxmlformats.org/officeDocument/2006/math" xmlns:v="urn:schemas-microsoft-com:vml" xmlns:wp14="http://schemas.microsoft.com/office/word/2010/wordprocessingDrawing" xmlns:wp="http://schemas.openxmlformats.org/drawingml/2006/wordprocessingDrawing" xmlns:w10="urn:schemas-microsoft-com:office:word" xmlns:w="http://schemas.openxmlformats.org/wordprocessingml/2006/main" xmlns:w14="http://schemas.microsoft.com/office/word/2010/wordml" xmlns:w15="http://schemas.microsoft.com/office/word/2012/wordml" xmlns:w16cex="http://schemas.microsoft.com/office/word/2018/wordml/cex" xmlns:w16cid="http://schemas.microsoft.com/office/word/2016/wordml/cid" xmlns:w16="http://schemas.microsoft.com/office/word/2018/wordml" xmlns:w16du="http://schemas.microsoft.com/office/word/2023/wordml/word16du" xmlns:w16sdtdh="http://schemas.microsoft.com/office/word/2020/wordml/sdtdatahash" xmlns:w16sdtfl="http://schemas.microsoft.com/office/word/2024/wordml/sdtformatlock" xmlns:w16se="http://schemas.microsoft.com/office/word/2015/wordml/symex" xmlns:wpg="http://schemas.microsoft.com/office/word/2010/wordprocessingGroup" xmlns:wpi="http://schemas.microsoft.com/office/word/2010/wordprocessingInk" xmlns:wne="http://schemas.microsoft.com/office/word/2006/wordml" xmlns:wps="http://schemas.microsoft.com/office/word/2010/wordprocessingShape" mc:Ignorable="w14 w15 w16se w16cid w16 w16cex w16sdtdh w16sdtfl w16du wp14">
   <w:p>
     <w:pPr>
       <w:pStyle w:val="Footer"/>
@@ -1950,8 +2900,8 @@
       <mc:AlternateContent>
         <mc:Choice Requires="wps">
           <w:drawing>
-            <wp:anchor distT="0" distB="0" distL="0" distR="0" simplePos="0" relativeHeight="251660288" behindDoc="0" locked="0" layoutInCell="1" allowOverlap="1" wp14:anchorId="5C695906" wp14:editId="5D320D7A">
-              <wp:simplePos x="914400" y="9413563"/>
+            <wp:anchor distT="0" distB="0" distL="0" distR="0" simplePos="0" relativeHeight="251660288" behindDoc="0" locked="0" layoutInCell="1" allowOverlap="1" wp14:anchorId="2CE3ED81" wp14:editId="766D2FC9">
+              <wp:simplePos x="914400" y="9417050"/>
               <wp:positionH relativeFrom="page">
                 <wp:align>left</wp:align>
               </wp:positionH>
@@ -1961,7 +2911,7 @@
               <wp:extent cx="965835" cy="316230"/>
               <wp:effectExtent l="0" t="0" r="5715" b="0"/>
               <wp:wrapNone/>
-              <wp:docPr id="1716035808" name="Text Box 5" descr="## RESTRICTED ##">
+              <wp:docPr id="1421191350" name="Text Box 3" descr="## RESTRICTED ##">
                 <a:extLst xmlns:a="http://schemas.openxmlformats.org/drawingml/2006/main">
                   <a:ext uri="{5AE41FA2-C0FF-4470-9BD4-5FADCA87CBE2}">
                     <aclsh:classification xmlns:aclsh="http://schemas.microsoft.com/office/drawing/2020/classificationShape" classificationOutcomeType="ftr"/>
@@ -2026,11 +2976,11 @@
         </mc:Choice>
         <mc:Fallback>
           <w:pict>
-            <v:shapetype w14:anchorId="5C695906" id="_x0000_t202" coordsize="21600,21600" o:spt="202" path="m,l,21600r21600,l21600,xe">
+            <v:shapetype w14:anchorId="2CE3ED81" id="_x0000_t202" coordsize="21600,21600" o:spt="202" path="m,l,21600r21600,l21600,xe">
               <v:stroke joinstyle="miter"/>
               <v:path gradientshapeok="t" o:connecttype="rect"/>
             </v:shapetype>
-            <v:shape id="Text Box 5" o:spid="_x0000_s1027" type="#_x0000_t202" alt="## RESTRICTED ##" style="position:absolute;margin-left:0;margin-top:0;width:76.05pt;height:24.9pt;z-index:251660288;visibility:visible;mso-wrap-style:none;mso-wrap-distance-left:0;mso-wrap-distance-top:0;mso-wrap-distance-right:0;mso-wrap-distance-bottom:0;mso-position-horizontal:left;mso-position-horizontal-relative:page;mso-position-vertical:bottom;mso-position-vertical-relative:page;v-text-anchor:bottom" o:gfxdata="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" filled="f" stroked="f">
+            <v:shape id="Text Box 3" o:spid="_x0000_s1027" type="#_x0000_t202" alt="## RESTRICTED ##" style="position:absolute;margin-left:0;margin-top:0;width:76.05pt;height:24.9pt;z-index:251660288;visibility:visible;mso-wrap-style:none;mso-wrap-distance-left:0;mso-wrap-distance-top:0;mso-wrap-distance-right:0;mso-wrap-distance-bottom:0;mso-position-horizontal:left;mso-position-horizontal-relative:page;mso-position-vertical:bottom;mso-position-vertical-relative:page;v-text-anchor:bottom" o:gfxdata="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" filled="f" stroked="f">
               <v:textbox style="mso-fit-shape-to-text:t" inset="20pt,0,0,15pt">
                 <w:txbxContent>
                   <w:p>
@@ -2068,7 +3018,7 @@
 </file>
 
 <file path=word/footer3.xml><?xml version="1.0" encoding="utf-8"?>
-<w:ftr xmlns:wpc="http://schemas.microsoft.com/office/word/2010/wordprocessingCanvas" xmlns:cx="http://schemas.microsoft.com/office/drawing/2014/chartex" xmlns:cx1="http://schemas.microsoft.com/office/drawing/2015/9/8/chartex" xmlns:cx2="http://schemas.microsoft.com/office/drawing/2015/10/21/chartex" xmlns:cx3="http://schemas.microsoft.com/office/drawing/2016/5/9/chartex" xmlns:cx4="http://schemas.microsoft.com/office/drawing/2016/5/10/chartex" xmlns:cx5="http://schemas.microsoft.com/office/drawing/2016/5/11/chartex" xmlns:cx6="http://schemas.microsoft.com/office/drawing/2016/5/12/chartex" xmlns:cx7="http://schemas.microsoft.com/office/drawing/2016/5/13/chartex" xmlns:cx8="http://schemas.microsoft.com/office/drawing/2016/5/14/chartex" xmlns:mc="http://schemas.openxmlformats.org/markup-compatibility/2006" xmlns:aink="http://schemas.microsoft.com/office/drawing/2016/ink" xmlns:am3d="http://schemas.microsoft.com/office/drawing/2017/model3d" xmlns:o="urn:schemas-microsoft-com:office:office" xmlns:oel="http://schemas.microsoft.com/office/2019/extlst" xmlns:r="http://schemas.openxmlformats.org/officeDocument/2006/relationships" xmlns:m="http://schemas.openxmlformats.org/officeDocument/2006/math" xmlns:v="urn:schemas-microsoft-com:vml" xmlns:wp14="http://schemas.microsoft.com/office/word/2010/wordprocessingDrawing" xmlns:wp="http://schemas.openxmlformats.org/drawingml/2006/wordprocessingDrawing" xmlns:w10="urn:schemas-microsoft-com:office:word" xmlns:w="http://schemas.openxmlformats.org/wordprocessingml/2006/main" xmlns:w14="http://schemas.microsoft.com/office/word/2010/wordml" xmlns:w15="http://schemas.microsoft.com/office/word/2012/wordml" xmlns:w16cei="http://schemas.microsoft.com/office/word/2026/wordml/cei" xmlns:w16cex="http://schemas.microsoft.com/office/word/2018/wordml/cex" xmlns:w16cid="http://schemas.microsoft.com/office/word/2016/wordml/cid" xmlns:w16="http://schemas.microsoft.com/office/word/2018/wordml" xmlns:w16du="http://schemas.microsoft.com/office/word/2023/wordml/word16du" xmlns:w16sdtdh="http://schemas.microsoft.com/office/word/2020/wordml/sdtdatahash" xmlns:w16sdtfl="http://schemas.microsoft.com/office/word/2024/wordml/sdtformatlock" xmlns:w16se="http://schemas.microsoft.com/office/word/2015/wordml/symex" xmlns:wpg="http://schemas.microsoft.com/office/word/2010/wordprocessingGroup" xmlns:wpi="http://schemas.microsoft.com/office/word/2010/wordprocessingInk" xmlns:wne="http://schemas.microsoft.com/office/word/2006/wordml" xmlns:wps="http://schemas.microsoft.com/office/word/2010/wordprocessingShape" mc:Ignorable="w14 w15 w16se w16cid w16 w16cex w16sdtdh w16sdtfl w16du wp14">
+<w:ftr xmlns:wpc="http://schemas.microsoft.com/office/word/2010/wordprocessingCanvas" xmlns:cx="http://schemas.microsoft.com/office/drawing/2014/chartex" xmlns:cx1="http://schemas.microsoft.com/office/drawing/2015/9/8/chartex" xmlns:cx2="http://schemas.microsoft.com/office/drawing/2015/10/21/chartex" xmlns:cx3="http://schemas.microsoft.com/office/drawing/2016/5/9/chartex" xmlns:cx4="http://schemas.microsoft.com/office/drawing/2016/5/10/chartex" xmlns:cx5="http://schemas.microsoft.com/office/drawing/2016/5/11/chartex" xmlns:cx6="http://schemas.microsoft.com/office/drawing/2016/5/12/chartex" xmlns:cx7="http://schemas.microsoft.com/office/drawing/2016/5/13/chartex" xmlns:cx8="http://schemas.microsoft.com/office/drawing/2016/5/14/chartex" xmlns:mc="http://schemas.openxmlformats.org/markup-compatibility/2006" xmlns:aink="http://schemas.microsoft.com/office/drawing/2016/ink" xmlns:am3d="http://schemas.microsoft.com/office/drawing/2017/model3d" xmlns:o="urn:schemas-microsoft-com:office:office" xmlns:oel="http://schemas.microsoft.com/office/2019/extlst" xmlns:r="http://schemas.openxmlformats.org/officeDocument/2006/relationships" xmlns:m="http://schemas.openxmlformats.org/officeDocument/2006/math" xmlns:v="urn:schemas-microsoft-com:vml" xmlns:wp14="http://schemas.microsoft.com/office/word/2010/wordprocessingDrawing" xmlns:wp="http://schemas.openxmlformats.org/drawingml/2006/wordprocessingDrawing" xmlns:w10="urn:schemas-microsoft-com:office:word" xmlns:w="http://schemas.openxmlformats.org/wordprocessingml/2006/main" xmlns:w14="http://schemas.microsoft.com/office/word/2010/wordml" xmlns:w15="http://schemas.microsoft.com/office/word/2012/wordml" xmlns:w16cex="http://schemas.microsoft.com/office/word/2018/wordml/cex" xmlns:w16cid="http://schemas.microsoft.com/office/word/2016/wordml/cid" xmlns:w16="http://schemas.microsoft.com/office/word/2018/wordml" xmlns:w16du="http://schemas.microsoft.com/office/word/2023/wordml/word16du" xmlns:w16sdtdh="http://schemas.microsoft.com/office/word/2020/wordml/sdtdatahash" xmlns:w16sdtfl="http://schemas.microsoft.com/office/word/2024/wordml/sdtformatlock" xmlns:w16se="http://schemas.microsoft.com/office/word/2015/wordml/symex" xmlns:wpg="http://schemas.microsoft.com/office/word/2010/wordprocessingGroup" xmlns:wpi="http://schemas.microsoft.com/office/word/2010/wordprocessingInk" xmlns:wne="http://schemas.microsoft.com/office/word/2006/wordml" xmlns:wps="http://schemas.microsoft.com/office/word/2010/wordprocessingShape" mc:Ignorable="w14 w15 w16se w16cid w16 w16cex w16sdtdh w16sdtfl w16du wp14">
   <w:p>
     <w:pPr>
       <w:pStyle w:val="Footer"/>
@@ -2080,7 +3030,7 @@
       <mc:AlternateContent>
         <mc:Choice Requires="wps">
           <w:drawing>
-            <wp:anchor distT="0" distB="0" distL="0" distR="0" simplePos="0" relativeHeight="251658240" behindDoc="0" locked="0" layoutInCell="1" allowOverlap="1" wp14:anchorId="3FDF0FA6" wp14:editId="2B35FA20">
+            <wp:anchor distT="0" distB="0" distL="0" distR="0" simplePos="0" relativeHeight="251658240" behindDoc="0" locked="0" layoutInCell="1" allowOverlap="1" wp14:anchorId="223934C1" wp14:editId="27095400">
               <wp:simplePos x="635" y="635"/>
               <wp:positionH relativeFrom="page">
                 <wp:align>left</wp:align>
@@ -2091,7 +3041,7 @@
               <wp:extent cx="965835" cy="316230"/>
               <wp:effectExtent l="0" t="0" r="5715" b="0"/>
               <wp:wrapNone/>
-              <wp:docPr id="1280125150" name="Text Box 3" descr="## RESTRICTED ##">
+              <wp:docPr id="1522749241" name="Text Box 1" descr="## RESTRICTED ##">
                 <a:extLst xmlns:a="http://schemas.openxmlformats.org/drawingml/2006/main">
                   <a:ext uri="{5AE41FA2-C0FF-4470-9BD4-5FADCA87CBE2}">
                     <aclsh:classification xmlns:aclsh="http://schemas.microsoft.com/office/drawing/2020/classificationShape" classificationOutcomeType="ftr"/>
@@ -2156,11 +3106,11 @@
         </mc:Choice>
         <mc:Fallback>
           <w:pict>
-            <v:shapetype w14:anchorId="3FDF0FA6" id="_x0000_t202" coordsize="21600,21600" o:spt="202" path="m,l,21600r21600,l21600,xe">
+            <v:shapetype w14:anchorId="223934C1" id="_x0000_t202" coordsize="21600,21600" o:spt="202" path="m,l,21600r21600,l21600,xe">
               <v:stroke joinstyle="miter"/>
               <v:path gradientshapeok="t" o:connecttype="rect"/>
             </v:shapetype>
-            <v:shape id="Text Box 3" o:spid="_x0000_s1028" type="#_x0000_t202" alt="## RESTRICTED ##" style="position:absolute;margin-left:0;margin-top:0;width:76.05pt;height:24.9pt;z-index:251658240;visibility:visible;mso-wrap-style:none;mso-wrap-distance-left:0;mso-wrap-distance-top:0;mso-wrap-distance-right:0;mso-wrap-distance-bottom:0;mso-position-horizontal:left;mso-position-horizontal-relative:page;mso-position-vertical:bottom;mso-position-vertical-relative:page;v-text-anchor:bottom" o:gfxdata="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" filled="f" stroked="f">
+            <v:shape id="Text Box 1" o:spid="_x0000_s1028" type="#_x0000_t202" alt="## RESTRICTED ##" style="position:absolute;margin-left:0;margin-top:0;width:76.05pt;height:24.9pt;z-index:251658240;visibility:visible;mso-wrap-style:none;mso-wrap-distance-left:0;mso-wrap-distance-top:0;mso-wrap-distance-right:0;mso-wrap-distance-bottom:0;mso-position-horizontal:left;mso-position-horizontal-relative:page;mso-position-vertical:bottom;mso-position-vertical-relative:page;v-text-anchor:bottom" o:gfxdata="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" filled="f" stroked="f">
               <v:textbox style="mso-fit-shape-to-text:t" inset="20pt,0,0,15pt">
                 <w:txbxContent>
                   <w:p>
@@ -2198,7 +3148,7 @@
 </file>
 
 <file path=word/footnotes.xml><?xml version="1.0" encoding="utf-8"?>
-<w:footnotes xmlns:wpc="http://schemas.microsoft.com/office/word/2010/wordprocessingCanvas" xmlns:cx="http://schemas.microsoft.com/office/drawing/2014/chartex" xmlns:cx1="http://schemas.microsoft.com/office/drawing/2015/9/8/chartex" xmlns:cx2="http://schemas.microsoft.com/office/drawing/2015/10/21/chartex" xmlns:cx3="http://schemas.microsoft.com/office/drawing/2016/5/9/chartex" xmlns:cx4="http://schemas.microsoft.com/office/drawing/2016/5/10/chartex" xmlns:cx5="http://schemas.microsoft.com/office/drawing/2016/5/11/chartex" xmlns:cx6="http://schemas.microsoft.com/office/drawing/2016/5/12/chartex" xmlns:cx7="http://schemas.microsoft.com/office/drawing/2016/5/13/chartex" xmlns:cx8="http://schemas.microsoft.com/office/drawing/2016/5/14/chartex" xmlns:mc="http://schemas.openxmlformats.org/markup-compatibility/2006" xmlns:aink="http://schemas.microsoft.com/office/drawing/2016/ink" xmlns:am3d="http://schemas.microsoft.com/office/drawing/2017/model3d" xmlns:o="urn:schemas-microsoft-com:office:office" xmlns:oel="http://schemas.microsoft.com/office/2019/extlst" xmlns:r="http://schemas.openxmlformats.org/officeDocument/2006/relationships" xmlns:m="http://schemas.openxmlformats.org/officeDocument/2006/math" xmlns:v="urn:schemas-microsoft-com:vml" xmlns:wp14="http://schemas.microsoft.com/office/word/2010/wordprocessingDrawing" xmlns:wp="http://schemas.openxmlformats.org/drawingml/2006/wordprocessingDrawing" xmlns:w10="urn:schemas-microsoft-com:office:word" xmlns:w="http://schemas.openxmlformats.org/wordprocessingml/2006/main" xmlns:w14="http://schemas.microsoft.com/office/word/2010/wordml" xmlns:w15="http://schemas.microsoft.com/office/word/2012/wordml" xmlns:w16cei="http://schemas.microsoft.com/office/word/2026/wordml/cei" xmlns:w16cex="http://schemas.microsoft.com/office/word/2018/wordml/cex" xmlns:w16cid="http://schemas.microsoft.com/office/word/2016/wordml/cid" xmlns:w16="http://schemas.microsoft.com/office/word/2018/wordml" xmlns:w16du="http://schemas.microsoft.com/office/word/2023/wordml/word16du" xmlns:w16sdtdh="http://schemas.microsoft.com/office/word/2020/wordml/sdtdatahash" xmlns:w16sdtfl="http://schemas.microsoft.com/office/word/2024/wordml/sdtformatlock" xmlns:w16se="http://schemas.microsoft.com/office/word/2015/wordml/symex" xmlns:wpg="http://schemas.microsoft.com/office/word/2010/wordprocessingGroup" xmlns:wpi="http://schemas.microsoft.com/office/word/2010/wordprocessingInk" xmlns:wne="http://schemas.microsoft.com/office/word/2006/wordml" xmlns:wps="http://schemas.microsoft.com/office/word/2010/wordprocessingShape" mc:Ignorable="w14 w15 w16se w16cid w16 w16cex w16sdtdh w16sdtfl w16du wp14">
+<w:footnotes xmlns:wpc="http://schemas.microsoft.com/office/word/2010/wordprocessingCanvas" xmlns:cx="http://schemas.microsoft.com/office/drawing/2014/chartex" xmlns:cx1="http://schemas.microsoft.com/office/drawing/2015/9/8/chartex" xmlns:cx2="http://schemas.microsoft.com/office/drawing/2015/10/21/chartex" xmlns:cx3="http://schemas.microsoft.com/office/drawing/2016/5/9/chartex" xmlns:cx4="http://schemas.microsoft.com/office/drawing/2016/5/10/chartex" xmlns:cx5="http://schemas.microsoft.com/office/drawing/2016/5/11/chartex" xmlns:cx6="http://schemas.microsoft.com/office/drawing/2016/5/12/chartex" xmlns:cx7="http://schemas.microsoft.com/office/drawing/2016/5/13/chartex" xmlns:cx8="http://schemas.microsoft.com/office/drawing/2016/5/14/chartex" xmlns:mc="http://schemas.openxmlformats.org/markup-compatibility/2006" xmlns:aink="http://schemas.microsoft.com/office/drawing/2016/ink" xmlns:am3d="http://schemas.microsoft.com/office/drawing/2017/model3d" xmlns:o="urn:schemas-microsoft-com:office:office" xmlns:oel="http://schemas.microsoft.com/office/2019/extlst" xmlns:r="http://schemas.openxmlformats.org/officeDocument/2006/relationships" xmlns:m="http://schemas.openxmlformats.org/officeDocument/2006/math" xmlns:v="urn:schemas-microsoft-com:vml" xmlns:wp14="http://schemas.microsoft.com/office/word/2010/wordprocessingDrawing" xmlns:wp="http://schemas.openxmlformats.org/drawingml/2006/wordprocessingDrawing" xmlns:w10="urn:schemas-microsoft-com:office:word" xmlns:w="http://schemas.openxmlformats.org/wordprocessingml/2006/main" xmlns:w14="http://schemas.microsoft.com/office/word/2010/wordml" xmlns:w15="http://schemas.microsoft.com/office/word/2012/wordml" xmlns:w16cex="http://schemas.microsoft.com/office/word/2018/wordml/cex" xmlns:w16cid="http://schemas.microsoft.com/office/word/2016/wordml/cid" xmlns:w16="http://schemas.microsoft.com/office/word/2018/wordml" xmlns:w16du="http://schemas.microsoft.com/office/word/2023/wordml/word16du" xmlns:w16sdtdh="http://schemas.microsoft.com/office/word/2020/wordml/sdtdatahash" xmlns:w16sdtfl="http://schemas.microsoft.com/office/word/2024/wordml/sdtformatlock" xmlns:w16se="http://schemas.microsoft.com/office/word/2015/wordml/symex" xmlns:wpg="http://schemas.microsoft.com/office/word/2010/wordprocessingGroup" xmlns:wpi="http://schemas.microsoft.com/office/word/2010/wordprocessingInk" xmlns:wne="http://schemas.microsoft.com/office/word/2006/wordml" xmlns:wps="http://schemas.microsoft.com/office/word/2010/wordprocessingShape" mc:Ignorable="w14 w15 w16se w16cid w16 w16cex w16sdtdh w16sdtfl w16du wp14">
   <w:footnote w:type="separator" w:id="-1">
     <w:p>
       <w:pPr>
@@ -2223,228 +3173,330 @@
 </file>
 
 <file path=word/numbering.xml><?xml version="1.0" encoding="utf-8"?>
-<w:numbering xmlns:wpc="http://schemas.microsoft.com/office/word/2010/wordprocessingCanvas" xmlns:cx="http://schemas.microsoft.com/office/drawing/2014/chartex" xmlns:cx1="http://schemas.microsoft.com/office/drawing/2015/9/8/chartex" xmlns:cx2="http://schemas.microsoft.com/office/drawing/2015/10/21/chartex" xmlns:cx3="http://schemas.microsoft.com/office/drawing/2016/5/9/chartex" xmlns:cx4="http://schemas.microsoft.com/office/drawing/2016/5/10/chartex" xmlns:cx5="http://schemas.microsoft.com/office/drawing/2016/5/11/chartex" xmlns:cx6="http://schemas.microsoft.com/office/drawing/2016/5/12/chartex" xmlns:cx7="http://schemas.microsoft.com/office/drawing/2016/5/13/chartex" xmlns:cx8="http://schemas.microsoft.com/office/drawing/2016/5/14/chartex" xmlns:mc="http://schemas.openxmlformats.org/markup-compatibility/2006" xmlns:aink="http://schemas.microsoft.com/office/drawing/2016/ink" xmlns:am3d="http://schemas.microsoft.com/office/drawing/2017/model3d" xmlns:o="urn:schemas-microsoft-com:office:office" xmlns:oel="http://schemas.microsoft.com/office/2019/extlst" xmlns:r="http://schemas.openxmlformats.org/officeDocument/2006/relationships" xmlns:m="http://schemas.openxmlformats.org/officeDocument/2006/math" xmlns:v="urn:schemas-microsoft-com:vml" xmlns:wp14="http://schemas.microsoft.com/office/word/2010/wordprocessingDrawing" xmlns:wp="http://schemas.openxmlformats.org/drawingml/2006/wordprocessingDrawing" xmlns:w10="urn:schemas-microsoft-com:office:word" xmlns:w="http://schemas.openxmlformats.org/wordprocessingml/2006/main" xmlns:w14="http://schemas.microsoft.com/office/word/2010/wordml" xmlns:w15="http://schemas.microsoft.com/office/word/2012/wordml" xmlns:w16cei="http://schemas.microsoft.com/office/word/2026/wordml/cei" xmlns:w16cex="http://schemas.microsoft.com/office/word/2018/wordml/cex" xmlns:w16cid="http://schemas.microsoft.com/office/word/2016/wordml/cid" xmlns:w16="http://schemas.microsoft.com/office/word/2018/wordml" xmlns:w16du="http://schemas.microsoft.com/office/word/2023/wordml/word16du" xmlns:w16sdtdh="http://schemas.microsoft.com/office/word/2020/wordml/sdtdatahash" xmlns:w16sdtfl="http://schemas.microsoft.com/office/word/2024/wordml/sdtformatlock" xmlns:w16se="http://schemas.microsoft.com/office/word/2015/wordml/symex" xmlns:wpg="http://schemas.microsoft.com/office/word/2010/wordprocessingGroup" xmlns:wpi="http://schemas.microsoft.com/office/word/2010/wordprocessingInk" xmlns:wne="http://schemas.microsoft.com/office/word/2006/wordml" xmlns:wps="http://schemas.microsoft.com/office/word/2010/wordprocessingShape" mc:Ignorable="w14 w15 w16se w16cid w16 w16cex w16sdtdh w16sdtfl w16du wp14">
+<w:numbering xmlns:wpc="http://schemas.microsoft.com/office/word/2010/wordprocessingCanvas" xmlns:cx="http://schemas.microsoft.com/office/drawing/2014/chartex" xmlns:cx1="http://schemas.microsoft.com/office/drawing/2015/9/8/chartex" xmlns:cx2="http://schemas.microsoft.com/office/drawing/2015/10/21/chartex" xmlns:cx3="http://schemas.microsoft.com/office/drawing/2016/5/9/chartex" xmlns:cx4="http://schemas.microsoft.com/office/drawing/2016/5/10/chartex" xmlns:cx5="http://schemas.microsoft.com/office/drawing/2016/5/11/chartex" xmlns:cx6="http://schemas.microsoft.com/office/drawing/2016/5/12/chartex" xmlns:cx7="http://schemas.microsoft.com/office/drawing/2016/5/13/chartex" xmlns:cx8="http://schemas.microsoft.com/office/drawing/2016/5/14/chartex" xmlns:mc="http://schemas.openxmlformats.org/markup-compatibility/2006" xmlns:aink="http://schemas.microsoft.com/office/drawing/2016/ink" xmlns:am3d="http://schemas.microsoft.com/office/drawing/2017/model3d" xmlns:o="urn:schemas-microsoft-com:office:office" xmlns:oel="http://schemas.microsoft.com/office/2019/extlst" xmlns:r="http://schemas.openxmlformats.org/officeDocument/2006/relationships" xmlns:m="http://schemas.openxmlformats.org/officeDocument/2006/math" xmlns:v="urn:schemas-microsoft-com:vml" xmlns:wp14="http://schemas.microsoft.com/office/word/2010/wordprocessingDrawing" xmlns:wp="http://schemas.openxmlformats.org/drawingml/2006/wordprocessingDrawing" xmlns:w10="urn:schemas-microsoft-com:office:word" xmlns:w="http://schemas.openxmlformats.org/wordprocessingml/2006/main" xmlns:w14="http://schemas.microsoft.com/office/word/2010/wordml" xmlns:w15="http://schemas.microsoft.com/office/word/2012/wordml" xmlns:w16cex="http://schemas.microsoft.com/office/word/2018/wordml/cex" xmlns:w16cid="http://schemas.microsoft.com/office/word/2016/wordml/cid" xmlns:w16="http://schemas.microsoft.com/office/word/2018/wordml" xmlns:w16du="http://schemas.microsoft.com/office/word/2023/wordml/word16du" xmlns:w16sdtdh="http://schemas.microsoft.com/office/word/2020/wordml/sdtdatahash" xmlns:w16sdtfl="http://schemas.microsoft.com/office/word/2024/wordml/sdtformatlock" xmlns:w16se="http://schemas.microsoft.com/office/word/2015/wordml/symex" xmlns:wpg="http://schemas.microsoft.com/office/word/2010/wordprocessingGroup" xmlns:wpi="http://schemas.microsoft.com/office/word/2010/wordprocessingInk" xmlns:wne="http://schemas.microsoft.com/office/word/2006/wordml" xmlns:wps="http://schemas.microsoft.com/office/word/2010/wordprocessingShape" mc:Ignorable="w14 w15 w16se w16cid w16 w16cex w16sdtdh w16sdtfl w16du wp14">
   <w:abstractNum w:abstractNumId="0" w15:restartNumberingAfterBreak="0">
-    <w:nsid w:val="00AC6E25"/>
+    <w:nsid w:val="003D6470"/>
     <w:multiLevelType w:val="hybridMultilevel"/>
-    <w:tmpl w:val="36EA1C56"/>
-    <w:lvl w:ilvl="0" w:tplc="FFFFFFFF">
-      <w:start w:val="1"/>
-      <w:numFmt w:val="decimal"/>
-      <w:lvlText w:val="%1)"/>
-      <w:lvlJc w:val="left"/>
-      <w:pPr>
-        <w:ind w:left="720" w:hanging="360"/>
-      </w:pPr>
-      <w:rPr>
-        <w:rFonts w:hint="default"/>
-      </w:rPr>
-    </w:lvl>
-    <w:lvl w:ilvl="1" w:tplc="04090001">
+    <w:tmpl w:val="441E8380"/>
+    <w:lvl w:ilvl="0" w:tplc="04090003">
+      <w:start w:val="1"/>
+      <w:numFmt w:val="bullet"/>
+      <w:lvlText w:val="o"/>
+      <w:lvlJc w:val="left"/>
+      <w:pPr>
+        <w:ind w:left="2880" w:hanging="360"/>
+      </w:pPr>
+      <w:rPr>
+        <w:rFonts w:ascii="Courier New" w:hAnsi="Courier New" w:cs="Courier New" w:hint="default"/>
+      </w:rPr>
+    </w:lvl>
+    <w:lvl w:ilvl="1" w:tplc="0409000F">
+      <w:start w:val="1"/>
+      <w:numFmt w:val="decimal"/>
+      <w:lvlText w:val="%2."/>
+      <w:lvlJc w:val="left"/>
+      <w:pPr>
+        <w:ind w:left="3600" w:hanging="360"/>
+      </w:pPr>
+    </w:lvl>
+    <w:lvl w:ilvl="2" w:tplc="04090005" w:tentative="1">
+      <w:start w:val="1"/>
+      <w:numFmt w:val="bullet"/>
+      <w:lvlText w:val=""/>
+      <w:lvlJc w:val="left"/>
+      <w:pPr>
+        <w:ind w:left="4320" w:hanging="360"/>
+      </w:pPr>
+      <w:rPr>
+        <w:rFonts w:ascii="Wingdings" w:hAnsi="Wingdings" w:hint="default"/>
+      </w:rPr>
+    </w:lvl>
+    <w:lvl w:ilvl="3" w:tplc="04090001" w:tentative="1">
       <w:start w:val="1"/>
       <w:numFmt w:val="bullet"/>
       <w:lvlText w:val=""/>
       <w:lvlJc w:val="left"/>
       <w:pPr>
-        <w:ind w:left="1440" w:hanging="360"/>
+        <w:ind w:left="5040" w:hanging="360"/>
       </w:pPr>
       <w:rPr>
         <w:rFonts w:ascii="Symbol" w:hAnsi="Symbol" w:hint="default"/>
       </w:rPr>
     </w:lvl>
-    <w:lvl w:ilvl="2" w:tplc="FFFFFFFF" w:tentative="1">
+    <w:lvl w:ilvl="4" w:tplc="04090003" w:tentative="1">
+      <w:start w:val="1"/>
+      <w:numFmt w:val="bullet"/>
+      <w:lvlText w:val="o"/>
+      <w:lvlJc w:val="left"/>
+      <w:pPr>
+        <w:ind w:left="5760" w:hanging="360"/>
+      </w:pPr>
+      <w:rPr>
+        <w:rFonts w:ascii="Courier New" w:hAnsi="Courier New" w:cs="Courier New" w:hint="default"/>
+      </w:rPr>
+    </w:lvl>
+    <w:lvl w:ilvl="5" w:tplc="04090005" w:tentative="1">
+      <w:start w:val="1"/>
+      <w:numFmt w:val="bullet"/>
+      <w:lvlText w:val=""/>
+      <w:lvlJc w:val="left"/>
+      <w:pPr>
+        <w:ind w:left="6480" w:hanging="360"/>
+      </w:pPr>
+      <w:rPr>
+        <w:rFonts w:ascii="Wingdings" w:hAnsi="Wingdings" w:hint="default"/>
+      </w:rPr>
+    </w:lvl>
+    <w:lvl w:ilvl="6" w:tplc="04090001" w:tentative="1">
+      <w:start w:val="1"/>
+      <w:numFmt w:val="bullet"/>
+      <w:lvlText w:val=""/>
+      <w:lvlJc w:val="left"/>
+      <w:pPr>
+        <w:ind w:left="7200" w:hanging="360"/>
+      </w:pPr>
+      <w:rPr>
+        <w:rFonts w:ascii="Symbol" w:hAnsi="Symbol" w:hint="default"/>
+      </w:rPr>
+    </w:lvl>
+    <w:lvl w:ilvl="7" w:tplc="04090003" w:tentative="1">
+      <w:start w:val="1"/>
+      <w:numFmt w:val="bullet"/>
+      <w:lvlText w:val="o"/>
+      <w:lvlJc w:val="left"/>
+      <w:pPr>
+        <w:ind w:left="7920" w:hanging="360"/>
+      </w:pPr>
+      <w:rPr>
+        <w:rFonts w:ascii="Courier New" w:hAnsi="Courier New" w:cs="Courier New" w:hint="default"/>
+      </w:rPr>
+    </w:lvl>
+    <w:lvl w:ilvl="8" w:tplc="04090005" w:tentative="1">
+      <w:start w:val="1"/>
+      <w:numFmt w:val="bullet"/>
+      <w:lvlText w:val=""/>
+      <w:lvlJc w:val="left"/>
+      <w:pPr>
+        <w:ind w:left="8640" w:hanging="360"/>
+      </w:pPr>
+      <w:rPr>
+        <w:rFonts w:ascii="Wingdings" w:hAnsi="Wingdings" w:hint="default"/>
+      </w:rPr>
+    </w:lvl>
+  </w:abstractNum>
+  <w:abstractNum w:abstractNumId="1" w15:restartNumberingAfterBreak="0">
+    <w:nsid w:val="00FE2EB7"/>
+    <w:multiLevelType w:val="hybridMultilevel"/>
+    <w:tmpl w:val="D65ADBD4"/>
+    <w:lvl w:ilvl="0" w:tplc="04090013">
+      <w:start w:val="1"/>
+      <w:numFmt w:val="upperRoman"/>
+      <w:lvlText w:val="%1."/>
+      <w:lvlJc w:val="right"/>
+      <w:pPr>
+        <w:ind w:left="1800" w:hanging="360"/>
+      </w:pPr>
+    </w:lvl>
+    <w:lvl w:ilvl="1" w:tplc="04090019" w:tentative="1">
+      <w:start w:val="1"/>
+      <w:numFmt w:val="lowerLetter"/>
+      <w:lvlText w:val="%2."/>
+      <w:lvlJc w:val="left"/>
+      <w:pPr>
+        <w:ind w:left="2520" w:hanging="360"/>
+      </w:pPr>
+    </w:lvl>
+    <w:lvl w:ilvl="2" w:tplc="0409001B" w:tentative="1">
       <w:start w:val="1"/>
       <w:numFmt w:val="lowerRoman"/>
       <w:lvlText w:val="%3."/>
       <w:lvlJc w:val="right"/>
       <w:pPr>
-        <w:ind w:left="2160" w:hanging="180"/>
-      </w:pPr>
-    </w:lvl>
-    <w:lvl w:ilvl="3" w:tplc="FFFFFFFF" w:tentative="1">
+        <w:ind w:left="3240" w:hanging="180"/>
+      </w:pPr>
+    </w:lvl>
+    <w:lvl w:ilvl="3" w:tplc="0409000F" w:tentative="1">
       <w:start w:val="1"/>
       <w:numFmt w:val="decimal"/>
       <w:lvlText w:val="%4."/>
       <w:lvlJc w:val="left"/>
       <w:pPr>
-        <w:ind w:left="2880" w:hanging="360"/>
-      </w:pPr>
-    </w:lvl>
-    <w:lvl w:ilvl="4" w:tplc="FFFFFFFF" w:tentative="1">
+        <w:ind w:left="3960" w:hanging="360"/>
+      </w:pPr>
+    </w:lvl>
+    <w:lvl w:ilvl="4" w:tplc="04090019" w:tentative="1">
       <w:start w:val="1"/>
       <w:numFmt w:val="lowerLetter"/>
       <w:lvlText w:val="%5."/>
       <w:lvlJc w:val="left"/>
       <w:pPr>
-        <w:ind w:left="3600" w:hanging="360"/>
-      </w:pPr>
-    </w:lvl>
-    <w:lvl w:ilvl="5" w:tplc="FFFFFFFF" w:tentative="1">
+        <w:ind w:left="4680" w:hanging="360"/>
+      </w:pPr>
+    </w:lvl>
+    <w:lvl w:ilvl="5" w:tplc="0409001B" w:tentative="1">
       <w:start w:val="1"/>
       <w:numFmt w:val="lowerRoman"/>
       <w:lvlText w:val="%6."/>
       <w:lvlJc w:val="right"/>
       <w:pPr>
-        <w:ind w:left="4320" w:hanging="180"/>
-      </w:pPr>
-    </w:lvl>
-    <w:lvl w:ilvl="6" w:tplc="FFFFFFFF" w:tentative="1">
+        <w:ind w:left="5400" w:hanging="180"/>
+      </w:pPr>
+    </w:lvl>
+    <w:lvl w:ilvl="6" w:tplc="0409000F" w:tentative="1">
       <w:start w:val="1"/>
       <w:numFmt w:val="decimal"/>
       <w:lvlText w:val="%7."/>
       <w:lvlJc w:val="left"/>
       <w:pPr>
-        <w:ind w:left="5040" w:hanging="360"/>
-      </w:pPr>
-    </w:lvl>
-    <w:lvl w:ilvl="7" w:tplc="FFFFFFFF" w:tentative="1">
+        <w:ind w:left="6120" w:hanging="360"/>
+      </w:pPr>
+    </w:lvl>
+    <w:lvl w:ilvl="7" w:tplc="04090019" w:tentative="1">
       <w:start w:val="1"/>
       <w:numFmt w:val="lowerLetter"/>
       <w:lvlText w:val="%8."/>
       <w:lvlJc w:val="left"/>
       <w:pPr>
-        <w:ind w:left="5760" w:hanging="360"/>
-      </w:pPr>
-    </w:lvl>
-    <w:lvl w:ilvl="8" w:tplc="FFFFFFFF" w:tentative="1">
+        <w:ind w:left="6840" w:hanging="360"/>
+      </w:pPr>
+    </w:lvl>
+    <w:lvl w:ilvl="8" w:tplc="0409001B" w:tentative="1">
       <w:start w:val="1"/>
       <w:numFmt w:val="lowerRoman"/>
       <w:lvlText w:val="%9."/>
       <w:lvlJc w:val="right"/>
       <w:pPr>
-        <w:ind w:left="6480" w:hanging="180"/>
-      </w:pPr>
-    </w:lvl>
-  </w:abstractNum>
-  <w:abstractNum w:abstractNumId="1" w15:restartNumberingAfterBreak="0">
-    <w:nsid w:val="15175658"/>
-    <w:multiLevelType w:val="multilevel"/>
-    <w:tmpl w:val="72D03148"/>
-    <w:lvl w:ilvl="0">
-      <w:start w:val="1"/>
-      <w:numFmt w:val="decimal"/>
-      <w:lvlText w:val="%1."/>
-      <w:lvlJc w:val="left"/>
-      <w:pPr>
-        <w:tabs>
-          <w:tab w:val="num" w:pos="720"/>
-        </w:tabs>
-        <w:ind w:left="720" w:hanging="360"/>
-      </w:pPr>
-    </w:lvl>
-    <w:lvl w:ilvl="1" w:tentative="1">
-      <w:start w:val="1"/>
-      <w:numFmt w:val="decimal"/>
-      <w:lvlText w:val="%2."/>
-      <w:lvlJc w:val="left"/>
-      <w:pPr>
-        <w:tabs>
-          <w:tab w:val="num" w:pos="1440"/>
-        </w:tabs>
-        <w:ind w:left="1440" w:hanging="360"/>
-      </w:pPr>
-    </w:lvl>
-    <w:lvl w:ilvl="2" w:tentative="1">
-      <w:start w:val="1"/>
-      <w:numFmt w:val="decimal"/>
-      <w:lvlText w:val="%3."/>
-      <w:lvlJc w:val="left"/>
-      <w:pPr>
-        <w:tabs>
-          <w:tab w:val="num" w:pos="2160"/>
-        </w:tabs>
-        <w:ind w:left="2160" w:hanging="360"/>
-      </w:pPr>
-    </w:lvl>
-    <w:lvl w:ilvl="3" w:tentative="1">
-      <w:start w:val="1"/>
-      <w:numFmt w:val="decimal"/>
-      <w:lvlText w:val="%4."/>
-      <w:lvlJc w:val="left"/>
-      <w:pPr>
-        <w:tabs>
-          <w:tab w:val="num" w:pos="2880"/>
-        </w:tabs>
-        <w:ind w:left="2880" w:hanging="360"/>
-      </w:pPr>
-    </w:lvl>
-    <w:lvl w:ilvl="4" w:tentative="1">
-      <w:start w:val="1"/>
-      <w:numFmt w:val="decimal"/>
-      <w:lvlText w:val="%5."/>
-      <w:lvlJc w:val="left"/>
-      <w:pPr>
-        <w:tabs>
-          <w:tab w:val="num" w:pos="3600"/>
-        </w:tabs>
-        <w:ind w:left="3600" w:hanging="360"/>
-      </w:pPr>
-    </w:lvl>
-    <w:lvl w:ilvl="5" w:tentative="1">
-      <w:start w:val="1"/>
-      <w:numFmt w:val="decimal"/>
-      <w:lvlText w:val="%6."/>
-      <w:lvlJc w:val="left"/>
-      <w:pPr>
-        <w:tabs>
-          <w:tab w:val="num" w:pos="4320"/>
-        </w:tabs>
-        <w:ind w:left="4320" w:hanging="360"/>
-      </w:pPr>
-    </w:lvl>
-    <w:lvl w:ilvl="6" w:tentative="1">
-      <w:start w:val="1"/>
-      <w:numFmt w:val="decimal"/>
-      <w:lvlText w:val="%7."/>
-      <w:lvlJc w:val="left"/>
-      <w:pPr>
-        <w:tabs>
-          <w:tab w:val="num" w:pos="5040"/>
-        </w:tabs>
-        <w:ind w:left="5040" w:hanging="360"/>
-      </w:pPr>
-    </w:lvl>
-    <w:lvl w:ilvl="7" w:tentative="1">
-      <w:start w:val="1"/>
-      <w:numFmt w:val="decimal"/>
-      <w:lvlText w:val="%8."/>
-      <w:lvlJc w:val="left"/>
-      <w:pPr>
-        <w:tabs>
-          <w:tab w:val="num" w:pos="5760"/>
-        </w:tabs>
-        <w:ind w:left="5760" w:hanging="360"/>
-      </w:pPr>
-    </w:lvl>
-    <w:lvl w:ilvl="8" w:tentative="1">
-      <w:start w:val="1"/>
-      <w:numFmt w:val="decimal"/>
-      <w:lvlText w:val="%9."/>
-      <w:lvlJc w:val="left"/>
-      <w:pPr>
-        <w:tabs>
-          <w:tab w:val="num" w:pos="6480"/>
-        </w:tabs>
-        <w:ind w:left="6480" w:hanging="360"/>
+        <w:ind w:left="7560" w:hanging="180"/>
       </w:pPr>
     </w:lvl>
   </w:abstractNum>
   <w:abstractNum w:abstractNumId="2" w15:restartNumberingAfterBreak="0">
-    <w:nsid w:val="192608A0"/>
+    <w:nsid w:val="08681F40"/>
     <w:multiLevelType w:val="hybridMultilevel"/>
-    <w:tmpl w:val="F5BCB10C"/>
-    <w:lvl w:ilvl="0" w:tplc="90DE0BE2">
+    <w:tmpl w:val="4418B5C8"/>
+    <w:lvl w:ilvl="0" w:tplc="04090001">
+      <w:start w:val="1"/>
+      <w:numFmt w:val="bullet"/>
+      <w:lvlText w:val=""/>
+      <w:lvlJc w:val="left"/>
+      <w:pPr>
+        <w:ind w:left="1080" w:hanging="360"/>
+      </w:pPr>
+      <w:rPr>
+        <w:rFonts w:ascii="Symbol" w:hAnsi="Symbol" w:hint="default"/>
+      </w:rPr>
+    </w:lvl>
+    <w:lvl w:ilvl="1" w:tplc="04090003">
+      <w:start w:val="1"/>
+      <w:numFmt w:val="bullet"/>
+      <w:lvlText w:val="o"/>
+      <w:lvlJc w:val="left"/>
+      <w:pPr>
+        <w:ind w:left="1800" w:hanging="360"/>
+      </w:pPr>
+      <w:rPr>
+        <w:rFonts w:ascii="Courier New" w:hAnsi="Courier New" w:cs="Courier New" w:hint="default"/>
+      </w:rPr>
+    </w:lvl>
+    <w:lvl w:ilvl="2" w:tplc="04090005" w:tentative="1">
+      <w:start w:val="1"/>
+      <w:numFmt w:val="bullet"/>
+      <w:lvlText w:val=""/>
+      <w:lvlJc w:val="left"/>
+      <w:pPr>
+        <w:ind w:left="2520" w:hanging="360"/>
+      </w:pPr>
+      <w:rPr>
+        <w:rFonts w:ascii="Wingdings" w:hAnsi="Wingdings" w:hint="default"/>
+      </w:rPr>
+    </w:lvl>
+    <w:lvl w:ilvl="3" w:tplc="04090001" w:tentative="1">
+      <w:start w:val="1"/>
+      <w:numFmt w:val="bullet"/>
+      <w:lvlText w:val=""/>
+      <w:lvlJc w:val="left"/>
+      <w:pPr>
+        <w:ind w:left="3240" w:hanging="360"/>
+      </w:pPr>
+      <w:rPr>
+        <w:rFonts w:ascii="Symbol" w:hAnsi="Symbol" w:hint="default"/>
+      </w:rPr>
+    </w:lvl>
+    <w:lvl w:ilvl="4" w:tplc="04090003" w:tentative="1">
+      <w:start w:val="1"/>
+      <w:numFmt w:val="bullet"/>
+      <w:lvlText w:val="o"/>
+      <w:lvlJc w:val="left"/>
+      <w:pPr>
+        <w:ind w:left="3960" w:hanging="360"/>
+      </w:pPr>
+      <w:rPr>
+        <w:rFonts w:ascii="Courier New" w:hAnsi="Courier New" w:cs="Courier New" w:hint="default"/>
+      </w:rPr>
+    </w:lvl>
+    <w:lvl w:ilvl="5" w:tplc="04090005" w:tentative="1">
+      <w:start w:val="1"/>
+      <w:numFmt w:val="bullet"/>
+      <w:lvlText w:val=""/>
+      <w:lvlJc w:val="left"/>
+      <w:pPr>
+        <w:ind w:left="4680" w:hanging="360"/>
+      </w:pPr>
+      <w:rPr>
+        <w:rFonts w:ascii="Wingdings" w:hAnsi="Wingdings" w:hint="default"/>
+      </w:rPr>
+    </w:lvl>
+    <w:lvl w:ilvl="6" w:tplc="04090001" w:tentative="1">
+      <w:start w:val="1"/>
+      <w:numFmt w:val="bullet"/>
+      <w:lvlText w:val=""/>
+      <w:lvlJc w:val="left"/>
+      <w:pPr>
+        <w:ind w:left="5400" w:hanging="360"/>
+      </w:pPr>
+      <w:rPr>
+        <w:rFonts w:ascii="Symbol" w:hAnsi="Symbol" w:hint="default"/>
+      </w:rPr>
+    </w:lvl>
+    <w:lvl w:ilvl="7" w:tplc="04090003" w:tentative="1">
+      <w:start w:val="1"/>
+      <w:numFmt w:val="bullet"/>
+      <w:lvlText w:val="o"/>
+      <w:lvlJc w:val="left"/>
+      <w:pPr>
+        <w:ind w:left="6120" w:hanging="360"/>
+      </w:pPr>
+      <w:rPr>
+        <w:rFonts w:ascii="Courier New" w:hAnsi="Courier New" w:cs="Courier New" w:hint="default"/>
+      </w:rPr>
+    </w:lvl>
+    <w:lvl w:ilvl="8" w:tplc="04090005" w:tentative="1">
+      <w:start w:val="1"/>
+      <w:numFmt w:val="bullet"/>
+      <w:lvlText w:val=""/>
+      <w:lvlJc w:val="left"/>
+      <w:pPr>
+        <w:ind w:left="6840" w:hanging="360"/>
+      </w:pPr>
+      <w:rPr>
+        <w:rFonts w:ascii="Wingdings" w:hAnsi="Wingdings" w:hint="default"/>
+      </w:rPr>
+    </w:lvl>
+  </w:abstractNum>
+  <w:abstractNum w:abstractNumId="3" w15:restartNumberingAfterBreak="0">
+    <w:nsid w:val="0D4D7F0C"/>
+    <w:multiLevelType w:val="hybridMultilevel"/>
+    <w:tmpl w:val="C776AF80"/>
+    <w:lvl w:ilvl="0" w:tplc="04090011">
       <w:start w:val="1"/>
       <w:numFmt w:val="decimal"/>
       <w:lvlText w:val="%1)"/>
       <w:lvlJc w:val="left"/>
       <w:pPr>
-        <w:ind w:left="720" w:hanging="360"/>
+        <w:ind w:left="1080" w:hanging="360"/>
       </w:pPr>
       <w:rPr>
         <w:rFonts w:hint="default"/>
-        <w:i w:val="0"/>
-        <w:iCs w:val="0"/>
       </w:rPr>
     </w:lvl>
     <w:lvl w:ilvl="1" w:tplc="04090019">
@@ -2453,16 +3505,16 @@
       <w:lvlText w:val="%2."/>
       <w:lvlJc w:val="left"/>
       <w:pPr>
-        <w:ind w:left="1440" w:hanging="360"/>
-      </w:pPr>
-    </w:lvl>
-    <w:lvl w:ilvl="2" w:tplc="0409001B" w:tentative="1">
+        <w:ind w:left="1800" w:hanging="360"/>
+      </w:pPr>
+    </w:lvl>
+    <w:lvl w:ilvl="2" w:tplc="0409001B">
       <w:start w:val="1"/>
       <w:numFmt w:val="lowerRoman"/>
       <w:lvlText w:val="%3."/>
       <w:lvlJc w:val="right"/>
       <w:pPr>
-        <w:ind w:left="2160" w:hanging="180"/>
+        <w:ind w:left="2520" w:hanging="180"/>
       </w:pPr>
     </w:lvl>
     <w:lvl w:ilvl="3" w:tplc="0409000F" w:tentative="1">
@@ -2471,7 +3523,7 @@
       <w:lvlText w:val="%4."/>
       <w:lvlJc w:val="left"/>
       <w:pPr>
-        <w:ind w:left="2880" w:hanging="360"/>
+        <w:ind w:left="3240" w:hanging="360"/>
       </w:pPr>
     </w:lvl>
     <w:lvl w:ilvl="4" w:tplc="04090019" w:tentative="1">
@@ -2480,7 +3532,7 @@
       <w:lvlText w:val="%5."/>
       <w:lvlJc w:val="left"/>
       <w:pPr>
-        <w:ind w:left="3600" w:hanging="360"/>
+        <w:ind w:left="3960" w:hanging="360"/>
       </w:pPr>
     </w:lvl>
     <w:lvl w:ilvl="5" w:tplc="0409001B" w:tentative="1">
@@ -2489,7 +3541,7 @@
       <w:lvlText w:val="%6."/>
       <w:lvlJc w:val="right"/>
       <w:pPr>
-        <w:ind w:left="4320" w:hanging="180"/>
+        <w:ind w:left="4680" w:hanging="180"/>
       </w:pPr>
     </w:lvl>
     <w:lvl w:ilvl="6" w:tplc="0409000F" w:tentative="1">
@@ -2498,7 +3550,7 @@
       <w:lvlText w:val="%7."/>
       <w:lvlJc w:val="left"/>
       <w:pPr>
-        <w:ind w:left="5040" w:hanging="360"/>
+        <w:ind w:left="5400" w:hanging="360"/>
       </w:pPr>
     </w:lvl>
     <w:lvl w:ilvl="7" w:tplc="04090019" w:tentative="1">
@@ -2507,7 +3559,7 @@
       <w:lvlText w:val="%8."/>
       <w:lvlJc w:val="left"/>
       <w:pPr>
-        <w:ind w:left="5760" w:hanging="360"/>
+        <w:ind w:left="6120" w:hanging="360"/>
       </w:pPr>
     </w:lvl>
     <w:lvl w:ilvl="8" w:tplc="0409001B" w:tentative="1">
@@ -2516,134 +3568,21 @@
       <w:lvlText w:val="%9."/>
       <w:lvlJc w:val="right"/>
       <w:pPr>
-        <w:ind w:left="6480" w:hanging="180"/>
-      </w:pPr>
-    </w:lvl>
-  </w:abstractNum>
-  <w:abstractNum w:abstractNumId="3" w15:restartNumberingAfterBreak="0">
-    <w:nsid w:val="1BCB6C10"/>
-    <w:multiLevelType w:val="hybridMultilevel"/>
-    <w:tmpl w:val="5DA85A48"/>
-    <w:lvl w:ilvl="0" w:tplc="0B8C7044">
-      <w:start w:val="1"/>
-      <w:numFmt w:val="bullet"/>
-      <w:lvlText w:val="-"/>
-      <w:lvlJc w:val="left"/>
-      <w:pPr>
-        <w:ind w:left="720" w:hanging="360"/>
-      </w:pPr>
-      <w:rPr>
-        <w:rFonts w:ascii="Aptos" w:eastAsiaTheme="minorHAnsi" w:hAnsi="Aptos" w:cstheme="minorBidi" w:hint="default"/>
-      </w:rPr>
-    </w:lvl>
-    <w:lvl w:ilvl="1" w:tplc="04090003" w:tentative="1">
-      <w:start w:val="1"/>
-      <w:numFmt w:val="bullet"/>
-      <w:lvlText w:val="o"/>
-      <w:lvlJc w:val="left"/>
-      <w:pPr>
-        <w:ind w:left="1440" w:hanging="360"/>
-      </w:pPr>
-      <w:rPr>
-        <w:rFonts w:ascii="Courier New" w:hAnsi="Courier New" w:cs="Courier New" w:hint="default"/>
-      </w:rPr>
-    </w:lvl>
-    <w:lvl w:ilvl="2" w:tplc="04090005" w:tentative="1">
-      <w:start w:val="1"/>
-      <w:numFmt w:val="bullet"/>
-      <w:lvlText w:val=""/>
-      <w:lvlJc w:val="left"/>
-      <w:pPr>
-        <w:ind w:left="2160" w:hanging="360"/>
-      </w:pPr>
-      <w:rPr>
-        <w:rFonts w:ascii="Wingdings" w:hAnsi="Wingdings" w:hint="default"/>
-      </w:rPr>
-    </w:lvl>
-    <w:lvl w:ilvl="3" w:tplc="04090001" w:tentative="1">
-      <w:start w:val="1"/>
-      <w:numFmt w:val="bullet"/>
-      <w:lvlText w:val=""/>
-      <w:lvlJc w:val="left"/>
-      <w:pPr>
-        <w:ind w:left="2880" w:hanging="360"/>
-      </w:pPr>
-      <w:rPr>
-        <w:rFonts w:ascii="Symbol" w:hAnsi="Symbol" w:hint="default"/>
-      </w:rPr>
-    </w:lvl>
-    <w:lvl w:ilvl="4" w:tplc="04090003" w:tentative="1">
-      <w:start w:val="1"/>
-      <w:numFmt w:val="bullet"/>
-      <w:lvlText w:val="o"/>
-      <w:lvlJc w:val="left"/>
-      <w:pPr>
-        <w:ind w:left="3600" w:hanging="360"/>
-      </w:pPr>
-      <w:rPr>
-        <w:rFonts w:ascii="Courier New" w:hAnsi="Courier New" w:cs="Courier New" w:hint="default"/>
-      </w:rPr>
-    </w:lvl>
-    <w:lvl w:ilvl="5" w:tplc="04090005" w:tentative="1">
-      <w:start w:val="1"/>
-      <w:numFmt w:val="bullet"/>
-      <w:lvlText w:val=""/>
-      <w:lvlJc w:val="left"/>
-      <w:pPr>
-        <w:ind w:left="4320" w:hanging="360"/>
-      </w:pPr>
-      <w:rPr>
-        <w:rFonts w:ascii="Wingdings" w:hAnsi="Wingdings" w:hint="default"/>
-      </w:rPr>
-    </w:lvl>
-    <w:lvl w:ilvl="6" w:tplc="04090001" w:tentative="1">
-      <w:start w:val="1"/>
-      <w:numFmt w:val="bullet"/>
-      <w:lvlText w:val=""/>
-      <w:lvlJc w:val="left"/>
-      <w:pPr>
-        <w:ind w:left="5040" w:hanging="360"/>
-      </w:pPr>
-      <w:rPr>
-        <w:rFonts w:ascii="Symbol" w:hAnsi="Symbol" w:hint="default"/>
-      </w:rPr>
-    </w:lvl>
-    <w:lvl w:ilvl="7" w:tplc="04090003" w:tentative="1">
-      <w:start w:val="1"/>
-      <w:numFmt w:val="bullet"/>
-      <w:lvlText w:val="o"/>
-      <w:lvlJc w:val="left"/>
-      <w:pPr>
-        <w:ind w:left="5760" w:hanging="360"/>
-      </w:pPr>
-      <w:rPr>
-        <w:rFonts w:ascii="Courier New" w:hAnsi="Courier New" w:cs="Courier New" w:hint="default"/>
-      </w:rPr>
-    </w:lvl>
-    <w:lvl w:ilvl="8" w:tplc="04090005" w:tentative="1">
-      <w:start w:val="1"/>
-      <w:numFmt w:val="bullet"/>
-      <w:lvlText w:val=""/>
-      <w:lvlJc w:val="left"/>
-      <w:pPr>
-        <w:ind w:left="6480" w:hanging="360"/>
-      </w:pPr>
-      <w:rPr>
-        <w:rFonts w:ascii="Wingdings" w:hAnsi="Wingdings" w:hint="default"/>
-      </w:rPr>
+        <w:ind w:left="6840" w:hanging="180"/>
+      </w:pPr>
     </w:lvl>
   </w:abstractNum>
   <w:abstractNum w:abstractNumId="4" w15:restartNumberingAfterBreak="0">
-    <w:nsid w:val="255F764C"/>
+    <w:nsid w:val="12B9705E"/>
     <w:multiLevelType w:val="hybridMultilevel"/>
-    <w:tmpl w:val="544EC1E0"/>
-    <w:lvl w:ilvl="0" w:tplc="04090011">
-      <w:start w:val="1"/>
-      <w:numFmt w:val="decimal"/>
-      <w:lvlText w:val="%1)"/>
-      <w:lvlJc w:val="left"/>
-      <w:pPr>
-        <w:ind w:left="720" w:hanging="360"/>
+    <w:tmpl w:val="72B4E4C4"/>
+    <w:lvl w:ilvl="0" w:tplc="E2766B44">
+      <w:start w:val="1"/>
+      <w:numFmt w:val="decimal"/>
+      <w:lvlText w:val="%1."/>
+      <w:lvlJc w:val="left"/>
+      <w:pPr>
+        <w:ind w:left="1800" w:hanging="360"/>
       </w:pPr>
       <w:rPr>
         <w:rFonts w:hint="default"/>
@@ -2655,16 +3594,16 @@
       <w:lvlText w:val="%2."/>
       <w:lvlJc w:val="left"/>
       <w:pPr>
-        <w:ind w:left="1440" w:hanging="360"/>
-      </w:pPr>
-    </w:lvl>
-    <w:lvl w:ilvl="2" w:tplc="0409001B">
+        <w:ind w:left="2520" w:hanging="360"/>
+      </w:pPr>
+    </w:lvl>
+    <w:lvl w:ilvl="2" w:tplc="0409001B" w:tentative="1">
       <w:start w:val="1"/>
       <w:numFmt w:val="lowerRoman"/>
       <w:lvlText w:val="%3."/>
       <w:lvlJc w:val="right"/>
       <w:pPr>
-        <w:ind w:left="2160" w:hanging="180"/>
+        <w:ind w:left="3240" w:hanging="180"/>
       </w:pPr>
     </w:lvl>
     <w:lvl w:ilvl="3" w:tplc="0409000F" w:tentative="1">
@@ -2673,7 +3612,7 @@
       <w:lvlText w:val="%4."/>
       <w:lvlJc w:val="left"/>
       <w:pPr>
-        <w:ind w:left="2880" w:hanging="360"/>
+        <w:ind w:left="3960" w:hanging="360"/>
       </w:pPr>
     </w:lvl>
     <w:lvl w:ilvl="4" w:tplc="04090019" w:tentative="1">
@@ -2682,7 +3621,7 @@
       <w:lvlText w:val="%5."/>
       <w:lvlJc w:val="left"/>
       <w:pPr>
-        <w:ind w:left="3600" w:hanging="360"/>
+        <w:ind w:left="4680" w:hanging="360"/>
       </w:pPr>
     </w:lvl>
     <w:lvl w:ilvl="5" w:tplc="0409001B" w:tentative="1">
@@ -2691,7 +3630,7 @@
       <w:lvlText w:val="%6."/>
       <w:lvlJc w:val="right"/>
       <w:pPr>
-        <w:ind w:left="4320" w:hanging="180"/>
+        <w:ind w:left="5400" w:hanging="180"/>
       </w:pPr>
     </w:lvl>
     <w:lvl w:ilvl="6" w:tplc="0409000F" w:tentative="1">
@@ -2700,7 +3639,7 @@
       <w:lvlText w:val="%7."/>
       <w:lvlJc w:val="left"/>
       <w:pPr>
-        <w:ind w:left="5040" w:hanging="360"/>
+        <w:ind w:left="6120" w:hanging="360"/>
       </w:pPr>
     </w:lvl>
     <w:lvl w:ilvl="7" w:tplc="04090019" w:tentative="1">
@@ -2709,7 +3648,7 @@
       <w:lvlText w:val="%8."/>
       <w:lvlJc w:val="left"/>
       <w:pPr>
-        <w:ind w:left="5760" w:hanging="360"/>
+        <w:ind w:left="6840" w:hanging="360"/>
       </w:pPr>
     </w:lvl>
     <w:lvl w:ilvl="8" w:tplc="0409001B" w:tentative="1">
@@ -2718,14 +3657,163 @@
       <w:lvlText w:val="%9."/>
       <w:lvlJc w:val="right"/>
       <w:pPr>
-        <w:ind w:left="6480" w:hanging="180"/>
+        <w:ind w:left="7560" w:hanging="180"/>
       </w:pPr>
     </w:lvl>
   </w:abstractNum>
   <w:abstractNum w:abstractNumId="5" w15:restartNumberingAfterBreak="0">
-    <w:nsid w:val="27994278"/>
+    <w:nsid w:val="15702837"/>
+    <w:multiLevelType w:val="multilevel"/>
+    <w:tmpl w:val="0980DACC"/>
+    <w:lvl w:ilvl="0">
+      <w:start w:val="1"/>
+      <w:numFmt w:val="bullet"/>
+      <w:lvlText w:val=""/>
+      <w:lvlJc w:val="left"/>
+      <w:pPr>
+        <w:tabs>
+          <w:tab w:val="num" w:pos="720"/>
+        </w:tabs>
+        <w:ind w:left="720" w:hanging="360"/>
+      </w:pPr>
+      <w:rPr>
+        <w:rFonts w:ascii="Symbol" w:hAnsi="Symbol" w:hint="default"/>
+        <w:sz w:val="20"/>
+      </w:rPr>
+    </w:lvl>
+    <w:lvl w:ilvl="1" w:tentative="1">
+      <w:start w:val="1"/>
+      <w:numFmt w:val="bullet"/>
+      <w:lvlText w:val="o"/>
+      <w:lvlJc w:val="left"/>
+      <w:pPr>
+        <w:tabs>
+          <w:tab w:val="num" w:pos="1440"/>
+        </w:tabs>
+        <w:ind w:left="1440" w:hanging="360"/>
+      </w:pPr>
+      <w:rPr>
+        <w:rFonts w:ascii="Courier New" w:hAnsi="Courier New" w:hint="default"/>
+        <w:sz w:val="20"/>
+      </w:rPr>
+    </w:lvl>
+    <w:lvl w:ilvl="2" w:tentative="1">
+      <w:start w:val="1"/>
+      <w:numFmt w:val="bullet"/>
+      <w:lvlText w:val=""/>
+      <w:lvlJc w:val="left"/>
+      <w:pPr>
+        <w:tabs>
+          <w:tab w:val="num" w:pos="2160"/>
+        </w:tabs>
+        <w:ind w:left="2160" w:hanging="360"/>
+      </w:pPr>
+      <w:rPr>
+        <w:rFonts w:ascii="Wingdings" w:hAnsi="Wingdings" w:hint="default"/>
+        <w:sz w:val="20"/>
+      </w:rPr>
+    </w:lvl>
+    <w:lvl w:ilvl="3" w:tentative="1">
+      <w:start w:val="1"/>
+      <w:numFmt w:val="bullet"/>
+      <w:lvlText w:val=""/>
+      <w:lvlJc w:val="left"/>
+      <w:pPr>
+        <w:tabs>
+          <w:tab w:val="num" w:pos="2880"/>
+        </w:tabs>
+        <w:ind w:left="2880" w:hanging="360"/>
+      </w:pPr>
+      <w:rPr>
+        <w:rFonts w:ascii="Wingdings" w:hAnsi="Wingdings" w:hint="default"/>
+        <w:sz w:val="20"/>
+      </w:rPr>
+    </w:lvl>
+    <w:lvl w:ilvl="4" w:tentative="1">
+      <w:start w:val="1"/>
+      <w:numFmt w:val="bullet"/>
+      <w:lvlText w:val=""/>
+      <w:lvlJc w:val="left"/>
+      <w:pPr>
+        <w:tabs>
+          <w:tab w:val="num" w:pos="3600"/>
+        </w:tabs>
+        <w:ind w:left="3600" w:hanging="360"/>
+      </w:pPr>
+      <w:rPr>
+        <w:rFonts w:ascii="Wingdings" w:hAnsi="Wingdings" w:hint="default"/>
+        <w:sz w:val="20"/>
+      </w:rPr>
+    </w:lvl>
+    <w:lvl w:ilvl="5" w:tentative="1">
+      <w:start w:val="1"/>
+      <w:numFmt w:val="bullet"/>
+      <w:lvlText w:val=""/>
+      <w:lvlJc w:val="left"/>
+      <w:pPr>
+        <w:tabs>
+          <w:tab w:val="num" w:pos="4320"/>
+        </w:tabs>
+        <w:ind w:left="4320" w:hanging="360"/>
+      </w:pPr>
+      <w:rPr>
+        <w:rFonts w:ascii="Wingdings" w:hAnsi="Wingdings" w:hint="default"/>
+        <w:sz w:val="20"/>
+      </w:rPr>
+    </w:lvl>
+    <w:lvl w:ilvl="6" w:tentative="1">
+      <w:start w:val="1"/>
+      <w:numFmt w:val="bullet"/>
+      <w:lvlText w:val=""/>
+      <w:lvlJc w:val="left"/>
+      <w:pPr>
+        <w:tabs>
+          <w:tab w:val="num" w:pos="5040"/>
+        </w:tabs>
+        <w:ind w:left="5040" w:hanging="360"/>
+      </w:pPr>
+      <w:rPr>
+        <w:rFonts w:ascii="Wingdings" w:hAnsi="Wingdings" w:hint="default"/>
+        <w:sz w:val="20"/>
+      </w:rPr>
+    </w:lvl>
+    <w:lvl w:ilvl="7" w:tentative="1">
+      <w:start w:val="1"/>
+      <w:numFmt w:val="bullet"/>
+      <w:lvlText w:val=""/>
+      <w:lvlJc w:val="left"/>
+      <w:pPr>
+        <w:tabs>
+          <w:tab w:val="num" w:pos="5760"/>
+        </w:tabs>
+        <w:ind w:left="5760" w:hanging="360"/>
+      </w:pPr>
+      <w:rPr>
+        <w:rFonts w:ascii="Wingdings" w:hAnsi="Wingdings" w:hint="default"/>
+        <w:sz w:val="20"/>
+      </w:rPr>
+    </w:lvl>
+    <w:lvl w:ilvl="8" w:tentative="1">
+      <w:start w:val="1"/>
+      <w:numFmt w:val="bullet"/>
+      <w:lvlText w:val=""/>
+      <w:lvlJc w:val="left"/>
+      <w:pPr>
+        <w:tabs>
+          <w:tab w:val="num" w:pos="6480"/>
+        </w:tabs>
+        <w:ind w:left="6480" w:hanging="360"/>
+      </w:pPr>
+      <w:rPr>
+        <w:rFonts w:ascii="Wingdings" w:hAnsi="Wingdings" w:hint="default"/>
+        <w:sz w:val="20"/>
+      </w:rPr>
+    </w:lvl>
+  </w:abstractNum>
+  <w:abstractNum w:abstractNumId="6" w15:restartNumberingAfterBreak="0">
+    <w:nsid w:val="1FFB0982"/>
     <w:multiLevelType w:val="hybridMultilevel"/>
-    <w:tmpl w:val="7E6E9E50"/>
+    <w:tmpl w:val="EC7036CA"/>
     <w:lvl w:ilvl="0" w:tplc="04090011">
       <w:start w:val="1"/>
       <w:numFmt w:val="decimal"/>
@@ -2747,7 +3835,7 @@
         <w:ind w:left="1440" w:hanging="360"/>
       </w:pPr>
     </w:lvl>
-    <w:lvl w:ilvl="2" w:tplc="0409001B" w:tentative="1">
+    <w:lvl w:ilvl="2" w:tplc="0409001B">
       <w:start w:val="1"/>
       <w:numFmt w:val="lowerRoman"/>
       <w:lvlText w:val="%3."/>
@@ -2756,7 +3844,7 @@
         <w:ind w:left="2160" w:hanging="180"/>
       </w:pPr>
     </w:lvl>
-    <w:lvl w:ilvl="3" w:tplc="0409000F" w:tentative="1">
+    <w:lvl w:ilvl="3" w:tplc="0409000F">
       <w:start w:val="1"/>
       <w:numFmt w:val="decimal"/>
       <w:lvlText w:val="%4."/>
@@ -2811,11 +3899,124 @@
       </w:pPr>
     </w:lvl>
   </w:abstractNum>
-  <w:abstractNum w:abstractNumId="6" w15:restartNumberingAfterBreak="0">
-    <w:nsid w:val="43456027"/>
+  <w:abstractNum w:abstractNumId="7" w15:restartNumberingAfterBreak="0">
+    <w:nsid w:val="27DC667C"/>
+    <w:multiLevelType w:val="multilevel"/>
+    <w:tmpl w:val="CEEEFFC2"/>
+    <w:lvl w:ilvl="0">
+      <w:start w:val="1"/>
+      <w:numFmt w:val="decimal"/>
+      <w:lvlText w:val="%1."/>
+      <w:lvlJc w:val="left"/>
+      <w:pPr>
+        <w:tabs>
+          <w:tab w:val="num" w:pos="720"/>
+        </w:tabs>
+        <w:ind w:left="720" w:hanging="360"/>
+      </w:pPr>
+    </w:lvl>
+    <w:lvl w:ilvl="1" w:tentative="1">
+      <w:start w:val="1"/>
+      <w:numFmt w:val="decimal"/>
+      <w:lvlText w:val="%2."/>
+      <w:lvlJc w:val="left"/>
+      <w:pPr>
+        <w:tabs>
+          <w:tab w:val="num" w:pos="1440"/>
+        </w:tabs>
+        <w:ind w:left="1440" w:hanging="360"/>
+      </w:pPr>
+    </w:lvl>
+    <w:lvl w:ilvl="2" w:tentative="1">
+      <w:start w:val="1"/>
+      <w:numFmt w:val="decimal"/>
+      <w:lvlText w:val="%3."/>
+      <w:lvlJc w:val="left"/>
+      <w:pPr>
+        <w:tabs>
+          <w:tab w:val="num" w:pos="2160"/>
+        </w:tabs>
+        <w:ind w:left="2160" w:hanging="360"/>
+      </w:pPr>
+    </w:lvl>
+    <w:lvl w:ilvl="3" w:tentative="1">
+      <w:start w:val="1"/>
+      <w:numFmt w:val="decimal"/>
+      <w:lvlText w:val="%4."/>
+      <w:lvlJc w:val="left"/>
+      <w:pPr>
+        <w:tabs>
+          <w:tab w:val="num" w:pos="2880"/>
+        </w:tabs>
+        <w:ind w:left="2880" w:hanging="360"/>
+      </w:pPr>
+    </w:lvl>
+    <w:lvl w:ilvl="4" w:tentative="1">
+      <w:start w:val="1"/>
+      <w:numFmt w:val="decimal"/>
+      <w:lvlText w:val="%5."/>
+      <w:lvlJc w:val="left"/>
+      <w:pPr>
+        <w:tabs>
+          <w:tab w:val="num" w:pos="3600"/>
+        </w:tabs>
+        <w:ind w:left="3600" w:hanging="360"/>
+      </w:pPr>
+    </w:lvl>
+    <w:lvl w:ilvl="5" w:tentative="1">
+      <w:start w:val="1"/>
+      <w:numFmt w:val="decimal"/>
+      <w:lvlText w:val="%6."/>
+      <w:lvlJc w:val="left"/>
+      <w:pPr>
+        <w:tabs>
+          <w:tab w:val="num" w:pos="4320"/>
+        </w:tabs>
+        <w:ind w:left="4320" w:hanging="360"/>
+      </w:pPr>
+    </w:lvl>
+    <w:lvl w:ilvl="6" w:tentative="1">
+      <w:start w:val="1"/>
+      <w:numFmt w:val="decimal"/>
+      <w:lvlText w:val="%7."/>
+      <w:lvlJc w:val="left"/>
+      <w:pPr>
+        <w:tabs>
+          <w:tab w:val="num" w:pos="5040"/>
+        </w:tabs>
+        <w:ind w:left="5040" w:hanging="360"/>
+      </w:pPr>
+    </w:lvl>
+    <w:lvl w:ilvl="7" w:tentative="1">
+      <w:start w:val="1"/>
+      <w:numFmt w:val="decimal"/>
+      <w:lvlText w:val="%8."/>
+      <w:lvlJc w:val="left"/>
+      <w:pPr>
+        <w:tabs>
+          <w:tab w:val="num" w:pos="5760"/>
+        </w:tabs>
+        <w:ind w:left="5760" w:hanging="360"/>
+      </w:pPr>
+    </w:lvl>
+    <w:lvl w:ilvl="8" w:tentative="1">
+      <w:start w:val="1"/>
+      <w:numFmt w:val="decimal"/>
+      <w:lvlText w:val="%9."/>
+      <w:lvlJc w:val="left"/>
+      <w:pPr>
+        <w:tabs>
+          <w:tab w:val="num" w:pos="6480"/>
+        </w:tabs>
+        <w:ind w:left="6480" w:hanging="360"/>
+      </w:pPr>
+    </w:lvl>
+  </w:abstractNum>
+  <w:abstractNum w:abstractNumId="8" w15:restartNumberingAfterBreak="0">
+    <w:nsid w:val="4169163A"/>
     <w:multiLevelType w:val="hybridMultilevel"/>
-    <w:tmpl w:val="F12E318C"/>
-    <w:lvl w:ilvl="0" w:tplc="FFFFFFFF">
+    <w:tmpl w:val="091E0210"/>
+    <w:lvl w:ilvl="0" w:tplc="04090011">
       <w:start w:val="1"/>
       <w:numFmt w:val="decimal"/>
       <w:lvlText w:val="%1)"/>
@@ -2839,7 +4040,7 @@
         <w:rFonts w:ascii="Symbol" w:hAnsi="Symbol" w:hint="default"/>
       </w:rPr>
     </w:lvl>
-    <w:lvl w:ilvl="2" w:tplc="FFFFFFFF" w:tentative="1">
+    <w:lvl w:ilvl="2" w:tplc="0409001B">
       <w:start w:val="1"/>
       <w:numFmt w:val="lowerRoman"/>
       <w:lvlText w:val="%3."/>
@@ -2848,7 +4049,7 @@
         <w:ind w:left="2160" w:hanging="180"/>
       </w:pPr>
     </w:lvl>
-    <w:lvl w:ilvl="3" w:tplc="FFFFFFFF" w:tentative="1">
+    <w:lvl w:ilvl="3" w:tplc="0409000F" w:tentative="1">
       <w:start w:val="1"/>
       <w:numFmt w:val="decimal"/>
       <w:lvlText w:val="%4."/>
@@ -2857,7 +4058,7 @@
         <w:ind w:left="2880" w:hanging="360"/>
       </w:pPr>
     </w:lvl>
-    <w:lvl w:ilvl="4" w:tplc="FFFFFFFF" w:tentative="1">
+    <w:lvl w:ilvl="4" w:tplc="04090019" w:tentative="1">
       <w:start w:val="1"/>
       <w:numFmt w:val="lowerLetter"/>
       <w:lvlText w:val="%5."/>
@@ -2866,7 +4067,7 @@
         <w:ind w:left="3600" w:hanging="360"/>
       </w:pPr>
     </w:lvl>
-    <w:lvl w:ilvl="5" w:tplc="FFFFFFFF" w:tentative="1">
+    <w:lvl w:ilvl="5" w:tplc="0409001B" w:tentative="1">
       <w:start w:val="1"/>
       <w:numFmt w:val="lowerRoman"/>
       <w:lvlText w:val="%6."/>
@@ -2875,7 +4076,7 @@
         <w:ind w:left="4320" w:hanging="180"/>
       </w:pPr>
     </w:lvl>
-    <w:lvl w:ilvl="6" w:tplc="FFFFFFFF" w:tentative="1">
+    <w:lvl w:ilvl="6" w:tplc="0409000F" w:tentative="1">
       <w:start w:val="1"/>
       <w:numFmt w:val="decimal"/>
       <w:lvlText w:val="%7."/>
@@ -2884,7 +4085,7 @@
         <w:ind w:left="5040" w:hanging="360"/>
       </w:pPr>
     </w:lvl>
-    <w:lvl w:ilvl="7" w:tplc="FFFFFFFF" w:tentative="1">
+    <w:lvl w:ilvl="7" w:tplc="04090019" w:tentative="1">
       <w:start w:val="1"/>
       <w:numFmt w:val="lowerLetter"/>
       <w:lvlText w:val="%8."/>
@@ -2893,7 +4094,7 @@
         <w:ind w:left="5760" w:hanging="360"/>
       </w:pPr>
     </w:lvl>
-    <w:lvl w:ilvl="8" w:tplc="FFFFFFFF" w:tentative="1">
+    <w:lvl w:ilvl="8" w:tplc="0409001B" w:tentative="1">
       <w:start w:val="1"/>
       <w:numFmt w:val="lowerRoman"/>
       <w:lvlText w:val="%9."/>
@@ -2903,10 +4104,159 @@
       </w:pPr>
     </w:lvl>
   </w:abstractNum>
-  <w:abstractNum w:abstractNumId="7" w15:restartNumberingAfterBreak="0">
-    <w:nsid w:val="455477B5"/>
+  <w:abstractNum w:abstractNumId="9" w15:restartNumberingAfterBreak="0">
+    <w:nsid w:val="435E426C"/>
+    <w:multiLevelType w:val="multilevel"/>
+    <w:tmpl w:val="F1D4E116"/>
+    <w:lvl w:ilvl="0">
+      <w:start w:val="1"/>
+      <w:numFmt w:val="bullet"/>
+      <w:lvlText w:val=""/>
+      <w:lvlJc w:val="left"/>
+      <w:pPr>
+        <w:tabs>
+          <w:tab w:val="num" w:pos="720"/>
+        </w:tabs>
+        <w:ind w:left="720" w:hanging="360"/>
+      </w:pPr>
+      <w:rPr>
+        <w:rFonts w:ascii="Symbol" w:hAnsi="Symbol" w:hint="default"/>
+        <w:sz w:val="20"/>
+      </w:rPr>
+    </w:lvl>
+    <w:lvl w:ilvl="1" w:tentative="1">
+      <w:start w:val="1"/>
+      <w:numFmt w:val="bullet"/>
+      <w:lvlText w:val="o"/>
+      <w:lvlJc w:val="left"/>
+      <w:pPr>
+        <w:tabs>
+          <w:tab w:val="num" w:pos="1440"/>
+        </w:tabs>
+        <w:ind w:left="1440" w:hanging="360"/>
+      </w:pPr>
+      <w:rPr>
+        <w:rFonts w:ascii="Courier New" w:hAnsi="Courier New" w:hint="default"/>
+        <w:sz w:val="20"/>
+      </w:rPr>
+    </w:lvl>
+    <w:lvl w:ilvl="2" w:tentative="1">
+      <w:start w:val="1"/>
+      <w:numFmt w:val="bullet"/>
+      <w:lvlText w:val=""/>
+      <w:lvlJc w:val="left"/>
+      <w:pPr>
+        <w:tabs>
+          <w:tab w:val="num" w:pos="2160"/>
+        </w:tabs>
+        <w:ind w:left="2160" w:hanging="360"/>
+      </w:pPr>
+      <w:rPr>
+        <w:rFonts w:ascii="Wingdings" w:hAnsi="Wingdings" w:hint="default"/>
+        <w:sz w:val="20"/>
+      </w:rPr>
+    </w:lvl>
+    <w:lvl w:ilvl="3" w:tentative="1">
+      <w:start w:val="1"/>
+      <w:numFmt w:val="bullet"/>
+      <w:lvlText w:val=""/>
+      <w:lvlJc w:val="left"/>
+      <w:pPr>
+        <w:tabs>
+          <w:tab w:val="num" w:pos="2880"/>
+        </w:tabs>
+        <w:ind w:left="2880" w:hanging="360"/>
+      </w:pPr>
+      <w:rPr>
+        <w:rFonts w:ascii="Wingdings" w:hAnsi="Wingdings" w:hint="default"/>
+        <w:sz w:val="20"/>
+      </w:rPr>
+    </w:lvl>
+    <w:lvl w:ilvl="4" w:tentative="1">
+      <w:start w:val="1"/>
+      <w:numFmt w:val="bullet"/>
+      <w:lvlText w:val=""/>
+      <w:lvlJc w:val="left"/>
+      <w:pPr>
+        <w:tabs>
+          <w:tab w:val="num" w:pos="3600"/>
+        </w:tabs>
+        <w:ind w:left="3600" w:hanging="360"/>
+      </w:pPr>
+      <w:rPr>
+        <w:rFonts w:ascii="Wingdings" w:hAnsi="Wingdings" w:hint="default"/>
+        <w:sz w:val="20"/>
+      </w:rPr>
+    </w:lvl>
+    <w:lvl w:ilvl="5" w:tentative="1">
+      <w:start w:val="1"/>
+      <w:numFmt w:val="bullet"/>
+      <w:lvlText w:val=""/>
+      <w:lvlJc w:val="left"/>
+      <w:pPr>
+        <w:tabs>
+          <w:tab w:val="num" w:pos="4320"/>
+        </w:tabs>
+        <w:ind w:left="4320" w:hanging="360"/>
+      </w:pPr>
+      <w:rPr>
+        <w:rFonts w:ascii="Wingdings" w:hAnsi="Wingdings" w:hint="default"/>
+        <w:sz w:val="20"/>
+      </w:rPr>
+    </w:lvl>
+    <w:lvl w:ilvl="6" w:tentative="1">
+      <w:start w:val="1"/>
+      <w:numFmt w:val="bullet"/>
+      <w:lvlText w:val=""/>
+      <w:lvlJc w:val="left"/>
+      <w:pPr>
+        <w:tabs>
+          <w:tab w:val="num" w:pos="5040"/>
+        </w:tabs>
+        <w:ind w:left="5040" w:hanging="360"/>
+      </w:pPr>
+      <w:rPr>
+        <w:rFonts w:ascii="Wingdings" w:hAnsi="Wingdings" w:hint="default"/>
+        <w:sz w:val="20"/>
+      </w:rPr>
+    </w:lvl>
+    <w:lvl w:ilvl="7" w:tentative="1">
+      <w:start w:val="1"/>
+      <w:numFmt w:val="bullet"/>
+      <w:lvlText w:val=""/>
+      <w:lvlJc w:val="left"/>
+      <w:pPr>
+        <w:tabs>
+          <w:tab w:val="num" w:pos="5760"/>
+        </w:tabs>
+        <w:ind w:left="5760" w:hanging="360"/>
+      </w:pPr>
+      <w:rPr>
+        <w:rFonts w:ascii="Wingdings" w:hAnsi="Wingdings" w:hint="default"/>
+        <w:sz w:val="20"/>
+      </w:rPr>
+    </w:lvl>
+    <w:lvl w:ilvl="8" w:tentative="1">
+      <w:start w:val="1"/>
+      <w:numFmt w:val="bullet"/>
+      <w:lvlText w:val=""/>
+      <w:lvlJc w:val="left"/>
+      <w:pPr>
+        <w:tabs>
+          <w:tab w:val="num" w:pos="6480"/>
+        </w:tabs>
+        <w:ind w:left="6480" w:hanging="360"/>
+      </w:pPr>
+      <w:rPr>
+        <w:rFonts w:ascii="Wingdings" w:hAnsi="Wingdings" w:hint="default"/>
+        <w:sz w:val="20"/>
+      </w:rPr>
+    </w:lvl>
+  </w:abstractNum>
+  <w:abstractNum w:abstractNumId="10" w15:restartNumberingAfterBreak="0">
+    <w:nsid w:val="45CB38C1"/>
     <w:multiLevelType w:val="hybridMultilevel"/>
-    <w:tmpl w:val="DBA01D3C"/>
+    <w:tmpl w:val="01D48470"/>
     <w:lvl w:ilvl="0" w:tplc="04090011">
       <w:start w:val="1"/>
       <w:numFmt w:val="decimal"/>
@@ -2919,7 +4269,7 @@
         <w:rFonts w:hint="default"/>
       </w:rPr>
     </w:lvl>
-    <w:lvl w:ilvl="1" w:tplc="04090019">
+    <w:lvl w:ilvl="1" w:tplc="04090019" w:tentative="1">
       <w:start w:val="1"/>
       <w:numFmt w:val="lowerLetter"/>
       <w:lvlText w:val="%2."/>
@@ -2992,10 +4342,349 @@
       </w:pPr>
     </w:lvl>
   </w:abstractNum>
-  <w:abstractNum w:abstractNumId="8" w15:restartNumberingAfterBreak="0">
-    <w:nsid w:val="47473505"/>
+  <w:abstractNum w:abstractNumId="11" w15:restartNumberingAfterBreak="0">
+    <w:nsid w:val="47607929"/>
+    <w:multiLevelType w:val="multilevel"/>
+    <w:tmpl w:val="FBCC565E"/>
+    <w:lvl w:ilvl="0">
+      <w:start w:val="1"/>
+      <w:numFmt w:val="decimal"/>
+      <w:lvlText w:val="%1."/>
+      <w:lvlJc w:val="left"/>
+      <w:pPr>
+        <w:tabs>
+          <w:tab w:val="num" w:pos="720"/>
+        </w:tabs>
+        <w:ind w:left="720" w:hanging="360"/>
+      </w:pPr>
+    </w:lvl>
+    <w:lvl w:ilvl="1" w:tentative="1">
+      <w:start w:val="1"/>
+      <w:numFmt w:val="decimal"/>
+      <w:lvlText w:val="%2."/>
+      <w:lvlJc w:val="left"/>
+      <w:pPr>
+        <w:tabs>
+          <w:tab w:val="num" w:pos="1440"/>
+        </w:tabs>
+        <w:ind w:left="1440" w:hanging="360"/>
+      </w:pPr>
+    </w:lvl>
+    <w:lvl w:ilvl="2" w:tentative="1">
+      <w:start w:val="1"/>
+      <w:numFmt w:val="decimal"/>
+      <w:lvlText w:val="%3."/>
+      <w:lvlJc w:val="left"/>
+      <w:pPr>
+        <w:tabs>
+          <w:tab w:val="num" w:pos="2160"/>
+        </w:tabs>
+        <w:ind w:left="2160" w:hanging="360"/>
+      </w:pPr>
+    </w:lvl>
+    <w:lvl w:ilvl="3" w:tentative="1">
+      <w:start w:val="1"/>
+      <w:numFmt w:val="decimal"/>
+      <w:lvlText w:val="%4."/>
+      <w:lvlJc w:val="left"/>
+      <w:pPr>
+        <w:tabs>
+          <w:tab w:val="num" w:pos="2880"/>
+        </w:tabs>
+        <w:ind w:left="2880" w:hanging="360"/>
+      </w:pPr>
+    </w:lvl>
+    <w:lvl w:ilvl="4" w:tentative="1">
+      <w:start w:val="1"/>
+      <w:numFmt w:val="decimal"/>
+      <w:lvlText w:val="%5."/>
+      <w:lvlJc w:val="left"/>
+      <w:pPr>
+        <w:tabs>
+          <w:tab w:val="num" w:pos="3600"/>
+        </w:tabs>
+        <w:ind w:left="3600" w:hanging="360"/>
+      </w:pPr>
+    </w:lvl>
+    <w:lvl w:ilvl="5" w:tentative="1">
+      <w:start w:val="1"/>
+      <w:numFmt w:val="decimal"/>
+      <w:lvlText w:val="%6."/>
+      <w:lvlJc w:val="left"/>
+      <w:pPr>
+        <w:tabs>
+          <w:tab w:val="num" w:pos="4320"/>
+        </w:tabs>
+        <w:ind w:left="4320" w:hanging="360"/>
+      </w:pPr>
+    </w:lvl>
+    <w:lvl w:ilvl="6" w:tentative="1">
+      <w:start w:val="1"/>
+      <w:numFmt w:val="decimal"/>
+      <w:lvlText w:val="%7."/>
+      <w:lvlJc w:val="left"/>
+      <w:pPr>
+        <w:tabs>
+          <w:tab w:val="num" w:pos="5040"/>
+        </w:tabs>
+        <w:ind w:left="5040" w:hanging="360"/>
+      </w:pPr>
+    </w:lvl>
+    <w:lvl w:ilvl="7" w:tentative="1">
+      <w:start w:val="1"/>
+      <w:numFmt w:val="decimal"/>
+      <w:lvlText w:val="%8."/>
+      <w:lvlJc w:val="left"/>
+      <w:pPr>
+        <w:tabs>
+          <w:tab w:val="num" w:pos="5760"/>
+        </w:tabs>
+        <w:ind w:left="5760" w:hanging="360"/>
+      </w:pPr>
+    </w:lvl>
+    <w:lvl w:ilvl="8" w:tentative="1">
+      <w:start w:val="1"/>
+      <w:numFmt w:val="decimal"/>
+      <w:lvlText w:val="%9."/>
+      <w:lvlJc w:val="left"/>
+      <w:pPr>
+        <w:tabs>
+          <w:tab w:val="num" w:pos="6480"/>
+        </w:tabs>
+        <w:ind w:left="6480" w:hanging="360"/>
+      </w:pPr>
+    </w:lvl>
+  </w:abstractNum>
+  <w:abstractNum w:abstractNumId="12" w15:restartNumberingAfterBreak="0">
+    <w:nsid w:val="4DBE275B"/>
+    <w:multiLevelType w:val="multilevel"/>
+    <w:tmpl w:val="0BD425E0"/>
+    <w:lvl w:ilvl="0">
+      <w:start w:val="1"/>
+      <w:numFmt w:val="decimal"/>
+      <w:lvlText w:val="%1."/>
+      <w:lvlJc w:val="left"/>
+      <w:pPr>
+        <w:tabs>
+          <w:tab w:val="num" w:pos="720"/>
+        </w:tabs>
+        <w:ind w:left="720" w:hanging="360"/>
+      </w:pPr>
+    </w:lvl>
+    <w:lvl w:ilvl="1" w:tentative="1">
+      <w:start w:val="1"/>
+      <w:numFmt w:val="decimal"/>
+      <w:lvlText w:val="%2."/>
+      <w:lvlJc w:val="left"/>
+      <w:pPr>
+        <w:tabs>
+          <w:tab w:val="num" w:pos="1440"/>
+        </w:tabs>
+        <w:ind w:left="1440" w:hanging="360"/>
+      </w:pPr>
+    </w:lvl>
+    <w:lvl w:ilvl="2" w:tentative="1">
+      <w:start w:val="1"/>
+      <w:numFmt w:val="decimal"/>
+      <w:lvlText w:val="%3."/>
+      <w:lvlJc w:val="left"/>
+      <w:pPr>
+        <w:tabs>
+          <w:tab w:val="num" w:pos="2160"/>
+        </w:tabs>
+        <w:ind w:left="2160" w:hanging="360"/>
+      </w:pPr>
+    </w:lvl>
+    <w:lvl w:ilvl="3" w:tentative="1">
+      <w:start w:val="1"/>
+      <w:numFmt w:val="decimal"/>
+      <w:lvlText w:val="%4."/>
+      <w:lvlJc w:val="left"/>
+      <w:pPr>
+        <w:tabs>
+          <w:tab w:val="num" w:pos="2880"/>
+        </w:tabs>
+        <w:ind w:left="2880" w:hanging="360"/>
+      </w:pPr>
+    </w:lvl>
+    <w:lvl w:ilvl="4" w:tentative="1">
+      <w:start w:val="1"/>
+      <w:numFmt w:val="decimal"/>
+      <w:lvlText w:val="%5."/>
+      <w:lvlJc w:val="left"/>
+      <w:pPr>
+        <w:tabs>
+          <w:tab w:val="num" w:pos="3600"/>
+        </w:tabs>
+        <w:ind w:left="3600" w:hanging="360"/>
+      </w:pPr>
+    </w:lvl>
+    <w:lvl w:ilvl="5" w:tentative="1">
+      <w:start w:val="1"/>
+      <w:numFmt w:val="decimal"/>
+      <w:lvlText w:val="%6."/>
+      <w:lvlJc w:val="left"/>
+      <w:pPr>
+        <w:tabs>
+          <w:tab w:val="num" w:pos="4320"/>
+        </w:tabs>
+        <w:ind w:left="4320" w:hanging="360"/>
+      </w:pPr>
+    </w:lvl>
+    <w:lvl w:ilvl="6" w:tentative="1">
+      <w:start w:val="1"/>
+      <w:numFmt w:val="decimal"/>
+      <w:lvlText w:val="%7."/>
+      <w:lvlJc w:val="left"/>
+      <w:pPr>
+        <w:tabs>
+          <w:tab w:val="num" w:pos="5040"/>
+        </w:tabs>
+        <w:ind w:left="5040" w:hanging="360"/>
+      </w:pPr>
+    </w:lvl>
+    <w:lvl w:ilvl="7" w:tentative="1">
+      <w:start w:val="1"/>
+      <w:numFmt w:val="decimal"/>
+      <w:lvlText w:val="%8."/>
+      <w:lvlJc w:val="left"/>
+      <w:pPr>
+        <w:tabs>
+          <w:tab w:val="num" w:pos="5760"/>
+        </w:tabs>
+        <w:ind w:left="5760" w:hanging="360"/>
+      </w:pPr>
+    </w:lvl>
+    <w:lvl w:ilvl="8" w:tentative="1">
+      <w:start w:val="1"/>
+      <w:numFmt w:val="decimal"/>
+      <w:lvlText w:val="%9."/>
+      <w:lvlJc w:val="left"/>
+      <w:pPr>
+        <w:tabs>
+          <w:tab w:val="num" w:pos="6480"/>
+        </w:tabs>
+        <w:ind w:left="6480" w:hanging="360"/>
+      </w:pPr>
+    </w:lvl>
+  </w:abstractNum>
+  <w:abstractNum w:abstractNumId="13" w15:restartNumberingAfterBreak="0">
+    <w:nsid w:val="5057628A"/>
+    <w:multiLevelType w:val="multilevel"/>
+    <w:tmpl w:val="3A4E4260"/>
+    <w:lvl w:ilvl="0">
+      <w:start w:val="1"/>
+      <w:numFmt w:val="decimal"/>
+      <w:lvlText w:val="%1."/>
+      <w:lvlJc w:val="left"/>
+      <w:pPr>
+        <w:tabs>
+          <w:tab w:val="num" w:pos="720"/>
+        </w:tabs>
+        <w:ind w:left="720" w:hanging="360"/>
+      </w:pPr>
+    </w:lvl>
+    <w:lvl w:ilvl="1" w:tentative="1">
+      <w:start w:val="1"/>
+      <w:numFmt w:val="decimal"/>
+      <w:lvlText w:val="%2."/>
+      <w:lvlJc w:val="left"/>
+      <w:pPr>
+        <w:tabs>
+          <w:tab w:val="num" w:pos="1440"/>
+        </w:tabs>
+        <w:ind w:left="1440" w:hanging="360"/>
+      </w:pPr>
+    </w:lvl>
+    <w:lvl w:ilvl="2" w:tentative="1">
+      <w:start w:val="1"/>
+      <w:numFmt w:val="decimal"/>
+      <w:lvlText w:val="%3."/>
+      <w:lvlJc w:val="left"/>
+      <w:pPr>
+        <w:tabs>
+          <w:tab w:val="num" w:pos="2160"/>
+        </w:tabs>
+        <w:ind w:left="2160" w:hanging="360"/>
+      </w:pPr>
+    </w:lvl>
+    <w:lvl w:ilvl="3" w:tentative="1">
+      <w:start w:val="1"/>
+      <w:numFmt w:val="decimal"/>
+      <w:lvlText w:val="%4."/>
+      <w:lvlJc w:val="left"/>
+      <w:pPr>
+        <w:tabs>
+          <w:tab w:val="num" w:pos="2880"/>
+        </w:tabs>
+        <w:ind w:left="2880" w:hanging="360"/>
+      </w:pPr>
+    </w:lvl>
+    <w:lvl w:ilvl="4" w:tentative="1">
+      <w:start w:val="1"/>
+      <w:numFmt w:val="decimal"/>
+      <w:lvlText w:val="%5."/>
+      <w:lvlJc w:val="left"/>
+      <w:pPr>
+        <w:tabs>
+          <w:tab w:val="num" w:pos="3600"/>
+        </w:tabs>
+        <w:ind w:left="3600" w:hanging="360"/>
+      </w:pPr>
+    </w:lvl>
+    <w:lvl w:ilvl="5" w:tentative="1">
+      <w:start w:val="1"/>
+      <w:numFmt w:val="decimal"/>
+      <w:lvlText w:val="%6."/>
+      <w:lvlJc w:val="left"/>
+      <w:pPr>
+        <w:tabs>
+          <w:tab w:val="num" w:pos="4320"/>
+        </w:tabs>
+        <w:ind w:left="4320" w:hanging="360"/>
+      </w:pPr>
+    </w:lvl>
+    <w:lvl w:ilvl="6" w:tentative="1">
+      <w:start w:val="1"/>
+      <w:numFmt w:val="decimal"/>
+      <w:lvlText w:val="%7."/>
+      <w:lvlJc w:val="left"/>
+      <w:pPr>
+        <w:tabs>
+          <w:tab w:val="num" w:pos="5040"/>
+        </w:tabs>
+        <w:ind w:left="5040" w:hanging="360"/>
+      </w:pPr>
+    </w:lvl>
+    <w:lvl w:ilvl="7" w:tentative="1">
+      <w:start w:val="1"/>
+      <w:numFmt w:val="decimal"/>
+      <w:lvlText w:val="%8."/>
+      <w:lvlJc w:val="left"/>
+      <w:pPr>
+        <w:tabs>
+          <w:tab w:val="num" w:pos="5760"/>
+        </w:tabs>
+        <w:ind w:left="5760" w:hanging="360"/>
+      </w:pPr>
+    </w:lvl>
+    <w:lvl w:ilvl="8" w:tentative="1">
+      <w:start w:val="1"/>
+      <w:numFmt w:val="decimal"/>
+      <w:lvlText w:val="%9."/>
+      <w:lvlJc w:val="left"/>
+      <w:pPr>
+        <w:tabs>
+          <w:tab w:val="num" w:pos="6480"/>
+        </w:tabs>
+        <w:ind w:left="6480" w:hanging="360"/>
+      </w:pPr>
+    </w:lvl>
+  </w:abstractNum>
+  <w:abstractNum w:abstractNumId="14" w15:restartNumberingAfterBreak="0">
+    <w:nsid w:val="60282802"/>
     <w:multiLevelType w:val="hybridMultilevel"/>
-    <w:tmpl w:val="2AB6F3D4"/>
+    <w:tmpl w:val="886061C0"/>
     <w:lvl w:ilvl="0" w:tplc="04090011">
       <w:start w:val="1"/>
       <w:numFmt w:val="decimal"/>
@@ -3008,7 +4697,105 @@
         <w:rFonts w:hint="default"/>
       </w:rPr>
     </w:lvl>
-    <w:lvl w:ilvl="1" w:tplc="04090019" w:tentative="1">
+    <w:lvl w:ilvl="1" w:tplc="04090001">
+      <w:start w:val="1"/>
+      <w:numFmt w:val="bullet"/>
+      <w:lvlText w:val=""/>
+      <w:lvlJc w:val="left"/>
+      <w:pPr>
+        <w:ind w:left="1440" w:hanging="360"/>
+      </w:pPr>
+      <w:rPr>
+        <w:rFonts w:ascii="Symbol" w:hAnsi="Symbol" w:hint="default"/>
+      </w:rPr>
+    </w:lvl>
+    <w:lvl w:ilvl="2" w:tplc="04090003">
+      <w:start w:val="1"/>
+      <w:numFmt w:val="bullet"/>
+      <w:lvlText w:val="o"/>
+      <w:lvlJc w:val="left"/>
+      <w:pPr>
+        <w:ind w:left="2340" w:hanging="360"/>
+      </w:pPr>
+      <w:rPr>
+        <w:rFonts w:ascii="Courier New" w:hAnsi="Courier New" w:cs="Courier New" w:hint="default"/>
+      </w:rPr>
+    </w:lvl>
+    <w:lvl w:ilvl="3" w:tplc="04090005">
+      <w:start w:val="1"/>
+      <w:numFmt w:val="bullet"/>
+      <w:lvlText w:val=""/>
+      <w:lvlJc w:val="left"/>
+      <w:pPr>
+        <w:ind w:left="2880" w:hanging="360"/>
+      </w:pPr>
+      <w:rPr>
+        <w:rFonts w:ascii="Wingdings" w:hAnsi="Wingdings" w:hint="default"/>
+      </w:rPr>
+    </w:lvl>
+    <w:lvl w:ilvl="4" w:tplc="04090019">
+      <w:start w:val="1"/>
+      <w:numFmt w:val="lowerLetter"/>
+      <w:lvlText w:val="%5."/>
+      <w:lvlJc w:val="left"/>
+      <w:pPr>
+        <w:ind w:left="3600" w:hanging="360"/>
+      </w:pPr>
+    </w:lvl>
+    <w:lvl w:ilvl="5" w:tplc="0409001B" w:tentative="1">
+      <w:start w:val="1"/>
+      <w:numFmt w:val="lowerRoman"/>
+      <w:lvlText w:val="%6."/>
+      <w:lvlJc w:val="right"/>
+      <w:pPr>
+        <w:ind w:left="4320" w:hanging="180"/>
+      </w:pPr>
+    </w:lvl>
+    <w:lvl w:ilvl="6" w:tplc="0409000F" w:tentative="1">
+      <w:start w:val="1"/>
+      <w:numFmt w:val="decimal"/>
+      <w:lvlText w:val="%7."/>
+      <w:lvlJc w:val="left"/>
+      <w:pPr>
+        <w:ind w:left="5040" w:hanging="360"/>
+      </w:pPr>
+    </w:lvl>
+    <w:lvl w:ilvl="7" w:tplc="04090019" w:tentative="1">
+      <w:start w:val="1"/>
+      <w:numFmt w:val="lowerLetter"/>
+      <w:lvlText w:val="%8."/>
+      <w:lvlJc w:val="left"/>
+      <w:pPr>
+        <w:ind w:left="5760" w:hanging="360"/>
+      </w:pPr>
+    </w:lvl>
+    <w:lvl w:ilvl="8" w:tplc="0409001B" w:tentative="1">
+      <w:start w:val="1"/>
+      <w:numFmt w:val="lowerRoman"/>
+      <w:lvlText w:val="%9."/>
+      <w:lvlJc w:val="right"/>
+      <w:pPr>
+        <w:ind w:left="6480" w:hanging="180"/>
+      </w:pPr>
+    </w:lvl>
+  </w:abstractNum>
+  <w:abstractNum w:abstractNumId="15" w15:restartNumberingAfterBreak="0">
+    <w:nsid w:val="62163C95"/>
+    <w:multiLevelType w:val="hybridMultilevel"/>
+    <w:tmpl w:val="EC7036CA"/>
+    <w:lvl w:ilvl="0" w:tplc="FFFFFFFF">
+      <w:start w:val="1"/>
+      <w:numFmt w:val="decimal"/>
+      <w:lvlText w:val="%1)"/>
+      <w:lvlJc w:val="left"/>
+      <w:pPr>
+        <w:ind w:left="720" w:hanging="360"/>
+      </w:pPr>
+      <w:rPr>
+        <w:rFonts w:hint="default"/>
+      </w:rPr>
+    </w:lvl>
+    <w:lvl w:ilvl="1" w:tplc="FFFFFFFF">
       <w:start w:val="1"/>
       <w:numFmt w:val="lowerLetter"/>
       <w:lvlText w:val="%2."/>
@@ -3017,7 +4804,7 @@
         <w:ind w:left="1440" w:hanging="360"/>
       </w:pPr>
     </w:lvl>
-    <w:lvl w:ilvl="2" w:tplc="0409001B" w:tentative="1">
+    <w:lvl w:ilvl="2" w:tplc="FFFFFFFF">
       <w:start w:val="1"/>
       <w:numFmt w:val="lowerRoman"/>
       <w:lvlText w:val="%3."/>
@@ -3026,7 +4813,7 @@
         <w:ind w:left="2160" w:hanging="180"/>
       </w:pPr>
     </w:lvl>
-    <w:lvl w:ilvl="3" w:tplc="0409000F" w:tentative="1">
+    <w:lvl w:ilvl="3" w:tplc="FFFFFFFF">
       <w:start w:val="1"/>
       <w:numFmt w:val="decimal"/>
       <w:lvlText w:val="%4."/>
@@ -3035,7 +4822,7 @@
         <w:ind w:left="2880" w:hanging="360"/>
       </w:pPr>
     </w:lvl>
-    <w:lvl w:ilvl="4" w:tplc="04090019" w:tentative="1">
+    <w:lvl w:ilvl="4" w:tplc="FFFFFFFF" w:tentative="1">
       <w:start w:val="1"/>
       <w:numFmt w:val="lowerLetter"/>
       <w:lvlText w:val="%5."/>
@@ -3044,7 +4831,7 @@
         <w:ind w:left="3600" w:hanging="360"/>
       </w:pPr>
     </w:lvl>
-    <w:lvl w:ilvl="5" w:tplc="0409001B" w:tentative="1">
+    <w:lvl w:ilvl="5" w:tplc="FFFFFFFF" w:tentative="1">
       <w:start w:val="1"/>
       <w:numFmt w:val="lowerRoman"/>
       <w:lvlText w:val="%6."/>
@@ -3053,7 +4840,7 @@
         <w:ind w:left="4320" w:hanging="180"/>
       </w:pPr>
     </w:lvl>
-    <w:lvl w:ilvl="6" w:tplc="0409000F" w:tentative="1">
+    <w:lvl w:ilvl="6" w:tplc="FFFFFFFF" w:tentative="1">
       <w:start w:val="1"/>
       <w:numFmt w:val="decimal"/>
       <w:lvlText w:val="%7."/>
@@ -3062,7 +4849,7 @@
         <w:ind w:left="5040" w:hanging="360"/>
       </w:pPr>
     </w:lvl>
-    <w:lvl w:ilvl="7" w:tplc="04090019" w:tentative="1">
+    <w:lvl w:ilvl="7" w:tplc="FFFFFFFF" w:tentative="1">
       <w:start w:val="1"/>
       <w:numFmt w:val="lowerLetter"/>
       <w:lvlText w:val="%8."/>
@@ -3071,7 +4858,7 @@
         <w:ind w:left="5760" w:hanging="360"/>
       </w:pPr>
     </w:lvl>
-    <w:lvl w:ilvl="8" w:tplc="0409001B" w:tentative="1">
+    <w:lvl w:ilvl="8" w:tplc="FFFFFFFF" w:tentative="1">
       <w:start w:val="1"/>
       <w:numFmt w:val="lowerRoman"/>
       <w:lvlText w:val="%9."/>
@@ -3081,10 +4868,99 @@
       </w:pPr>
     </w:lvl>
   </w:abstractNum>
-  <w:abstractNum w:abstractNumId="9" w15:restartNumberingAfterBreak="0">
-    <w:nsid w:val="62DB4162"/>
+  <w:abstractNum w:abstractNumId="16" w15:restartNumberingAfterBreak="0">
+    <w:nsid w:val="65FF23BB"/>
+    <w:multiLevelType w:val="hybridMultilevel"/>
+    <w:tmpl w:val="2B18B5E8"/>
+    <w:lvl w:ilvl="0" w:tplc="04090011">
+      <w:start w:val="1"/>
+      <w:numFmt w:val="decimal"/>
+      <w:lvlText w:val="%1)"/>
+      <w:lvlJc w:val="left"/>
+      <w:pPr>
+        <w:ind w:left="720" w:hanging="360"/>
+      </w:pPr>
+      <w:rPr>
+        <w:rFonts w:hint="default"/>
+      </w:rPr>
+    </w:lvl>
+    <w:lvl w:ilvl="1" w:tplc="04090019">
+      <w:start w:val="1"/>
+      <w:numFmt w:val="lowerLetter"/>
+      <w:lvlText w:val="%2."/>
+      <w:lvlJc w:val="left"/>
+      <w:pPr>
+        <w:ind w:left="1440" w:hanging="360"/>
+      </w:pPr>
+    </w:lvl>
+    <w:lvl w:ilvl="2" w:tplc="0409001B">
+      <w:start w:val="1"/>
+      <w:numFmt w:val="lowerRoman"/>
+      <w:lvlText w:val="%3."/>
+      <w:lvlJc w:val="right"/>
+      <w:pPr>
+        <w:ind w:left="2160" w:hanging="180"/>
+      </w:pPr>
+    </w:lvl>
+    <w:lvl w:ilvl="3" w:tplc="0409000F" w:tentative="1">
+      <w:start w:val="1"/>
+      <w:numFmt w:val="decimal"/>
+      <w:lvlText w:val="%4."/>
+      <w:lvlJc w:val="left"/>
+      <w:pPr>
+        <w:ind w:left="2880" w:hanging="360"/>
+      </w:pPr>
+    </w:lvl>
+    <w:lvl w:ilvl="4" w:tplc="04090019" w:tentative="1">
+      <w:start w:val="1"/>
+      <w:numFmt w:val="lowerLetter"/>
+      <w:lvlText w:val="%5."/>
+      <w:lvlJc w:val="left"/>
+      <w:pPr>
+        <w:ind w:left="3600" w:hanging="360"/>
+      </w:pPr>
+    </w:lvl>
+    <w:lvl w:ilvl="5" w:tplc="0409001B" w:tentative="1">
+      <w:start w:val="1"/>
+      <w:numFmt w:val="lowerRoman"/>
+      <w:lvlText w:val="%6."/>
+      <w:lvlJc w:val="right"/>
+      <w:pPr>
+        <w:ind w:left="4320" w:hanging="180"/>
+      </w:pPr>
+    </w:lvl>
+    <w:lvl w:ilvl="6" w:tplc="0409000F" w:tentative="1">
+      <w:start w:val="1"/>
+      <w:numFmt w:val="decimal"/>
+      <w:lvlText w:val="%7."/>
+      <w:lvlJc w:val="left"/>
+      <w:pPr>
+        <w:ind w:left="5040" w:hanging="360"/>
+      </w:pPr>
+    </w:lvl>
+    <w:lvl w:ilvl="7" w:tplc="04090019" w:tentative="1">
+      <w:start w:val="1"/>
+      <w:numFmt w:val="lowerLetter"/>
+      <w:lvlText w:val="%8."/>
+      <w:lvlJc w:val="left"/>
+      <w:pPr>
+        <w:ind w:left="5760" w:hanging="360"/>
+      </w:pPr>
+    </w:lvl>
+    <w:lvl w:ilvl="8" w:tplc="0409001B" w:tentative="1">
+      <w:start w:val="1"/>
+      <w:numFmt w:val="lowerRoman"/>
+      <w:lvlText w:val="%9."/>
+      <w:lvlJc w:val="right"/>
+      <w:pPr>
+        <w:ind w:left="6480" w:hanging="180"/>
+      </w:pPr>
+    </w:lvl>
+  </w:abstractNum>
+  <w:abstractNum w:abstractNumId="17" w15:restartNumberingAfterBreak="0">
+    <w:nsid w:val="66144D5C"/>
     <w:multiLevelType w:val="multilevel"/>
-    <w:tmpl w:val="1DB866EA"/>
+    <w:tmpl w:val="E9A2A448"/>
     <w:lvl w:ilvl="0">
       <w:start w:val="1"/>
       <w:numFmt w:val="decimal"/>
@@ -3194,29 +5070,29 @@
       </w:pPr>
     </w:lvl>
   </w:abstractNum>
-  <w:abstractNum w:abstractNumId="10" w15:restartNumberingAfterBreak="0">
-    <w:nsid w:val="685C690A"/>
+  <w:abstractNum w:abstractNumId="18" w15:restartNumberingAfterBreak="0">
+    <w:nsid w:val="667A1FD8"/>
     <w:multiLevelType w:val="hybridMultilevel"/>
-    <w:tmpl w:val="0F66F76C"/>
-    <w:lvl w:ilvl="0" w:tplc="02F4BB18">
+    <w:tmpl w:val="E610A6D2"/>
+    <w:lvl w:ilvl="0" w:tplc="04090001">
       <w:start w:val="1"/>
       <w:numFmt w:val="bullet"/>
-      <w:lvlText w:val="-"/>
-      <w:lvlJc w:val="left"/>
-      <w:pPr>
-        <w:ind w:left="720" w:hanging="360"/>
-      </w:pPr>
-      <w:rPr>
-        <w:rFonts w:ascii="Aptos" w:eastAsiaTheme="minorHAnsi" w:hAnsi="Aptos" w:cstheme="minorBidi" w:hint="default"/>
-      </w:rPr>
-    </w:lvl>
-    <w:lvl w:ilvl="1" w:tplc="04090003" w:tentative="1">
+      <w:lvlText w:val=""/>
+      <w:lvlJc w:val="left"/>
+      <w:pPr>
+        <w:ind w:left="1800" w:hanging="360"/>
+      </w:pPr>
+      <w:rPr>
+        <w:rFonts w:ascii="Symbol" w:hAnsi="Symbol" w:hint="default"/>
+      </w:rPr>
+    </w:lvl>
+    <w:lvl w:ilvl="1" w:tplc="04090003">
       <w:start w:val="1"/>
       <w:numFmt w:val="bullet"/>
       <w:lvlText w:val="o"/>
       <w:lvlJc w:val="left"/>
       <w:pPr>
-        <w:ind w:left="1440" w:hanging="360"/>
+        <w:ind w:left="2520" w:hanging="360"/>
       </w:pPr>
       <w:rPr>
         <w:rFonts w:ascii="Courier New" w:hAnsi="Courier New" w:cs="Courier New" w:hint="default"/>
@@ -3228,7 +5104,7 @@
       <w:lvlText w:val=""/>
       <w:lvlJc w:val="left"/>
       <w:pPr>
-        <w:ind w:left="2160" w:hanging="360"/>
+        <w:ind w:left="3240" w:hanging="360"/>
       </w:pPr>
       <w:rPr>
         <w:rFonts w:ascii="Wingdings" w:hAnsi="Wingdings" w:hint="default"/>
@@ -3240,7 +5116,7 @@
       <w:lvlText w:val=""/>
       <w:lvlJc w:val="left"/>
       <w:pPr>
-        <w:ind w:left="2880" w:hanging="360"/>
+        <w:ind w:left="3960" w:hanging="360"/>
       </w:pPr>
       <w:rPr>
         <w:rFonts w:ascii="Symbol" w:hAnsi="Symbol" w:hint="default"/>
@@ -3252,7 +5128,7 @@
       <w:lvlText w:val="o"/>
       <w:lvlJc w:val="left"/>
       <w:pPr>
-        <w:ind w:left="3600" w:hanging="360"/>
+        <w:ind w:left="4680" w:hanging="360"/>
       </w:pPr>
       <w:rPr>
         <w:rFonts w:ascii="Courier New" w:hAnsi="Courier New" w:cs="Courier New" w:hint="default"/>
@@ -3264,7 +5140,7 @@
       <w:lvlText w:val=""/>
       <w:lvlJc w:val="left"/>
       <w:pPr>
-        <w:ind w:left="4320" w:hanging="360"/>
+        <w:ind w:left="5400" w:hanging="360"/>
       </w:pPr>
       <w:rPr>
         <w:rFonts w:ascii="Wingdings" w:hAnsi="Wingdings" w:hint="default"/>
@@ -3276,7 +5152,7 @@
       <w:lvlText w:val=""/>
       <w:lvlJc w:val="left"/>
       <w:pPr>
-        <w:ind w:left="5040" w:hanging="360"/>
+        <w:ind w:left="6120" w:hanging="360"/>
       </w:pPr>
       <w:rPr>
         <w:rFonts w:ascii="Symbol" w:hAnsi="Symbol" w:hint="default"/>
@@ -3288,7 +5164,7 @@
       <w:lvlText w:val="o"/>
       <w:lvlJc w:val="left"/>
       <w:pPr>
-        <w:ind w:left="5760" w:hanging="360"/>
+        <w:ind w:left="6840" w:hanging="360"/>
       </w:pPr>
       <w:rPr>
         <w:rFonts w:ascii="Courier New" w:hAnsi="Courier New" w:cs="Courier New" w:hint="default"/>
@@ -3300,36 +5176,36 @@
       <w:lvlText w:val=""/>
       <w:lvlJc w:val="left"/>
       <w:pPr>
-        <w:ind w:left="6480" w:hanging="360"/>
+        <w:ind w:left="7560" w:hanging="360"/>
       </w:pPr>
       <w:rPr>
         <w:rFonts w:ascii="Wingdings" w:hAnsi="Wingdings" w:hint="default"/>
       </w:rPr>
     </w:lvl>
   </w:abstractNum>
-  <w:abstractNum w:abstractNumId="11" w15:restartNumberingAfterBreak="0">
-    <w:nsid w:val="7C662EBD"/>
+  <w:abstractNum w:abstractNumId="19" w15:restartNumberingAfterBreak="0">
+    <w:nsid w:val="73887C25"/>
     <w:multiLevelType w:val="hybridMultilevel"/>
-    <w:tmpl w:val="1F488D98"/>
-    <w:lvl w:ilvl="0" w:tplc="FED4C2D0">
+    <w:tmpl w:val="BBB246EC"/>
+    <w:lvl w:ilvl="0" w:tplc="04090001">
       <w:start w:val="1"/>
       <w:numFmt w:val="bullet"/>
-      <w:lvlText w:val="-"/>
-      <w:lvlJc w:val="left"/>
-      <w:pPr>
-        <w:ind w:left="720" w:hanging="360"/>
-      </w:pPr>
-      <w:rPr>
-        <w:rFonts w:ascii="Aptos" w:eastAsiaTheme="minorHAnsi" w:hAnsi="Aptos" w:cstheme="minorBidi" w:hint="default"/>
-      </w:rPr>
-    </w:lvl>
-    <w:lvl w:ilvl="1" w:tplc="04090003" w:tentative="1">
+      <w:lvlText w:val=""/>
+      <w:lvlJc w:val="left"/>
+      <w:pPr>
+        <w:ind w:left="1440" w:hanging="360"/>
+      </w:pPr>
+      <w:rPr>
+        <w:rFonts w:ascii="Symbol" w:hAnsi="Symbol" w:hint="default"/>
+      </w:rPr>
+    </w:lvl>
+    <w:lvl w:ilvl="1" w:tplc="04090003">
       <w:start w:val="1"/>
       <w:numFmt w:val="bullet"/>
       <w:lvlText w:val="o"/>
       <w:lvlJc w:val="left"/>
       <w:pPr>
-        <w:ind w:left="1440" w:hanging="360"/>
+        <w:ind w:left="2160" w:hanging="360"/>
       </w:pPr>
       <w:rPr>
         <w:rFonts w:ascii="Courier New" w:hAnsi="Courier New" w:cs="Courier New" w:hint="default"/>
@@ -3341,7 +5217,7 @@
       <w:lvlText w:val=""/>
       <w:lvlJc w:val="left"/>
       <w:pPr>
-        <w:ind w:left="2160" w:hanging="360"/>
+        <w:ind w:left="2880" w:hanging="360"/>
       </w:pPr>
       <w:rPr>
         <w:rFonts w:ascii="Wingdings" w:hAnsi="Wingdings" w:hint="default"/>
@@ -3353,7 +5229,7 @@
       <w:lvlText w:val=""/>
       <w:lvlJc w:val="left"/>
       <w:pPr>
-        <w:ind w:left="2880" w:hanging="360"/>
+        <w:ind w:left="3600" w:hanging="360"/>
       </w:pPr>
       <w:rPr>
         <w:rFonts w:ascii="Symbol" w:hAnsi="Symbol" w:hint="default"/>
@@ -3365,7 +5241,7 @@
       <w:lvlText w:val="o"/>
       <w:lvlJc w:val="left"/>
       <w:pPr>
-        <w:ind w:left="3600" w:hanging="360"/>
+        <w:ind w:left="4320" w:hanging="360"/>
       </w:pPr>
       <w:rPr>
         <w:rFonts w:ascii="Courier New" w:hAnsi="Courier New" w:cs="Courier New" w:hint="default"/>
@@ -3377,7 +5253,7 @@
       <w:lvlText w:val=""/>
       <w:lvlJc w:val="left"/>
       <w:pPr>
-        <w:ind w:left="4320" w:hanging="360"/>
+        <w:ind w:left="5040" w:hanging="360"/>
       </w:pPr>
       <w:rPr>
         <w:rFonts w:ascii="Wingdings" w:hAnsi="Wingdings" w:hint="default"/>
@@ -3389,7 +5265,7 @@
       <w:lvlText w:val=""/>
       <w:lvlJc w:val="left"/>
       <w:pPr>
-        <w:ind w:left="5040" w:hanging="360"/>
+        <w:ind w:left="5760" w:hanging="360"/>
       </w:pPr>
       <w:rPr>
         <w:rFonts w:ascii="Symbol" w:hAnsi="Symbol" w:hint="default"/>
@@ -3401,7 +5277,7 @@
       <w:lvlText w:val="o"/>
       <w:lvlJc w:val="left"/>
       <w:pPr>
-        <w:ind w:left="5760" w:hanging="360"/>
+        <w:ind w:left="6480" w:hanging="360"/>
       </w:pPr>
       <w:rPr>
         <w:rFonts w:ascii="Courier New" w:hAnsi="Courier New" w:cs="Courier New" w:hint="default"/>
@@ -3413,48 +5289,212 @@
       <w:lvlText w:val=""/>
       <w:lvlJc w:val="left"/>
       <w:pPr>
+        <w:ind w:left="7200" w:hanging="360"/>
+      </w:pPr>
+      <w:rPr>
+        <w:rFonts w:ascii="Wingdings" w:hAnsi="Wingdings" w:hint="default"/>
+      </w:rPr>
+    </w:lvl>
+  </w:abstractNum>
+  <w:abstractNum w:abstractNumId="20" w15:restartNumberingAfterBreak="0">
+    <w:nsid w:val="7EC52715"/>
+    <w:multiLevelType w:val="multilevel"/>
+    <w:tmpl w:val="3AD8C53C"/>
+    <w:lvl w:ilvl="0">
+      <w:start w:val="1"/>
+      <w:numFmt w:val="decimal"/>
+      <w:lvlText w:val="%1."/>
+      <w:lvlJc w:val="left"/>
+      <w:pPr>
+        <w:tabs>
+          <w:tab w:val="num" w:pos="720"/>
+        </w:tabs>
+        <w:ind w:left="720" w:hanging="360"/>
+      </w:pPr>
+    </w:lvl>
+    <w:lvl w:ilvl="1" w:tentative="1">
+      <w:start w:val="1"/>
+      <w:numFmt w:val="decimal"/>
+      <w:lvlText w:val="%2."/>
+      <w:lvlJc w:val="left"/>
+      <w:pPr>
+        <w:tabs>
+          <w:tab w:val="num" w:pos="1440"/>
+        </w:tabs>
+        <w:ind w:left="1440" w:hanging="360"/>
+      </w:pPr>
+    </w:lvl>
+    <w:lvl w:ilvl="2" w:tentative="1">
+      <w:start w:val="1"/>
+      <w:numFmt w:val="decimal"/>
+      <w:lvlText w:val="%3."/>
+      <w:lvlJc w:val="left"/>
+      <w:pPr>
+        <w:tabs>
+          <w:tab w:val="num" w:pos="2160"/>
+        </w:tabs>
+        <w:ind w:left="2160" w:hanging="360"/>
+      </w:pPr>
+    </w:lvl>
+    <w:lvl w:ilvl="3" w:tentative="1">
+      <w:start w:val="1"/>
+      <w:numFmt w:val="decimal"/>
+      <w:lvlText w:val="%4."/>
+      <w:lvlJc w:val="left"/>
+      <w:pPr>
+        <w:tabs>
+          <w:tab w:val="num" w:pos="2880"/>
+        </w:tabs>
+        <w:ind w:left="2880" w:hanging="360"/>
+      </w:pPr>
+    </w:lvl>
+    <w:lvl w:ilvl="4" w:tentative="1">
+      <w:start w:val="1"/>
+      <w:numFmt w:val="decimal"/>
+      <w:lvlText w:val="%5."/>
+      <w:lvlJc w:val="left"/>
+      <w:pPr>
+        <w:tabs>
+          <w:tab w:val="num" w:pos="3600"/>
+        </w:tabs>
+        <w:ind w:left="3600" w:hanging="360"/>
+      </w:pPr>
+    </w:lvl>
+    <w:lvl w:ilvl="5" w:tentative="1">
+      <w:start w:val="1"/>
+      <w:numFmt w:val="decimal"/>
+      <w:lvlText w:val="%6."/>
+      <w:lvlJc w:val="left"/>
+      <w:pPr>
+        <w:tabs>
+          <w:tab w:val="num" w:pos="4320"/>
+        </w:tabs>
+        <w:ind w:left="4320" w:hanging="360"/>
+      </w:pPr>
+    </w:lvl>
+    <w:lvl w:ilvl="6" w:tentative="1">
+      <w:start w:val="1"/>
+      <w:numFmt w:val="decimal"/>
+      <w:lvlText w:val="%7."/>
+      <w:lvlJc w:val="left"/>
+      <w:pPr>
+        <w:tabs>
+          <w:tab w:val="num" w:pos="5040"/>
+        </w:tabs>
+        <w:ind w:left="5040" w:hanging="360"/>
+      </w:pPr>
+    </w:lvl>
+    <w:lvl w:ilvl="7" w:tentative="1">
+      <w:start w:val="1"/>
+      <w:numFmt w:val="decimal"/>
+      <w:lvlText w:val="%8."/>
+      <w:lvlJc w:val="left"/>
+      <w:pPr>
+        <w:tabs>
+          <w:tab w:val="num" w:pos="5760"/>
+        </w:tabs>
+        <w:ind w:left="5760" w:hanging="360"/>
+      </w:pPr>
+    </w:lvl>
+    <w:lvl w:ilvl="8" w:tentative="1">
+      <w:start w:val="1"/>
+      <w:numFmt w:val="decimal"/>
+      <w:lvlText w:val="%9."/>
+      <w:lvlJc w:val="left"/>
+      <w:pPr>
+        <w:tabs>
+          <w:tab w:val="num" w:pos="6480"/>
+        </w:tabs>
         <w:ind w:left="6480" w:hanging="360"/>
       </w:pPr>
-      <w:rPr>
-        <w:rFonts w:ascii="Wingdings" w:hAnsi="Wingdings" w:hint="default"/>
-      </w:rPr>
     </w:lvl>
   </w:abstractNum>
-  <w:num w:numId="1" w16cid:durableId="1332101771">
+  <w:num w:numId="1" w16cid:durableId="2037847601">
+    <w:abstractNumId w:val="10"/>
+  </w:num>
+  <w:num w:numId="2" w16cid:durableId="499392426">
+    <w:abstractNumId w:val="3"/>
+  </w:num>
+  <w:num w:numId="3" w16cid:durableId="1428580377">
+    <w:abstractNumId w:val="13"/>
+  </w:num>
+  <w:num w:numId="4" w16cid:durableId="66655240">
+    <w:abstractNumId w:val="17"/>
+  </w:num>
+  <w:num w:numId="5" w16cid:durableId="1421298059">
+    <w:abstractNumId w:val="14"/>
+  </w:num>
+  <w:num w:numId="6" w16cid:durableId="804545078">
+    <w:abstractNumId w:val="12"/>
+  </w:num>
+  <w:num w:numId="7" w16cid:durableId="928731530">
+    <w:abstractNumId w:val="19"/>
+  </w:num>
+  <w:num w:numId="8" w16cid:durableId="2136364263">
+    <w:abstractNumId w:val="4"/>
+  </w:num>
+  <w:num w:numId="9" w16cid:durableId="1586524741">
+    <w:abstractNumId w:val="1"/>
+  </w:num>
+  <w:num w:numId="10" w16cid:durableId="27727482">
+    <w:abstractNumId w:val="0"/>
+  </w:num>
+  <w:num w:numId="11" w16cid:durableId="1277711799">
     <w:abstractNumId w:val="8"/>
   </w:num>
-  <w:num w:numId="2" w16cid:durableId="1369185470">
-    <w:abstractNumId w:val="7"/>
+  <w:num w:numId="12" w16cid:durableId="493422025">
+    <w:abstractNumId w:val="20"/>
+    <w:lvlOverride w:ilvl="0">
+      <w:startOverride w:val="1"/>
+    </w:lvlOverride>
   </w:num>
-  <w:num w:numId="3" w16cid:durableId="778181451">
+  <w:num w:numId="13" w16cid:durableId="1384519192">
+    <w:abstractNumId w:val="20"/>
+    <w:lvlOverride w:ilvl="0">
+      <w:startOverride w:val="2"/>
+    </w:lvlOverride>
+  </w:num>
+  <w:num w:numId="14" w16cid:durableId="42676318">
+    <w:abstractNumId w:val="20"/>
+    <w:lvlOverride w:ilvl="0">
+      <w:startOverride w:val="3"/>
+    </w:lvlOverride>
+  </w:num>
+  <w:num w:numId="15" w16cid:durableId="333530009">
+    <w:abstractNumId w:val="20"/>
+    <w:lvlOverride w:ilvl="0">
+      <w:startOverride w:val="4"/>
+    </w:lvlOverride>
+  </w:num>
+  <w:num w:numId="16" w16cid:durableId="511575077">
     <w:abstractNumId w:val="5"/>
+    <w:lvlOverride w:ilvl="0">
+      <w:startOverride w:val="1"/>
+    </w:lvlOverride>
   </w:num>
-  <w:num w:numId="4" w16cid:durableId="779450479">
-    <w:abstractNumId w:val="10"/>
-  </w:num>
-  <w:num w:numId="5" w16cid:durableId="1482308948">
+  <w:num w:numId="17" w16cid:durableId="1744837007">
     <w:abstractNumId w:val="11"/>
   </w:num>
-  <w:num w:numId="6" w16cid:durableId="192232451">
-    <w:abstractNumId w:val="3"/>
+  <w:num w:numId="18" w16cid:durableId="1350720515">
+    <w:abstractNumId w:val="9"/>
   </w:num>
-  <w:num w:numId="7" w16cid:durableId="1286810770">
+  <w:num w:numId="19" w16cid:durableId="1672684431">
+    <w:abstractNumId w:val="18"/>
+  </w:num>
+  <w:num w:numId="20" w16cid:durableId="292636316">
+    <w:abstractNumId w:val="16"/>
+  </w:num>
+  <w:num w:numId="21" w16cid:durableId="1944992305">
+    <w:abstractNumId w:val="6"/>
+  </w:num>
+  <w:num w:numId="22" w16cid:durableId="1071853454">
     <w:abstractNumId w:val="2"/>
   </w:num>
-  <w:num w:numId="8" w16cid:durableId="684750923">
-    <w:abstractNumId w:val="4"/>
+  <w:num w:numId="23" w16cid:durableId="1806240082">
+    <w:abstractNumId w:val="15"/>
   </w:num>
-  <w:num w:numId="9" w16cid:durableId="2074355294">
-    <w:abstractNumId w:val="1"/>
-  </w:num>
-  <w:num w:numId="10" w16cid:durableId="1165128841">
-    <w:abstractNumId w:val="9"/>
-  </w:num>
-  <w:num w:numId="11" w16cid:durableId="1299997549">
-    <w:abstractNumId w:val="0"/>
-  </w:num>
-  <w:num w:numId="12" w16cid:durableId="2053840236">
-    <w:abstractNumId w:val="6"/>
+  <w:num w:numId="24" w16cid:durableId="987590156">
+    <w:abstractNumId w:val="7"/>
   </w:num>
 </w:numbering>
 </file>
@@ -3867,7 +5907,7 @@
     <w:link w:val="Heading1Char"/>
     <w:uiPriority w:val="9"/>
     <w:qFormat/>
-    <w:rsid w:val="000A5BD3"/>
+    <w:rsid w:val="00517887"/>
     <w:pPr>
       <w:keepNext/>
       <w:keepLines/>
@@ -3890,7 +5930,7 @@
     <w:semiHidden/>
     <w:unhideWhenUsed/>
     <w:qFormat/>
-    <w:rsid w:val="000A5BD3"/>
+    <w:rsid w:val="00517887"/>
     <w:pPr>
       <w:keepNext/>
       <w:keepLines/>
@@ -3913,7 +5953,7 @@
     <w:semiHidden/>
     <w:unhideWhenUsed/>
     <w:qFormat/>
-    <w:rsid w:val="000A5BD3"/>
+    <w:rsid w:val="00517887"/>
     <w:pPr>
       <w:keepNext/>
       <w:keepLines/>
@@ -3936,7 +5976,7 @@
     <w:semiHidden/>
     <w:unhideWhenUsed/>
     <w:qFormat/>
-    <w:rsid w:val="000A5BD3"/>
+    <w:rsid w:val="00517887"/>
     <w:pPr>
       <w:keepNext/>
       <w:keepLines/>
@@ -3959,7 +5999,7 @@
     <w:semiHidden/>
     <w:unhideWhenUsed/>
     <w:qFormat/>
-    <w:rsid w:val="000A5BD3"/>
+    <w:rsid w:val="00517887"/>
     <w:pPr>
       <w:keepNext/>
       <w:keepLines/>
@@ -3980,7 +6020,7 @@
     <w:semiHidden/>
     <w:unhideWhenUsed/>
     <w:qFormat/>
-    <w:rsid w:val="000A5BD3"/>
+    <w:rsid w:val="00517887"/>
     <w:pPr>
       <w:keepNext/>
       <w:keepLines/>
@@ -4003,7 +6043,7 @@
     <w:semiHidden/>
     <w:unhideWhenUsed/>
     <w:qFormat/>
-    <w:rsid w:val="000A5BD3"/>
+    <w:rsid w:val="00517887"/>
     <w:pPr>
       <w:keepNext/>
       <w:keepLines/>
@@ -4024,7 +6064,7 @@
     <w:semiHidden/>
     <w:unhideWhenUsed/>
     <w:qFormat/>
-    <w:rsid w:val="000A5BD3"/>
+    <w:rsid w:val="00517887"/>
     <w:pPr>
       <w:keepNext/>
       <w:keepLines/>
@@ -4047,7 +6087,7 @@
     <w:semiHidden/>
     <w:unhideWhenUsed/>
     <w:qFormat/>
-    <w:rsid w:val="000A5BD3"/>
+    <w:rsid w:val="00517887"/>
     <w:pPr>
       <w:keepNext/>
       <w:keepLines/>
@@ -4091,7 +6131,7 @@
     <w:basedOn w:val="DefaultParagraphFont"/>
     <w:link w:val="Heading1"/>
     <w:uiPriority w:val="9"/>
-    <w:rsid w:val="000A5BD3"/>
+    <w:rsid w:val="00517887"/>
     <w:rPr>
       <w:rFonts w:asciiTheme="majorHAnsi" w:eastAsiaTheme="majorEastAsia" w:hAnsiTheme="majorHAnsi" w:cstheme="majorBidi"/>
       <w:color w:val="0F4761" w:themeColor="accent1" w:themeShade="BF"/>
@@ -4105,7 +6145,7 @@
     <w:link w:val="Heading2"/>
     <w:uiPriority w:val="9"/>
     <w:semiHidden/>
-    <w:rsid w:val="000A5BD3"/>
+    <w:rsid w:val="00517887"/>
     <w:rPr>
       <w:rFonts w:asciiTheme="majorHAnsi" w:eastAsiaTheme="majorEastAsia" w:hAnsiTheme="majorHAnsi" w:cstheme="majorBidi"/>
       <w:color w:val="0F4761" w:themeColor="accent1" w:themeShade="BF"/>
@@ -4119,7 +6159,7 @@
     <w:link w:val="Heading3"/>
     <w:uiPriority w:val="9"/>
     <w:semiHidden/>
-    <w:rsid w:val="000A5BD3"/>
+    <w:rsid w:val="00517887"/>
     <w:rPr>
       <w:rFonts w:eastAsiaTheme="majorEastAsia" w:cstheme="majorBidi"/>
       <w:color w:val="0F4761" w:themeColor="accent1" w:themeShade="BF"/>
@@ -4133,7 +6173,7 @@
     <w:link w:val="Heading4"/>
     <w:uiPriority w:val="9"/>
     <w:semiHidden/>
-    <w:rsid w:val="000A5BD3"/>
+    <w:rsid w:val="00517887"/>
     <w:rPr>
       <w:rFonts w:eastAsiaTheme="majorEastAsia" w:cstheme="majorBidi"/>
       <w:i/>
@@ -4147,7 +6187,7 @@
     <w:link w:val="Heading5"/>
     <w:uiPriority w:val="9"/>
     <w:semiHidden/>
-    <w:rsid w:val="000A5BD3"/>
+    <w:rsid w:val="00517887"/>
     <w:rPr>
       <w:rFonts w:eastAsiaTheme="majorEastAsia" w:cstheme="majorBidi"/>
       <w:color w:val="0F4761" w:themeColor="accent1" w:themeShade="BF"/>
@@ -4159,7 +6199,7 @@
     <w:link w:val="Heading6"/>
     <w:uiPriority w:val="9"/>
     <w:semiHidden/>
-    <w:rsid w:val="000A5BD3"/>
+    <w:rsid w:val="00517887"/>
     <w:rPr>
       <w:rFonts w:eastAsiaTheme="majorEastAsia" w:cstheme="majorBidi"/>
       <w:i/>
@@ -4173,7 +6213,7 @@
     <w:link w:val="Heading7"/>
     <w:uiPriority w:val="9"/>
     <w:semiHidden/>
-    <w:rsid w:val="000A5BD3"/>
+    <w:rsid w:val="00517887"/>
     <w:rPr>
       <w:rFonts w:eastAsiaTheme="majorEastAsia" w:cstheme="majorBidi"/>
       <w:color w:val="595959" w:themeColor="text1" w:themeTint="A6"/>
@@ -4185,7 +6225,7 @@
     <w:link w:val="Heading8"/>
     <w:uiPriority w:val="9"/>
     <w:semiHidden/>
-    <w:rsid w:val="000A5BD3"/>
+    <w:rsid w:val="00517887"/>
     <w:rPr>
       <w:rFonts w:eastAsiaTheme="majorEastAsia" w:cstheme="majorBidi"/>
       <w:i/>
@@ -4199,7 +6239,7 @@
     <w:link w:val="Heading9"/>
     <w:uiPriority w:val="9"/>
     <w:semiHidden/>
-    <w:rsid w:val="000A5BD3"/>
+    <w:rsid w:val="00517887"/>
     <w:rPr>
       <w:rFonts w:eastAsiaTheme="majorEastAsia" w:cstheme="majorBidi"/>
       <w:color w:val="272727" w:themeColor="text1" w:themeTint="D8"/>
@@ -4212,7 +6252,7 @@
     <w:link w:val="TitleChar"/>
     <w:uiPriority w:val="10"/>
     <w:qFormat/>
-    <w:rsid w:val="000A5BD3"/>
+    <w:rsid w:val="00517887"/>
     <w:pPr>
       <w:spacing w:after="80" w:line="240" w:lineRule="auto"/>
       <w:contextualSpacing/>
@@ -4230,7 +6270,7 @@
     <w:basedOn w:val="DefaultParagraphFont"/>
     <w:link w:val="Title"/>
     <w:uiPriority w:val="10"/>
-    <w:rsid w:val="000A5BD3"/>
+    <w:rsid w:val="00517887"/>
     <w:rPr>
       <w:rFonts w:asciiTheme="majorHAnsi" w:eastAsiaTheme="majorEastAsia" w:hAnsiTheme="majorHAnsi" w:cstheme="majorBidi"/>
       <w:spacing w:val="-10"/>
@@ -4246,7 +6286,7 @@
     <w:link w:val="SubtitleChar"/>
     <w:uiPriority w:val="11"/>
     <w:qFormat/>
-    <w:rsid w:val="000A5BD3"/>
+    <w:rsid w:val="00517887"/>
     <w:pPr>
       <w:numPr>
         <w:ilvl w:val="1"/>
@@ -4265,7 +6305,7 @@
     <w:basedOn w:val="DefaultParagraphFont"/>
     <w:link w:val="Subtitle"/>
     <w:uiPriority w:val="11"/>
-    <w:rsid w:val="000A5BD3"/>
+    <w:rsid w:val="00517887"/>
     <w:rPr>
       <w:rFonts w:eastAsiaTheme="majorEastAsia" w:cstheme="majorBidi"/>
       <w:color w:val="595959" w:themeColor="text1" w:themeTint="A6"/>
@@ -4281,7 +6321,7 @@
     <w:link w:val="QuoteChar"/>
     <w:uiPriority w:val="29"/>
     <w:qFormat/>
-    <w:rsid w:val="000A5BD3"/>
+    <w:rsid w:val="00517887"/>
     <w:pPr>
       <w:spacing w:before="160"/>
       <w:jc w:val="center"/>
@@ -4297,7 +6337,7 @@
     <w:basedOn w:val="DefaultParagraphFont"/>
     <w:link w:val="Quote"/>
     <w:uiPriority w:val="29"/>
-    <w:rsid w:val="000A5BD3"/>
+    <w:rsid w:val="00517887"/>
     <w:rPr>
       <w:i/>
       <w:iCs/>
@@ -4309,7 +6349,7 @@
     <w:basedOn w:val="Normal"/>
     <w:uiPriority w:val="34"/>
     <w:qFormat/>
-    <w:rsid w:val="000A5BD3"/>
+    <w:rsid w:val="00517887"/>
     <w:pPr>
       <w:ind w:left="720"/>
       <w:contextualSpacing/>
@@ -4320,7 +6360,7 @@
     <w:basedOn w:val="DefaultParagraphFont"/>
     <w:uiPriority w:val="21"/>
     <w:qFormat/>
-    <w:rsid w:val="000A5BD3"/>
+    <w:rsid w:val="00517887"/>
     <w:rPr>
       <w:i/>
       <w:iCs/>
@@ -4334,7 +6374,7 @@
     <w:link w:val="IntenseQuoteChar"/>
     <w:uiPriority w:val="30"/>
     <w:qFormat/>
-    <w:rsid w:val="000A5BD3"/>
+    <w:rsid w:val="00517887"/>
     <w:pPr>
       <w:pBdr>
         <w:top w:val="single" w:sz="4" w:space="10" w:color="0F4761" w:themeColor="accent1" w:themeShade="BF"/>
@@ -4355,7 +6395,7 @@
     <w:basedOn w:val="DefaultParagraphFont"/>
     <w:link w:val="IntenseQuote"/>
     <w:uiPriority w:val="30"/>
-    <w:rsid w:val="000A5BD3"/>
+    <w:rsid w:val="00517887"/>
     <w:rPr>
       <w:i/>
       <w:iCs/>
@@ -4367,7 +6407,7 @@
     <w:basedOn w:val="DefaultParagraphFont"/>
     <w:uiPriority w:val="32"/>
     <w:qFormat/>
-    <w:rsid w:val="000A5BD3"/>
+    <w:rsid w:val="00517887"/>
     <w:rPr>
       <w:b/>
       <w:bCs/>
@@ -4376,24 +6416,13 @@
       <w:spacing w:val="5"/>
     </w:rPr>
   </w:style>
-  <w:style w:type="character" w:styleId="Hyperlink">
-    <w:name w:val="Hyperlink"/>
-    <w:basedOn w:val="DefaultParagraphFont"/>
-    <w:uiPriority w:val="99"/>
-    <w:unhideWhenUsed/>
-    <w:rsid w:val="000A5BD3"/>
-    <w:rPr>
-      <w:color w:val="467886" w:themeColor="hyperlink"/>
-      <w:u w:val="single"/>
-    </w:rPr>
-  </w:style>
   <w:style w:type="paragraph" w:styleId="Footer">
     <w:name w:val="footer"/>
     <w:basedOn w:val="Normal"/>
     <w:link w:val="FooterChar"/>
     <w:uiPriority w:val="99"/>
     <w:unhideWhenUsed/>
-    <w:rsid w:val="000A5BD3"/>
+    <w:rsid w:val="00517887"/>
     <w:pPr>
       <w:tabs>
         <w:tab w:val="center" w:pos="4680"/>
@@ -4407,40 +6436,37 @@
     <w:basedOn w:val="DefaultParagraphFont"/>
     <w:link w:val="Footer"/>
     <w:uiPriority w:val="99"/>
-    <w:rsid w:val="000A5BD3"/>
+    <w:rsid w:val="00517887"/>
   </w:style>
-  <w:style w:type="paragraph" w:styleId="Header">
-    <w:name w:val="header"/>
+  <w:style w:type="character" w:customStyle="1" w:styleId="at-mention-me-item">
+    <w:name w:val="at-mention-me-item"/>
+    <w:basedOn w:val="DefaultParagraphFont"/>
+    <w:rsid w:val="00544890"/>
+  </w:style>
+  <w:style w:type="paragraph" w:styleId="NormalWeb">
+    <w:name w:val="Normal (Web)"/>
     <w:basedOn w:val="Normal"/>
-    <w:link w:val="HeaderChar"/>
     <w:uiPriority w:val="99"/>
     <w:unhideWhenUsed/>
-    <w:rsid w:val="00F93B5F"/>
+    <w:rsid w:val="009F7FEF"/>
     <w:pPr>
-      <w:tabs>
-        <w:tab w:val="center" w:pos="4680"/>
-        <w:tab w:val="right" w:pos="9360"/>
-      </w:tabs>
-      <w:spacing w:after="0" w:line="240" w:lineRule="auto"/>
+      <w:spacing w:before="100" w:beforeAutospacing="1" w:after="100" w:afterAutospacing="1" w:line="240" w:lineRule="auto"/>
     </w:pPr>
+    <w:rPr>
+      <w:rFonts w:ascii="Times New Roman" w:eastAsia="Times New Roman" w:hAnsi="Times New Roman" w:cs="Times New Roman"/>
+      <w:kern w:val="0"/>
+      <w14:ligatures w14:val="none"/>
+    </w:rPr>
   </w:style>
-  <w:style w:type="character" w:customStyle="1" w:styleId="HeaderChar">
-    <w:name w:val="Header Char"/>
+  <w:style w:type="character" w:styleId="Emphasis">
+    <w:name w:val="Emphasis"/>
     <w:basedOn w:val="DefaultParagraphFont"/>
-    <w:link w:val="Header"/>
-    <w:uiPriority w:val="99"/>
-    <w:rsid w:val="00F93B5F"/>
-  </w:style>
-  <w:style w:type="character" w:styleId="UnresolvedMention">
-    <w:name w:val="Unresolved Mention"/>
-    <w:basedOn w:val="DefaultParagraphFont"/>
-    <w:uiPriority w:val="99"/>
-    <w:semiHidden/>
-    <w:unhideWhenUsed/>
-    <w:rsid w:val="00636C27"/>
+    <w:uiPriority w:val="20"/>
+    <w:qFormat/>
+    <w:rsid w:val="009F7FEF"/>
     <w:rPr>
-      <w:color w:val="605E5C"/>
-      <w:shd w:val="clear" w:color="auto" w:fill="E1DFDD"/>
+      <w:i/>
+      <w:iCs/>
     </w:rPr>
   </w:style>
 </w:styles>
